--- a/samples/Appointment Letter and Employment Agreement - Jaipur.docx
+++ b/samples/Appointment Letter and Employment Agreement - Jaipur.docx
@@ -1,38 +1,35 @@
 
 <file path=word/document.xml><?xml version="1.0" encoding="utf-8"?>
-<w:document xmlns:wpc="http://schemas.microsoft.com/office/word/2010/wordprocessingCanvas" xmlns:cx="http://schemas.microsoft.com/office/drawing/2014/chartex" xmlns:cx1="http://schemas.microsoft.com/office/drawing/2015/9/8/chartex" xmlns:cx2="http://schemas.microsoft.com/office/drawing/2015/10/21/chartex" xmlns:cx3="http://schemas.microsoft.com/office/drawing/2016/5/9/chartex" xmlns:cx4="http://schemas.microsoft.com/office/drawing/2016/5/10/chartex" xmlns:cx5="http://schemas.microsoft.com/office/drawing/2016/5/11/chartex" xmlns:cx6="http://schemas.microsoft.com/office/drawing/2016/5/12/chartex" xmlns:cx7="http://schemas.microsoft.com/office/drawing/2016/5/13/chartex" xmlns:cx8="http://schemas.microsoft.com/office/drawing/2016/5/14/chartex" xmlns:mc="http://schemas.openxmlformats.org/markup-compatibility/2006" xmlns:aink="http://schemas.microsoft.com/office/drawing/2016/ink" xmlns:am3d="http://schemas.microsoft.com/office/drawing/2017/model3d" xmlns:o="urn:schemas-microsoft-com:office:office" xmlns:oel="http://schemas.microsoft.com/office/2019/extlst" xmlns:r="http://schemas.openxmlformats.org/officeDocument/2006/relationships" xmlns:m="http://schemas.openxmlformats.org/officeDocument/2006/math" xmlns:v="urn:schemas-microsoft-com:vml" xmlns:wp14="http://schemas.microsoft.com/office/word/2010/wordprocessingDrawing" xmlns:wp="http://schemas.openxmlformats.org/drawingml/2006/wordprocessingDrawing" xmlns:w10="urn:schemas-microsoft-com:office:word" xmlns:w="http://schemas.openxmlformats.org/wordprocessingml/2006/main" xmlns:w14="http://schemas.microsoft.com/office/word/2010/wordml" xmlns:w15="http://schemas.microsoft.com/office/word/2012/wordml" xmlns:w16cex="http://schemas.microsoft.com/office/word/2018/wordml/cex" xmlns:w16cid="http://schemas.microsoft.com/office/word/2016/wordml/cid" xmlns:w16="http://schemas.microsoft.com/office/word/2018/wordml" xmlns:w16du="http://schemas.microsoft.com/office/word/2023/wordml/word16du" xmlns:w16sdtdh="http://schemas.microsoft.com/office/word/2020/wordml/sdtdatahash" xmlns:w16sdtfl="http://schemas.microsoft.com/office/word/2024/wordml/sdtformatlock" xmlns:w16se="http://schemas.microsoft.com/office/word/2015/wordml/symex" xmlns:wpg="http://schemas.microsoft.com/office/word/2010/wordprocessingGroup" xmlns:wpi="http://schemas.microsoft.com/office/word/2010/wordprocessingInk" xmlns:wne="http://schemas.microsoft.com/office/word/2006/wordml" xmlns:wps="http://schemas.microsoft.com/office/word/2010/wordprocessingShape" xmlns:a="http://schemas.openxmlformats.org/drawingml/2006/main" xmlns:pic="http://schemas.openxmlformats.org/drawingml/2006/picture" mc:Ignorable="w14 w15 w16se w16cid w16 w16cex w16sdtdh w16sdtfl w16du wp14">
+<w:document xmlns:wpc="http://schemas.microsoft.com/office/word/2010/wordprocessingCanvas" xmlns:cx="http://schemas.microsoft.com/office/drawing/2014/chartex" xmlns:cx1="http://schemas.microsoft.com/office/drawing/2015/9/8/chartex" xmlns:cx2="http://schemas.microsoft.com/office/drawing/2015/10/21/chartex" xmlns:cx3="http://schemas.microsoft.com/office/drawing/2016/5/9/chartex" xmlns:cx4="http://schemas.microsoft.com/office/drawing/2016/5/10/chartex" xmlns:cx5="http://schemas.microsoft.com/office/drawing/2016/5/11/chartex" xmlns:cx6="http://schemas.microsoft.com/office/drawing/2016/5/12/chartex" xmlns:cx7="http://schemas.microsoft.com/office/drawing/2016/5/13/chartex" xmlns:cx8="http://schemas.microsoft.com/office/drawing/2016/5/14/chartex" xmlns:mc="http://schemas.openxmlformats.org/markup-compatibility/2006" xmlns:aink="http://schemas.microsoft.com/office/drawing/2016/ink" xmlns:am3d="http://schemas.microsoft.com/office/drawing/2017/model3d" xmlns:o="urn:schemas-microsoft-com:office:office" xmlns:oel="http://schemas.microsoft.com/office/2019/extlst" xmlns:r="http://schemas.openxmlformats.org/officeDocument/2006/relationships" xmlns:m="http://schemas.openxmlformats.org/officeDocument/2006/math" xmlns:v="urn:schemas-microsoft-com:vml" xmlns:wp14="http://schemas.microsoft.com/office/word/2010/wordprocessingDrawing" xmlns:wp="http://schemas.openxmlformats.org/drawingml/2006/wordprocessingDrawing" xmlns:w10="urn:schemas-microsoft-com:office:word" xmlns:w="http://schemas.openxmlformats.org/wordprocessingml/2006/main" xmlns:w14="http://schemas.microsoft.com/office/word/2010/wordml" xmlns:w15="http://schemas.microsoft.com/office/word/2012/wordml" xmlns:w16cex="http://schemas.microsoft.com/office/word/2018/wordml/cex" xmlns:w16cid="http://schemas.microsoft.com/office/word/2016/wordml/cid" xmlns:w16="http://schemas.microsoft.com/office/word/2018/wordml" xmlns:w16du="http://schemas.microsoft.com/office/word/2023/wordml/word16du" xmlns:w16sdtdh="http://schemas.microsoft.com/office/word/2020/wordml/sdtdatahash" xmlns:w16sdtfl="http://schemas.microsoft.com/office/word/2024/wordml/sdtformatlock" xmlns:w16se="http://schemas.microsoft.com/office/word/2015/wordml/symex" xmlns:wpg="http://schemas.microsoft.com/office/word/2010/wordprocessingGroup" xmlns:wpi="http://schemas.microsoft.com/office/word/2010/wordprocessingInk" xmlns:wne="http://schemas.microsoft.com/office/word/2006/wordml" xmlns:wps="http://schemas.microsoft.com/office/word/2010/wordprocessingShape" mc:Ignorable="w14 w15 w16se w16cid w16 w16cex w16sdtdh w16sdtfl w16du wp14">
   <w:body>
     <w:p>
       <w:pPr>
-        <w:pStyle w:val="Normal"/>
         <w:spacing w:before="1"/>
-        <w:ind/>
-        <w:jc w:val="both"/>
-        <w:rPr>
-          <w:b w:val="1"/>
-          <w:bCs w:val="1"/>
-          <w:sz w:val="24"/>
-          <w:szCs w:val="24"/>
-        </w:rPr>
-      </w:pPr>
-      <w:r>
-        <w:rPr>
-          <w:b w:val="1"/>
-          <w:bCs w:val="1"/>
-          <w:sz w:val="24"/>
-          <w:szCs w:val="24"/>
-        </w:rPr>
-        <w:t xml:space="preserve"> </w:t>
-      </w:r>
-    </w:p>
-    <w:p>
-      <w:pPr>
-        <w:pStyle w:val="Normal"/>
+        <w:jc w:val="both"/>
+        <w:rPr>
+          <w:b/>
+          <w:bCs/>
+          <w:sz w:val="24"/>
+          <w:szCs w:val="24"/>
+        </w:rPr>
+      </w:pPr>
+      <w:r>
+        <w:rPr>
+          <w:b/>
+          <w:bCs/>
+          <w:sz w:val="24"/>
+          <w:szCs w:val="24"/>
+        </w:rPr>
+        <w:t xml:space="preserve"> </w:t>
+      </w:r>
+    </w:p>
+    <w:p>
+      <w:pPr>
         <w:ind w:left="7216"/>
         <w:jc w:val="both"/>
         <w:rPr>
-          <w:b w:val="1"/>
-          <w:bCs w:val="1"/>
+          <w:b/>
+          <w:bCs/>
           <w:sz w:val="24"/>
           <w:szCs w:val="24"/>
           <w:highlight w:val="yellow"/>
@@ -40,8 +37,8 @@
       </w:pPr>
       <w:r>
         <w:rPr>
-          <w:b w:val="1"/>
-          <w:bCs w:val="1"/>
+          <w:b/>
+          <w:bCs/>
           <w:sz w:val="24"/>
           <w:szCs w:val="24"/>
         </w:rPr>
@@ -49,8 +46,8 @@
       </w:r>
       <w:r>
         <w:rPr>
-          <w:b w:val="1"/>
-          <w:bCs w:val="1"/>
+          <w:b/>
+          <w:bCs/>
           <w:sz w:val="24"/>
           <w:szCs w:val="24"/>
         </w:rPr>
@@ -58,29 +55,17 @@
       </w:r>
       <w:r>
         <w:rPr>
-          <w:b w:val="1"/>
-          <w:bCs w:val="1"/>
-          <w:sz w:val="24"/>
-          <w:szCs w:val="24"/>
-        </w:rPr>
-        <w:t>Date:</w:t>
-      </w:r>
-      <w:r>
-        <w:rPr>
-          <w:b w:val="1"/>
-          <w:bCs w:val="1"/>
-          <w:sz w:val="24"/>
-          <w:szCs w:val="24"/>
-        </w:rPr>
-        <w:t xml:space="preserve"> </w:t>
-      </w:r>
-      <w:r>
-        <w:rPr>
-          <w:rFonts w:ascii="Times New Roman" w:hAnsi="Times New Roman" w:eastAsia="Times New Roman" w:cs="Times New Roman"/>
-          <w:noProof w:val="0"/>
-          <w:sz w:val="24"/>
-          <w:szCs w:val="24"/>
-          <w:lang w:val="en-US"/>
+          <w:b/>
+          <w:bCs/>
+          <w:sz w:val="24"/>
+          <w:szCs w:val="24"/>
+        </w:rPr>
+        <w:t xml:space="preserve">Date: </w:t>
+      </w:r>
+      <w:r>
+        <w:rPr>
+          <w:sz w:val="24"/>
+          <w:szCs w:val="24"/>
         </w:rPr>
         <w:t>{Date of Joining}</w:t>
       </w:r>
@@ -137,146 +122,53 @@
     </w:p>
     <w:p>
       <w:pPr>
-        <w:pStyle w:val="Normal"/>
-        <w:spacing w:before="90"/>
-        <w:ind w:left="116" w:right="7407" w:firstLine="593"/>
-        <w:jc w:val="both"/>
-        <w:rPr>
-          <w:rFonts w:ascii="Times New Roman" w:hAnsi="Times New Roman" w:eastAsia="Times New Roman" w:cs="Times New Roman"/>
-          <w:noProof w:val="0"/>
-          <w:spacing w:val="1"/>
-          <w:sz w:val="24"/>
-          <w:szCs w:val="24"/>
-          <w:lang w:val="en-US"/>
-        </w:rPr>
-      </w:pPr>
-      <w:r>
-        <w:rPr>
-          <w:b w:val="1"/>
-          <w:bCs w:val="1"/>
-          <w:sz w:val="24"/>
-          <w:szCs w:val="24"/>
-        </w:rPr>
-        <w:t>Name:</w:t>
-      </w:r>
-      <w:r>
-        <w:rPr>
-          <w:b w:val="1"/>
-          <w:bCs w:val="1"/>
-          <w:spacing w:val="75"/>
-          <w:sz w:val="24"/>
-          <w:szCs w:val="24"/>
-        </w:rPr>
-        <w:t xml:space="preserve"> </w:t>
-      </w:r>
-      <w:r>
-        <w:rPr>
-          <w:rFonts w:ascii="Times New Roman" w:hAnsi="Times New Roman" w:eastAsia="Times New Roman" w:cs="Times New Roman"/>
-          <w:b w:val="1"/>
-          <w:bCs w:val="1"/>
-          <w:noProof w:val="0"/>
-          <w:sz w:val="24"/>
-          <w:szCs w:val="24"/>
-          <w:lang w:val="en-US"/>
-        </w:rPr>
-        <w:t>{Name}</w:t>
-      </w:r>
-    </w:p>
-    <w:p>
-      <w:pPr>
-        <w:pStyle w:val="Normal"/>
-        <w:spacing w:before="90"/>
-        <w:ind w:left="709" w:right="6370"/>
-        <w:jc w:val="both"/>
-        <w:rPr>
-          <w:b w:val="1"/>
-          <w:bCs w:val="1"/>
-          <w:sz w:val="24"/>
-          <w:szCs w:val="24"/>
-          <w:highlight w:val="yellow"/>
-        </w:rPr>
-      </w:pPr>
-      <w:r>
-        <w:rPr>
-          <w:b w:val="1"/>
-          <w:bCs w:val="1"/>
-          <w:sz w:val="24"/>
-          <w:szCs w:val="24"/>
-        </w:rPr>
-        <w:t>Email:</w:t>
-      </w:r>
-      <w:r>
-        <w:rPr>
-          <w:b w:val="1"/>
-          <w:bCs w:val="1"/>
-          <w:sz w:val="24"/>
-          <w:szCs w:val="24"/>
-        </w:rPr>
-        <w:t xml:space="preserve"> </w:t>
-      </w:r>
-      <w:r>
-        <w:rPr>
-          <w:rFonts w:ascii="Times New Roman" w:hAnsi="Times New Roman" w:eastAsia="Times New Roman" w:cs="Times New Roman"/>
-          <w:noProof w:val="0"/>
-          <w:sz w:val="24"/>
-          <w:szCs w:val="24"/>
-          <w:lang w:val="en-US"/>
-        </w:rPr>
-        <w:t>{Email}</w:t>
-      </w:r>
-    </w:p>
-    <w:p>
-      <w:pPr>
-        <w:pStyle w:val="Normal"/>
-        <w:spacing w:before="90"/>
-        <w:ind w:left="709" w:right="6370"/>
-        <w:jc w:val="both"/>
-        <w:rPr>
-          <w:rFonts w:ascii="Times New Roman" w:hAnsi="Times New Roman" w:eastAsia="Times New Roman" w:cs="Times New Roman"/>
-          <w:noProof w:val="0"/>
-          <w:sz w:val="24"/>
-          <w:szCs w:val="24"/>
-          <w:lang w:val="en-US"/>
-        </w:rPr>
-      </w:pPr>
-    </w:p>
-    <w:p>
-      <w:pPr>
         <w:pStyle w:val="NoSpacing"/>
         <w:ind w:firstLine="709"/>
         <w:rPr>
-          <w:rFonts w:ascii="Times New Roman" w:hAnsi="Times New Roman" w:eastAsia="Times New Roman" w:cs="Times New Roman"/>
-          <w:b w:val="1"/>
-          <w:bCs w:val="1"/>
-          <w:sz w:val="24"/>
-          <w:szCs w:val="24"/>
-        </w:rPr>
-      </w:pPr>
-      <w:r>
-        <w:rPr>
-          <w:rFonts w:ascii="Times New Roman" w:hAnsi="Times New Roman" w:eastAsia="Times New Roman" w:cs="Times New Roman"/>
-          <w:b w:val="1"/>
-          <w:bCs w:val="1"/>
-          <w:sz w:val="24"/>
-          <w:szCs w:val="24"/>
-        </w:rPr>
-        <w:t>{Trainee Address</w:t>
-      </w:r>
-      <w:r>
-        <w:rPr>
-          <w:rFonts w:ascii="Times New Roman" w:hAnsi="Times New Roman" w:eastAsia="Times New Roman" w:cs="Times New Roman"/>
-          <w:b w:val="1"/>
-          <w:bCs w:val="1"/>
-          <w:sz w:val="24"/>
-          <w:szCs w:val="24"/>
-        </w:rPr>
-        <w:t xml:space="preserve"> line1</w:t>
-      </w:r>
-      <w:r>
-        <w:rPr>
-          <w:rFonts w:ascii="Times New Roman" w:hAnsi="Times New Roman" w:eastAsia="Times New Roman" w:cs="Times New Roman"/>
-          <w:b w:val="1"/>
-          <w:bCs w:val="1"/>
+          <w:rFonts w:ascii="Times New Roman" w:eastAsia="Times New Roman" w:hAnsi="Times New Roman" w:cs="Times New Roman"/>
+          <w:sz w:val="24"/>
+          <w:szCs w:val="24"/>
+        </w:rPr>
+      </w:pPr>
+      <w:r>
+        <w:rPr>
+          <w:rFonts w:ascii="Times New Roman" w:eastAsia="Times New Roman" w:hAnsi="Times New Roman" w:cs="Times New Roman"/>
+          <w:b/>
+          <w:bCs/>
+          <w:sz w:val="24"/>
+          <w:szCs w:val="24"/>
+        </w:rPr>
+        <w:t>Name</w:t>
+      </w:r>
+      <w:r>
+        <w:rPr>
+          <w:rFonts w:ascii="Times New Roman" w:eastAsia="Times New Roman" w:hAnsi="Times New Roman" w:cs="Times New Roman"/>
+          <w:b/>
+          <w:bCs/>
+          <w:sz w:val="24"/>
+          <w:szCs w:val="24"/>
+        </w:rPr>
+        <w:t xml:space="preserve">: </w:t>
+      </w:r>
+      <w:r>
+        <w:rPr>
+          <w:rFonts w:ascii="Times New Roman" w:eastAsia="Times New Roman" w:hAnsi="Times New Roman" w:cs="Times New Roman"/>
+          <w:sz w:val="24"/>
+          <w:szCs w:val="24"/>
+        </w:rPr>
+        <w:t>{</w:t>
+      </w:r>
+      <w:r>
+        <w:rPr>
+          <w:rFonts w:ascii="Times New Roman" w:eastAsia="Times New Roman" w:hAnsi="Times New Roman" w:cs="Times New Roman"/>
+          <w:sz w:val="24"/>
+          <w:szCs w:val="24"/>
+        </w:rPr>
+        <w:t>Name</w:t>
+      </w:r>
+      <w:r>
+        <w:rPr>
+          <w:rFonts w:ascii="Times New Roman" w:eastAsia="Times New Roman" w:hAnsi="Times New Roman" w:cs="Times New Roman"/>
           <w:sz w:val="24"/>
           <w:szCs w:val="24"/>
         </w:rPr>
@@ -288,22 +180,37 @@
         <w:pStyle w:val="NoSpacing"/>
         <w:ind w:firstLine="709"/>
         <w:rPr>
-          <w:rFonts w:ascii="Times New Roman" w:hAnsi="Times New Roman" w:eastAsia="Times New Roman" w:cs="Times New Roman"/>
-          <w:b w:val="1"/>
-          <w:bCs w:val="1"/>
-          <w:sz w:val="24"/>
-          <w:szCs w:val="24"/>
-        </w:rPr>
-      </w:pPr>
-      <w:r>
-        <w:rPr>
-          <w:rFonts w:ascii="Times New Roman" w:hAnsi="Times New Roman" w:eastAsia="Times New Roman" w:cs="Times New Roman"/>
-          <w:b w:val="1"/>
-          <w:bCs w:val="1"/>
-          <w:sz w:val="24"/>
-          <w:szCs w:val="24"/>
-        </w:rPr>
-        <w:t>{Trainee Address line2}</w:t>
+          <w:rFonts w:ascii="Times New Roman" w:hAnsi="Times New Roman" w:cs="Times New Roman"/>
+          <w:sz w:val="24"/>
+          <w:szCs w:val="24"/>
+          <w:highlight w:val="yellow"/>
+        </w:rPr>
+      </w:pPr>
+      <w:r>
+        <w:rPr>
+          <w:rFonts w:ascii="Times New Roman" w:hAnsi="Times New Roman" w:cs="Times New Roman"/>
+          <w:b/>
+          <w:bCs/>
+          <w:sz w:val="24"/>
+          <w:szCs w:val="24"/>
+        </w:rPr>
+        <w:t>Email:</w:t>
+      </w:r>
+      <w:r>
+        <w:rPr>
+          <w:rFonts w:ascii="Times New Roman" w:hAnsi="Times New Roman" w:cs="Times New Roman"/>
+          <w:sz w:val="24"/>
+          <w:szCs w:val="24"/>
+        </w:rPr>
+        <w:t xml:space="preserve"> </w:t>
+      </w:r>
+      <w:r>
+        <w:rPr>
+          <w:rFonts w:ascii="Times New Roman" w:eastAsia="Times New Roman" w:hAnsi="Times New Roman" w:cs="Times New Roman"/>
+          <w:sz w:val="24"/>
+          <w:szCs w:val="24"/>
+        </w:rPr>
+        <w:t>{Email}</w:t>
       </w:r>
     </w:p>
     <w:p>
@@ -311,18 +218,78 @@
         <w:pStyle w:val="NoSpacing"/>
         <w:ind w:firstLine="709"/>
         <w:rPr>
-          <w:rFonts w:ascii="Times New Roman" w:hAnsi="Times New Roman" w:eastAsia="Times New Roman" w:cs="Times New Roman"/>
-          <w:b w:val="1"/>
-          <w:bCs w:val="1"/>
-          <w:sz w:val="24"/>
-          <w:szCs w:val="24"/>
-        </w:rPr>
-      </w:pPr>
-      <w:r>
-        <w:rPr>
-          <w:rFonts w:ascii="Times New Roman" w:hAnsi="Times New Roman" w:eastAsia="Times New Roman" w:cs="Times New Roman"/>
-          <w:b w:val="1"/>
-          <w:bCs w:val="1"/>
+          <w:rFonts w:ascii="Times New Roman" w:eastAsia="Times New Roman" w:hAnsi="Times New Roman" w:cs="Times New Roman"/>
+          <w:sz w:val="24"/>
+          <w:szCs w:val="24"/>
+        </w:rPr>
+      </w:pPr>
+      <w:r>
+        <w:rPr>
+          <w:rFonts w:ascii="Times New Roman" w:eastAsia="Times New Roman" w:hAnsi="Times New Roman" w:cs="Times New Roman"/>
+          <w:b/>
+          <w:bCs/>
+          <w:sz w:val="24"/>
+          <w:szCs w:val="24"/>
+        </w:rPr>
+        <w:t xml:space="preserve">Address: </w:t>
+      </w:r>
+      <w:r>
+        <w:rPr>
+          <w:rFonts w:ascii="Times New Roman" w:eastAsia="Times New Roman" w:hAnsi="Times New Roman" w:cs="Times New Roman"/>
+          <w:sz w:val="24"/>
+          <w:szCs w:val="24"/>
+        </w:rPr>
+        <w:t>{Trainee Address</w:t>
+      </w:r>
+      <w:r>
+        <w:rPr>
+          <w:rFonts w:ascii="Times New Roman" w:eastAsia="Times New Roman" w:hAnsi="Times New Roman" w:cs="Times New Roman"/>
+          <w:sz w:val="24"/>
+          <w:szCs w:val="24"/>
+        </w:rPr>
+        <w:t xml:space="preserve"> line1</w:t>
+      </w:r>
+      <w:r>
+        <w:rPr>
+          <w:rFonts w:ascii="Times New Roman" w:eastAsia="Times New Roman" w:hAnsi="Times New Roman" w:cs="Times New Roman"/>
+          <w:sz w:val="24"/>
+          <w:szCs w:val="24"/>
+        </w:rPr>
+        <w:t>}</w:t>
+      </w:r>
+    </w:p>
+    <w:p>
+      <w:pPr>
+        <w:pStyle w:val="NoSpacing"/>
+        <w:ind w:firstLine="709"/>
+        <w:rPr>
+          <w:rFonts w:ascii="Times New Roman" w:eastAsia="Times New Roman" w:hAnsi="Times New Roman" w:cs="Times New Roman"/>
+          <w:sz w:val="24"/>
+          <w:szCs w:val="24"/>
+        </w:rPr>
+      </w:pPr>
+      <w:r>
+        <w:rPr>
+          <w:rFonts w:ascii="Times New Roman" w:eastAsia="Times New Roman" w:hAnsi="Times New Roman" w:cs="Times New Roman"/>
+          <w:sz w:val="24"/>
+          <w:szCs w:val="24"/>
+        </w:rPr>
+        <w:t>{Trainee Address line2}</w:t>
+      </w:r>
+    </w:p>
+    <w:p>
+      <w:pPr>
+        <w:pStyle w:val="NoSpacing"/>
+        <w:ind w:firstLine="709"/>
+        <w:rPr>
+          <w:rFonts w:ascii="Times New Roman" w:eastAsia="Times New Roman" w:hAnsi="Times New Roman" w:cs="Times New Roman"/>
+          <w:sz w:val="24"/>
+          <w:szCs w:val="24"/>
+        </w:rPr>
+      </w:pPr>
+      <w:r>
+        <w:rPr>
+          <w:rFonts w:ascii="Times New Roman" w:eastAsia="Times New Roman" w:hAnsi="Times New Roman" w:cs="Times New Roman"/>
           <w:sz w:val="24"/>
           <w:szCs w:val="24"/>
         </w:rPr>
@@ -331,34 +298,21 @@
     </w:p>
     <w:p>
       <w:pPr>
-        <w:spacing w:before="90"/>
-        <w:ind w:left="116" w:right="6655" w:firstLine="593"/>
-        <w:jc w:val="both"/>
-        <w:rPr>
-          <w:b w:val="1"/>
-          <w:bCs w:val="1"/>
-          <w:sz w:val="24"/>
-          <w:szCs w:val="24"/>
-        </w:rPr>
-      </w:pPr>
-    </w:p>
-    <w:p>
-      <w:pPr>
-        <w:spacing w:before="90" w:beforeAutospacing="off" w:after="0" w:afterAutospacing="off"/>
-        <w:ind w:left="116" w:right="7407" w:firstLine="593"/>
-        <w:jc w:val="both"/>
-        <w:rPr>
-          <w:b w:val="1"/>
-          <w:bCs w:val="1"/>
-          <w:sz w:val="24"/>
-          <w:szCs w:val="24"/>
-          <w:highlight w:val="yellow"/>
-        </w:rPr>
-      </w:pPr>
-      <w:r>
-        <w:rPr>
-          <w:b w:val="1"/>
-          <w:bCs w:val="1"/>
+        <w:pStyle w:val="NoSpacing"/>
+        <w:ind w:firstLine="709"/>
+        <w:rPr>
+          <w:rFonts w:ascii="Times New Roman" w:eastAsia="Times New Roman" w:hAnsi="Times New Roman" w:cs="Times New Roman"/>
+          <w:b/>
+          <w:bCs/>
+          <w:sz w:val="24"/>
+          <w:szCs w:val="24"/>
+        </w:rPr>
+      </w:pPr>
+      <w:r>
+        <w:rPr>
+          <w:rFonts w:ascii="Times New Roman" w:hAnsi="Times New Roman" w:cs="Times New Roman"/>
+          <w:b/>
+          <w:bCs/>
           <w:sz w:val="24"/>
           <w:szCs w:val="24"/>
         </w:rPr>
@@ -366,8 +320,9 @@
       </w:r>
       <w:r>
         <w:rPr>
-          <w:b w:val="1"/>
-          <w:bCs w:val="1"/>
+          <w:rFonts w:ascii="Times New Roman" w:hAnsi="Times New Roman" w:cs="Times New Roman"/>
+          <w:b/>
+          <w:bCs/>
           <w:spacing w:val="-1"/>
           <w:sz w:val="24"/>
           <w:szCs w:val="24"/>
@@ -376,20 +331,28 @@
       </w:r>
       <w:r>
         <w:rPr>
-          <w:b w:val="1"/>
-          <w:bCs w:val="1"/>
-          <w:sz w:val="24"/>
-          <w:szCs w:val="24"/>
-        </w:rPr>
-        <w:t xml:space="preserve">No: </w:t>
-      </w:r>
-      <w:r>
-        <w:rPr>
-          <w:rFonts w:ascii="Times New Roman" w:hAnsi="Times New Roman" w:eastAsia="Times New Roman" w:cs="Times New Roman"/>
-          <w:noProof w:val="0"/>
-          <w:sz w:val="24"/>
-          <w:szCs w:val="24"/>
-          <w:lang w:val="en-US"/>
+          <w:rFonts w:ascii="Times New Roman" w:hAnsi="Times New Roman" w:cs="Times New Roman"/>
+          <w:b/>
+          <w:bCs/>
+          <w:sz w:val="24"/>
+          <w:szCs w:val="24"/>
+        </w:rPr>
+        <w:t>No</w:t>
+      </w:r>
+      <w:r>
+        <w:rPr>
+          <w:b/>
+          <w:bCs/>
+          <w:sz w:val="24"/>
+          <w:szCs w:val="24"/>
+        </w:rPr>
+        <w:t xml:space="preserve">: </w:t>
+      </w:r>
+      <w:r>
+        <w:rPr>
+          <w:rFonts w:ascii="Times New Roman" w:eastAsia="Times New Roman" w:hAnsi="Times New Roman" w:cs="Times New Roman"/>
+          <w:sz w:val="24"/>
+          <w:szCs w:val="24"/>
         </w:rPr>
         <w:t>{Contact}</w:t>
       </w:r>
@@ -411,19 +374,15 @@
         <w:jc w:val="both"/>
       </w:pPr>
       <w:r>
-        <w:rPr/>
         <w:t>Dear</w:t>
       </w:r>
       <w:r>
-        <w:rPr/>
-        <w:t xml:space="preserve"> </w:t>
-      </w:r>
-      <w:r>
-        <w:rPr/>
+        <w:t xml:space="preserve"> </w:t>
+      </w:r>
+      <w:r>
         <w:t>{Name}</w:t>
       </w:r>
       <w:r>
-        <w:rPr/>
         <w:t>,</w:t>
       </w:r>
     </w:p>
@@ -439,15 +398,14 @@
     </w:p>
     <w:p>
       <w:pPr>
-        <w:pStyle w:val="Normal"/>
         <w:tabs>
           <w:tab w:val="left" w:pos="8468"/>
         </w:tabs>
         <w:ind w:left="709" w:right="702"/>
         <w:jc w:val="both"/>
         <w:rPr>
-          <w:b w:val="1"/>
-          <w:bCs w:val="1"/>
+          <w:b/>
+          <w:bCs/>
           <w:sz w:val="24"/>
           <w:szCs w:val="24"/>
         </w:rPr>
@@ -486,49 +444,21 @@
           <w:sz w:val="24"/>
           <w:szCs w:val="24"/>
         </w:rPr>
-        <w:t xml:space="preserve"> with </w:t>
-      </w:r>
-      <w:r>
-        <w:rPr>
-          <w:sz w:val="24"/>
-          <w:szCs w:val="24"/>
-        </w:rPr>
-        <w:t xml:space="preserve">InTimeTec</w:t>
-      </w:r>
-      <w:r>
-        <w:rPr>
-          <w:sz w:val="24"/>
-          <w:szCs w:val="24"/>
-        </w:rPr>
-        <w:t xml:space="preserve"> </w:t>
-      </w:r>
-      <w:r>
-        <w:rPr>
-          <w:sz w:val="24"/>
-          <w:szCs w:val="24"/>
-        </w:rPr>
-        <w:t xml:space="preserve">Vision</w:t>
-      </w:r>
-      <w:r>
-        <w:rPr>
-          <w:sz w:val="24"/>
-          <w:szCs w:val="24"/>
-        </w:rPr>
-        <w:t xml:space="preserve">S</w:t>
-      </w:r>
-      <w:r>
-        <w:rPr>
-          <w:sz w:val="24"/>
-          <w:szCs w:val="24"/>
-        </w:rPr>
-        <w:t xml:space="preserve">oft</w:t>
-      </w:r>
-      <w:r>
-        <w:rPr>
-          <w:sz w:val="24"/>
-          <w:szCs w:val="24"/>
-        </w:rPr>
-        <w:t xml:space="preserve"> Pvt. Ltd. </w:t>
+        <w:t xml:space="preserve"> with InTimeTec Vision</w:t>
+      </w:r>
+      <w:r>
+        <w:rPr>
+          <w:sz w:val="24"/>
+          <w:szCs w:val="24"/>
+        </w:rPr>
+        <w:t>S</w:t>
+      </w:r>
+      <w:r>
+        <w:rPr>
+          <w:sz w:val="24"/>
+          <w:szCs w:val="24"/>
+        </w:rPr>
+        <w:t xml:space="preserve">oft Pvt. Ltd. </w:t>
       </w:r>
       <w:r>
         <w:rPr>
@@ -546,20 +476,17 @@
       </w:r>
       <w:r>
         <w:rPr>
-          <w:rFonts w:ascii="Times New Roman" w:hAnsi="Times New Roman" w:eastAsia="Times New Roman" w:cs="Times New Roman"/>
-          <w:b w:val="1"/>
-          <w:bCs w:val="1"/>
-          <w:noProof w:val="0"/>
-          <w:sz w:val="24"/>
-          <w:szCs w:val="24"/>
-          <w:lang w:val="en-US"/>
+          <w:b/>
+          <w:bCs/>
+          <w:sz w:val="24"/>
+          <w:szCs w:val="24"/>
         </w:rPr>
         <w:t>{Designation}</w:t>
       </w:r>
       <w:r>
         <w:rPr>
-          <w:b w:val="1"/>
-          <w:bCs w:val="1"/>
+          <w:b/>
+          <w:bCs/>
           <w:sz w:val="24"/>
           <w:szCs w:val="24"/>
         </w:rPr>
@@ -574,39 +501,26 @@
       </w:r>
       <w:r>
         <w:rPr>
-          <w:rFonts w:ascii="Times New Roman" w:hAnsi="Times New Roman" w:eastAsia="Times New Roman" w:cs="Times New Roman"/>
-          <w:b w:val="1"/>
-          <w:bCs w:val="1"/>
-          <w:noProof w:val="0"/>
-          <w:sz w:val="24"/>
-          <w:szCs w:val="24"/>
-          <w:lang w:val="en-US"/>
+          <w:b/>
+          <w:bCs/>
+          <w:sz w:val="24"/>
+          <w:szCs w:val="24"/>
         </w:rPr>
         <w:t>{Place of Joining}</w:t>
       </w:r>
       <w:r>
         <w:rPr>
-          <w:rFonts w:ascii="Times New Roman" w:hAnsi="Times New Roman" w:eastAsia="Times New Roman" w:cs="Times New Roman"/>
-          <w:noProof w:val="0"/>
-          <w:sz w:val="24"/>
-          <w:szCs w:val="24"/>
-          <w:lang w:val="en-US"/>
-        </w:rPr>
-        <w:t xml:space="preserve"> </w:t>
-      </w:r>
-      <w:r>
-        <w:rPr>
-          <w:sz w:val="24"/>
-          <w:szCs w:val="24"/>
-        </w:rPr>
-        <w:t xml:space="preserve">office </w:t>
-      </w:r>
-      <w:r>
-        <w:rPr>
-          <w:sz w:val="24"/>
-          <w:szCs w:val="24"/>
-        </w:rPr>
-        <w:t>located</w:t>
+          <w:sz w:val="24"/>
+          <w:szCs w:val="24"/>
+        </w:rPr>
+        <w:t xml:space="preserve"> </w:t>
+      </w:r>
+      <w:r>
+        <w:rPr>
+          <w:sz w:val="24"/>
+          <w:szCs w:val="24"/>
+        </w:rPr>
+        <w:t>office located</w:t>
       </w:r>
       <w:r>
         <w:rPr>
@@ -625,999 +539,575 @@
       </w:r>
       <w:r>
         <w:rPr>
-          <w:b w:val="1"/>
-          <w:bCs w:val="1"/>
-          <w:sz w:val="24"/>
-          <w:szCs w:val="24"/>
-        </w:rPr>
-        <w:t xml:space="preserve"> </w:t>
-      </w:r>
-      <w:r>
-        <w:rPr>
-          <w:b w:val="1"/>
-          <w:bCs w:val="1"/>
-          <w:sz w:val="24"/>
-          <w:szCs w:val="24"/>
-        </w:rPr>
-        <w:t xml:space="preserve">{Address}.</w:t>
-      </w:r>
-    </w:p>
-    <w:p>
-      <w:pPr>
-        <w:pStyle w:val="Normal"/>
+          <w:b/>
+          <w:bCs/>
+          <w:sz w:val="24"/>
+          <w:szCs w:val="24"/>
+        </w:rPr>
+        <w:t xml:space="preserve"> </w:t>
+      </w:r>
+      <w:r>
+        <w:rPr>
+          <w:b/>
+          <w:bCs/>
+          <w:sz w:val="24"/>
+          <w:szCs w:val="24"/>
+        </w:rPr>
+        <w:t>{Address}.</w:t>
+      </w:r>
+    </w:p>
+    <w:p>
+      <w:pPr>
         <w:tabs>
-          <w:tab w:val="left" w:leader="none" w:pos="8468"/>
+          <w:tab w:val="left" w:pos="8468"/>
         </w:tabs>
         <w:ind w:left="709" w:right="702"/>
         <w:jc w:val="both"/>
         <w:rPr>
-          <w:b w:val="1"/>
-          <w:bCs w:val="1"/>
-          <w:sz w:val="24"/>
-          <w:szCs w:val="24"/>
-        </w:rPr>
-      </w:pPr>
-    </w:p>
-    <w:p>
-      <w:pPr>
-        <w:pStyle w:val="BodyText"/>
-        <w:spacing w:before="2"/>
-        <w:ind w:firstLine="593"/>
-        <w:jc w:val="both"/>
-        <w:rPr>
-          <w:b/>
-        </w:rPr>
-      </w:pPr>
+          <w:b/>
+          <w:bCs/>
+          <w:sz w:val="24"/>
+          <w:szCs w:val="24"/>
+        </w:rPr>
+      </w:pPr>
+    </w:p>
+    <w:p>
+      <w:pPr>
+        <w:pStyle w:val="Heading1"/>
+        <w:ind w:left="0" w:firstLine="709"/>
+        <w:jc w:val="both"/>
+        <w:rPr>
+          <w:u w:val="thick"/>
+        </w:rPr>
+      </w:pPr>
+      <w:r>
+        <w:rPr>
+          <w:u w:val="thick"/>
+        </w:rPr>
+        <w:t>Joining</w:t>
+      </w:r>
+      <w:r>
+        <w:rPr>
+          <w:spacing w:val="-2"/>
+          <w:u w:val="thick"/>
+        </w:rPr>
+        <w:t xml:space="preserve"> </w:t>
+      </w:r>
+      <w:r>
+        <w:rPr>
+          <w:u w:val="thick"/>
+        </w:rPr>
+        <w:t>Date</w:t>
+      </w:r>
+      <w:r>
+        <w:rPr>
+          <w:spacing w:val="-2"/>
+          <w:u w:val="thick"/>
+        </w:rPr>
+        <w:t xml:space="preserve"> </w:t>
+      </w:r>
+      <w:r>
+        <w:rPr>
+          <w:u w:val="thick"/>
+        </w:rPr>
+        <w:t>and</w:t>
+      </w:r>
+      <w:r>
+        <w:rPr>
+          <w:spacing w:val="-2"/>
+          <w:u w:val="thick"/>
+        </w:rPr>
+        <w:t xml:space="preserve"> </w:t>
+      </w:r>
+      <w:r>
+        <w:rPr>
+          <w:u w:val="thick"/>
+        </w:rPr>
+        <w:t>Salary</w:t>
+      </w:r>
     </w:p>
     <w:p>
       <w:pPr>
         <w:pStyle w:val="Heading1"/>
         <w:ind w:left="709"/>
         <w:jc w:val="both"/>
-        <w:rPr>
-          <w:u w:val="thick"/>
-        </w:rPr>
-      </w:pPr>
-      <w:r>
-        <w:rPr>
-          <w:u w:val="thick"/>
-        </w:rPr>
-        <w:t>Joining</w:t>
-      </w:r>
-      <w:r>
-        <w:rPr>
-          <w:spacing w:val="-2"/>
-          <w:u w:val="thick"/>
-        </w:rPr>
-        <w:t xml:space="preserve"> </w:t>
-      </w:r>
-      <w:r>
-        <w:rPr>
-          <w:u w:val="thick"/>
-        </w:rPr>
-        <w:t>Date</w:t>
-      </w:r>
-      <w:r>
-        <w:rPr>
-          <w:spacing w:val="-2"/>
-          <w:u w:val="thick"/>
-        </w:rPr>
-        <w:t xml:space="preserve"> </w:t>
-      </w:r>
-      <w:r>
-        <w:rPr>
-          <w:u w:val="thick"/>
+      </w:pPr>
+    </w:p>
+    <w:p>
+      <w:pPr>
+        <w:ind w:left="709" w:right="702"/>
+        <w:jc w:val="both"/>
+        <w:rPr>
+          <w:sz w:val="24"/>
+          <w:szCs w:val="24"/>
+        </w:rPr>
+      </w:pPr>
+      <w:r>
+        <w:rPr>
+          <w:sz w:val="24"/>
+          <w:szCs w:val="24"/>
+        </w:rPr>
+        <w:t xml:space="preserve">You are </w:t>
+      </w:r>
+      <w:r>
+        <w:rPr>
+          <w:sz w:val="24"/>
+          <w:szCs w:val="24"/>
+        </w:rPr>
+        <w:t xml:space="preserve">appointed as </w:t>
+      </w:r>
+      <w:r>
+        <w:rPr>
+          <w:b/>
+          <w:bCs/>
+          <w:sz w:val="24"/>
+          <w:szCs w:val="24"/>
+        </w:rPr>
+        <w:t>{Designation}</w:t>
+      </w:r>
+      <w:r>
+        <w:rPr>
+          <w:b/>
+          <w:bCs/>
+          <w:sz w:val="24"/>
+          <w:szCs w:val="24"/>
+        </w:rPr>
+        <w:t xml:space="preserve"> </w:t>
+      </w:r>
+      <w:r>
+        <w:rPr>
+          <w:sz w:val="24"/>
+          <w:szCs w:val="24"/>
+        </w:rPr>
+        <w:t xml:space="preserve">with effect from </w:t>
+      </w:r>
+      <w:r>
+        <w:rPr>
+          <w:b/>
+          <w:bCs/>
+          <w:sz w:val="24"/>
+          <w:szCs w:val="24"/>
+        </w:rPr>
+        <w:t>{Date of Joining}</w:t>
+      </w:r>
+      <w:r>
+        <w:rPr>
+          <w:b/>
+          <w:bCs/>
+          <w:sz w:val="24"/>
+          <w:szCs w:val="24"/>
+        </w:rPr>
+        <w:t xml:space="preserve">. </w:t>
+      </w:r>
+      <w:r>
+        <w:rPr>
+          <w:sz w:val="24"/>
+          <w:szCs w:val="24"/>
+        </w:rPr>
+        <w:t>Your gross annual cost to company</w:t>
+      </w:r>
+      <w:r>
+        <w:rPr>
+          <w:spacing w:val="1"/>
+          <w:sz w:val="24"/>
+          <w:szCs w:val="24"/>
+        </w:rPr>
+        <w:t xml:space="preserve"> </w:t>
+      </w:r>
+      <w:r>
+        <w:rPr>
+          <w:sz w:val="24"/>
+          <w:szCs w:val="24"/>
+        </w:rPr>
+        <w:t xml:space="preserve">on </w:t>
+      </w:r>
+      <w:r>
+        <w:rPr>
+          <w:sz w:val="24"/>
+          <w:szCs w:val="24"/>
+        </w:rPr>
+        <w:t>jo</w:t>
+      </w:r>
+      <w:r>
+        <w:rPr>
+          <w:sz w:val="24"/>
+          <w:szCs w:val="24"/>
+        </w:rPr>
+        <w:t xml:space="preserve">ining InTimeTec Visionsoft Pvt. Ltd. is </w:t>
+      </w:r>
+      <w:r>
+        <w:rPr>
+          <w:b/>
+          <w:bCs/>
+          <w:sz w:val="24"/>
+          <w:szCs w:val="24"/>
+        </w:rPr>
+        <w:t>Rs 5,50,000/- (Five Lakh Fifty Thousand per annum only)</w:t>
+      </w:r>
+      <w:r>
+        <w:rPr>
+          <w:b/>
+          <w:bCs/>
+          <w:sz w:val="24"/>
+          <w:szCs w:val="24"/>
+        </w:rPr>
+        <w:t xml:space="preserve">. </w:t>
+      </w:r>
+      <w:r>
+        <w:rPr>
+          <w:sz w:val="24"/>
+          <w:szCs w:val="24"/>
+        </w:rPr>
+        <w:t>The monthly remuneration for each calendar month shall be paid within the first week of the immediately succeeding month. In the event an individual joins on or before the 24th day of the calendar month, remuneration for such month shall be paid in the first week of the following month. Where the date of joining is after the 24th day of a calendar month, the remuneration accrued for the partial month, and the subsequent month shall be paid together in the first week of the next succeeding month.</w:t>
+      </w:r>
+    </w:p>
+    <w:p>
+      <w:pPr>
+        <w:ind w:left="172" w:right="995"/>
+        <w:jc w:val="both"/>
+        <w:rPr>
+          <w:b/>
+          <w:sz w:val="24"/>
+          <w:szCs w:val="24"/>
+        </w:rPr>
+      </w:pPr>
+    </w:p>
+    <w:p>
+      <w:pPr>
+        <w:pStyle w:val="BodyText"/>
+        <w:ind w:left="426" w:firstLine="283"/>
+        <w:jc w:val="both"/>
+        <w:rPr>
+          <w:b/>
+          <w:u w:val="single"/>
+        </w:rPr>
+      </w:pPr>
+      <w:r>
+        <w:rPr>
+          <w:b/>
+          <w:u w:val="single"/>
+        </w:rPr>
+        <w:t>Training</w:t>
+      </w:r>
+      <w:r>
+        <w:rPr>
+          <w:b/>
+          <w:u w:val="single"/>
+        </w:rPr>
+        <w:t xml:space="preserve"> Period &amp; Confirmation</w:t>
+      </w:r>
+    </w:p>
+    <w:p>
+      <w:pPr>
+        <w:pStyle w:val="BodyText"/>
+        <w:ind w:left="426"/>
+        <w:jc w:val="both"/>
+        <w:rPr>
+          <w:b/>
+        </w:rPr>
+      </w:pPr>
+    </w:p>
+    <w:p>
+      <w:pPr>
+        <w:spacing w:line="259" w:lineRule="auto"/>
+        <w:ind w:left="709" w:right="702"/>
+        <w:jc w:val="both"/>
+        <w:rPr>
+          <w:sz w:val="24"/>
+          <w:szCs w:val="24"/>
+        </w:rPr>
+      </w:pPr>
+      <w:r>
+        <w:rPr>
+          <w:sz w:val="24"/>
+          <w:szCs w:val="24"/>
+        </w:rPr>
+        <w:t xml:space="preserve">Since you have successfully completed your </w:t>
+      </w:r>
+      <w:r>
+        <w:rPr>
+          <w:sz w:val="24"/>
+          <w:szCs w:val="24"/>
+        </w:rPr>
+        <w:t>training</w:t>
+      </w:r>
+      <w:r>
+        <w:rPr>
+          <w:sz w:val="24"/>
+          <w:szCs w:val="24"/>
+        </w:rPr>
+        <w:t xml:space="preserve"> period</w:t>
+      </w:r>
+      <w:r>
+        <w:rPr>
+          <w:sz w:val="24"/>
+          <w:szCs w:val="24"/>
+        </w:rPr>
+        <w:t xml:space="preserve">, </w:t>
+      </w:r>
+      <w:r>
+        <w:rPr>
+          <w:sz w:val="24"/>
+          <w:szCs w:val="24"/>
+        </w:rPr>
+        <w:t xml:space="preserve">you </w:t>
+      </w:r>
+      <w:r>
+        <w:rPr>
+          <w:sz w:val="24"/>
+          <w:szCs w:val="24"/>
+        </w:rPr>
+        <w:t xml:space="preserve">are being </w:t>
+      </w:r>
+      <w:r>
+        <w:rPr>
+          <w:sz w:val="24"/>
+          <w:szCs w:val="24"/>
+        </w:rPr>
+        <w:t>confirmed employee of the</w:t>
+      </w:r>
+      <w:r>
+        <w:rPr>
+          <w:sz w:val="24"/>
+          <w:szCs w:val="24"/>
+        </w:rPr>
+        <w:t xml:space="preserve"> </w:t>
+      </w:r>
+      <w:r>
+        <w:rPr>
+          <w:sz w:val="24"/>
+          <w:szCs w:val="24"/>
+        </w:rPr>
+        <w:t xml:space="preserve">company. The company reserves the right to </w:t>
+      </w:r>
+      <w:r>
+        <w:rPr>
+          <w:sz w:val="24"/>
+          <w:szCs w:val="24"/>
+        </w:rPr>
+        <w:t xml:space="preserve">make the change in </w:t>
+      </w:r>
+      <w:r>
+        <w:rPr>
+          <w:sz w:val="24"/>
+          <w:szCs w:val="24"/>
+        </w:rPr>
+        <w:t>your employment if your performance fails to meet the expectations set by the company.</w:t>
+      </w:r>
+    </w:p>
+    <w:p>
+      <w:pPr>
+        <w:spacing w:line="259" w:lineRule="auto"/>
+        <w:ind w:left="709" w:right="702"/>
+        <w:jc w:val="both"/>
+        <w:rPr>
+          <w:sz w:val="24"/>
+          <w:szCs w:val="24"/>
+        </w:rPr>
+      </w:pPr>
+      <w:r>
+        <w:rPr>
+          <w:rFonts w:eastAsiaTheme="minorEastAsia"/>
+          <w:sz w:val="24"/>
+          <w:szCs w:val="24"/>
+        </w:rPr>
+        <w:t>If you, for any reason, leave the Company within two months of confirmation as an employee, then, you shall forthwith</w:t>
+      </w:r>
+      <w:bookmarkStart w:id="0" w:name="_Hlk142386456"/>
+      <w:r>
+        <w:rPr>
+          <w:rFonts w:eastAsiaTheme="minorEastAsia"/>
+          <w:sz w:val="24"/>
+          <w:szCs w:val="24"/>
+        </w:rPr>
+        <w:t xml:space="preserve"> </w:t>
+      </w:r>
+      <w:r>
+        <w:rPr>
+          <w:rFonts w:eastAsiaTheme="minorEastAsia"/>
+          <w:sz w:val="24"/>
+          <w:szCs w:val="24"/>
+        </w:rPr>
+        <w:t xml:space="preserve">repay </w:t>
+      </w:r>
+      <w:r>
+        <w:rPr>
+          <w:rFonts w:eastAsiaTheme="minorEastAsia"/>
+          <w:sz w:val="24"/>
+          <w:szCs w:val="24"/>
+        </w:rPr>
+        <w:t>the company a sum total of the amount you have received as stipend</w:t>
+      </w:r>
+      <w:r>
+        <w:rPr>
+          <w:rFonts w:eastAsiaTheme="minorEastAsia"/>
+          <w:sz w:val="24"/>
+          <w:szCs w:val="24"/>
+        </w:rPr>
+        <w:t xml:space="preserve"> as trainee during your training period</w:t>
+      </w:r>
+      <w:r>
+        <w:rPr>
+          <w:rFonts w:eastAsiaTheme="minorEastAsia"/>
+          <w:sz w:val="24"/>
+          <w:szCs w:val="24"/>
+        </w:rPr>
+        <w:t xml:space="preserve"> </w:t>
+      </w:r>
+      <w:r>
+        <w:rPr>
+          <w:rFonts w:eastAsiaTheme="minorEastAsia"/>
+          <w:sz w:val="24"/>
+          <w:szCs w:val="24"/>
         </w:rPr>
         <w:t>and</w:t>
       </w:r>
       <w:r>
         <w:rPr>
-          <w:spacing w:val="-2"/>
-          <w:u w:val="thick"/>
-        </w:rPr>
-        <w:t xml:space="preserve"> </w:t>
-      </w:r>
-      <w:r>
-        <w:rPr>
-          <w:u w:val="thick"/>
-        </w:rPr>
-        <w:t>Salary</w:t>
-      </w:r>
+          <w:rFonts w:eastAsiaTheme="minorEastAsia"/>
+          <w:sz w:val="24"/>
+          <w:szCs w:val="24"/>
+        </w:rPr>
+        <w:t xml:space="preserve"> as salary (Cost to Company) starting from the period you </w:t>
+      </w:r>
+      <w:r>
+        <w:rPr>
+          <w:rFonts w:eastAsiaTheme="minorEastAsia"/>
+          <w:sz w:val="24"/>
+          <w:szCs w:val="24"/>
+        </w:rPr>
+        <w:t>g</w:t>
+      </w:r>
+      <w:r>
+        <w:rPr>
+          <w:rFonts w:eastAsiaTheme="minorEastAsia"/>
+          <w:sz w:val="24"/>
+          <w:szCs w:val="24"/>
+        </w:rPr>
+        <w:t xml:space="preserve">ot confirmed as an employee </w:t>
+      </w:r>
+      <w:r>
+        <w:rPr>
+          <w:rFonts w:eastAsiaTheme="minorEastAsia"/>
+          <w:sz w:val="24"/>
+          <w:szCs w:val="24"/>
+        </w:rPr>
+        <w:t xml:space="preserve">in </w:t>
+      </w:r>
+      <w:r>
+        <w:rPr>
+          <w:rFonts w:eastAsiaTheme="minorEastAsia"/>
+          <w:sz w:val="24"/>
+          <w:szCs w:val="24"/>
+        </w:rPr>
+        <w:t>the company</w:t>
+      </w:r>
+      <w:bookmarkEnd w:id="0"/>
+      <w:r>
+        <w:rPr>
+          <w:sz w:val="24"/>
+          <w:szCs w:val="24"/>
+        </w:rPr>
+        <w:t>.</w:t>
+      </w:r>
+    </w:p>
+    <w:p>
+      <w:pPr>
+        <w:pStyle w:val="BodyText"/>
+        <w:jc w:val="both"/>
+      </w:pPr>
     </w:p>
     <w:p>
       <w:pPr>
         <w:pStyle w:val="Heading1"/>
         <w:ind w:left="709"/>
         <w:jc w:val="both"/>
-      </w:pPr>
-    </w:p>
-    <w:p>
-      <w:pPr>
-        <w:pStyle w:val="Normal"/>
-        <w:ind w:left="709" w:right="702"/>
-        <w:jc w:val="both"/>
-        <w:rPr>
-          <w:sz w:val="24"/>
-          <w:szCs w:val="24"/>
-        </w:rPr>
-      </w:pPr>
-      <w:r>
-        <w:rPr>
-          <w:sz w:val="24"/>
-          <w:szCs w:val="24"/>
-        </w:rPr>
-        <w:t xml:space="preserve">You are </w:t>
-      </w:r>
-      <w:r>
-        <w:rPr>
-          <w:sz w:val="24"/>
-          <w:szCs w:val="24"/>
-        </w:rPr>
-        <w:t xml:space="preserve">appointed as </w:t>
-      </w:r>
-      <w:r>
-        <w:rPr>
-          <w:rFonts w:ascii="Times New Roman" w:hAnsi="Times New Roman" w:eastAsia="Times New Roman" w:cs="Times New Roman"/>
-          <w:b w:val="1"/>
-          <w:bCs w:val="1"/>
-          <w:noProof w:val="0"/>
-          <w:sz w:val="24"/>
-          <w:szCs w:val="24"/>
-          <w:lang w:val="en-US"/>
-        </w:rPr>
-        <w:t>{Designation}</w:t>
-      </w:r>
-      <w:r>
-        <w:rPr>
-          <w:b w:val="1"/>
-          <w:bCs w:val="1"/>
-          <w:sz w:val="24"/>
-          <w:szCs w:val="24"/>
-        </w:rPr>
-        <w:t xml:space="preserve"> </w:t>
-      </w:r>
-      <w:r>
-        <w:rPr>
-          <w:sz w:val="24"/>
-          <w:szCs w:val="24"/>
-        </w:rPr>
-        <w:t xml:space="preserve">with effect from </w:t>
-      </w:r>
-      <w:r>
-        <w:rPr>
-          <w:rFonts w:ascii="Times New Roman" w:hAnsi="Times New Roman" w:eastAsia="Times New Roman" w:cs="Times New Roman"/>
-          <w:b w:val="1"/>
-          <w:bCs w:val="1"/>
-          <w:noProof w:val="0"/>
-          <w:sz w:val="24"/>
-          <w:szCs w:val="24"/>
-          <w:lang w:val="en-US"/>
-        </w:rPr>
-        <w:t>{Date of Joining}</w:t>
-      </w:r>
-      <w:r>
-        <w:rPr>
-          <w:b w:val="1"/>
-          <w:bCs w:val="1"/>
-          <w:sz w:val="24"/>
-          <w:szCs w:val="24"/>
-        </w:rPr>
-        <w:t xml:space="preserve">. </w:t>
-      </w:r>
-      <w:r>
-        <w:rPr>
-          <w:sz w:val="24"/>
-          <w:szCs w:val="24"/>
-        </w:rPr>
-        <w:t>Your gross annual cost to company</w:t>
-      </w:r>
-      <w:r>
-        <w:rPr>
-          <w:spacing w:val="1"/>
-          <w:sz w:val="24"/>
-          <w:szCs w:val="24"/>
-        </w:rPr>
-        <w:t xml:space="preserve"> </w:t>
-      </w:r>
-      <w:r>
-        <w:rPr>
-          <w:sz w:val="24"/>
-          <w:szCs w:val="24"/>
-        </w:rPr>
-        <w:t xml:space="preserve">on </w:t>
-      </w:r>
-      <w:r>
-        <w:rPr>
-          <w:sz w:val="24"/>
-          <w:szCs w:val="24"/>
-        </w:rPr>
-        <w:t>jo</w:t>
-      </w:r>
-      <w:r>
-        <w:rPr>
-          <w:sz w:val="24"/>
-          <w:szCs w:val="24"/>
-        </w:rPr>
-        <w:t xml:space="preserve">ining </w:t>
-      </w:r>
-      <w:r>
-        <w:rPr>
-          <w:sz w:val="24"/>
-          <w:szCs w:val="24"/>
-        </w:rPr>
-        <w:t xml:space="preserve">I</w:t>
-      </w:r>
-      <w:r>
-        <w:rPr>
-          <w:sz w:val="24"/>
-          <w:szCs w:val="24"/>
-        </w:rPr>
-        <w:t xml:space="preserve">nTimeTec</w:t>
-      </w:r>
-      <w:r>
-        <w:rPr>
-          <w:sz w:val="24"/>
-          <w:szCs w:val="24"/>
-        </w:rPr>
-        <w:t xml:space="preserve"> </w:t>
-      </w:r>
-      <w:r>
-        <w:rPr>
-          <w:sz w:val="24"/>
-          <w:szCs w:val="24"/>
-        </w:rPr>
-        <w:t xml:space="preserve">V</w:t>
-      </w:r>
-      <w:r>
-        <w:rPr>
-          <w:sz w:val="24"/>
-          <w:szCs w:val="24"/>
-        </w:rPr>
-        <w:t xml:space="preserve">isionsoft</w:t>
-      </w:r>
-      <w:r>
-        <w:rPr>
-          <w:sz w:val="24"/>
-          <w:szCs w:val="24"/>
-        </w:rPr>
-        <w:t xml:space="preserve"> </w:t>
-      </w:r>
-      <w:r>
-        <w:rPr>
-          <w:sz w:val="24"/>
-          <w:szCs w:val="24"/>
-        </w:rPr>
-        <w:t xml:space="preserve">Pvt. Ltd. is </w:t>
-      </w:r>
-      <w:r>
-        <w:rPr>
-          <w:b w:val="1"/>
-          <w:bCs w:val="1"/>
-          <w:sz w:val="24"/>
-          <w:szCs w:val="24"/>
-        </w:rPr>
-        <w:t>Rs 5,50,000/- (Five Lakh Fifty Thousand per annum only)</w:t>
-      </w:r>
-      <w:r>
-        <w:rPr>
-          <w:b w:val="1"/>
-          <w:bCs w:val="1"/>
-          <w:sz w:val="24"/>
-          <w:szCs w:val="24"/>
-        </w:rPr>
-        <w:t xml:space="preserve">. </w:t>
-      </w:r>
-      <w:r>
-        <w:rPr>
-          <w:sz w:val="24"/>
-          <w:szCs w:val="24"/>
-        </w:rPr>
-        <w:t>The monthly </w:t>
-      </w:r>
-      <w:r>
-        <w:rPr>
-          <w:sz w:val="24"/>
-          <w:szCs w:val="24"/>
-        </w:rPr>
-        <w:t>r</w:t>
-      </w:r>
-      <w:r>
-        <w:rPr>
-          <w:sz w:val="24"/>
-          <w:szCs w:val="24"/>
-        </w:rPr>
-        <w:t>emuneration</w:t>
-      </w:r>
-      <w:r>
-        <w:rPr>
-          <w:sz w:val="24"/>
-          <w:szCs w:val="24"/>
-        </w:rPr>
-        <w:t> </w:t>
-      </w:r>
-      <w:r>
-        <w:rPr>
-          <w:sz w:val="24"/>
-          <w:szCs w:val="24"/>
-        </w:rPr>
-        <w:t>for each calendar month shall be paid within the first week of the </w:t>
-      </w:r>
-      <w:r>
-        <w:rPr>
-          <w:sz w:val="24"/>
-          <w:szCs w:val="24"/>
-        </w:rPr>
-        <w:t>i</w:t>
-      </w:r>
-      <w:r>
-        <w:rPr>
-          <w:sz w:val="24"/>
-          <w:szCs w:val="24"/>
-        </w:rPr>
-        <w:t>mmediately</w:t>
-      </w:r>
-      <w:r>
-        <w:rPr>
-          <w:sz w:val="24"/>
-          <w:szCs w:val="24"/>
-        </w:rPr>
-        <w:t> </w:t>
-      </w:r>
-      <w:r>
-        <w:rPr>
-          <w:sz w:val="24"/>
-          <w:szCs w:val="24"/>
-        </w:rPr>
-        <w:t>succeeding month. In the event an individual joins on or before the 24th day of the </w:t>
-      </w:r>
-      <w:r>
-        <w:rPr>
-          <w:sz w:val="24"/>
-          <w:szCs w:val="24"/>
-        </w:rPr>
-        <w:t>calendar month</w:t>
-      </w:r>
-      <w:r>
-        <w:rPr>
-          <w:sz w:val="24"/>
-          <w:szCs w:val="24"/>
-        </w:rPr>
-        <w:t>, </w:t>
-      </w:r>
-      <w:r>
-        <w:rPr>
-          <w:sz w:val="24"/>
-          <w:szCs w:val="24"/>
-        </w:rPr>
-        <w:t>r</w:t>
-      </w:r>
-      <w:r>
-        <w:rPr>
-          <w:sz w:val="24"/>
-          <w:szCs w:val="24"/>
-        </w:rPr>
-        <w:t>emuneration</w:t>
-      </w:r>
-      <w:r>
-        <w:rPr>
-          <w:sz w:val="24"/>
-          <w:szCs w:val="24"/>
-        </w:rPr>
-        <w:t> </w:t>
-      </w:r>
-      <w:r>
-        <w:rPr>
-          <w:sz w:val="24"/>
-          <w:szCs w:val="24"/>
-        </w:rPr>
-        <w:t>for such </w:t>
-      </w:r>
-      <w:r>
-        <w:rPr>
-          <w:sz w:val="24"/>
-          <w:szCs w:val="24"/>
-        </w:rPr>
-        <w:t>m</w:t>
-      </w:r>
-      <w:r>
-        <w:rPr>
-          <w:sz w:val="24"/>
-          <w:szCs w:val="24"/>
-        </w:rPr>
-        <w:t>onth</w:t>
-      </w:r>
-      <w:r>
-        <w:rPr>
-          <w:sz w:val="24"/>
-          <w:szCs w:val="24"/>
-        </w:rPr>
-        <w:t> </w:t>
-      </w:r>
-      <w:r>
-        <w:rPr>
-          <w:sz w:val="24"/>
-          <w:szCs w:val="24"/>
-        </w:rPr>
-        <w:t>shall be paid in the first week of the following month. Where the date of joining is after the 24th day of a calendar month, the </w:t>
-      </w:r>
-      <w:r>
-        <w:rPr>
-          <w:sz w:val="24"/>
-          <w:szCs w:val="24"/>
-        </w:rPr>
-        <w:t>r</w:t>
-      </w:r>
-      <w:r>
-        <w:rPr>
-          <w:sz w:val="24"/>
-          <w:szCs w:val="24"/>
-        </w:rPr>
-        <w:t>emuneration</w:t>
-      </w:r>
-      <w:r>
-        <w:rPr>
-          <w:sz w:val="24"/>
-          <w:szCs w:val="24"/>
-        </w:rPr>
-        <w:t> </w:t>
-      </w:r>
-      <w:r>
-        <w:rPr>
-          <w:sz w:val="24"/>
-          <w:szCs w:val="24"/>
-        </w:rPr>
-        <w:t>a</w:t>
-      </w:r>
-      <w:r>
-        <w:rPr>
-          <w:sz w:val="24"/>
-          <w:szCs w:val="24"/>
-        </w:rPr>
-        <w:t>ccrued</w:t>
-      </w:r>
-      <w:r>
-        <w:rPr>
-          <w:sz w:val="24"/>
-          <w:szCs w:val="24"/>
-        </w:rPr>
-        <w:t> </w:t>
-      </w:r>
-      <w:r>
-        <w:rPr>
-          <w:sz w:val="24"/>
-          <w:szCs w:val="24"/>
-        </w:rPr>
-        <w:t>for the partial month, and the </w:t>
-      </w:r>
-      <w:r>
-        <w:rPr>
-          <w:sz w:val="24"/>
-          <w:szCs w:val="24"/>
-        </w:rPr>
-        <w:t>s</w:t>
-      </w:r>
-      <w:r>
-        <w:rPr>
-          <w:sz w:val="24"/>
-          <w:szCs w:val="24"/>
-        </w:rPr>
-        <w:t>ubsequent</w:t>
-      </w:r>
-      <w:r>
-        <w:rPr>
-          <w:sz w:val="24"/>
-          <w:szCs w:val="24"/>
-        </w:rPr>
-        <w:t> </w:t>
-      </w:r>
-      <w:r>
-        <w:rPr>
-          <w:sz w:val="24"/>
-          <w:szCs w:val="24"/>
-        </w:rPr>
-        <w:t>month shall be paid together in the first week of the next succeeding month.</w:t>
-      </w:r>
-    </w:p>
-    <w:p>
-      <w:pPr>
-        <w:ind w:left="172" w:right="995"/>
-        <w:jc w:val="both"/>
-        <w:rPr>
-          <w:b/>
-          <w:sz w:val="24"/>
-          <w:szCs w:val="24"/>
-        </w:rPr>
-      </w:pPr>
-    </w:p>
-    <w:p>
-      <w:pPr>
-        <w:pStyle w:val="BodyText"/>
-        <w:ind w:left="426" w:firstLine="283"/>
-        <w:jc w:val="both"/>
-        <w:rPr>
-          <w:b/>
-          <w:u w:val="single"/>
-        </w:rPr>
-      </w:pPr>
-      <w:r>
-        <w:rPr>
-          <w:b/>
-          <w:u w:val="single"/>
-        </w:rPr>
-        <w:t>Training</w:t>
-      </w:r>
-      <w:r>
-        <w:rPr>
-          <w:b/>
-          <w:u w:val="single"/>
-        </w:rPr>
-        <w:t xml:space="preserve"> Period &amp; Confirmation</w:t>
-      </w:r>
-    </w:p>
-    <w:p>
-      <w:pPr>
-        <w:pStyle w:val="BodyText"/>
-        <w:ind w:left="426"/>
-        <w:jc w:val="both"/>
-        <w:rPr>
-          <w:b/>
-        </w:rPr>
-      </w:pPr>
-    </w:p>
-    <w:p>
-      <w:pPr>
-        <w:pStyle w:val="Normal"/>
-        <w:suppressLineNumbers w:val="0"/>
-        <w:bidi w:val="0"/>
-        <w:spacing w:before="0" w:beforeAutospacing="off" w:after="0" w:afterAutospacing="off" w:line="259" w:lineRule="auto"/>
-        <w:ind w:left="709" w:right="702"/>
-        <w:jc w:val="both"/>
-        <w:rPr>
-          <w:sz w:val="24"/>
-          <w:szCs w:val="24"/>
-        </w:rPr>
-      </w:pPr>
-      <w:r>
-        <w:rPr>
-          <w:sz w:val="24"/>
-          <w:szCs w:val="24"/>
-        </w:rPr>
-        <w:t xml:space="preserve">Since you have successfully completed your </w:t>
-      </w:r>
-      <w:r>
-        <w:rPr>
-          <w:sz w:val="24"/>
-          <w:szCs w:val="24"/>
-        </w:rPr>
-        <w:t>training</w:t>
-      </w:r>
-      <w:r>
-        <w:rPr>
-          <w:sz w:val="24"/>
-          <w:szCs w:val="24"/>
-        </w:rPr>
-        <w:t xml:space="preserve"> period</w:t>
-      </w:r>
-      <w:r>
-        <w:rPr>
-          <w:sz w:val="24"/>
-          <w:szCs w:val="24"/>
-        </w:rPr>
-        <w:t xml:space="preserve">, </w:t>
-      </w:r>
-      <w:r>
-        <w:rPr>
-          <w:sz w:val="24"/>
-          <w:szCs w:val="24"/>
-        </w:rPr>
-        <w:t xml:space="preserve">you </w:t>
-      </w:r>
-      <w:r>
-        <w:rPr>
-          <w:sz w:val="24"/>
-          <w:szCs w:val="24"/>
-        </w:rPr>
-        <w:t xml:space="preserve">are being </w:t>
-      </w:r>
-      <w:r>
-        <w:rPr>
-          <w:sz w:val="24"/>
-          <w:szCs w:val="24"/>
-        </w:rPr>
-        <w:t>confirmed employee of the</w:t>
-      </w:r>
-      <w:r>
-        <w:rPr>
-          <w:sz w:val="24"/>
-          <w:szCs w:val="24"/>
-        </w:rPr>
-        <w:t xml:space="preserve"> </w:t>
-      </w:r>
-      <w:r>
-        <w:rPr>
-          <w:sz w:val="24"/>
-          <w:szCs w:val="24"/>
-        </w:rPr>
-        <w:t xml:space="preserve">company. The company reserves the right to </w:t>
-      </w:r>
-      <w:r>
-        <w:rPr>
-          <w:sz w:val="24"/>
-          <w:szCs w:val="24"/>
-        </w:rPr>
-        <w:t xml:space="preserve">make </w:t>
-      </w:r>
-      <w:r>
-        <w:rPr>
-          <w:sz w:val="24"/>
-          <w:szCs w:val="24"/>
-        </w:rPr>
-        <w:t>the</w:t>
-      </w:r>
-      <w:r>
-        <w:rPr>
-          <w:sz w:val="24"/>
-          <w:szCs w:val="24"/>
-        </w:rPr>
-        <w:t xml:space="preserve"> change </w:t>
-      </w:r>
-      <w:r>
-        <w:rPr>
-          <w:sz w:val="24"/>
-          <w:szCs w:val="24"/>
-        </w:rPr>
-        <w:t>in</w:t>
-      </w:r>
-      <w:r>
-        <w:rPr>
-          <w:sz w:val="24"/>
-          <w:szCs w:val="24"/>
-        </w:rPr>
-        <w:t xml:space="preserve"> </w:t>
-      </w:r>
-      <w:r>
-        <w:rPr>
-          <w:sz w:val="24"/>
-          <w:szCs w:val="24"/>
-        </w:rPr>
-        <w:t>your employment if your performance fails to meet the expectations set by the company.</w:t>
-      </w:r>
-    </w:p>
-    <w:p>
-      <w:pPr>
-        <w:pStyle w:val="Normal"/>
-        <w:suppressLineNumbers w:val="0"/>
-        <w:bidi w:val="0"/>
-        <w:spacing w:before="0" w:beforeAutospacing="off" w:after="0" w:afterAutospacing="off" w:line="259" w:lineRule="auto"/>
-        <w:ind w:left="709" w:right="702"/>
-        <w:jc w:val="both"/>
-        <w:rPr>
-          <w:sz w:val="24"/>
-          <w:szCs w:val="24"/>
-        </w:rPr>
-      </w:pPr>
-    </w:p>
-    <w:p>
-      <w:pPr>
-        <w:pStyle w:val="BodyText"/>
-        <w:ind w:left="709" w:right="702"/>
-        <w:jc w:val="both"/>
-        <w:rPr>
-          <w:sz w:val="22"/>
-          <w:szCs w:val="22"/>
-        </w:rPr>
-      </w:pPr>
-      <w:r>
-        <w:rPr>
-          <w:rFonts w:ascii="Times New Roman" w:hAnsi="Times New Roman" w:eastAsia="Times New Roman" w:cs="Times New Roman" w:asciiTheme="minorAscii" w:hAnsiTheme="minorAscii" w:eastAsiaTheme="minorAscii" w:cstheme="minorBidi"/>
-          <w:color w:val="auto"/>
-          <w:sz w:val="24"/>
-          <w:szCs w:val="24"/>
-          <w:lang w:eastAsia="en-US" w:bidi="ar-SA"/>
-        </w:rPr>
-        <w:t>If you, for any reason, leave the Company within two months of confirmation as an employee, then, you shall forthwith</w:t>
-      </w:r>
-      <w:bookmarkStart w:name="_Hlk142386456" w:id="0"/>
-      <w:r>
-        <w:rPr>
-          <w:rFonts w:ascii="Times New Roman" w:hAnsi="Times New Roman" w:eastAsia="Times New Roman" w:cs="Times New Roman" w:asciiTheme="minorAscii" w:hAnsiTheme="minorAscii" w:eastAsiaTheme="minorAscii" w:cstheme="minorBidi"/>
-          <w:color w:val="auto"/>
-          <w:sz w:val="24"/>
-          <w:szCs w:val="24"/>
-          <w:lang w:eastAsia="en-US" w:bidi="ar-SA"/>
-        </w:rPr>
-        <w:t xml:space="preserve"> </w:t>
-      </w:r>
-      <w:r>
-        <w:rPr>
-          <w:rFonts w:ascii="Times New Roman" w:hAnsi="Times New Roman" w:eastAsia="Times New Roman" w:cs="Times New Roman" w:asciiTheme="minorAscii" w:hAnsiTheme="minorAscii" w:eastAsiaTheme="minorAscii" w:cstheme="minorBidi"/>
-          <w:color w:val="auto"/>
-          <w:sz w:val="24"/>
-          <w:szCs w:val="24"/>
-          <w:lang w:eastAsia="en-US" w:bidi="ar-SA"/>
-        </w:rPr>
-        <w:t xml:space="preserve">repay </w:t>
-      </w:r>
-      <w:r>
-        <w:rPr>
-          <w:rFonts w:ascii="Times New Roman" w:hAnsi="Times New Roman" w:eastAsia="Times New Roman" w:cs="Times New Roman" w:asciiTheme="minorAscii" w:hAnsiTheme="minorAscii" w:eastAsiaTheme="minorAscii" w:cstheme="minorBidi"/>
-          <w:color w:val="auto"/>
-          <w:sz w:val="24"/>
-          <w:szCs w:val="24"/>
-          <w:lang w:eastAsia="en-US" w:bidi="ar-SA"/>
-        </w:rPr>
-        <w:t xml:space="preserve">the company a sum total of the amount you have received as </w:t>
-      </w:r>
-      <w:r>
-        <w:rPr>
-          <w:rFonts w:ascii="Times New Roman" w:hAnsi="Times New Roman" w:eastAsia="Times New Roman" w:cs="Times New Roman" w:asciiTheme="minorAscii" w:hAnsiTheme="minorAscii" w:eastAsiaTheme="minorAscii" w:cstheme="minorBidi"/>
-          <w:color w:val="auto"/>
-          <w:sz w:val="24"/>
-          <w:szCs w:val="24"/>
-          <w:lang w:eastAsia="en-US" w:bidi="ar-SA"/>
-        </w:rPr>
-        <w:t>stipend</w:t>
-      </w:r>
-      <w:r>
-        <w:rPr>
-          <w:rFonts w:ascii="Times New Roman" w:hAnsi="Times New Roman" w:eastAsia="Times New Roman" w:cs="Times New Roman" w:asciiTheme="minorAscii" w:hAnsiTheme="minorAscii" w:eastAsiaTheme="minorAscii" w:cstheme="minorBidi"/>
-          <w:color w:val="auto"/>
-          <w:sz w:val="24"/>
-          <w:szCs w:val="24"/>
-          <w:lang w:eastAsia="en-US" w:bidi="ar-SA"/>
-        </w:rPr>
-        <w:t xml:space="preserve"> as trainee during your training period</w:t>
-      </w:r>
-      <w:r>
-        <w:rPr>
-          <w:rFonts w:ascii="Times New Roman" w:hAnsi="Times New Roman" w:eastAsia="Times New Roman" w:cs="Times New Roman" w:asciiTheme="minorAscii" w:hAnsiTheme="minorAscii" w:eastAsiaTheme="minorAscii" w:cstheme="minorBidi"/>
-          <w:color w:val="auto"/>
-          <w:sz w:val="24"/>
-          <w:szCs w:val="24"/>
-          <w:lang w:eastAsia="en-US" w:bidi="ar-SA"/>
-        </w:rPr>
-        <w:t xml:space="preserve"> </w:t>
-      </w:r>
-      <w:r>
-        <w:rPr>
-          <w:rFonts w:ascii="Times New Roman" w:hAnsi="Times New Roman" w:eastAsia="Times New Roman" w:cs="Times New Roman" w:asciiTheme="minorAscii" w:hAnsiTheme="minorAscii" w:eastAsiaTheme="minorAscii" w:cstheme="minorBidi"/>
-          <w:color w:val="auto"/>
-          <w:sz w:val="24"/>
-          <w:szCs w:val="24"/>
-          <w:lang w:eastAsia="en-US" w:bidi="ar-SA"/>
-        </w:rPr>
-        <w:t>and</w:t>
-      </w:r>
-      <w:r>
-        <w:rPr>
-          <w:rFonts w:ascii="Times New Roman" w:hAnsi="Times New Roman" w:eastAsia="Times New Roman" w:cs="Times New Roman" w:asciiTheme="minorAscii" w:hAnsiTheme="minorAscii" w:eastAsiaTheme="minorAscii" w:cstheme="minorBidi"/>
-          <w:color w:val="auto"/>
-          <w:sz w:val="24"/>
-          <w:szCs w:val="24"/>
-          <w:lang w:eastAsia="en-US" w:bidi="ar-SA"/>
-        </w:rPr>
-        <w:t xml:space="preserve"> as salary (Cost to Company) starting from the period you </w:t>
-      </w:r>
-      <w:r>
-        <w:rPr>
-          <w:rFonts w:ascii="Times New Roman" w:hAnsi="Times New Roman" w:eastAsia="Times New Roman" w:cs="Times New Roman" w:asciiTheme="minorAscii" w:hAnsiTheme="minorAscii" w:eastAsiaTheme="minorAscii" w:cstheme="minorBidi"/>
-          <w:color w:val="auto"/>
-          <w:sz w:val="24"/>
-          <w:szCs w:val="24"/>
-          <w:lang w:eastAsia="en-US" w:bidi="ar-SA"/>
-        </w:rPr>
-        <w:t>g</w:t>
-      </w:r>
-      <w:r>
-        <w:rPr>
-          <w:rFonts w:ascii="Times New Roman" w:hAnsi="Times New Roman" w:eastAsia="Times New Roman" w:cs="Times New Roman" w:asciiTheme="minorAscii" w:hAnsiTheme="minorAscii" w:eastAsiaTheme="minorAscii" w:cstheme="minorBidi"/>
-          <w:color w:val="auto"/>
-          <w:sz w:val="24"/>
-          <w:szCs w:val="24"/>
-          <w:lang w:eastAsia="en-US" w:bidi="ar-SA"/>
-        </w:rPr>
-        <w:t xml:space="preserve">ot confirmed as an employee </w:t>
-      </w:r>
-      <w:r>
-        <w:rPr>
-          <w:rFonts w:ascii="Times New Roman" w:hAnsi="Times New Roman" w:eastAsia="Times New Roman" w:cs="Times New Roman" w:asciiTheme="minorAscii" w:hAnsiTheme="minorAscii" w:eastAsiaTheme="minorAscii" w:cstheme="minorBidi"/>
-          <w:color w:val="auto"/>
-          <w:sz w:val="24"/>
-          <w:szCs w:val="24"/>
-          <w:lang w:eastAsia="en-US" w:bidi="ar-SA"/>
-        </w:rPr>
-        <w:t xml:space="preserve">in </w:t>
-      </w:r>
-      <w:r>
-        <w:rPr>
-          <w:rFonts w:ascii="Times New Roman" w:hAnsi="Times New Roman" w:eastAsia="Times New Roman" w:cs="Times New Roman" w:asciiTheme="minorAscii" w:hAnsiTheme="minorAscii" w:eastAsiaTheme="minorAscii" w:cstheme="minorBidi"/>
-          <w:color w:val="auto"/>
-          <w:sz w:val="24"/>
-          <w:szCs w:val="24"/>
-          <w:lang w:eastAsia="en-US" w:bidi="ar-SA"/>
-        </w:rPr>
-        <w:t>the company</w:t>
-      </w:r>
-      <w:bookmarkEnd w:id="0"/>
-      <w:r>
-        <w:rPr>
-          <w:sz w:val="22"/>
-          <w:szCs w:val="22"/>
-        </w:rPr>
-        <w:t>.</w:t>
-      </w:r>
-    </w:p>
-    <w:p>
-      <w:pPr>
-        <w:pStyle w:val="BodyText"/>
-        <w:jc w:val="both"/>
-      </w:pPr>
-    </w:p>
-    <w:p>
-      <w:pPr>
-        <w:pStyle w:val="Heading1"/>
-        <w:ind w:left="709"/>
-        <w:jc w:val="both"/>
         <w:rPr>
           <w:u w:val="thick"/>
         </w:rPr>
       </w:pPr>
-    </w:p>
-    <w:p>
-      <w:pPr>
-        <w:pStyle w:val="Heading1"/>
-        <w:ind w:left="709"/>
-        <w:jc w:val="both"/>
+      <w:r>
         <w:rPr>
           <w:u w:val="thick"/>
         </w:rPr>
-      </w:pPr>
-    </w:p>
-    <w:p>
-      <w:pPr>
-        <w:pStyle w:val="Heading1"/>
-        <w:ind w:left="709"/>
-        <w:jc w:val="both"/>
-        <w:rPr>
-          <w:u w:val="thick"/>
-        </w:rPr>
-      </w:pPr>
-      <w:r>
-        <w:rPr>
-          <w:u w:val="thick"/>
-        </w:rPr>
         <w:t>Appraisals</w:t>
       </w:r>
     </w:p>
     <w:p>
       <w:pPr>
-        <w:pStyle w:val="Heading1"/>
-        <w:ind w:left="709"/>
-        <w:jc w:val="both"/>
-      </w:pPr>
-    </w:p>
-    <w:p>
-      <w:pPr>
-        <w:pStyle w:val="BodyText"/>
-        <w:tabs>
-          <w:tab w:val="left" w:pos="9214"/>
-        </w:tabs>
-        <w:spacing w:before="90"/>
-        <w:ind w:left="709" w:right="702"/>
-        <w:jc w:val="both"/>
-      </w:pPr>
-      <w:r>
-        <w:rPr/>
+        <w:rPr>
+          <w:sz w:val="24"/>
+          <w:szCs w:val="24"/>
+        </w:rPr>
+      </w:pPr>
+    </w:p>
+    <w:p>
+      <w:pPr>
+        <w:ind w:firstLine="709"/>
+        <w:rPr>
+          <w:sz w:val="24"/>
+          <w:szCs w:val="24"/>
+        </w:rPr>
+      </w:pPr>
+      <w:r>
+        <w:rPr>
+          <w:sz w:val="24"/>
+          <w:szCs w:val="24"/>
+        </w:rPr>
         <w:t>Performance reviews and annual appraisals are done in the month of April and increments</w:t>
       </w:r>
       <w:r>
-        <w:rPr/>
-        <w:t xml:space="preserve"> </w:t>
-      </w:r>
-      <w:r>
-        <w:rPr/>
+        <w:rPr>
+          <w:sz w:val="24"/>
+          <w:szCs w:val="24"/>
+        </w:rPr>
+        <w:t xml:space="preserve"> </w:t>
+      </w:r>
+      <w:r>
+        <w:rPr>
+          <w:sz w:val="24"/>
+          <w:szCs w:val="24"/>
+        </w:rPr>
         <w:t>are</w:t>
       </w:r>
       <w:r>
-        <w:rPr/>
+        <w:rPr>
+          <w:sz w:val="24"/>
+          <w:szCs w:val="24"/>
+        </w:rPr>
         <w:t xml:space="preserve"> </w:t>
       </w:r>
       <w:r>
         <w:rPr>
           <w:spacing w:val="-57"/>
-        </w:rPr>
-        <w:t xml:space="preserve"> </w:t>
-      </w:r>
-    </w:p>
-    <w:p>
-      <w:pPr>
-        <w:pStyle w:val="BodyText"/>
-        <w:tabs>
-          <w:tab w:val="left" w:pos="9214"/>
-        </w:tabs>
-        <w:spacing w:before="90"/>
-        <w:ind w:left="709" w:right="702"/>
-        <w:jc w:val="both"/>
-      </w:pPr>
-      <w:r>
-        <w:rPr/>
+          <w:sz w:val="24"/>
+          <w:szCs w:val="24"/>
+        </w:rPr>
+        <w:t xml:space="preserve"> </w:t>
+      </w:r>
+    </w:p>
+    <w:p>
+      <w:pPr>
+        <w:ind w:firstLine="709"/>
+        <w:rPr>
+          <w:sz w:val="24"/>
+          <w:szCs w:val="24"/>
+        </w:rPr>
+      </w:pPr>
+      <w:r>
+        <w:rPr>
+          <w:sz w:val="24"/>
+          <w:szCs w:val="24"/>
+        </w:rPr>
         <w:t>therefore</w:t>
       </w:r>
       <w:r>
-        <w:rPr/>
-        <w:t xml:space="preserve"> </w:t>
-      </w:r>
-      <w:r>
-        <w:rPr/>
-        <w:t>granted</w:t>
-      </w:r>
-      <w:r>
-        <w:rPr/>
-        <w:t xml:space="preserve"> </w:t>
-      </w:r>
-      <w:r>
-        <w:rPr/>
-        <w:t>on</w:t>
-      </w:r>
-      <w:r>
-        <w:rPr/>
-        <w:t xml:space="preserve"> </w:t>
-      </w:r>
-      <w:r>
-        <w:rPr/>
-        <w:t>merit</w:t>
-      </w:r>
-      <w:r>
-        <w:rPr/>
-        <w:t xml:space="preserve"> </w:t>
-      </w:r>
-      <w:r>
-        <w:rPr/>
-        <w:t>according</w:t>
-      </w:r>
-      <w:r>
-        <w:rPr/>
-        <w:t xml:space="preserve"> </w:t>
-      </w:r>
-      <w:r>
-        <w:rPr/>
-        <w:t>to</w:t>
-      </w:r>
-      <w:r>
-        <w:rPr/>
-        <w:t xml:space="preserve"> </w:t>
-      </w:r>
-      <w:r>
-        <w:rPr/>
-        <w:t>the</w:t>
-      </w:r>
-      <w:r>
-        <w:rPr/>
-        <w:t xml:space="preserve"> </w:t>
-      </w:r>
-      <w:r>
-        <w:rPr/>
-        <w:t>company</w:t>
-      </w:r>
-      <w:r>
-        <w:rPr/>
-        <w:t xml:space="preserve"> </w:t>
-      </w:r>
-      <w:r>
-        <w:rPr/>
-        <w:t>policy.</w:t>
-      </w:r>
-    </w:p>
-    <w:p>
-      <w:pPr>
-        <w:pStyle w:val="BodyText"/>
-        <w:tabs>
-          <w:tab w:val="left" w:leader="none" w:pos="9214"/>
-        </w:tabs>
-        <w:spacing w:before="90"/>
-        <w:ind w:left="709" w:right="702"/>
-        <w:jc w:val="both"/>
-      </w:pPr>
+        <w:rPr>
+          <w:sz w:val="24"/>
+          <w:szCs w:val="24"/>
+        </w:rPr>
+        <w:t xml:space="preserve"> granted on merit according to the company policy.</w:t>
+      </w:r>
     </w:p>
     <w:p>
       <w:pPr>
@@ -1629,71 +1119,6 @@
           <w:u w:val="thick"/>
         </w:rPr>
       </w:pPr>
-      <w:r>
-        <w:rPr>
-          <w:u w:val="thick"/>
-        </w:rPr>
-        <w:lastRenderedPageBreak/>
-        <w:t>Place</w:t>
-      </w:r>
-      <w:r>
-        <w:rPr>
-          <w:spacing w:val="-1"/>
-          <w:u w:val="thick"/>
-        </w:rPr>
-        <w:t xml:space="preserve"> </w:t>
-      </w:r>
-      <w:r>
-        <w:rPr>
-          <w:u w:val="thick"/>
-        </w:rPr>
-        <w:t>of</w:t>
-      </w:r>
-      <w:r>
-        <w:rPr>
-          <w:spacing w:val="-2"/>
-          <w:u w:val="thick"/>
-        </w:rPr>
-        <w:t xml:space="preserve"> </w:t>
-      </w:r>
-      <w:r>
-        <w:rPr>
-          <w:u w:val="thick"/>
-        </w:rPr>
-        <w:t>Work</w:t>
-      </w:r>
-      <w:r>
-        <w:rPr>
-          <w:spacing w:val="-2"/>
-          <w:u w:val="thick"/>
-        </w:rPr>
-        <w:t xml:space="preserve"> </w:t>
-      </w:r>
-      <w:r>
-        <w:rPr>
-          <w:u w:val="thick"/>
-        </w:rPr>
-        <w:t>and</w:t>
-      </w:r>
-      <w:r>
-        <w:rPr>
-          <w:spacing w:val="-2"/>
-          <w:u w:val="thick"/>
-        </w:rPr>
-        <w:t xml:space="preserve"> </w:t>
-      </w:r>
-      <w:r>
-        <w:rPr>
-          <w:u w:val="thick"/>
-        </w:rPr>
-        <w:t>Mobility</w:t>
-      </w:r>
-      <w:r>
-        <w:rPr>
-          <w:u w:val="thick"/>
-        </w:rPr>
-        <w:t xml:space="preserve"> </w:t>
-      </w:r>
     </w:p>
     <w:p>
       <w:pPr>
@@ -1708,13 +1133,96 @@
     </w:p>
     <w:p>
       <w:pPr>
+        <w:pStyle w:val="Heading1"/>
+        <w:spacing w:before="216"/>
+        <w:ind w:left="172" w:firstLine="537"/>
+        <w:jc w:val="both"/>
+        <w:rPr>
+          <w:u w:val="thick"/>
+        </w:rPr>
+      </w:pPr>
+      <w:r>
+        <w:rPr>
+          <w:u w:val="thick"/>
+        </w:rPr>
+        <w:lastRenderedPageBreak/>
+        <w:t>Place</w:t>
+      </w:r>
+      <w:r>
+        <w:rPr>
+          <w:spacing w:val="-1"/>
+          <w:u w:val="thick"/>
+        </w:rPr>
+        <w:t xml:space="preserve"> </w:t>
+      </w:r>
+      <w:r>
+        <w:rPr>
+          <w:u w:val="thick"/>
+        </w:rPr>
+        <w:t>of</w:t>
+      </w:r>
+      <w:r>
+        <w:rPr>
+          <w:spacing w:val="-2"/>
+          <w:u w:val="thick"/>
+        </w:rPr>
+        <w:t xml:space="preserve"> </w:t>
+      </w:r>
+      <w:r>
+        <w:rPr>
+          <w:u w:val="thick"/>
+        </w:rPr>
+        <w:t>Work</w:t>
+      </w:r>
+      <w:r>
+        <w:rPr>
+          <w:spacing w:val="-2"/>
+          <w:u w:val="thick"/>
+        </w:rPr>
+        <w:t xml:space="preserve"> </w:t>
+      </w:r>
+      <w:r>
+        <w:rPr>
+          <w:u w:val="thick"/>
+        </w:rPr>
+        <w:t>and</w:t>
+      </w:r>
+      <w:r>
+        <w:rPr>
+          <w:spacing w:val="-2"/>
+          <w:u w:val="thick"/>
+        </w:rPr>
+        <w:t xml:space="preserve"> </w:t>
+      </w:r>
+      <w:r>
+        <w:rPr>
+          <w:u w:val="thick"/>
+        </w:rPr>
+        <w:t>Mobility</w:t>
+      </w:r>
+      <w:r>
+        <w:rPr>
+          <w:u w:val="thick"/>
+        </w:rPr>
+        <w:t xml:space="preserve"> </w:t>
+      </w:r>
+    </w:p>
+    <w:p>
+      <w:pPr>
         <w:pStyle w:val="BodyText"/>
         <w:spacing w:before="90"/>
         <w:ind w:left="709" w:right="702"/>
         <w:jc w:val="both"/>
       </w:pPr>
-      <w:r>
-        <w:rPr/>
+    </w:p>
+    <w:p>
+      <w:pPr>
+        <w:pStyle w:val="BodyText"/>
+        <w:spacing w:before="90"/>
+        <w:ind w:left="709" w:right="702"/>
+        <w:jc w:val="both"/>
+      </w:pPr>
+      <w:r>
         <w:t>You shall be based in</w:t>
       </w:r>
       <w:r>
@@ -1725,266 +1233,164 @@
       </w:r>
       <w:r>
         <w:rPr>
-          <w:rFonts w:ascii="Times New Roman" w:hAnsi="Times New Roman" w:eastAsia="Times New Roman" w:cs="Times New Roman"/>
-          <w:b w:val="1"/>
-          <w:bCs w:val="1"/>
-          <w:noProof w:val="0"/>
+          <w:b/>
+          <w:bCs/>
           <w:sz w:val="22"/>
           <w:szCs w:val="22"/>
-          <w:lang w:val="en-US"/>
-        </w:rPr>
-        <w:t>{</w:t>
-      </w:r>
-      <w:r>
-        <w:rPr>
-          <w:rFonts w:ascii="Times New Roman" w:hAnsi="Times New Roman" w:eastAsia="Times New Roman" w:cs="Times New Roman"/>
-          <w:b w:val="1"/>
-          <w:bCs w:val="1"/>
-          <w:noProof w:val="0"/>
-          <w:sz w:val="22"/>
-          <w:szCs w:val="22"/>
-          <w:lang w:val="en-US"/>
-        </w:rPr>
-        <w:t>Place of Joining</w:t>
-      </w:r>
-      <w:r>
-        <w:rPr>
-          <w:rFonts w:ascii="Times New Roman" w:hAnsi="Times New Roman" w:eastAsia="Times New Roman" w:cs="Times New Roman"/>
-          <w:b w:val="1"/>
-          <w:bCs w:val="1"/>
-          <w:noProof w:val="0"/>
-          <w:sz w:val="22"/>
-          <w:szCs w:val="22"/>
-          <w:lang w:val="en-US"/>
-        </w:rPr>
-        <w:t>}</w:t>
-      </w:r>
-      <w:r>
-        <w:rPr/>
+        </w:rPr>
+        <w:t>{Place of Joining}</w:t>
+      </w:r>
+      <w:r>
         <w:t>,</w:t>
       </w:r>
       <w:r>
-        <w:rPr/>
         <w:t xml:space="preserve"> but </w:t>
       </w:r>
       <w:r>
-        <w:rPr/>
         <w:t>the Company may, at its sole discretion, depute, assign</w:t>
       </w:r>
       <w:r>
-        <w:rPr/>
         <w:t>,</w:t>
       </w:r>
       <w:r>
-        <w:rPr/>
         <w:t xml:space="preserve"> and/or transfer </w:t>
       </w:r>
       <w:r>
-        <w:rPr/>
         <w:t xml:space="preserve">you </w:t>
       </w:r>
       <w:r>
-        <w:rPr/>
         <w:t xml:space="preserve">(or </w:t>
       </w:r>
       <w:r>
-        <w:rPr/>
         <w:t>your</w:t>
       </w:r>
       <w:r>
-        <w:rPr/>
         <w:t xml:space="preserve"> employment) to any other office of</w:t>
       </w:r>
       <w:r>
-        <w:rPr/>
         <w:t xml:space="preserve"> the Company</w:t>
       </w:r>
       <w:r>
-        <w:rPr/>
         <w:t xml:space="preserve"> in India or overseas or to any </w:t>
       </w:r>
       <w:r>
-        <w:rPr/>
         <w:t>a</w:t>
       </w:r>
       <w:r>
-        <w:rPr/>
         <w:t xml:space="preserve">ffiliate of the </w:t>
       </w:r>
       <w:r>
-        <w:rPr/>
         <w:t>Company</w:t>
       </w:r>
       <w:r>
-        <w:rPr/>
         <w:t xml:space="preserve"> as it may deem appropriate. In such case, </w:t>
       </w:r>
       <w:r>
-        <w:rPr/>
         <w:t xml:space="preserve">you </w:t>
       </w:r>
       <w:r>
-        <w:rPr/>
         <w:t xml:space="preserve">shall also be bound by any policy of such other office or </w:t>
       </w:r>
       <w:r>
-        <w:rPr/>
         <w:t>a</w:t>
       </w:r>
       <w:r>
-        <w:rPr/>
         <w:t xml:space="preserve">ffiliate, in existence at the date of this </w:t>
       </w:r>
       <w:r>
-        <w:rPr/>
         <w:t>a</w:t>
       </w:r>
       <w:r>
-        <w:rPr/>
-        <w:t xml:space="preserve">greement</w:t>
-      </w:r>
-      <w:r>
-        <w:rPr/>
-        <w:t xml:space="preserve"> or that may be </w:t>
-      </w:r>
-      <w:r>
-        <w:rPr/>
-        <w:t xml:space="preserve">subsequently</w:t>
-      </w:r>
-      <w:r>
-        <w:rPr/>
-        <w:t xml:space="preserve"> framed by the </w:t>
-      </w:r>
-      <w:r>
-        <w:rPr/>
+        <w:t xml:space="preserve">greement or that may be subsequently framed by the </w:t>
+      </w:r>
+      <w:r>
         <w:t>Company</w:t>
       </w:r>
       <w:r>
-        <w:rPr/>
         <w:t xml:space="preserve"> or the </w:t>
       </w:r>
       <w:r>
-        <w:rPr/>
         <w:t>a</w:t>
       </w:r>
       <w:r>
-        <w:rPr/>
         <w:t xml:space="preserve">ffiliate. </w:t>
       </w:r>
       <w:r>
-        <w:rPr/>
-        <w:t>You shall be required to travel to other locations or client sites as reasonably necessary to fulfill your responsibilities.</w:t>
-      </w:r>
-      <w:r>
-        <w:rPr/>
-        <w:t xml:space="preserve"> </w:t>
-      </w:r>
-      <w:r>
-        <w:rPr/>
+        <w:t xml:space="preserve">You shall be required to travel to other locations or client sites as reasonably necessary to fulfill your responsibilities. </w:t>
+      </w:r>
+      <w:r>
         <w:t xml:space="preserve">You </w:t>
       </w:r>
       <w:r>
-        <w:rPr/>
         <w:t>shall be required</w:t>
       </w:r>
       <w:r>
-        <w:rPr/>
         <w:t xml:space="preserve"> to w</w:t>
       </w:r>
       <w:r>
-        <w:rPr/>
         <w:t xml:space="preserve">ork a minimum of </w:t>
       </w:r>
       <w:r>
-        <w:rPr/>
         <w:t>nine (</w:t>
       </w:r>
       <w:r>
-        <w:rPr/>
         <w:t>9</w:t>
       </w:r>
       <w:r>
-        <w:rPr/>
         <w:t>)</w:t>
       </w:r>
       <w:r>
-        <w:rPr/>
         <w:t xml:space="preserve"> hours (includ</w:t>
       </w:r>
       <w:r>
-        <w:rPr/>
         <w:t>ing</w:t>
       </w:r>
       <w:r>
-        <w:rPr/>
         <w:t xml:space="preserve"> 45 minutes of break)</w:t>
       </w:r>
       <w:r>
-        <w:rPr/>
         <w:t xml:space="preserve"> for </w:t>
       </w:r>
       <w:r>
-        <w:rPr/>
-        <w:t xml:space="preserve">five (5) days a week. Saturday and Sundays are </w:t>
-      </w:r>
-      <w:r>
-        <w:rPr/>
-        <w:t>generally</w:t>
-      </w:r>
-      <w:r>
-        <w:rPr/>
-        <w:t xml:space="preserve"> non-</w:t>
-      </w:r>
-      <w:r>
-        <w:rPr/>
-        <w:t xml:space="preserve">working days </w:t>
-      </w:r>
-      <w:r>
-        <w:rPr/>
+        <w:t>five (5) days a week. Saturday and Sundays are generally</w:t>
+      </w:r>
+      <w:r>
+        <w:t xml:space="preserve"> non-working days </w:t>
+      </w:r>
+      <w:r>
         <w:t>and</w:t>
       </w:r>
       <w:r>
-        <w:rPr/>
         <w:t xml:space="preserve"> in case o</w:t>
       </w:r>
       <w:r>
-        <w:rPr/>
         <w:t>f necessity to meet business requirements</w:t>
       </w:r>
       <w:r>
-        <w:rPr/>
         <w:t>, you shall be required to co-operate</w:t>
       </w:r>
       <w:r>
-        <w:rPr/>
         <w:t xml:space="preserve"> and work on such weekends/ holidays</w:t>
       </w:r>
       <w:r>
-        <w:rPr/>
         <w:t xml:space="preserve"> accordingly.</w:t>
       </w:r>
       <w:r>
-        <w:rPr/>
-        <w:t xml:space="preserve"> </w:t>
-      </w:r>
-      <w:r>
-        <w:rPr/>
+        <w:t xml:space="preserve"> </w:t>
+      </w:r>
+      <w:r>
         <w:t>You can avail compensatory</w:t>
       </w:r>
       <w:r>
-        <w:rPr/>
         <w:t xml:space="preserve"> time-off in case you have worked on </w:t>
       </w:r>
       <w:r>
-        <w:rPr/>
         <w:t>weekends/ holidays</w:t>
       </w:r>
       <w:r>
-        <w:rPr/>
         <w:t>.</w:t>
       </w:r>
       <w:r>
-        <w:rPr/>
         <w:t xml:space="preserve"> </w:t>
       </w:r>
     </w:p>
@@ -2108,10 +1514,7 @@
         <w:t xml:space="preserve"> signed by you</w:t>
       </w:r>
       <w:r>
-        <w:t>, which is incorporated herein by this reference.</w:t>
-      </w:r>
-      <w:r>
-        <w:t xml:space="preserve"> </w:t>
+        <w:t xml:space="preserve">, which is incorporated herein by this reference. </w:t>
       </w:r>
       <w:r>
         <w:t>The company retains ownership of intellectual property rights relating to copyrights</w:t>
@@ -2312,84 +1715,58 @@
         <w:jc w:val="both"/>
       </w:pPr>
       <w:r>
-        <w:rPr/>
         <w:t>Y</w:t>
       </w:r>
       <w:r>
-        <w:rPr/>
         <w:t xml:space="preserve">ou </w:t>
       </w:r>
       <w:r>
-        <w:rPr/>
         <w:t xml:space="preserve">agree that for a period of </w:t>
       </w:r>
       <w:r>
-        <w:rPr/>
         <w:t xml:space="preserve">Three </w:t>
       </w:r>
       <w:r>
-        <w:rPr/>
         <w:t>(</w:t>
       </w:r>
       <w:r>
-        <w:rPr/>
         <w:t>3</w:t>
       </w:r>
       <w:r>
-        <w:rPr/>
         <w:t>) year</w:t>
       </w:r>
       <w:r>
-        <w:rPr/>
         <w:t>s</w:t>
       </w:r>
       <w:r>
-        <w:rPr/>
         <w:t xml:space="preserve"> after termination of this </w:t>
       </w:r>
       <w:r>
-        <w:rPr/>
         <w:t>a</w:t>
       </w:r>
       <w:r>
-        <w:rPr/>
-        <w:t xml:space="preserve">greement, </w:t>
-      </w:r>
-      <w:r>
-        <w:rPr/>
-        <w:t>You</w:t>
-      </w:r>
-      <w:r>
-        <w:rPr/>
-        <w:t xml:space="preserve"> shall not: (</w:t>
-      </w:r>
-      <w:r>
-        <w:rPr/>
-        <w:t>i</w:t>
-      </w:r>
-      <w:r>
-        <w:rPr/>
-        <w:t xml:space="preserve">) </w:t>
-      </w:r>
-      <w:r>
-        <w:rPr/>
-        <w:t xml:space="preserve">divert or attempt to divert from the </w:t>
-      </w:r>
-      <w:r>
-        <w:rPr/>
+        <w:t xml:space="preserve">greement, You shall not: (i) divert or attempt to divert from the </w:t>
+      </w:r>
+      <w:r>
         <w:t xml:space="preserve">Company </w:t>
       </w:r>
       <w:r>
-        <w:rPr/>
-        <w:t xml:space="preserve">any business of any kind in which it is </w:t>
-      </w:r>
-      <w:r>
-        <w:rPr/>
-        <w:t>engaged</w:t>
-      </w:r>
-      <w:r>
-        <w:rPr/>
-        <w:t xml:space="preserve">, </w:t>
+        <w:t>any business of any kind in which it is engaged</w:t>
+      </w:r>
+      <w:r>
+        <w:t>,</w:t>
+      </w:r>
+      <w:r>
+        <w:t xml:space="preserve"> </w:t>
+      </w:r>
+      <w:r>
+        <w:t>including, without limitation, the solicitation of or interference with any of its suppliers or c</w:t>
+      </w:r>
+      <w:r>
+        <w:t>lients</w:t>
+      </w:r>
+      <w:r>
+        <w:t xml:space="preserve">, or (ii) employ, solicit for employment, or recommend for employment any person employed by the </w:t>
       </w:r>
     </w:p>
     <w:p>
@@ -2399,6 +1776,42 @@
         <w:ind w:left="709" w:right="702"/>
         <w:jc w:val="both"/>
       </w:pPr>
+      <w:r>
+        <w:t>Company</w:t>
+      </w:r>
+      <w:r>
+        <w:t xml:space="preserve">, during the service </w:t>
+      </w:r>
+      <w:r>
+        <w:t>p</w:t>
+      </w:r>
+      <w:r>
+        <w:t xml:space="preserve">eriod and for a period of </w:t>
+      </w:r>
+      <w:r>
+        <w:t>Three</w:t>
+      </w:r>
+      <w:r>
+        <w:t xml:space="preserve"> </w:t>
+      </w:r>
+      <w:r>
+        <w:t>(3)</w:t>
+      </w:r>
+      <w:r>
+        <w:t xml:space="preserve"> year</w:t>
+      </w:r>
+      <w:r>
+        <w:t>s</w:t>
+      </w:r>
+      <w:r>
+        <w:t xml:space="preserve"> </w:t>
+      </w:r>
+      <w:r>
+        <w:t>thereafter</w:t>
+      </w:r>
+      <w:r>
+        <w:t xml:space="preserve"> and abide by the non-solicitation provisions mentioned in the Non-Disclosure and Assignment of Inventions Agreement</w:t>
+      </w:r>
     </w:p>
     <w:p>
       <w:pPr>
@@ -2407,98 +1820,6 @@
         <w:ind w:left="709" w:right="702"/>
         <w:jc w:val="both"/>
       </w:pPr>
-      <w:r>
-        <w:rPr/>
-        <w:t>including</w:t>
-      </w:r>
-      <w:r>
-        <w:rPr/>
-        <w:t>, without limitation, the solicitation of or interference with any of its suppliers or c</w:t>
-      </w:r>
-      <w:r>
-        <w:rPr/>
-        <w:t>lients</w:t>
-      </w:r>
-      <w:r>
-        <w:rPr/>
-        <w:t xml:space="preserve">, or (ii) employ, </w:t>
-      </w:r>
-      <w:r>
-        <w:rPr/>
-        <w:t>solicit</w:t>
-      </w:r>
-      <w:r>
-        <w:rPr/>
-        <w:t xml:space="preserve"> for employment, or recommend for employment any person employed by the </w:t>
-      </w:r>
-    </w:p>
-    <w:p>
-      <w:pPr>
-        <w:pStyle w:val="BodyText"/>
-        <w:spacing w:before="91"/>
-        <w:ind w:left="709" w:right="702"/>
-        <w:jc w:val="both"/>
-      </w:pPr>
-      <w:r>
-        <w:rPr/>
-        <w:t>Company</w:t>
-      </w:r>
-      <w:r>
-        <w:rPr/>
-        <w:t xml:space="preserve">, during the service </w:t>
-      </w:r>
-      <w:r>
-        <w:rPr/>
-        <w:t>p</w:t>
-      </w:r>
-      <w:r>
-        <w:rPr/>
-        <w:t xml:space="preserve">eriod and for a period of </w:t>
-      </w:r>
-      <w:r>
-        <w:rPr/>
-        <w:t>Three</w:t>
-      </w:r>
-      <w:r>
-        <w:rPr/>
-        <w:t xml:space="preserve"> </w:t>
-      </w:r>
-      <w:r>
-        <w:rPr/>
-        <w:t>(3)</w:t>
-      </w:r>
-      <w:r>
-        <w:rPr/>
-        <w:t xml:space="preserve"> year</w:t>
-      </w:r>
-      <w:r>
-        <w:rPr/>
-        <w:t>s</w:t>
-      </w:r>
-      <w:r>
-        <w:rPr/>
-        <w:t xml:space="preserve"> </w:t>
-      </w:r>
-      <w:r>
-        <w:rPr/>
-        <w:t>thereafter</w:t>
-      </w:r>
-      <w:r>
-        <w:rPr/>
-        <w:t xml:space="preserve"> </w:t>
-      </w:r>
-      <w:r>
-        <w:rPr/>
-        <w:t>and abide by the non-solicitation provisions mentioned in the Non-Disclosure and Assignment of Inventions Agreement</w:t>
-      </w:r>
-    </w:p>
-    <w:p>
-      <w:pPr>
-        <w:pStyle w:val="BodyText"/>
-        <w:spacing w:before="91"/>
-        <w:ind w:left="709" w:right="702"/>
-        <w:jc w:val="both"/>
-      </w:pPr>
     </w:p>
     <w:p>
       <w:pPr>
@@ -2520,6 +1841,7 @@
           <w:bCs/>
           <w:u w:val="single"/>
         </w:rPr>
+        <w:lastRenderedPageBreak/>
         <w:t>Non-Disparagement</w:t>
       </w:r>
       <w:r>
@@ -2887,308 +2209,67 @@
           <w:sz w:val="22"/>
           <w:szCs w:val="22"/>
         </w:rPr>
-        <w:t xml:space="preserve">Company </w:t>
+        <w:t>Company after the first two months following your confirmation as an employee</w:t>
       </w:r>
       <w:r>
         <w:rPr>
           <w:b w:val="0"/>
           <w:bCs w:val="0"/>
+        </w:rPr>
+        <w:t xml:space="preserve">, you shall be required to serve a 60 (sixty) days prior notice period to the Company or </w:t>
+      </w:r>
+      <w:r>
+        <w:rPr>
+          <w:b w:val="0"/>
+          <w:bCs w:val="0"/>
+        </w:rPr>
+        <w:t xml:space="preserve">subject to management approval </w:t>
+      </w:r>
+      <w:r>
+        <w:rPr>
+          <w:b w:val="0"/>
+          <w:bCs w:val="0"/>
+        </w:rPr>
+        <w:t>pay an amount equivalent to 60 (sixty) days salary/remuneration in lieu thereof prior to leaving the services of the Company. Similarly, if the Company decides to discontinue your services, it may do so by providing you with 60 (sixty) days prior notice or payment of a sum equivalent to your 60(sixty) days salary/remuneration in lieu of the notice period as per management discretion</w:t>
+      </w:r>
+      <w:r>
+        <w:rPr>
           <w:color w:val="1F1E1D"/>
           <w:sz w:val="22"/>
           <w:szCs w:val="22"/>
         </w:rPr>
-        <w:t>after</w:t>
-      </w:r>
-      <w:r>
-        <w:rPr>
-          <w:b w:val="0"/>
-          <w:bCs w:val="0"/>
+        <w:t>.</w:t>
+      </w:r>
+    </w:p>
+    <w:p>
+      <w:pPr>
+        <w:pStyle w:val="Heading1"/>
+        <w:spacing w:before="1"/>
+        <w:ind w:left="720" w:right="700"/>
+        <w:jc w:val="both"/>
+        <w:rPr>
           <w:color w:val="1F1E1D"/>
           <w:sz w:val="22"/>
           <w:szCs w:val="22"/>
         </w:rPr>
-        <w:t xml:space="preserve"> the first two months following your confirmation as an employee</w:t>
-      </w:r>
-      <w:r>
-        <w:rPr>
-          <w:b w:val="0"/>
-          <w:bCs w:val="0"/>
-        </w:rPr>
-        <w:t xml:space="preserve">, you shall be required to serve a </w:t>
-      </w:r>
-      <w:r>
-        <w:rPr>
-          <w:b w:val="0"/>
-          <w:bCs w:val="0"/>
-        </w:rPr>
-        <w:t>60 (sixty</w:t>
-      </w:r>
-      <w:r>
-        <w:rPr>
-          <w:b w:val="0"/>
-          <w:bCs w:val="0"/>
-        </w:rPr>
-        <w:t xml:space="preserve">) days prior notice period to the Company or </w:t>
-      </w:r>
-      <w:r>
-        <w:rPr>
-          <w:b w:val="0"/>
-          <w:bCs w:val="0"/>
-        </w:rPr>
-        <w:t>subject to management approval</w:t>
-      </w:r>
-      <w:r>
-        <w:rPr>
-          <w:b w:val="0"/>
-          <w:bCs w:val="0"/>
-        </w:rPr>
-        <w:t xml:space="preserve"> </w:t>
-      </w:r>
-      <w:r>
-        <w:rPr>
-          <w:b w:val="0"/>
-          <w:bCs w:val="0"/>
-        </w:rPr>
-        <w:t>pay an amount equivalent to</w:t>
-      </w:r>
-      <w:r>
-        <w:rPr>
-          <w:b w:val="0"/>
-          <w:bCs w:val="0"/>
-        </w:rPr>
-        <w:t xml:space="preserve"> 60</w:t>
-      </w:r>
-      <w:r>
-        <w:rPr>
-          <w:b w:val="0"/>
-          <w:bCs w:val="0"/>
-        </w:rPr>
-        <w:t xml:space="preserve"> (</w:t>
-      </w:r>
-      <w:r>
-        <w:rPr>
-          <w:b w:val="0"/>
-          <w:bCs w:val="0"/>
-        </w:rPr>
-        <w:t>sixty</w:t>
-      </w:r>
-      <w:r>
-        <w:rPr>
-          <w:b w:val="0"/>
-          <w:bCs w:val="0"/>
-        </w:rPr>
-        <w:t>) days salary/remuneration in lieu thereof prior to leaving the services of the Company</w:t>
-      </w:r>
-      <w:r>
-        <w:rPr>
-          <w:b w:val="0"/>
-          <w:bCs w:val="0"/>
-        </w:rPr>
-        <w:t>.</w:t>
-      </w:r>
-      <w:r>
-        <w:rPr>
-          <w:b w:val="0"/>
-          <w:bCs w:val="0"/>
-        </w:rPr>
-        <w:t xml:space="preserve"> Similarly, if the Company decides to </w:t>
-      </w:r>
-      <w:r>
-        <w:rPr>
-          <w:b w:val="0"/>
-          <w:bCs w:val="0"/>
-        </w:rPr>
-        <w:t>discontinue</w:t>
-      </w:r>
-      <w:r>
-        <w:rPr>
-          <w:b w:val="0"/>
-          <w:bCs w:val="0"/>
-        </w:rPr>
-        <w:t xml:space="preserve"> your services, it may do so by providing you with </w:t>
-      </w:r>
-      <w:r>
-        <w:rPr>
-          <w:b w:val="0"/>
-          <w:bCs w:val="0"/>
-        </w:rPr>
-        <w:t xml:space="preserve">60 </w:t>
-      </w:r>
-      <w:r>
-        <w:rPr>
-          <w:b w:val="0"/>
-          <w:bCs w:val="0"/>
-        </w:rPr>
-        <w:t>(</w:t>
-      </w:r>
-      <w:r>
-        <w:rPr>
-          <w:b w:val="0"/>
-          <w:bCs w:val="0"/>
-        </w:rPr>
-        <w:t>sixty</w:t>
-      </w:r>
-      <w:r>
-        <w:rPr>
-          <w:b w:val="0"/>
-          <w:bCs w:val="0"/>
-        </w:rPr>
-        <w:t xml:space="preserve">) days </w:t>
-      </w:r>
-    </w:p>
-    <w:p>
-      <w:pPr>
-        <w:pStyle w:val="Heading1"/>
-        <w:spacing w:before="1"/>
-        <w:ind w:left="720" w:right="700"/>
-        <w:jc w:val="both"/>
-        <w:rPr>
-          <w:b w:val="0"/>
-          <w:bCs w:val="0"/>
-        </w:rPr>
-      </w:pPr>
-    </w:p>
-    <w:p>
-      <w:pPr>
-        <w:pStyle w:val="Heading1"/>
-        <w:spacing w:before="1"/>
-        <w:ind w:left="720" w:right="700"/>
-        <w:jc w:val="both"/>
-        <w:rPr>
-          <w:b w:val="0"/>
-          <w:bCs w:val="0"/>
-        </w:rPr>
-      </w:pPr>
-    </w:p>
-    <w:p>
-      <w:pPr>
-        <w:pStyle w:val="Heading1"/>
-        <w:spacing w:before="1"/>
-        <w:ind w:left="720" w:right="700"/>
-        <w:jc w:val="both"/>
-        <w:rPr>
-          <w:b w:val="0"/>
-          <w:bCs w:val="0"/>
-        </w:rPr>
-      </w:pPr>
-    </w:p>
-    <w:p>
-      <w:pPr>
-        <w:pStyle w:val="Heading1"/>
-        <w:spacing w:before="1"/>
-        <w:ind w:left="720" w:right="700"/>
-        <w:jc w:val="both"/>
-        <w:rPr>
-          <w:b w:val="0"/>
-          <w:bCs w:val="0"/>
-        </w:rPr>
-      </w:pPr>
-      <w:r>
-        <w:rPr>
-          <w:b w:val="0"/>
-          <w:bCs w:val="0"/>
-        </w:rPr>
-        <w:t xml:space="preserve">prior notice or payment of a sum equivalent to your </w:t>
-      </w:r>
-      <w:r>
-        <w:rPr>
-          <w:b w:val="0"/>
-          <w:bCs w:val="0"/>
-        </w:rPr>
-        <w:t>60</w:t>
-      </w:r>
-      <w:r>
-        <w:rPr>
-          <w:b w:val="0"/>
-          <w:bCs w:val="0"/>
-        </w:rPr>
-        <w:t>(</w:t>
-      </w:r>
-      <w:r>
-        <w:rPr>
-          <w:b w:val="0"/>
-          <w:bCs w:val="0"/>
-        </w:rPr>
-        <w:t>sixty</w:t>
-      </w:r>
-      <w:r>
-        <w:rPr>
-          <w:b w:val="0"/>
-          <w:bCs w:val="0"/>
-        </w:rPr>
-        <w:t xml:space="preserve">) days salary/remuneration in lieu of the </w:t>
-      </w:r>
-      <w:r>
-        <w:rPr>
-          <w:b w:val="0"/>
-          <w:bCs w:val="0"/>
-        </w:rPr>
-        <w:t>notice period as per management discretion</w:t>
-      </w:r>
-      <w:r>
+      </w:pPr>
+    </w:p>
+    <w:p>
+      <w:pPr>
+        <w:pStyle w:val="BodyText"/>
+        <w:spacing w:before="90"/>
+        <w:ind w:left="709" w:right="702"/>
+        <w:jc w:val="both"/>
         <w:rPr>
           <w:color w:val="1F1E1D"/>
           <w:sz w:val="22"/>
           <w:szCs w:val="22"/>
         </w:rPr>
-        <w:t>.</w:t>
-      </w:r>
-    </w:p>
-    <w:p>
-      <w:pPr>
-        <w:pStyle w:val="Heading1"/>
-        <w:spacing w:before="1"/>
-        <w:ind w:left="720" w:right="700"/>
-        <w:jc w:val="both"/>
-        <w:rPr>
-          <w:color w:val="1F1E1D"/>
-          <w:sz w:val="22"/>
-          <w:szCs w:val="22"/>
-        </w:rPr>
-      </w:pPr>
-    </w:p>
-    <w:p>
-      <w:pPr>
-        <w:pStyle w:val="BodyText"/>
-        <w:spacing w:before="90"/>
-        <w:ind w:left="709" w:right="702"/>
-        <w:jc w:val="both"/>
-        <w:rPr>
-          <w:color w:val="1F1E1D"/>
-          <w:sz w:val="22"/>
-          <w:szCs w:val="22"/>
-        </w:rPr>
-      </w:pPr>
-      <w:r>
-        <w:rPr/>
-        <w:t xml:space="preserve">Notwithstanding the foregoing, the Company reserves the right to </w:t>
-      </w:r>
-      <w:r>
-        <w:rPr/>
-        <w:t>terminate</w:t>
-      </w:r>
-      <w:r>
-        <w:rPr/>
-        <w:t xml:space="preserve"> </w:t>
-      </w:r>
-      <w:r>
-        <w:rPr/>
-        <w:t xml:space="preserve">your </w:t>
-      </w:r>
-      <w:r>
-        <w:rPr/>
-        <w:t xml:space="preserve"> employment</w:t>
-      </w:r>
-      <w:r>
-        <w:rPr/>
-        <w:t xml:space="preserve"> with immediate effect and without any notice or payment in lieu thereof if you are found to have engaged </w:t>
-      </w:r>
-      <w:r>
-        <w:rPr/>
-        <w:t>in dishonest, fraudulent, suspicious, or unethical conduct, including but not limited to misconduct, theft of Company property, providing incorrect information for/during background verification or false representations made</w:t>
-      </w:r>
-      <w:r>
-        <w:rPr/>
+      </w:pPr>
+      <w:r>
+        <w:t>Notwithstanding the foregoing, the Company reserves the right to terminate your  employment with immediate effect and without any notice or payment in lieu thereof if you are found to have engaged in dishonest, fraudulent, suspicious, or unethical conduct, including but not limited to misconduct, theft of Company property, providing incorrect information for/during background verification or false representations made</w:t>
+      </w:r>
+      <w:r>
         <w:t xml:space="preserve"> by you.</w:t>
       </w:r>
     </w:p>
@@ -3251,14 +2332,44 @@
           <w:b w:val="0"/>
           <w:bCs w:val="0"/>
         </w:rPr>
-        <w:t>From the day of joining, you shall be entitled to annual leave according to the Company’s rules and applicable policies. The company’s holiday year runs from the first day of January to the last day of December. The holidays are determined by the Company based on the office location of the Company to which you are assigned or based</w:t>
-      </w:r>
-      <w:r>
+        <w:t xml:space="preserve">From the day of joining, you shall be entitled to annual leave according to the Company’s rules and applicable policies. The company’s holiday year runs from the first day of January to the last day of </w:t>
+      </w:r>
+    </w:p>
+    <w:p>
+      <w:pPr>
+        <w:pStyle w:val="Heading1"/>
+        <w:ind w:left="709" w:right="700"/>
+        <w:jc w:val="both"/>
         <w:rPr>
           <w:b w:val="0"/>
           <w:bCs w:val="0"/>
         </w:rPr>
-        <w:t>.</w:t>
+      </w:pPr>
+    </w:p>
+    <w:p>
+      <w:pPr>
+        <w:pStyle w:val="Heading1"/>
+        <w:ind w:left="709" w:right="700"/>
+        <w:jc w:val="both"/>
+        <w:rPr>
+          <w:b w:val="0"/>
+          <w:bCs w:val="0"/>
+        </w:rPr>
+      </w:pPr>
+      <w:r>
+        <w:rPr>
+          <w:b w:val="0"/>
+          <w:bCs w:val="0"/>
+        </w:rPr>
+        <w:t xml:space="preserve">December. The holidays are determined by the Company based on the office location of the Company </w:t>
+      </w:r>
+      <w:r>
+        <w:rPr>
+          <w:b w:val="0"/>
+          <w:bCs w:val="0"/>
+        </w:rPr>
+        <w:lastRenderedPageBreak/>
+        <w:t>to which you are assigned or based.</w:t>
       </w:r>
     </w:p>
     <w:p>
@@ -3282,15 +2393,7 @@
         </w:rPr>
       </w:pPr>
       <w:r>
-        <w:t xml:space="preserve">Employees with less than 1 </w:t>
-      </w:r>
-      <w:proofErr w:type="gramStart"/>
-      <w:r>
-        <w:t>years’</w:t>
-      </w:r>
-      <w:proofErr w:type="gramEnd"/>
-      <w:r>
-        <w:t xml:space="preserve"> service receive a proportional amount of annual leave</w:t>
+        <w:t>Employees with less than 1 years’ service receive a proportional amount of annual leave</w:t>
       </w:r>
       <w:r>
         <w:rPr>
@@ -3308,7 +2411,6 @@
         <w:t xml:space="preserve"> </w:t>
       </w:r>
       <w:r>
-        <w:lastRenderedPageBreak/>
         <w:t>Further</w:t>
       </w:r>
       <w:r>
@@ -3579,15 +2681,7 @@
         <w:t xml:space="preserve">with </w:t>
       </w:r>
       <w:r>
-        <w:t xml:space="preserve">all such access to its information and other related documents as may be reasonably required </w:t>
-      </w:r>
-      <w:proofErr w:type="gramStart"/>
-      <w:r>
-        <w:t>in order to</w:t>
-      </w:r>
-      <w:proofErr w:type="gramEnd"/>
-      <w:r>
-        <w:t xml:space="preserve"> permit you to perform the Services. </w:t>
+        <w:t xml:space="preserve">all such access to its information and other related documents as may be reasonably required in order to permit you to perform the Services. </w:t>
       </w:r>
     </w:p>
     <w:p>
@@ -3650,13 +2744,12 @@
         <w:ind w:left="709" w:right="702"/>
         <w:jc w:val="both"/>
         <w:rPr>
-          <w:b w:val="1"/>
-          <w:bCs w:val="1"/>
+          <w:b/>
+          <w:bCs/>
           <w:u w:val="single"/>
         </w:rPr>
       </w:pPr>
       <w:r>
-        <w:rPr/>
         <w:t xml:space="preserve">The Company will provide you with the necessary infrastructure, tools, equipment, and other </w:t>
       </w:r>
     </w:p>
@@ -3668,32 +2761,7 @@
         <w:jc w:val="both"/>
       </w:pPr>
       <w:r>
-        <w:rPr/>
-        <w:t xml:space="preserve">resources </w:t>
-      </w:r>
-      <w:r>
-        <w:rPr/>
-        <w:t>required</w:t>
-      </w:r>
-      <w:r>
-        <w:rPr/>
-        <w:t xml:space="preserve"> for your </w:t>
-      </w:r>
-      <w:r>
-        <w:rPr/>
-        <w:t>employment</w:t>
-      </w:r>
-      <w:r>
-        <w:rPr/>
-        <w:t xml:space="preserve">. You shall take proper care of all Company assets provided to you and return them in good condition upon the completion of your </w:t>
-      </w:r>
-      <w:r>
-        <w:rPr/>
-        <w:t>employment</w:t>
-      </w:r>
-      <w:r>
-        <w:rPr/>
-        <w:t xml:space="preserve"> period. </w:t>
+        <w:t>resources required for your employment. You shall take proper care of all Company assets provided to you and return them in good condition upon the completion of your employment period. </w:t>
       </w:r>
     </w:p>
     <w:p>
@@ -3703,8 +2771,8 @@
         <w:ind w:left="709" w:right="702"/>
         <w:jc w:val="both"/>
         <w:rPr>
-          <w:b w:val="1"/>
-          <w:bCs w:val="1"/>
+          <w:b/>
+          <w:bCs/>
           <w:u w:val="single"/>
         </w:rPr>
       </w:pPr>
@@ -3716,8 +2784,29 @@
         <w:ind w:left="709" w:right="702"/>
         <w:jc w:val="both"/>
         <w:rPr>
-          <w:b w:val="1"/>
-          <w:bCs w:val="1"/>
+          <w:b/>
+          <w:bCs/>
+          <w:u w:val="single"/>
+        </w:rPr>
+      </w:pPr>
+      <w:r>
+        <w:rPr>
+          <w:b/>
+          <w:bCs/>
+          <w:u w:val="single"/>
+        </w:rPr>
+        <w:t>Representation and Warranty</w:t>
+      </w:r>
+    </w:p>
+    <w:p>
+      <w:pPr>
+        <w:pStyle w:val="BodyText"/>
+        <w:spacing w:before="6"/>
+        <w:ind w:firstLine="709"/>
+        <w:jc w:val="both"/>
+        <w:rPr>
+          <w:b/>
+          <w:bCs/>
           <w:u w:val="single"/>
         </w:rPr>
       </w:pPr>
@@ -3728,46 +2817,44 @@
         <w:spacing w:before="6"/>
         <w:ind w:left="709" w:right="702"/>
         <w:jc w:val="both"/>
-        <w:rPr>
-          <w:b w:val="1"/>
-          <w:bCs w:val="1"/>
-          <w:u w:val="single"/>
-        </w:rPr>
-      </w:pPr>
+      </w:pPr>
+      <w:r>
+        <w:t>Y</w:t>
+      </w:r>
+      <w:r>
+        <w:t>ou</w:t>
+      </w:r>
+      <w:r>
+        <w:t xml:space="preserve"> represent and warrant to the </w:t>
+      </w:r>
+      <w:r>
+        <w:t>Company</w:t>
+      </w:r>
+      <w:r>
+        <w:t xml:space="preserve"> that you are under no contractual or other restrictions or obligations which are inconsistent with the execution of this Agreement or which will interfere with the performance of </w:t>
+      </w:r>
+      <w:r>
+        <w:t>your s</w:t>
+      </w:r>
+      <w:r>
+        <w:t>ervices</w:t>
+      </w:r>
+      <w:r>
+        <w:t xml:space="preserve"> to the Company or it’s clients.</w:t>
+      </w:r>
+      <w:r>
+        <w:t xml:space="preserve"> You represent and warrant that you will not execute any instrument or grant or transfer any rights, titles and interests inconsistent with the terms and conditions of this Agreement. You further represent that such obligations and contractual arrangements that have a bearing on your employment with the Company have been disclosed to the Company.</w:t>
+      </w:r>
     </w:p>
     <w:p>
       <w:pPr>
         <w:pStyle w:val="BodyText"/>
         <w:spacing w:before="6"/>
-        <w:ind w:left="709" w:right="702"/>
-        <w:jc w:val="both"/>
-        <w:rPr>
-          <w:b w:val="1"/>
-          <w:bCs w:val="1"/>
-          <w:u w:val="single"/>
-        </w:rPr>
-      </w:pPr>
-    </w:p>
-    <w:p>
-      <w:pPr>
-        <w:pStyle w:val="BodyText"/>
-        <w:spacing w:before="6"/>
-        <w:ind w:left="709" w:right="702"/>
-        <w:jc w:val="both"/>
-        <w:rPr>
-          <w:b w:val="1"/>
-          <w:bCs w:val="1"/>
-          <w:u w:val="single"/>
-        </w:rPr>
-      </w:pPr>
-      <w:r>
-        <w:rPr>
-          <w:b w:val="1"/>
-          <w:bCs w:val="1"/>
-          <w:u w:val="single"/>
-        </w:rPr>
-        <w:t>Representation and Warranty</w:t>
-      </w:r>
+        <w:jc w:val="both"/>
+        <w:rPr>
+          <w:highlight w:val="yellow"/>
+        </w:rPr>
+      </w:pPr>
     </w:p>
     <w:p>
       <w:pPr>
@@ -3781,120 +2868,22 @@
           <w:u w:val="single"/>
         </w:rPr>
       </w:pPr>
-    </w:p>
-    <w:p>
-      <w:pPr>
-        <w:pStyle w:val="BodyText"/>
-        <w:spacing w:before="6"/>
-        <w:ind w:left="709" w:right="702"/>
-        <w:jc w:val="both"/>
-      </w:pPr>
-      <w:r>
-        <w:rPr/>
-        <w:t>Y</w:t>
-      </w:r>
-      <w:r>
-        <w:rPr/>
-        <w:t>ou</w:t>
-      </w:r>
-      <w:r>
-        <w:rPr/>
-        <w:t xml:space="preserve"> </w:t>
-      </w:r>
-      <w:r>
-        <w:rPr/>
-        <w:t>represent</w:t>
-      </w:r>
-      <w:r>
-        <w:rPr/>
-        <w:t xml:space="preserve"> and warrant to the </w:t>
-      </w:r>
-      <w:r>
-        <w:rPr/>
-        <w:t>Company</w:t>
-      </w:r>
-      <w:r>
-        <w:rPr/>
-        <w:t xml:space="preserve"> that you are under no contractual or other restrictions or obligations which are inconsistent with the execution of this </w:t>
-      </w:r>
-      <w:r>
-        <w:rPr/>
-        <w:t>Agreement</w:t>
-      </w:r>
-      <w:r>
-        <w:rPr/>
-        <w:t xml:space="preserve"> or which will interfere with </w:t>
-      </w:r>
-      <w:r>
-        <w:rPr/>
-        <w:t xml:space="preserve">the performance of </w:t>
-      </w:r>
-      <w:r>
-        <w:rPr/>
-        <w:t>your s</w:t>
-      </w:r>
-      <w:r>
-        <w:rPr/>
-        <w:t>ervices</w:t>
-      </w:r>
-      <w:r>
-        <w:rPr/>
-        <w:t xml:space="preserve"> to the Company or </w:t>
-      </w:r>
-      <w:r>
-        <w:rPr/>
-        <w:t>it’s</w:t>
-      </w:r>
-      <w:r>
-        <w:rPr/>
-        <w:t xml:space="preserve"> clients.</w:t>
-      </w:r>
-      <w:r>
-        <w:rPr/>
-        <w:t xml:space="preserve"> You </w:t>
-      </w:r>
-      <w:r>
-        <w:rPr/>
-        <w:t>represent</w:t>
-      </w:r>
-      <w:r>
-        <w:rPr/>
-        <w:t xml:space="preserve"> and warrant that you will not execute any instrument or grant or transfer any rights, </w:t>
-      </w:r>
-      <w:r>
-        <w:rPr/>
-        <w:t>titles</w:t>
-      </w:r>
-      <w:r>
-        <w:rPr/>
-        <w:t xml:space="preserve"> and interests inconsistent with the terms and conditions of this Agreement. You further </w:t>
-      </w:r>
-      <w:r>
-        <w:rPr/>
-        <w:t>represent</w:t>
-      </w:r>
-      <w:r>
-        <w:rPr/>
-        <w:t xml:space="preserve"> that such obligations and contractual arrangements that have a bearing on your employment with the Company have been </w:t>
-      </w:r>
-      <w:r>
-        <w:rPr/>
-        <w:t>disclosed</w:t>
-      </w:r>
-      <w:r>
-        <w:rPr/>
-        <w:t xml:space="preserve"> to the Company.</w:t>
-      </w:r>
-    </w:p>
-    <w:p>
-      <w:pPr>
-        <w:pStyle w:val="BodyText"/>
-        <w:spacing w:before="6"/>
-        <w:jc w:val="both"/>
-        <w:rPr>
-          <w:highlight w:val="yellow"/>
-        </w:rPr>
-      </w:pPr>
+      <w:r>
+        <w:rPr>
+          <w:b/>
+          <w:bCs/>
+          <w:u w:val="single"/>
+        </w:rPr>
+        <w:t xml:space="preserve">Notice and </w:t>
+      </w:r>
+      <w:r>
+        <w:rPr>
+          <w:b/>
+          <w:bCs/>
+          <w:u w:val="single"/>
+        </w:rPr>
+        <w:t>Address</w:t>
+      </w:r>
     </w:p>
     <w:p>
       <w:pPr>
@@ -3902,27 +2891,17 @@
         <w:spacing w:before="6"/>
         <w:ind w:firstLine="709"/>
         <w:jc w:val="both"/>
-        <w:rPr>
-          <w:b/>
-          <w:bCs/>
-          <w:u w:val="single"/>
-        </w:rPr>
-      </w:pPr>
-      <w:r>
-        <w:rPr>
-          <w:b/>
-          <w:bCs/>
-          <w:u w:val="single"/>
-        </w:rPr>
-        <w:t xml:space="preserve">Notice and </w:t>
-      </w:r>
-      <w:r>
-        <w:rPr>
-          <w:b/>
-          <w:bCs/>
-          <w:u w:val="single"/>
-        </w:rPr>
-        <w:t>Address</w:t>
+      </w:pPr>
+    </w:p>
+    <w:p>
+      <w:pPr>
+        <w:pStyle w:val="BodyText"/>
+        <w:spacing w:before="6"/>
+        <w:ind w:left="709"/>
+        <w:jc w:val="both"/>
+      </w:pPr>
+      <w:r>
+        <w:t>All notices, requests and other communications hereunder or under the non-disclosure and intellectual property assignment agreement mentioned above, must be in writing and will be deemed to have been duly given only if delivered personally or mailed (first class postage prepaid) or by electronic mail to the Parties at the following addresses: </w:t>
       </w:r>
     </w:p>
     <w:p>
@@ -3937,25 +2916,13 @@
       <w:pPr>
         <w:pStyle w:val="BodyText"/>
         <w:spacing w:before="6"/>
-        <w:ind w:left="709" w:firstLine="0"/>
-        <w:jc w:val="both"/>
-      </w:pPr>
-      <w:r>
-        <w:rPr/>
-        <w:t>All notices, requests and other communications hereunder or under the non-disclosure and intellectual property assignment agreement mentioned above, must be in writing and will be deemed to have been duly given only if delivered personally or mailed (first class postage prepaid) or by electronic mail to the Parties at the following addresses: </w:t>
-      </w:r>
-    </w:p>
-    <w:p>
-      <w:pPr>
-        <w:pStyle w:val="BodyText"/>
-        <w:spacing w:before="6"/>
         <w:ind w:firstLine="709"/>
         <w:jc w:val="both"/>
       </w:pPr>
       <w:r>
         <w:t xml:space="preserve">If to the Company: Attention: Human Resources Department Email: </w:t>
       </w:r>
-      <w:hyperlink w:tgtFrame="_blank" w:tooltip="mailto:teamhr@intimetec.com" w:history="1" r:id="rId12">
+      <w:hyperlink r:id="rId11" w:tgtFrame="_blank" w:tooltip="mailto:teamhr@intimetec.com" w:history="1">
         <w:r>
           <w:rPr>
             <w:rStyle w:val="Hyperlink"/>
@@ -3983,58 +2950,32 @@
         <w:jc w:val="both"/>
       </w:pPr>
       <w:r>
-        <w:rPr/>
-        <w:t xml:space="preserve">If to the Employee: </w:t>
-      </w:r>
-      <w:r>
-        <w:rPr/>
-        <w:t xml:space="preserve">Attention: </w:t>
-      </w:r>
-      <w:r>
-        <w:rPr>
-          <w:rFonts w:ascii="Times New Roman" w:hAnsi="Times New Roman" w:eastAsia="Times New Roman" w:cs="Times New Roman"/>
-          <w:b w:val="1"/>
-          <w:bCs w:val="1"/>
-          <w:noProof w:val="0"/>
+        <w:t xml:space="preserve">If to the Employee: Attention: </w:t>
+      </w:r>
+      <w:r>
+        <w:rPr>
+          <w:b/>
+          <w:bCs/>
           <w:sz w:val="22"/>
           <w:szCs w:val="22"/>
-          <w:lang w:val="en-US"/>
         </w:rPr>
         <w:t>{Name}</w:t>
       </w:r>
       <w:r>
         <w:rPr>
-          <w:rFonts w:ascii="Times New Roman" w:hAnsi="Times New Roman" w:eastAsia="Times New Roman" w:cs="Times New Roman"/>
-          <w:noProof w:val="0"/>
           <w:sz w:val="22"/>
           <w:szCs w:val="22"/>
-          <w:lang w:val="en-US"/>
         </w:rPr>
         <w:t xml:space="preserve"> Email:</w:t>
       </w:r>
       <w:r>
         <w:rPr>
-          <w:rFonts w:ascii="Times New Roman" w:hAnsi="Times New Roman" w:eastAsia="Times New Roman" w:cs="Times New Roman"/>
-          <w:b w:val="1"/>
-          <w:bCs w:val="1"/>
-          <w:noProof w:val="0"/>
+          <w:b/>
+          <w:bCs/>
           <w:sz w:val="22"/>
           <w:szCs w:val="22"/>
-          <w:lang w:val="en-US"/>
-        </w:rPr>
-        <w:t xml:space="preserve"> </w:t>
-      </w:r>
-      <w:r>
-        <w:rPr>
-          <w:rFonts w:ascii="Times New Roman" w:hAnsi="Times New Roman" w:eastAsia="Times New Roman" w:cs="Times New Roman"/>
-          <w:b w:val="1"/>
-          <w:bCs w:val="1"/>
-          <w:noProof w:val="0"/>
-          <w:sz w:val="22"/>
-          <w:szCs w:val="22"/>
-          <w:lang w:val="en-US"/>
-        </w:rPr>
-        <w:t>{Email}</w:t>
+        </w:rPr>
+        <w:t xml:space="preserve"> {Email}</w:t>
       </w:r>
     </w:p>
     <w:p>
@@ -4058,11 +2999,7 @@
         <w:t>,</w:t>
       </w:r>
       <w:r>
-        <w:t xml:space="preserve"> if delivered personally or by mail to the address </w:t>
-      </w:r>
-      <w:r>
-        <w:lastRenderedPageBreak/>
-        <w:t xml:space="preserve">as provided in this Clause, or if delivered by electronic mail to the email address as provided in this Clause, </w:t>
+        <w:t xml:space="preserve"> if delivered personally or by mail to the address as provided in this Clause, or if delivered by electronic mail to the email address as provided in this Clause, </w:t>
       </w:r>
       <w:r>
         <w:t xml:space="preserve">shall </w:t>
@@ -4125,32 +3062,7 @@
         <w:jc w:val="both"/>
       </w:pPr>
       <w:r>
-        <w:rPr/>
-        <w:t xml:space="preserve">This Appointment Letter and </w:t>
-      </w:r>
-      <w:r>
-        <w:rPr/>
-        <w:t>Employment</w:t>
-      </w:r>
-      <w:r>
-        <w:rPr/>
-        <w:t xml:space="preserve"> Agreement shall be governed by the laws of India. If any dispute, or claim arises out of or in connection with this Appointment Letter and</w:t>
-      </w:r>
-      <w:r>
-        <w:rPr/>
-        <w:t xml:space="preserve"> </w:t>
-      </w:r>
-      <w:r>
-        <w:rPr/>
-        <w:t>Employment</w:t>
-      </w:r>
-      <w:r>
-        <w:rPr/>
-        <w:t xml:space="preserve"> </w:t>
-      </w:r>
-      <w:r>
-        <w:rPr/>
-        <w:t xml:space="preserve">Agreement, it shall be resolved through arbitration as per the Arbitration and Conciliation Act, 1996. The arbitration will be conducted by a sole arbitrator who will be mutually appointed by you and the Company. The seat and venue of arbitration shall be Jaipur, and the proceedings will be conducted in English. The decision (award) of the arbitrator will be final and binding on both you and the Company. The courts in Jaipur will have exclusive jurisdiction over any matters connected with the arbitration process, including but not limited to its maintenance, prosecution, and support. </w:t>
+        <w:t xml:space="preserve">This Appointment Letter and Employment Agreement shall be governed by the laws of India. If any dispute, or claim arises out of or in connection with this Appointment Letter and Employment Agreement, it shall be resolved through arbitration as per the Arbitration and Conciliation Act, 1996. The arbitration will be conducted by a sole arbitrator who will be mutually appointed by you and the Company. The seat and venue of arbitration shall be Jaipur, and the proceedings will be conducted in English. The decision (award) of the arbitrator will be final and binding on both you and the Company. The courts in Jaipur will have exclusive jurisdiction over any matters connected with the arbitration process, including but not limited to its maintenance, prosecution, and support. </w:t>
       </w:r>
     </w:p>
     <w:p>
@@ -4169,32 +3081,7 @@
         <w:jc w:val="both"/>
       </w:pPr>
       <w:r>
-        <w:rPr/>
-        <w:t xml:space="preserve">Nothing contained in this Appointment Letter and </w:t>
-      </w:r>
-      <w:r>
-        <w:rPr/>
-        <w:t>Employment</w:t>
-      </w:r>
-      <w:r>
-        <w:rPr/>
-        <w:t xml:space="preserve"> Agreement shall restrict any party from obtaining preliminary injunctive or equitable relief, and the Parties consent to the exclusive jurisdiction of the courts of Jaipur in relation thereto. The arbitral award shall be provided in </w:t>
-      </w:r>
-      <w:r>
-        <w:rPr/>
-        <w:t>writing</w:t>
-      </w:r>
-      <w:r>
-        <w:rPr/>
-        <w:t xml:space="preserve"> and the arbitrator shall also have the right to decide on the costs of arbitration proceedings. You agree to indemnify and hold the Company harmless against any loss, damage, or liability arising from your breach of this Appointment Letter and </w:t>
-      </w:r>
-      <w:r>
-        <w:rPr/>
-        <w:t>Employment</w:t>
-      </w:r>
-      <w:r>
-        <w:rPr/>
-        <w:t xml:space="preserve"> Agreement, violation of Company policies or any other actions or omissions by you. </w:t>
+        <w:t>Nothing contained in this Appointment Letter and Employment Agreement shall restrict any party from obtaining preliminary injunctive or equitable relief, and the Parties consent to the exclusive jurisdiction of the courts of Jaipur in relation thereto. The arbitral award shall be provided in writing and the arbitrator shall also have the right to decide on the costs of arbitration proceedings. You agree to indemnify and hold the Company harmless against any loss, damage, or liability arising from your breach of this Appointment Letter and Employment Agreement, violation of Company policies or any other actions or omissions by you. </w:t>
       </w:r>
     </w:p>
     <w:p>
@@ -4216,35 +3103,34 @@
       </w:pPr>
       <w:r>
         <w:rPr>
-          <w:b w:val="1"/>
-          <w:bCs w:val="1"/>
+          <w:b/>
+          <w:bCs/>
         </w:rPr>
         <w:t xml:space="preserve">     </w:t>
       </w:r>
       <w:r>
         <w:rPr>
-          <w:b w:val="1"/>
-          <w:bCs w:val="1"/>
+          <w:b/>
+          <w:bCs/>
         </w:rPr>
         <w:t xml:space="preserve">     </w:t>
       </w:r>
       <w:r>
         <w:rPr>
-          <w:b w:val="1"/>
-          <w:bCs w:val="1"/>
-        </w:rPr>
-        <w:t xml:space="preserve"> </w:t>
-      </w:r>
-      <w:r>
-        <w:rPr>
-          <w:b w:val="1"/>
-          <w:bCs w:val="1"/>
+          <w:b/>
+          <w:bCs/>
+        </w:rPr>
+        <w:t xml:space="preserve"> </w:t>
+      </w:r>
+      <w:r>
+        <w:rPr>
+          <w:b/>
+          <w:bCs/>
           <w:u w:val="single"/>
         </w:rPr>
         <w:t>Severability, Survival and Waiver</w:t>
       </w:r>
       <w:r>
-        <w:rPr/>
         <w:t> </w:t>
       </w:r>
     </w:p>
@@ -4256,17 +3142,11 @@
         <w:jc w:val="both"/>
       </w:pPr>
       <w:r>
-        <w:rPr/>
         <w:t> </w:t>
       </w:r>
       <w:r>
-        <w:rPr/>
-        <w:t xml:space="preserve"> </w:t>
-      </w:r>
-      <w:proofErr w:type="gramStart"/>
-      <w:proofErr w:type="gramEnd"/>
-      <w:proofErr w:type="gramStart"/>
-      <w:proofErr w:type="gramEnd"/>
+        <w:t xml:space="preserve"> </w:t>
+      </w:r>
     </w:p>
     <w:p>
       <w:pPr>
@@ -4276,80 +3156,25 @@
         <w:jc w:val="both"/>
       </w:pPr>
       <w:r>
-        <w:rPr/>
-        <w:t xml:space="preserve">If any provision of this Appointment Letter and </w:t>
-      </w:r>
-      <w:r>
-        <w:rPr/>
-        <w:t>Employment</w:t>
-      </w:r>
-      <w:r>
-        <w:rPr/>
-        <w:t xml:space="preserve"> Agreement is found to be invalid,</w:t>
-      </w:r>
-      <w:r>
-        <w:rPr/>
-        <w:t xml:space="preserve"> </w:t>
-      </w:r>
-      <w:r>
-        <w:rPr/>
-        <w:t>void, or unenforceable by a competent authority, that provision will still be fully enforced</w:t>
-      </w:r>
-      <w:r>
-        <w:rPr/>
-        <w:t xml:space="preserve"> </w:t>
-      </w:r>
-      <w:r>
-        <w:rPr/>
-        <w:t>to the ex</w:t>
-      </w:r>
-      <w:r>
-        <w:rPr/>
-        <w:t xml:space="preserve">tent </w:t>
-      </w:r>
-      <w:r>
-        <w:rPr/>
-        <w:t>perm</w:t>
-      </w:r>
-      <w:r>
-        <w:rPr/>
-        <w:t>itted</w:t>
-      </w:r>
-      <w:r>
-        <w:rPr/>
-        <w:t xml:space="preserve"> by law. However, if it cannot be enforced at all, it will be considered severed (removed) from this Appointment Letter and </w:t>
-      </w:r>
-      <w:r>
-        <w:rPr/>
-        <w:t>Employment</w:t>
-      </w:r>
-      <w:r>
-        <w:rPr/>
-        <w:t xml:space="preserve"> Agreement, and the remaining provisions </w:t>
-      </w:r>
-      <w:r>
-        <w:rPr/>
+        <w:t>If any provision of this Appointment Letter and Employment Agreement is found to be invalid,</w:t>
+      </w:r>
+      <w:r>
+        <w:t xml:space="preserve"> </w:t>
+      </w:r>
+      <w:r>
+        <w:t xml:space="preserve">void, or unenforceable by a competent authority, that provision will still be fully enforced </w:t>
+      </w:r>
+      <w:r>
+        <w:t xml:space="preserve">to the extent </w:t>
+      </w:r>
+      <w:r>
+        <w:t xml:space="preserve">permitted by law. However, if it cannot be enforced at all, it will be considered severed (removed) from this Appointment Letter and Employment Agreement, and the remaining provisions </w:t>
+      </w:r>
+      <w:r>
         <w:t xml:space="preserve">  </w:t>
       </w:r>
       <w:r>
-        <w:rPr/>
-        <w:t xml:space="preserve">will continue to be fully valid and enforceable. Both parties agree to replace any invalid or unenforceable provision with a valid one that most closely reflects the original intent of the removed provision. If either party chooses not to enforce any </w:t>
-      </w:r>
-      <w:r>
-        <w:rPr/>
-        <w:t>right</w:t>
-      </w:r>
-      <w:r>
-        <w:rPr/>
-        <w:t xml:space="preserve"> or delays doing so at any time, it will not mean that such Rights have </w:t>
-      </w:r>
-      <w:r>
-        <w:rPr/>
-        <w:t>waived</w:t>
-      </w:r>
-      <w:r>
-        <w:rPr/>
-        <w:t>. That party may still exercise the same right later or in any other situation. </w:t>
+        <w:t>will continue to be fully valid and enforceable. Both parties agree to replace any invalid or unenforceable provision with a valid one that most closely reflects the original intent of the removed provision. If either party chooses not to enforce any right or delays doing so at any time, it will not mean that such Rights have waived. That party may still exercise the same right later or in any other situation. </w:t>
       </w:r>
     </w:p>
     <w:p>
@@ -4393,118 +3218,121 @@
         <w:spacing w:before="90"/>
         <w:ind w:left="709" w:right="702"/>
         <w:jc w:val="both"/>
-      </w:pPr>
-      <w:r>
-        <w:rPr/>
-        <w:t xml:space="preserve">Please sign </w:t>
-      </w:r>
-      <w:r>
-        <w:rPr/>
-        <w:t>the copy of this Appointment Letter and Employment Agreement within</w:t>
-      </w:r>
-      <w:r>
-        <w:rPr/>
-        <w:t xml:space="preserve"> the same day of </w:t>
-      </w:r>
-      <w:r>
-        <w:rPr/>
-        <w:t xml:space="preserve">your receipt of this document. </w:t>
-      </w:r>
-      <w:r>
-        <w:rPr/>
-        <w:t xml:space="preserve">We look forward to having you </w:t>
-      </w:r>
-      <w:r>
-        <w:rPr/>
-        <w:t>in</w:t>
-      </w:r>
-      <w:r>
-        <w:rPr/>
-        <w:t xml:space="preserve"> the </w:t>
-      </w:r>
-      <w:r>
-        <w:rPr>
-          <w:b w:val="1"/>
-          <w:bCs w:val="1"/>
-        </w:rPr>
-        <w:t>InTimeTec</w:t>
-      </w:r>
-      <w:r>
-        <w:rPr>
-          <w:b w:val="1"/>
-          <w:bCs w:val="1"/>
-          <w:spacing w:val="1"/>
-        </w:rPr>
-        <w:t xml:space="preserve"> </w:t>
-      </w:r>
-      <w:r>
-        <w:rPr>
-          <w:b w:val="1"/>
-          <w:bCs w:val="1"/>
-        </w:rPr>
-        <w:t>Vision</w:t>
-      </w:r>
-      <w:r>
-        <w:rPr>
-          <w:b w:val="1"/>
-          <w:bCs w:val="1"/>
-        </w:rPr>
-        <w:t>S</w:t>
-      </w:r>
-      <w:r>
-        <w:rPr>
-          <w:b w:val="1"/>
-          <w:bCs w:val="1"/>
-        </w:rPr>
-        <w:t>oft</w:t>
-      </w:r>
-      <w:r>
-        <w:rPr>
-          <w:b w:val="1"/>
-          <w:bCs w:val="1"/>
-        </w:rPr>
-        <w:t xml:space="preserve"> </w:t>
-      </w:r>
-      <w:r>
-        <w:rPr/>
-        <w:t>family.</w:t>
-      </w:r>
-      <w:r>
         <w:rPr>
           <w:sz w:val="22"/>
           <w:szCs w:val="22"/>
         </w:rPr>
-        <w:t xml:space="preserve"> </w:t>
-      </w:r>
-      <w:r>
-        <w:rPr/>
+      </w:pPr>
+      <w:r>
+        <w:t xml:space="preserve">Please sign </w:t>
+      </w:r>
+      <w:r>
+        <w:t>the copy of this Appointment Letter and Employment Agreement within</w:t>
+      </w:r>
+      <w:r>
+        <w:t xml:space="preserve"> the same day of </w:t>
+      </w:r>
+      <w:r>
+        <w:t xml:space="preserve">your receipt of this document. </w:t>
+      </w:r>
+      <w:r>
+        <w:t xml:space="preserve">We look forward to having you in the </w:t>
+      </w:r>
+      <w:r>
+        <w:rPr>
+          <w:b/>
+          <w:bCs/>
+        </w:rPr>
+        <w:t>InTimeTec</w:t>
+      </w:r>
+      <w:r>
+        <w:rPr>
+          <w:b/>
+          <w:bCs/>
+          <w:spacing w:val="1"/>
+        </w:rPr>
+        <w:t xml:space="preserve"> </w:t>
+      </w:r>
+      <w:r>
+        <w:rPr>
+          <w:b/>
+          <w:bCs/>
+        </w:rPr>
+        <w:t>Vision</w:t>
+      </w:r>
+      <w:r>
+        <w:rPr>
+          <w:b/>
+          <w:bCs/>
+        </w:rPr>
+        <w:t>S</w:t>
+      </w:r>
+      <w:r>
+        <w:rPr>
+          <w:b/>
+          <w:bCs/>
+        </w:rPr>
+        <w:t xml:space="preserve">oft </w:t>
+      </w:r>
+      <w:r>
+        <w:t>family.</w:t>
+      </w:r>
+      <w:r>
+        <w:rPr>
+          <w:sz w:val="22"/>
+          <w:szCs w:val="22"/>
+        </w:rPr>
+        <w:t xml:space="preserve"> </w:t>
+      </w:r>
+    </w:p>
+    <w:p>
+      <w:pPr>
+        <w:pStyle w:val="BodyText"/>
+        <w:spacing w:before="90"/>
+        <w:ind w:left="709" w:right="702"/>
+        <w:jc w:val="both"/>
+        <w:rPr>
+          <w:sz w:val="22"/>
+          <w:szCs w:val="22"/>
+        </w:rPr>
+      </w:pPr>
+    </w:p>
+    <w:p>
+      <w:pPr>
+        <w:pStyle w:val="BodyText"/>
+        <w:spacing w:before="90"/>
+        <w:ind w:left="709" w:right="702"/>
+        <w:jc w:val="both"/>
+      </w:pPr>
+      <w:r>
         <w:t xml:space="preserve">By accepting this, </w:t>
       </w:r>
       <w:r>
-        <w:rPr/>
         <w:t>y</w:t>
       </w:r>
       <w:r>
-        <w:rPr/>
-        <w:t xml:space="preserve">ou confirm that all information provided by you to us is accurate and complete to the best of your </w:t>
-      </w:r>
-      <w:r>
-        <w:rPr>
-          <w:noProof w:val="0"/>
-          <w:lang w:val="en-US"/>
-        </w:rPr>
+        <w:t xml:space="preserve">ou confirm that all information provided by you to us is accurate and complete to </w:t>
+      </w:r>
+      <w:r>
+        <w:lastRenderedPageBreak/>
+        <w:t xml:space="preserve">the best of your </w:t>
+      </w:r>
+      <w:r>
         <w:t>knowledge and</w:t>
       </w:r>
       <w:r>
-        <w:rPr/>
-        <w:t xml:space="preserve"> that you have not misrepresented or willfully concealed any material information regarding your </w:t>
-      </w:r>
-      <w:r>
-        <w:rPr/>
+        <w:t xml:space="preserve"> that you have not misrepresented or willfully concealed any material</w:t>
+      </w:r>
+      <w:r>
+        <w:t xml:space="preserve"> </w:t>
+      </w:r>
+      <w:r>
+        <w:t xml:space="preserve">information regarding your </w:t>
+      </w:r>
+      <w:r>
         <w:t>professional</w:t>
       </w:r>
       <w:r>
-        <w:rPr/>
         <w:t xml:space="preserve"> history or personal background that could be relevant to your appointment.</w:t>
       </w:r>
     </w:p>
@@ -4554,7 +3382,6 @@
         <w:jc w:val="both"/>
       </w:pPr>
       <w:r>
-        <w:lastRenderedPageBreak/>
         <w:t> </w:t>
       </w:r>
     </w:p>
@@ -4591,28 +3418,17 @@
         <w:pStyle w:val="Heading1"/>
         <w:ind w:left="709"/>
         <w:jc w:val="both"/>
-        <w:rPr>
-          <w:noProof w:val="0"/>
-          <w:lang w:val="en-US"/>
-        </w:rPr>
-      </w:pPr>
-      <w:r>
-        <w:rPr/>
+      </w:pPr>
+      <w:r>
         <w:t>Name:</w:t>
       </w:r>
       <w:r>
-        <w:rPr/>
-        <w:t xml:space="preserve"> </w:t>
-      </w:r>
-      <w:r>
-        <w:rPr>
-          <w:rFonts w:ascii="Times New Roman" w:hAnsi="Times New Roman" w:eastAsia="Times New Roman" w:cs="Times New Roman"/>
+        <w:t xml:space="preserve"> </w:t>
+      </w:r>
+      <w:r>
+        <w:rPr>
           <w:b w:val="0"/>
           <w:bCs w:val="0"/>
-          <w:noProof w:val="0"/>
-          <w:sz w:val="24"/>
-          <w:szCs w:val="24"/>
-          <w:lang w:val="en-US"/>
         </w:rPr>
         <w:t>{HR Name}</w:t>
       </w:r>
@@ -4620,25 +3436,18 @@
     <w:p>
       <w:pPr>
         <w:pStyle w:val="Heading1"/>
-        <w:spacing w:after="0" w:afterAutospacing="off"/>
         <w:ind w:left="709" w:right="5633"/>
         <w:rPr>
           <w:highlight w:val="yellow"/>
         </w:rPr>
       </w:pPr>
       <w:r>
-        <w:rPr/>
         <w:t xml:space="preserve">Designation: </w:t>
       </w:r>
       <w:r>
         <w:rPr>
-          <w:rFonts w:ascii="Times New Roman" w:hAnsi="Times New Roman" w:eastAsia="Times New Roman" w:cs="Times New Roman"/>
           <w:b w:val="0"/>
           <w:bCs w:val="0"/>
-          <w:noProof w:val="0"/>
-          <w:sz w:val="24"/>
-          <w:szCs w:val="24"/>
-          <w:lang w:val="en-US"/>
         </w:rPr>
         <w:t>{HR Designation}</w:t>
       </w:r>
@@ -4658,47 +3467,11 @@
         <w:pStyle w:val="Heading1"/>
         <w:ind w:left="709" w:right="700"/>
         <w:jc w:val="both"/>
-        <w:rPr>
-          <w:noProof w:val="0"/>
-          <w:lang w:val="en-US"/>
-        </w:rPr>
-      </w:pPr>
-      <w:r>
-        <w:rPr/>
-        <w:t xml:space="preserve">I hereby acknowledge that I have read, understood, and </w:t>
-      </w:r>
-      <w:r>
-        <w:rPr/>
-        <w:t>agree</w:t>
-      </w:r>
-      <w:r>
-        <w:rPr/>
-        <w:t xml:space="preserve"> to abide by all the terms and conditions </w:t>
-      </w:r>
-      <w:r>
-        <w:rPr/>
-        <w:t>set forth in</w:t>
-      </w:r>
-      <w:r>
-        <w:rPr/>
-        <w:t xml:space="preserve"> this Appointment Letter and </w:t>
-      </w:r>
-      <w:r>
-        <w:rPr/>
-        <w:t>Employment</w:t>
-      </w:r>
-      <w:r>
-        <w:rPr/>
-        <w:t xml:space="preserve"> Agreement. I undertake to report for duty on </w:t>
-      </w:r>
-      <w:r>
-        <w:rPr>
-          <w:rFonts w:ascii="Times New Roman" w:hAnsi="Times New Roman" w:eastAsia="Times New Roman" w:cs="Times New Roman"/>
-          <w:noProof w:val="0"/>
-          <w:sz w:val="24"/>
-          <w:szCs w:val="24"/>
-          <w:lang w:val="en-US"/>
-        </w:rPr>
+      </w:pPr>
+      <w:r>
+        <w:t xml:space="preserve">I hereby acknowledge that I have read, understood, and agree to abide by all the terms and conditions set forth in this Appointment Letter and Employment Agreement. I undertake to report for duty on </w:t>
+      </w:r>
+      <w:r>
         <w:t>{Date of Joining}.</w:t>
       </w:r>
     </w:p>
@@ -4749,7 +3522,6 @@
         <w:jc w:val="both"/>
       </w:pPr>
       <w:r>
-        <w:rPr/>
         <w:t>Signature: ____________________ </w:t>
       </w:r>
     </w:p>
@@ -4758,24 +3530,14 @@
         <w:pStyle w:val="Heading1"/>
         <w:ind w:left="709"/>
         <w:jc w:val="both"/>
-        <w:rPr>
-          <w:noProof w:val="0"/>
-          <w:lang w:val="en-US"/>
-        </w:rPr>
-      </w:pPr>
-      <w:r>
-        <w:rPr/>
+      </w:pPr>
+      <w:r>
         <w:t xml:space="preserve">Name: </w:t>
       </w:r>
       <w:r>
         <w:rPr>
-          <w:rFonts w:ascii="Times New Roman" w:hAnsi="Times New Roman" w:eastAsia="Times New Roman" w:cs="Times New Roman"/>
           <w:b w:val="0"/>
           <w:bCs w:val="0"/>
-          <w:noProof w:val="0"/>
-          <w:sz w:val="24"/>
-          <w:szCs w:val="24"/>
-          <w:lang w:val="en-US"/>
         </w:rPr>
         <w:t>{Name}</w:t>
       </w:r>
@@ -4792,439 +3554,293 @@
     </w:p>
     <w:p>
       <w:pPr>
-        <w:pStyle w:val="Normal"/>
         <w:spacing w:before="90"/>
-        <w:ind/>
         <w:jc w:val="center"/>
         <w:rPr>
-          <w:b w:val="1"/>
-          <w:bCs w:val="1"/>
+          <w:b/>
+          <w:bCs/>
           <w:u w:val="thick"/>
         </w:rPr>
       </w:pPr>
     </w:p>
     <w:p>
       <w:pPr>
-        <w:pStyle w:val="Normal"/>
         <w:spacing w:before="90"/>
-        <w:ind/>
         <w:jc w:val="center"/>
         <w:rPr>
-          <w:b w:val="1"/>
-          <w:bCs w:val="1"/>
+          <w:b/>
+          <w:bCs/>
           <w:u w:val="thick"/>
         </w:rPr>
       </w:pPr>
     </w:p>
     <w:p>
       <w:pPr>
-        <w:pStyle w:val="Normal"/>
         <w:spacing w:before="90"/>
-        <w:ind/>
         <w:jc w:val="center"/>
         <w:rPr>
-          <w:b w:val="1"/>
-          <w:bCs w:val="1"/>
+          <w:b/>
+          <w:bCs/>
           <w:u w:val="thick"/>
         </w:rPr>
       </w:pPr>
     </w:p>
     <w:p>
       <w:pPr>
-        <w:pStyle w:val="Normal"/>
         <w:spacing w:before="90"/>
-        <w:ind/>
         <w:jc w:val="center"/>
         <w:rPr>
-          <w:b w:val="1"/>
-          <w:bCs w:val="1"/>
+          <w:b/>
+          <w:bCs/>
           <w:u w:val="thick"/>
         </w:rPr>
       </w:pPr>
     </w:p>
     <w:p>
       <w:pPr>
-        <w:pStyle w:val="Normal"/>
         <w:spacing w:before="90"/>
-        <w:ind/>
         <w:jc w:val="center"/>
         <w:rPr>
-          <w:b w:val="1"/>
-          <w:bCs w:val="1"/>
+          <w:b/>
+          <w:bCs/>
           <w:u w:val="thick"/>
         </w:rPr>
       </w:pPr>
     </w:p>
     <w:p>
       <w:pPr>
-        <w:pStyle w:val="Normal"/>
         <w:spacing w:before="90"/>
-        <w:ind/>
         <w:jc w:val="center"/>
         <w:rPr>
-          <w:b w:val="1"/>
-          <w:bCs w:val="1"/>
+          <w:b/>
+          <w:bCs/>
           <w:u w:val="thick"/>
         </w:rPr>
       </w:pPr>
     </w:p>
     <w:p>
       <w:pPr>
-        <w:pStyle w:val="Normal"/>
         <w:spacing w:before="90"/>
-        <w:ind/>
         <w:jc w:val="center"/>
         <w:rPr>
-          <w:b w:val="1"/>
-          <w:bCs w:val="1"/>
+          <w:b/>
+          <w:bCs/>
           <w:u w:val="thick"/>
         </w:rPr>
       </w:pPr>
     </w:p>
     <w:p>
       <w:pPr>
-        <w:pStyle w:val="Normal"/>
         <w:spacing w:before="90"/>
-        <w:ind/>
         <w:jc w:val="center"/>
         <w:rPr>
-          <w:b w:val="1"/>
-          <w:bCs w:val="1"/>
+          <w:b/>
+          <w:bCs/>
           <w:u w:val="thick"/>
         </w:rPr>
       </w:pPr>
     </w:p>
     <w:p>
       <w:pPr>
-        <w:pStyle w:val="Normal"/>
         <w:spacing w:before="90"/>
-        <w:ind/>
         <w:jc w:val="center"/>
         <w:rPr>
-          <w:b w:val="1"/>
-          <w:bCs w:val="1"/>
+          <w:b/>
+          <w:bCs/>
           <w:u w:val="thick"/>
         </w:rPr>
       </w:pPr>
     </w:p>
     <w:p>
       <w:pPr>
-        <w:pStyle w:val="Normal"/>
         <w:spacing w:before="90"/>
-        <w:ind/>
         <w:jc w:val="center"/>
         <w:rPr>
-          <w:b w:val="1"/>
-          <w:bCs w:val="1"/>
+          <w:b/>
+          <w:bCs/>
           <w:u w:val="thick"/>
         </w:rPr>
       </w:pPr>
     </w:p>
     <w:p>
       <w:pPr>
-        <w:pStyle w:val="Normal"/>
         <w:spacing w:before="90"/>
-        <w:ind/>
         <w:jc w:val="center"/>
         <w:rPr>
-          <w:b w:val="1"/>
-          <w:bCs w:val="1"/>
+          <w:b/>
+          <w:bCs/>
           <w:u w:val="thick"/>
         </w:rPr>
       </w:pPr>
-      <w:r>
-        <w:rPr>
-          <w:b w:val="1"/>
-          <w:bCs w:val="1"/>
+    </w:p>
+    <w:p>
+      <w:pPr>
+        <w:spacing w:before="90"/>
+        <w:jc w:val="center"/>
+        <w:rPr>
+          <w:b/>
+          <w:bCs/>
           <w:u w:val="thick"/>
         </w:rPr>
-        <w:t>Salary</w:t>
-      </w:r>
-      <w:r>
-        <w:rPr>
-          <w:b w:val="1"/>
-          <w:bCs w:val="1"/>
+      </w:pPr>
+    </w:p>
+    <w:p>
+      <w:pPr>
+        <w:spacing w:before="90"/>
+        <w:jc w:val="center"/>
+        <w:rPr>
+          <w:b/>
+          <w:bCs/>
           <w:u w:val="thick"/>
         </w:rPr>
-        <w:t xml:space="preserve"> </w:t>
-      </w:r>
-      <w:r>
-        <w:rPr>
-          <w:b w:val="1"/>
-          <w:bCs w:val="1"/>
+      </w:pPr>
+    </w:p>
+    <w:p>
+      <w:pPr>
+        <w:spacing w:before="90"/>
+        <w:jc w:val="center"/>
+        <w:rPr>
+          <w:b/>
+          <w:bCs/>
           <w:u w:val="thick"/>
         </w:rPr>
-        <w:t>Break-up</w:t>
-      </w:r>
-      <w:r>
-        <w:rPr>
-          <w:b w:val="1"/>
-          <w:bCs w:val="1"/>
+      </w:pPr>
+    </w:p>
+    <w:p>
+      <w:pPr>
+        <w:spacing w:before="90"/>
+        <w:jc w:val="center"/>
+        <w:rPr>
+          <w:b/>
+          <w:bCs/>
           <w:u w:val="thick"/>
         </w:rPr>
-        <w:t xml:space="preserve"> </w:t>
-      </w:r>
-      <w:r>
-        <w:rPr>
-          <w:b w:val="1"/>
-          <w:bCs w:val="1"/>
+      </w:pPr>
+    </w:p>
+    <w:p>
+      <w:pPr>
+        <w:spacing w:before="90"/>
+        <w:jc w:val="center"/>
+        <w:rPr>
+          <w:b/>
+          <w:bCs/>
           <w:u w:val="thick"/>
         </w:rPr>
-        <w:t>Letter</w:t>
-      </w:r>
-    </w:p>
-    <w:p>
-      <w:pPr>
-        <w:pStyle w:val="BodyText"/>
-        <w:suppressLineNumbers w:val="0"/>
-        <w:bidi w:val="0"/>
-        <w:spacing w:before="90" w:beforeAutospacing="off" w:after="0" w:afterAutospacing="off" w:line="259" w:lineRule="auto"/>
+      </w:pPr>
+    </w:p>
+    <w:p>
+      <w:pPr>
+        <w:spacing w:before="90"/>
+        <w:jc w:val="center"/>
+        <w:rPr>
+          <w:b/>
+          <w:bCs/>
+          <w:u w:val="thick"/>
+        </w:rPr>
+      </w:pPr>
+    </w:p>
+    <w:p>
+      <w:pPr>
+        <w:spacing w:before="90"/>
+        <w:jc w:val="center"/>
+        <w:rPr>
+          <w:b/>
+          <w:bCs/>
+          <w:u w:val="thick"/>
+        </w:rPr>
+      </w:pPr>
+    </w:p>
+    <w:p>
+      <w:pPr>
+        <w:spacing w:before="90"/>
+        <w:rPr>
+          <w:b/>
+          <w:bCs/>
+          <w:u w:val="thick"/>
+        </w:rPr>
+      </w:pPr>
+    </w:p>
+    <w:p>
+      <w:pPr>
+        <w:spacing w:before="90"/>
+        <w:jc w:val="center"/>
+        <w:rPr>
+          <w:b/>
+          <w:bCs/>
+          <w:u w:val="thick"/>
+        </w:rPr>
+      </w:pPr>
+      <w:r>
+        <w:rPr>
+          <w:b/>
+          <w:bCs/>
+          <w:u w:val="thick"/>
+        </w:rPr>
+        <w:t>Salary Break-up Letter</w:t>
+      </w:r>
+    </w:p>
+    <w:p>
+      <w:pPr>
+        <w:pStyle w:val="BodyText"/>
+        <w:spacing w:before="90" w:line="259" w:lineRule="auto"/>
         <w:ind w:left="709" w:right="702"/>
         <w:jc w:val="both"/>
       </w:pPr>
       <w:r>
-        <w:rPr/>
         <w:t xml:space="preserve">       </w:t>
       </w:r>
       <w:r>
         <w:rPr>
-          <w:rFonts w:ascii="Calibri" w:hAnsi="Calibri" w:eastAsia="Calibri" w:cs="" w:asciiTheme="minorAscii" w:hAnsiTheme="minorAscii" w:eastAsiaTheme="minorAscii" w:cstheme="minorBidi"/>
-          <w:color w:val="auto"/>
-          <w:sz w:val="24"/>
-          <w:szCs w:val="24"/>
-          <w:lang w:eastAsia="en-US" w:bidi="ar-SA"/>
+          <w:rFonts w:asciiTheme="minorHAnsi" w:eastAsiaTheme="minorEastAsia" w:hAnsiTheme="minorHAnsi" w:cstheme="minorBidi"/>
         </w:rPr>
         <w:t xml:space="preserve">Dear </w:t>
       </w:r>
       <w:r>
         <w:rPr>
-          <w:rFonts w:ascii="Times New Roman" w:hAnsi="Times New Roman" w:eastAsia="Times New Roman" w:cs="Times New Roman"/>
-          <w:b w:val="1"/>
-          <w:bCs w:val="1"/>
-          <w:noProof w:val="0"/>
+          <w:b/>
+          <w:bCs/>
           <w:sz w:val="22"/>
           <w:szCs w:val="22"/>
-          <w:lang w:val="en-US"/>
         </w:rPr>
         <w:t>{Name}</w:t>
       </w:r>
       <w:r>
         <w:rPr>
-          <w:rFonts w:ascii="Calibri" w:hAnsi="Calibri" w:eastAsia="Calibri" w:cs="" w:asciiTheme="minorAscii" w:hAnsiTheme="minorAscii" w:eastAsiaTheme="minorAscii" w:cstheme="minorBidi"/>
-          <w:color w:val="auto"/>
-          <w:sz w:val="24"/>
-          <w:szCs w:val="24"/>
-          <w:lang w:eastAsia="en-US" w:bidi="ar-SA"/>
+          <w:rFonts w:asciiTheme="minorHAnsi" w:eastAsiaTheme="minorEastAsia" w:hAnsiTheme="minorHAnsi" w:cstheme="minorBidi"/>
         </w:rPr>
         <w:t>,</w:t>
       </w:r>
     </w:p>
     <w:p>
       <w:pPr>
-        <w:pStyle w:val="Normal"/>
         <w:spacing w:before="90"/>
         <w:ind w:firstLine="630"/>
-        <w:jc w:val="left"/>
-        <w:rPr>
-          <w:sz w:val="22"/>
-          <w:szCs w:val="22"/>
-        </w:rPr>
-      </w:pPr>
-      <w:r>
-        <w:rPr>
-          <w:rFonts w:ascii="Times New Roman" w:hAnsi="Times New Roman" w:eastAsia="Times New Roman" w:cs="Times New Roman" w:asciiTheme="minorAscii" w:hAnsiTheme="minorAscii" w:eastAsiaTheme="minorAscii" w:cstheme="minorBidi"/>
-          <w:color w:val="auto"/>
-          <w:sz w:val="24"/>
-          <w:szCs w:val="24"/>
-          <w:lang w:eastAsia="en-US" w:bidi="ar-SA"/>
+      </w:pPr>
+      <w:r>
+        <w:rPr>
+          <w:rFonts w:asciiTheme="minorHAnsi" w:eastAsiaTheme="minorEastAsia" w:hAnsiTheme="minorHAnsi" w:cstheme="minorBidi"/>
+          <w:sz w:val="24"/>
+          <w:szCs w:val="24"/>
         </w:rPr>
         <w:t xml:space="preserve">        </w:t>
       </w:r>
       <w:r>
         <w:rPr>
-          <w:rFonts w:ascii="Times New Roman" w:hAnsi="Times New Roman" w:eastAsia="Times New Roman" w:cs="Times New Roman" w:asciiTheme="minorAscii" w:hAnsiTheme="minorAscii" w:eastAsiaTheme="minorAscii" w:cstheme="minorBidi"/>
-          <w:color w:val="auto"/>
-          <w:sz w:val="24"/>
-          <w:szCs w:val="24"/>
-          <w:lang w:eastAsia="en-US" w:bidi="ar-SA"/>
-        </w:rPr>
-        <w:t xml:space="preserve"> </w:t>
-      </w:r>
-      <w:r>
-        <w:rPr>
-          <w:rFonts w:ascii="Times New Roman" w:hAnsi="Times New Roman" w:eastAsia="Times New Roman" w:cs="Times New Roman" w:asciiTheme="minorAscii" w:hAnsiTheme="minorAscii" w:eastAsiaTheme="minorAscii" w:cstheme="minorBidi"/>
-          <w:color w:val="auto"/>
-          <w:sz w:val="24"/>
-          <w:szCs w:val="24"/>
-          <w:lang w:eastAsia="en-US" w:bidi="ar-SA"/>
-        </w:rPr>
-        <w:t>Your</w:t>
-      </w:r>
-      <w:r>
-        <w:rPr>
-          <w:rFonts w:ascii="Times New Roman" w:hAnsi="Times New Roman" w:eastAsia="Times New Roman" w:cs="Times New Roman" w:asciiTheme="minorAscii" w:hAnsiTheme="minorAscii" w:eastAsiaTheme="minorAscii" w:cstheme="minorBidi"/>
-          <w:color w:val="auto"/>
-          <w:sz w:val="24"/>
-          <w:szCs w:val="24"/>
-          <w:lang w:eastAsia="en-US" w:bidi="ar-SA"/>
-        </w:rPr>
-        <w:t xml:space="preserve"> </w:t>
-      </w:r>
-      <w:r>
-        <w:rPr>
-          <w:rFonts w:ascii="Times New Roman" w:hAnsi="Times New Roman" w:eastAsia="Times New Roman" w:cs="Times New Roman" w:asciiTheme="minorAscii" w:hAnsiTheme="minorAscii" w:eastAsiaTheme="minorAscii" w:cstheme="minorBidi"/>
-          <w:color w:val="auto"/>
-          <w:sz w:val="24"/>
-          <w:szCs w:val="24"/>
-          <w:lang w:eastAsia="en-US" w:bidi="ar-SA"/>
-        </w:rPr>
-        <w:t>monthly</w:t>
-      </w:r>
-      <w:r>
-        <w:rPr>
-          <w:rFonts w:ascii="Times New Roman" w:hAnsi="Times New Roman" w:eastAsia="Times New Roman" w:cs="Times New Roman" w:asciiTheme="minorAscii" w:hAnsiTheme="minorAscii" w:eastAsiaTheme="minorAscii" w:cstheme="minorBidi"/>
-          <w:color w:val="auto"/>
-          <w:sz w:val="24"/>
-          <w:szCs w:val="24"/>
-          <w:lang w:eastAsia="en-US" w:bidi="ar-SA"/>
-        </w:rPr>
-        <w:t xml:space="preserve"> </w:t>
-      </w:r>
-      <w:r>
-        <w:rPr>
-          <w:rFonts w:ascii="Times New Roman" w:hAnsi="Times New Roman" w:eastAsia="Times New Roman" w:cs="Times New Roman" w:asciiTheme="minorAscii" w:hAnsiTheme="minorAscii" w:eastAsiaTheme="minorAscii" w:cstheme="minorBidi"/>
-          <w:color w:val="auto"/>
-          <w:sz w:val="24"/>
-          <w:szCs w:val="24"/>
-          <w:lang w:eastAsia="en-US" w:bidi="ar-SA"/>
-        </w:rPr>
-        <w:t>salary</w:t>
-      </w:r>
-      <w:r>
-        <w:rPr>
-          <w:rFonts w:ascii="Times New Roman" w:hAnsi="Times New Roman" w:eastAsia="Times New Roman" w:cs="Times New Roman" w:asciiTheme="minorAscii" w:hAnsiTheme="minorAscii" w:eastAsiaTheme="minorAscii" w:cstheme="minorBidi"/>
-          <w:color w:val="auto"/>
-          <w:sz w:val="24"/>
-          <w:szCs w:val="24"/>
-          <w:lang w:eastAsia="en-US" w:bidi="ar-SA"/>
-        </w:rPr>
-        <w:t xml:space="preserve"> </w:t>
-      </w:r>
-      <w:r>
-        <w:rPr>
-          <w:rFonts w:ascii="Times New Roman" w:hAnsi="Times New Roman" w:eastAsia="Times New Roman" w:cs="Times New Roman" w:asciiTheme="minorAscii" w:hAnsiTheme="minorAscii" w:eastAsiaTheme="minorAscii" w:cstheme="minorBidi"/>
-          <w:color w:val="auto"/>
-          <w:sz w:val="24"/>
-          <w:szCs w:val="24"/>
-          <w:lang w:eastAsia="en-US" w:bidi="ar-SA"/>
-        </w:rPr>
-        <w:t>details &amp;</w:t>
-      </w:r>
-      <w:r>
-        <w:rPr>
-          <w:rFonts w:ascii="Times New Roman" w:hAnsi="Times New Roman" w:eastAsia="Times New Roman" w:cs="Times New Roman" w:asciiTheme="minorAscii" w:hAnsiTheme="minorAscii" w:eastAsiaTheme="minorAscii" w:cstheme="minorBidi"/>
-          <w:color w:val="auto"/>
-          <w:sz w:val="24"/>
-          <w:szCs w:val="24"/>
-          <w:lang w:eastAsia="en-US" w:bidi="ar-SA"/>
-        </w:rPr>
-        <w:t xml:space="preserve"> </w:t>
-      </w:r>
-      <w:r>
-        <w:rPr>
-          <w:rFonts w:ascii="Times New Roman" w:hAnsi="Times New Roman" w:eastAsia="Times New Roman" w:cs="Times New Roman" w:asciiTheme="minorAscii" w:hAnsiTheme="minorAscii" w:eastAsiaTheme="minorAscii" w:cstheme="minorBidi"/>
-          <w:color w:val="auto"/>
-          <w:sz w:val="24"/>
-          <w:szCs w:val="24"/>
-          <w:lang w:eastAsia="en-US" w:bidi="ar-SA"/>
-        </w:rPr>
-        <w:t>total</w:t>
-      </w:r>
-      <w:r>
-        <w:rPr>
-          <w:rFonts w:ascii="Times New Roman" w:hAnsi="Times New Roman" w:eastAsia="Times New Roman" w:cs="Times New Roman" w:asciiTheme="minorAscii" w:hAnsiTheme="minorAscii" w:eastAsiaTheme="minorAscii" w:cstheme="minorBidi"/>
-          <w:color w:val="auto"/>
-          <w:sz w:val="24"/>
-          <w:szCs w:val="24"/>
-          <w:lang w:eastAsia="en-US" w:bidi="ar-SA"/>
-        </w:rPr>
-        <w:t xml:space="preserve"> </w:t>
-      </w:r>
-      <w:r>
-        <w:rPr>
-          <w:rFonts w:ascii="Times New Roman" w:hAnsi="Times New Roman" w:eastAsia="Times New Roman" w:cs="Times New Roman" w:asciiTheme="minorAscii" w:hAnsiTheme="minorAscii" w:eastAsiaTheme="minorAscii" w:cstheme="minorBidi"/>
-          <w:color w:val="auto"/>
-          <w:sz w:val="24"/>
-          <w:szCs w:val="24"/>
-          <w:lang w:eastAsia="en-US" w:bidi="ar-SA"/>
-        </w:rPr>
-        <w:t>cost to</w:t>
-      </w:r>
-      <w:r>
-        <w:rPr>
-          <w:rFonts w:ascii="Times New Roman" w:hAnsi="Times New Roman" w:eastAsia="Times New Roman" w:cs="Times New Roman" w:asciiTheme="minorAscii" w:hAnsiTheme="minorAscii" w:eastAsiaTheme="minorAscii" w:cstheme="minorBidi"/>
-          <w:color w:val="auto"/>
-          <w:sz w:val="24"/>
-          <w:szCs w:val="24"/>
-          <w:lang w:eastAsia="en-US" w:bidi="ar-SA"/>
-        </w:rPr>
-        <w:t xml:space="preserve"> </w:t>
-      </w:r>
-      <w:r>
-        <w:rPr>
-          <w:rFonts w:ascii="Times New Roman" w:hAnsi="Times New Roman" w:eastAsia="Times New Roman" w:cs="Times New Roman" w:asciiTheme="minorAscii" w:hAnsiTheme="minorAscii" w:eastAsiaTheme="minorAscii" w:cstheme="minorBidi"/>
-          <w:color w:val="auto"/>
-          <w:sz w:val="24"/>
-          <w:szCs w:val="24"/>
-          <w:lang w:eastAsia="en-US" w:bidi="ar-SA"/>
-        </w:rPr>
-        <w:t>company</w:t>
-      </w:r>
-      <w:r>
-        <w:rPr>
-          <w:rFonts w:ascii="Times New Roman" w:hAnsi="Times New Roman" w:eastAsia="Times New Roman" w:cs="Times New Roman" w:asciiTheme="minorAscii" w:hAnsiTheme="minorAscii" w:eastAsiaTheme="minorAscii" w:cstheme="minorBidi"/>
-          <w:color w:val="auto"/>
-          <w:sz w:val="24"/>
-          <w:szCs w:val="24"/>
-          <w:lang w:eastAsia="en-US" w:bidi="ar-SA"/>
-        </w:rPr>
-        <w:t xml:space="preserve"> </w:t>
-      </w:r>
-      <w:r>
-        <w:rPr>
-          <w:rFonts w:ascii="Times New Roman" w:hAnsi="Times New Roman" w:eastAsia="Times New Roman" w:cs="Times New Roman" w:asciiTheme="minorAscii" w:hAnsiTheme="minorAscii" w:eastAsiaTheme="minorAscii" w:cstheme="minorBidi"/>
-          <w:color w:val="auto"/>
-          <w:sz w:val="24"/>
-          <w:szCs w:val="24"/>
-          <w:lang w:eastAsia="en-US" w:bidi="ar-SA"/>
-        </w:rPr>
-        <w:t>is as</w:t>
-      </w:r>
-      <w:r>
-        <w:rPr>
-          <w:rFonts w:ascii="Times New Roman" w:hAnsi="Times New Roman" w:eastAsia="Times New Roman" w:cs="Times New Roman" w:asciiTheme="minorAscii" w:hAnsiTheme="minorAscii" w:eastAsiaTheme="minorAscii" w:cstheme="minorBidi"/>
-          <w:color w:val="auto"/>
-          <w:sz w:val="24"/>
-          <w:szCs w:val="24"/>
-          <w:lang w:eastAsia="en-US" w:bidi="ar-SA"/>
-        </w:rPr>
-        <w:t xml:space="preserve"> </w:t>
-      </w:r>
-      <w:r>
-        <w:rPr>
-          <w:rFonts w:ascii="Times New Roman" w:hAnsi="Times New Roman" w:eastAsia="Times New Roman" w:cs="Times New Roman" w:asciiTheme="minorAscii" w:hAnsiTheme="minorAscii" w:eastAsiaTheme="minorAscii" w:cstheme="minorBidi"/>
-          <w:color w:val="auto"/>
-          <w:sz w:val="24"/>
-          <w:szCs w:val="24"/>
-          <w:lang w:eastAsia="en-US" w:bidi="ar-SA"/>
-        </w:rPr>
-        <w:t>follows</w:t>
-      </w:r>
-      <w:r>
-        <w:rPr>
-          <w:sz w:val="22"/>
-          <w:szCs w:val="22"/>
-        </w:rPr>
+          <w:rFonts w:asciiTheme="minorHAnsi" w:eastAsiaTheme="minorEastAsia" w:hAnsiTheme="minorHAnsi" w:cstheme="minorBidi"/>
+          <w:sz w:val="24"/>
+          <w:szCs w:val="24"/>
+        </w:rPr>
+        <w:t xml:space="preserve"> </w:t>
+      </w:r>
+      <w:r>
+        <w:rPr>
+          <w:rFonts w:asciiTheme="minorHAnsi" w:eastAsiaTheme="minorEastAsia" w:hAnsiTheme="minorHAnsi" w:cstheme="minorBidi"/>
+          <w:sz w:val="24"/>
+          <w:szCs w:val="24"/>
+        </w:rPr>
+        <w:t>Your monthly salary details &amp; total cost to company is as follows</w:t>
+      </w:r>
+      <w:r>
         <w:t>:</w:t>
       </w:r>
       <w:r>
@@ -5233,17 +3849,15 @@
     </w:p>
     <w:tbl>
       <w:tblPr>
-        <w:tblStyle w:val="TableNormal"/>
-        <w:bidiVisual w:val="0"/>
         <w:tblW w:w="0" w:type="auto"/>
         <w:jc w:val="center"/>
         <w:tblBorders>
-          <w:top w:val="single" w:color="000000" w:themeColor="text1" w:sz="12"/>
-          <w:left w:val="single" w:color="000000" w:themeColor="text1" w:sz="12"/>
-          <w:bottom w:val="single" w:color="000000" w:themeColor="text1" w:sz="12"/>
-          <w:right w:val="single" w:color="000000" w:themeColor="text1" w:sz="12"/>
-          <w:insideH w:val="single" w:color="000000" w:themeColor="text1" w:sz="12"/>
-          <w:insideV w:val="single" w:color="000000" w:themeColor="text1" w:sz="12"/>
+          <w:top w:val="single" w:sz="12" w:space="0" w:color="000000" w:themeColor="text1"/>
+          <w:left w:val="single" w:sz="12" w:space="0" w:color="000000" w:themeColor="text1"/>
+          <w:bottom w:val="single" w:sz="12" w:space="0" w:color="000000" w:themeColor="text1"/>
+          <w:right w:val="single" w:sz="12" w:space="0" w:color="000000" w:themeColor="text1"/>
+          <w:insideH w:val="single" w:sz="12" w:space="0" w:color="000000" w:themeColor="text1"/>
+          <w:insideV w:val="single" w:sz="12" w:space="0" w:color="000000" w:themeColor="text1"/>
         </w:tblBorders>
         <w:tblLook w:val="06A0" w:firstRow="1" w:lastRow="0" w:firstColumn="1" w:lastColumn="0" w:noHBand="1" w:noVBand="1"/>
       </w:tblPr>
@@ -5255,6 +3869,7 @@
       <w:tr>
         <w:trPr>
           <w:trHeight w:val="300"/>
+          <w:jc w:val="center"/>
         </w:trPr>
         <w:tc>
           <w:tcPr>
@@ -5270,22 +3885,14 @@
           </w:tcPr>
           <w:p>
             <w:pPr>
-              <w:spacing w:before="0" w:beforeAutospacing="off" w:after="0" w:afterAutospacing="off"/>
               <w:jc w:val="center"/>
             </w:pPr>
             <w:r>
               <w:rPr>
-                <w:rFonts w:ascii="Calibri" w:hAnsi="Calibri" w:eastAsia="Calibri" w:cs="Calibri"/>
-                <w:b w:val="1"/>
-                <w:bCs w:val="1"/>
-                <w:i w:val="0"/>
-                <w:iCs w:val="0"/>
-                <w:strike w:val="0"/>
-                <w:dstrike w:val="0"/>
-                <w:color w:val="000000" w:themeColor="text1" w:themeTint="FF" w:themeShade="FF"/>
-                <w:sz w:val="22"/>
-                <w:szCs w:val="22"/>
-                <w:u w:val="none"/>
+                <w:rFonts w:ascii="Calibri" w:eastAsia="Calibri" w:hAnsi="Calibri" w:cs="Calibri"/>
+                <w:b/>
+                <w:bCs/>
+                <w:color w:val="000000" w:themeColor="text1"/>
               </w:rPr>
               <w:t>Proposed Breakup</w:t>
             </w:r>
@@ -5295,6 +3902,7 @@
       <w:tr>
         <w:trPr>
           <w:trHeight w:val="300"/>
+          <w:jc w:val="center"/>
         </w:trPr>
         <w:tc>
           <w:tcPr>
@@ -5313,13 +3921,14 @@
       <w:tr>
         <w:trPr>
           <w:trHeight w:val="285"/>
+          <w:jc w:val="center"/>
         </w:trPr>
         <w:tc>
           <w:tcPr>
             <w:tcW w:w="6330" w:type="dxa"/>
             <w:gridSpan w:val="2"/>
             <w:tcBorders>
-              <w:top w:val="single" w:color="000000" w:themeColor="text1" w:sz="8"/>
+              <w:top w:val="single" w:sz="8" w:space="0" w:color="000000" w:themeColor="text1"/>
             </w:tcBorders>
             <w:shd w:val="clear" w:color="auto" w:fill="FFE699"/>
             <w:tcMar>
@@ -5331,22 +3940,16 @@
           </w:tcPr>
           <w:p>
             <w:pPr>
-              <w:spacing w:before="0" w:beforeAutospacing="off" w:after="0" w:afterAutospacing="off"/>
               <w:jc w:val="center"/>
             </w:pPr>
             <w:r>
               <w:rPr>
-                <w:rFonts w:ascii="Bookman Old Style" w:hAnsi="Bookman Old Style" w:eastAsia="Bookman Old Style" w:cs="Bookman Old Style"/>
-                <w:b w:val="1"/>
-                <w:bCs w:val="1"/>
-                <w:i w:val="0"/>
-                <w:iCs w:val="0"/>
-                <w:strike w:val="0"/>
-                <w:dstrike w:val="0"/>
-                <w:color w:val="000000" w:themeColor="text1" w:themeTint="FF" w:themeShade="FF"/>
+                <w:rFonts w:ascii="Bookman Old Style" w:eastAsia="Bookman Old Style" w:hAnsi="Bookman Old Style" w:cs="Bookman Old Style"/>
+                <w:b/>
+                <w:bCs/>
+                <w:color w:val="000000" w:themeColor="text1"/>
                 <w:sz w:val="20"/>
                 <w:szCs w:val="20"/>
-                <w:u w:val="none"/>
               </w:rPr>
               <w:t xml:space="preserve">Total Annual CTC </w:t>
             </w:r>
@@ -5365,22 +3968,16 @@
           </w:tcPr>
           <w:p>
             <w:pPr>
-              <w:spacing w:before="0" w:beforeAutospacing="off" w:after="0" w:afterAutospacing="off"/>
               <w:jc w:val="right"/>
             </w:pPr>
             <w:r>
               <w:rPr>
-                <w:rFonts w:ascii="Bookman Old Style" w:hAnsi="Bookman Old Style" w:eastAsia="Bookman Old Style" w:cs="Bookman Old Style"/>
-                <w:b w:val="1"/>
-                <w:bCs w:val="1"/>
-                <w:i w:val="0"/>
-                <w:iCs w:val="0"/>
-                <w:strike w:val="0"/>
-                <w:dstrike w:val="0"/>
-                <w:color w:val="000000" w:themeColor="text1" w:themeTint="FF" w:themeShade="FF"/>
+                <w:rFonts w:ascii="Bookman Old Style" w:eastAsia="Bookman Old Style" w:hAnsi="Bookman Old Style" w:cs="Bookman Old Style"/>
+                <w:b/>
+                <w:bCs/>
+                <w:color w:val="000000" w:themeColor="text1"/>
                 <w:sz w:val="20"/>
                 <w:szCs w:val="20"/>
-                <w:u w:val="none"/>
               </w:rPr>
               <w:t>₹ 550,000</w:t>
             </w:r>
@@ -5390,13 +3987,14 @@
       <w:tr>
         <w:trPr>
           <w:trHeight w:val="300"/>
+          <w:jc w:val="center"/>
         </w:trPr>
         <w:tc>
           <w:tcPr>
             <w:tcW w:w="8595" w:type="dxa"/>
             <w:gridSpan w:val="3"/>
             <w:tcBorders>
-              <w:top w:val="single" w:color="000000" w:themeColor="text1" w:sz="8"/>
+              <w:top w:val="single" w:sz="8" w:space="0" w:color="000000" w:themeColor="text1"/>
             </w:tcBorders>
             <w:tcMar>
               <w:top w:w="15" w:type="dxa"/>
@@ -5411,6 +4009,7 @@
       <w:tr>
         <w:trPr>
           <w:trHeight w:val="300"/>
+          <w:jc w:val="center"/>
         </w:trPr>
         <w:tc>
           <w:tcPr>
@@ -5426,22 +4025,16 @@
           </w:tcPr>
           <w:p>
             <w:pPr>
-              <w:spacing w:before="0" w:beforeAutospacing="off" w:after="0" w:afterAutospacing="off"/>
               <w:jc w:val="center"/>
             </w:pPr>
             <w:r>
               <w:rPr>
-                <w:rFonts w:ascii="Bookman Old Style" w:hAnsi="Bookman Old Style" w:eastAsia="Bookman Old Style" w:cs="Bookman Old Style"/>
-                <w:b w:val="1"/>
-                <w:bCs w:val="1"/>
-                <w:i w:val="0"/>
-                <w:iCs w:val="0"/>
-                <w:strike w:val="0"/>
-                <w:dstrike w:val="0"/>
-                <w:color w:val="000000" w:themeColor="text1" w:themeTint="FF" w:themeShade="FF"/>
+                <w:rFonts w:ascii="Bookman Old Style" w:eastAsia="Bookman Old Style" w:hAnsi="Bookman Old Style" w:cs="Bookman Old Style"/>
+                <w:b/>
+                <w:bCs/>
+                <w:color w:val="000000" w:themeColor="text1"/>
                 <w:sz w:val="20"/>
                 <w:szCs w:val="20"/>
-                <w:u w:val="none"/>
               </w:rPr>
               <w:t>Particulars</w:t>
             </w:r>
@@ -5460,22 +4053,16 @@
           </w:tcPr>
           <w:p>
             <w:pPr>
-              <w:spacing w:before="0" w:beforeAutospacing="off" w:after="0" w:afterAutospacing="off"/>
               <w:jc w:val="center"/>
             </w:pPr>
             <w:r>
               <w:rPr>
-                <w:rFonts w:ascii="Bookman Old Style" w:hAnsi="Bookman Old Style" w:eastAsia="Bookman Old Style" w:cs="Bookman Old Style"/>
-                <w:b w:val="1"/>
-                <w:bCs w:val="1"/>
-                <w:i w:val="0"/>
-                <w:iCs w:val="0"/>
-                <w:strike w:val="0"/>
-                <w:dstrike w:val="0"/>
-                <w:color w:val="000000" w:themeColor="text1" w:themeTint="FF" w:themeShade="FF"/>
+                <w:rFonts w:ascii="Bookman Old Style" w:eastAsia="Bookman Old Style" w:hAnsi="Bookman Old Style" w:cs="Bookman Old Style"/>
+                <w:b/>
+                <w:bCs/>
+                <w:color w:val="000000" w:themeColor="text1"/>
                 <w:sz w:val="20"/>
                 <w:szCs w:val="20"/>
-                <w:u w:val="none"/>
               </w:rPr>
               <w:t>Monthly</w:t>
             </w:r>
@@ -5485,6 +4072,7 @@
       <w:tr>
         <w:trPr>
           <w:trHeight w:val="300"/>
+          <w:jc w:val="center"/>
         </w:trPr>
         <w:tc>
           <w:tcPr>
@@ -5499,22 +4087,16 @@
           </w:tcPr>
           <w:p>
             <w:pPr>
-              <w:spacing w:before="0" w:beforeAutospacing="off" w:after="0" w:afterAutospacing="off"/>
               <w:jc w:val="center"/>
             </w:pPr>
             <w:r>
               <w:rPr>
-                <w:rFonts w:ascii="Bookman Old Style" w:hAnsi="Bookman Old Style" w:eastAsia="Bookman Old Style" w:cs="Bookman Old Style"/>
-                <w:b w:val="1"/>
-                <w:bCs w:val="1"/>
-                <w:i w:val="0"/>
-                <w:iCs w:val="0"/>
-                <w:strike w:val="0"/>
-                <w:dstrike w:val="0"/>
-                <w:color w:val="000000" w:themeColor="text1" w:themeTint="FF" w:themeShade="FF"/>
+                <w:rFonts w:ascii="Bookman Old Style" w:eastAsia="Bookman Old Style" w:hAnsi="Bookman Old Style" w:cs="Bookman Old Style"/>
+                <w:b/>
+                <w:bCs/>
+                <w:color w:val="000000" w:themeColor="text1"/>
                 <w:sz w:val="20"/>
                 <w:szCs w:val="20"/>
-                <w:u w:val="none"/>
               </w:rPr>
               <w:t>Total Monthly CTC (A)</w:t>
             </w:r>
@@ -5532,22 +4114,16 @@
           </w:tcPr>
           <w:p>
             <w:pPr>
-              <w:spacing w:before="0" w:beforeAutospacing="off" w:after="0" w:afterAutospacing="off"/>
               <w:jc w:val="right"/>
             </w:pPr>
             <w:r>
               <w:rPr>
-                <w:rFonts w:ascii="Bookman Old Style" w:hAnsi="Bookman Old Style" w:eastAsia="Bookman Old Style" w:cs="Bookman Old Style"/>
-                <w:b w:val="1"/>
-                <w:bCs w:val="1"/>
-                <w:i w:val="0"/>
-                <w:iCs w:val="0"/>
-                <w:strike w:val="0"/>
-                <w:dstrike w:val="0"/>
-                <w:color w:val="000000" w:themeColor="text1" w:themeTint="FF" w:themeShade="FF"/>
+                <w:rFonts w:ascii="Bookman Old Style" w:eastAsia="Bookman Old Style" w:hAnsi="Bookman Old Style" w:cs="Bookman Old Style"/>
+                <w:b/>
+                <w:bCs/>
+                <w:color w:val="000000" w:themeColor="text1"/>
                 <w:sz w:val="20"/>
                 <w:szCs w:val="20"/>
-                <w:u w:val="none"/>
               </w:rPr>
               <w:t>₹ 45,833</w:t>
             </w:r>
@@ -5557,6 +4133,7 @@
       <w:tr>
         <w:trPr>
           <w:trHeight w:val="360"/>
+          <w:jc w:val="center"/>
         </w:trPr>
         <w:tc>
           <w:tcPr>
@@ -5571,23 +4148,14 @@
             <w:vAlign w:val="center"/>
           </w:tcPr>
           <w:p>
-            <w:pPr>
-              <w:spacing w:before="0" w:beforeAutospacing="off" w:after="0" w:afterAutospacing="off"/>
-              <w:jc w:val="left"/>
-            </w:pPr>
             <w:r>
               <w:rPr>
-                <w:rFonts w:ascii="Bookman Old Style" w:hAnsi="Bookman Old Style" w:eastAsia="Bookman Old Style" w:cs="Bookman Old Style"/>
-                <w:b w:val="1"/>
-                <w:bCs w:val="1"/>
-                <w:i w:val="0"/>
-                <w:iCs w:val="0"/>
-                <w:strike w:val="0"/>
-                <w:dstrike w:val="0"/>
-                <w:color w:val="000000" w:themeColor="text1" w:themeTint="FF" w:themeShade="FF"/>
+                <w:rFonts w:ascii="Bookman Old Style" w:eastAsia="Bookman Old Style" w:hAnsi="Bookman Old Style" w:cs="Bookman Old Style"/>
+                <w:b/>
+                <w:bCs/>
+                <w:color w:val="000000" w:themeColor="text1"/>
                 <w:sz w:val="20"/>
                 <w:szCs w:val="20"/>
-                <w:u w:val="none"/>
               </w:rPr>
               <w:t>Employee Benefits (Deductible) (B)</w:t>
             </w:r>
@@ -5606,26 +4174,19 @@
               <w:left w:w="15" w:type="dxa"/>
               <w:right w:w="15" w:type="dxa"/>
             </w:tcMar>
-            <w:vAlign w:val="top"/>
           </w:tcPr>
           <w:p>
             <w:pPr>
-              <w:spacing w:before="0" w:beforeAutospacing="off" w:after="0" w:afterAutospacing="off"/>
               <w:jc w:val="right"/>
             </w:pPr>
             <w:r>
               <w:rPr>
-                <w:rFonts w:ascii="Bookman Old Style" w:hAnsi="Bookman Old Style" w:eastAsia="Bookman Old Style" w:cs="Bookman Old Style"/>
-                <w:b w:val="1"/>
-                <w:bCs w:val="1"/>
-                <w:i w:val="0"/>
-                <w:iCs w:val="0"/>
-                <w:strike w:val="0"/>
-                <w:dstrike w:val="0"/>
-                <w:color w:val="000000" w:themeColor="text1" w:themeTint="FF" w:themeShade="FF"/>
+                <w:rFonts w:ascii="Bookman Old Style" w:eastAsia="Bookman Old Style" w:hAnsi="Bookman Old Style" w:cs="Bookman Old Style"/>
+                <w:b/>
+                <w:bCs/>
+                <w:color w:val="000000" w:themeColor="text1"/>
                 <w:sz w:val="20"/>
                 <w:szCs w:val="20"/>
-                <w:u w:val="none"/>
               </w:rPr>
               <w:t>₹ 4,252</w:t>
             </w:r>
@@ -5635,6 +4196,7 @@
       <w:tr>
         <w:trPr>
           <w:trHeight w:val="360"/>
+          <w:jc w:val="center"/>
         </w:trPr>
         <w:tc>
           <w:tcPr>
@@ -5647,22 +4209,12 @@
             <w:vAlign w:val="center"/>
           </w:tcPr>
           <w:p>
-            <w:pPr>
-              <w:spacing w:before="0" w:beforeAutospacing="off" w:after="0" w:afterAutospacing="off"/>
-            </w:pPr>
             <w:r>
               <w:rPr>
-                <w:rFonts w:ascii="Bookman Old Style" w:hAnsi="Bookman Old Style" w:eastAsia="Bookman Old Style" w:cs="Bookman Old Style"/>
-                <w:b w:val="0"/>
-                <w:bCs w:val="0"/>
-                <w:i w:val="0"/>
-                <w:iCs w:val="0"/>
-                <w:strike w:val="0"/>
-                <w:dstrike w:val="0"/>
-                <w:color w:val="000000" w:themeColor="text1" w:themeTint="FF" w:themeShade="FF"/>
+                <w:rFonts w:ascii="Bookman Old Style" w:eastAsia="Bookman Old Style" w:hAnsi="Bookman Old Style" w:cs="Bookman Old Style"/>
+                <w:color w:val="000000" w:themeColor="text1"/>
                 <w:sz w:val="20"/>
                 <w:szCs w:val="20"/>
-                <w:u w:val="none"/>
               </w:rPr>
               <w:t>Health Insurance</w:t>
             </w:r>
@@ -5680,22 +4232,14 @@
           </w:tcPr>
           <w:p>
             <w:pPr>
-              <w:spacing w:before="0" w:beforeAutospacing="off" w:after="0" w:afterAutospacing="off"/>
               <w:jc w:val="right"/>
             </w:pPr>
             <w:r>
               <w:rPr>
-                <w:rFonts w:ascii="Bookman Old Style" w:hAnsi="Bookman Old Style" w:eastAsia="Bookman Old Style" w:cs="Bookman Old Style"/>
-                <w:b w:val="0"/>
-                <w:bCs w:val="0"/>
-                <w:i w:val="0"/>
-                <w:iCs w:val="0"/>
-                <w:strike w:val="0"/>
-                <w:dstrike w:val="0"/>
-                <w:color w:val="000000" w:themeColor="text1" w:themeTint="FF" w:themeShade="FF"/>
+                <w:rFonts w:ascii="Bookman Old Style" w:eastAsia="Bookman Old Style" w:hAnsi="Bookman Old Style" w:cs="Bookman Old Style"/>
+                <w:color w:val="000000" w:themeColor="text1"/>
                 <w:sz w:val="20"/>
                 <w:szCs w:val="20"/>
-                <w:u w:val="none"/>
               </w:rPr>
               <w:t>₹ 1,350</w:t>
             </w:r>
@@ -5706,12 +4250,9 @@
             <w:tcW w:w="2265" w:type="dxa"/>
             <w:vMerge/>
             <w:tcBorders>
-              <w:top w:sz="0"/>
-              <w:left w:val="nil" w:sz="0"/>
-              <w:bottom w:sz="0"/>
-              <w:right w:val="single" w:sz="0"/>
+              <w:left w:val="nil"/>
+              <w:right w:val="single" w:sz="0" w:space="0" w:color="auto"/>
             </w:tcBorders>
-            <w:tcMar/>
             <w:vAlign w:val="center"/>
           </w:tcPr>
           <w:p/>
@@ -5720,6 +4261,7 @@
       <w:tr>
         <w:trPr>
           <w:trHeight w:val="360"/>
+          <w:jc w:val="center"/>
         </w:trPr>
         <w:tc>
           <w:tcPr>
@@ -5732,22 +4274,12 @@
             <w:vAlign w:val="center"/>
           </w:tcPr>
           <w:p>
-            <w:pPr>
-              <w:spacing w:before="0" w:beforeAutospacing="off" w:after="0" w:afterAutospacing="off"/>
-            </w:pPr>
             <w:r>
               <w:rPr>
-                <w:rFonts w:ascii="Bookman Old Style" w:hAnsi="Bookman Old Style" w:eastAsia="Bookman Old Style" w:cs="Bookman Old Style"/>
-                <w:b w:val="0"/>
-                <w:bCs w:val="0"/>
-                <w:i w:val="0"/>
-                <w:iCs w:val="0"/>
-                <w:strike w:val="0"/>
-                <w:dstrike w:val="0"/>
-                <w:color w:val="000000" w:themeColor="text1" w:themeTint="FF" w:themeShade="FF"/>
+                <w:rFonts w:ascii="Bookman Old Style" w:eastAsia="Bookman Old Style" w:hAnsi="Bookman Old Style" w:cs="Bookman Old Style"/>
+                <w:color w:val="000000" w:themeColor="text1"/>
                 <w:sz w:val="20"/>
                 <w:szCs w:val="20"/>
-                <w:u w:val="none"/>
               </w:rPr>
               <w:t>Provident Fund (Employer Part)</w:t>
             </w:r>
@@ -5765,22 +4297,12 @@
           </w:tcPr>
           <w:p>
             <w:pPr>
-              <w:spacing w:before="0" w:beforeAutospacing="off" w:after="0" w:afterAutospacing="off"/>
               <w:jc w:val="right"/>
             </w:pPr>
             <w:r>
               <w:rPr>
-                <w:rFonts w:ascii="Calibri" w:hAnsi="Calibri" w:eastAsia="Calibri" w:cs="Calibri"/>
-                <w:b w:val="0"/>
-                <w:bCs w:val="0"/>
-                <w:i w:val="0"/>
-                <w:iCs w:val="0"/>
-                <w:strike w:val="0"/>
-                <w:dstrike w:val="0"/>
-                <w:color w:val="000000" w:themeColor="text1" w:themeTint="FF" w:themeShade="FF"/>
-                <w:sz w:val="22"/>
-                <w:szCs w:val="22"/>
-                <w:u w:val="none"/>
+                <w:rFonts w:ascii="Calibri" w:eastAsia="Calibri" w:hAnsi="Calibri" w:cs="Calibri"/>
+                <w:color w:val="000000" w:themeColor="text1"/>
               </w:rPr>
               <w:t>₹ 1,800</w:t>
             </w:r>
@@ -5791,12 +4313,9 @@
             <w:tcW w:w="2265" w:type="dxa"/>
             <w:vMerge/>
             <w:tcBorders>
-              <w:top w:sz="0"/>
-              <w:left w:val="nil" w:sz="0"/>
-              <w:bottom w:sz="0"/>
-              <w:right w:val="single" w:sz="0"/>
+              <w:left w:val="nil"/>
+              <w:right w:val="single" w:sz="0" w:space="0" w:color="auto"/>
             </w:tcBorders>
-            <w:tcMar/>
             <w:vAlign w:val="center"/>
           </w:tcPr>
           <w:p/>
@@ -5805,6 +4324,7 @@
       <w:tr>
         <w:trPr>
           <w:trHeight w:val="360"/>
+          <w:jc w:val="center"/>
         </w:trPr>
         <w:tc>
           <w:tcPr>
@@ -5817,22 +4337,12 @@
             <w:vAlign w:val="center"/>
           </w:tcPr>
           <w:p>
-            <w:pPr>
-              <w:spacing w:before="0" w:beforeAutospacing="off" w:after="0" w:afterAutospacing="off"/>
-            </w:pPr>
             <w:r>
               <w:rPr>
-                <w:rFonts w:ascii="Bookman Old Style" w:hAnsi="Bookman Old Style" w:eastAsia="Bookman Old Style" w:cs="Bookman Old Style"/>
-                <w:b w:val="0"/>
-                <w:bCs w:val="0"/>
-                <w:i w:val="0"/>
-                <w:iCs w:val="0"/>
-                <w:strike w:val="0"/>
-                <w:dstrike w:val="0"/>
-                <w:color w:val="000000" w:themeColor="text1" w:themeTint="FF" w:themeShade="FF"/>
+                <w:rFonts w:ascii="Bookman Old Style" w:eastAsia="Bookman Old Style" w:hAnsi="Bookman Old Style" w:cs="Bookman Old Style"/>
+                <w:color w:val="000000" w:themeColor="text1"/>
                 <w:sz w:val="20"/>
                 <w:szCs w:val="20"/>
-                <w:u w:val="none"/>
               </w:rPr>
               <w:t>Gratuity</w:t>
             </w:r>
@@ -5850,22 +4360,12 @@
           </w:tcPr>
           <w:p>
             <w:pPr>
-              <w:spacing w:before="0" w:beforeAutospacing="off" w:after="0" w:afterAutospacing="off"/>
               <w:jc w:val="right"/>
             </w:pPr>
             <w:r>
               <w:rPr>
-                <w:rFonts w:ascii="Calibri" w:hAnsi="Calibri" w:eastAsia="Calibri" w:cs="Calibri"/>
-                <w:b w:val="0"/>
-                <w:bCs w:val="0"/>
-                <w:i w:val="0"/>
-                <w:iCs w:val="0"/>
-                <w:strike w:val="0"/>
-                <w:dstrike w:val="0"/>
-                <w:color w:val="000000" w:themeColor="text1" w:themeTint="FF" w:themeShade="FF"/>
-                <w:sz w:val="22"/>
-                <w:szCs w:val="22"/>
-                <w:u w:val="none"/>
+                <w:rFonts w:ascii="Calibri" w:eastAsia="Calibri" w:hAnsi="Calibri" w:cs="Calibri"/>
+                <w:color w:val="000000" w:themeColor="text1"/>
               </w:rPr>
               <w:t>₹ 1,102</w:t>
             </w:r>
@@ -5876,12 +4376,9 @@
             <w:tcW w:w="2265" w:type="dxa"/>
             <w:vMerge/>
             <w:tcBorders>
-              <w:top w:sz="0"/>
-              <w:left w:val="nil" w:sz="0"/>
-              <w:bottom w:sz="0"/>
-              <w:right w:val="single" w:sz="0"/>
+              <w:left w:val="nil"/>
+              <w:right w:val="single" w:sz="0" w:space="0" w:color="auto"/>
             </w:tcBorders>
-            <w:tcMar/>
             <w:vAlign w:val="center"/>
           </w:tcPr>
           <w:p/>
@@ -5890,13 +4387,14 @@
       <w:tr>
         <w:trPr>
           <w:trHeight w:val="360"/>
+          <w:jc w:val="center"/>
         </w:trPr>
         <w:tc>
           <w:tcPr>
             <w:tcW w:w="6330" w:type="dxa"/>
             <w:gridSpan w:val="2"/>
             <w:tcBorders>
-              <w:top w:val="single" w:sz="4"/>
+              <w:top w:val="single" w:sz="4" w:space="0" w:color="auto"/>
             </w:tcBorders>
             <w:shd w:val="clear" w:color="auto" w:fill="FFE699"/>
             <w:tcMar>
@@ -5907,23 +4405,14 @@
             <w:vAlign w:val="bottom"/>
           </w:tcPr>
           <w:p>
-            <w:pPr>
-              <w:spacing w:before="0" w:beforeAutospacing="off" w:after="0" w:afterAutospacing="off"/>
-              <w:jc w:val="left"/>
-            </w:pPr>
             <w:r>
               <w:rPr>
-                <w:rFonts w:ascii="Bookman Old Style" w:hAnsi="Bookman Old Style" w:eastAsia="Bookman Old Style" w:cs="Bookman Old Style"/>
-                <w:b w:val="1"/>
-                <w:bCs w:val="1"/>
-                <w:i w:val="0"/>
-                <w:iCs w:val="0"/>
-                <w:strike w:val="0"/>
-                <w:dstrike w:val="0"/>
-                <w:color w:val="000000" w:themeColor="text1" w:themeTint="FF" w:themeShade="FF"/>
+                <w:rFonts w:ascii="Bookman Old Style" w:eastAsia="Bookman Old Style" w:hAnsi="Bookman Old Style" w:cs="Bookman Old Style"/>
+                <w:b/>
+                <w:bCs/>
+                <w:color w:val="000000" w:themeColor="text1"/>
                 <w:sz w:val="20"/>
                 <w:szCs w:val="20"/>
-                <w:u w:val="none"/>
               </w:rPr>
               <w:t>Gross Salary (C) = (A) - (B)</w:t>
             </w:r>
@@ -5938,26 +4427,19 @@
               <w:left w:w="15" w:type="dxa"/>
               <w:right w:w="15" w:type="dxa"/>
             </w:tcMar>
-            <w:vAlign w:val="top"/>
           </w:tcPr>
           <w:p>
             <w:pPr>
-              <w:spacing w:before="0" w:beforeAutospacing="off" w:after="0" w:afterAutospacing="off"/>
               <w:jc w:val="right"/>
             </w:pPr>
             <w:r>
               <w:rPr>
-                <w:rFonts w:ascii="Bookman Old Style" w:hAnsi="Bookman Old Style" w:eastAsia="Bookman Old Style" w:cs="Bookman Old Style"/>
-                <w:b w:val="1"/>
-                <w:bCs w:val="1"/>
-                <w:i w:val="0"/>
-                <w:iCs w:val="0"/>
-                <w:strike w:val="0"/>
-                <w:dstrike w:val="0"/>
-                <w:color w:val="000000" w:themeColor="text1" w:themeTint="FF" w:themeShade="FF"/>
+                <w:rFonts w:ascii="Bookman Old Style" w:eastAsia="Bookman Old Style" w:hAnsi="Bookman Old Style" w:cs="Bookman Old Style"/>
+                <w:b/>
+                <w:bCs/>
+                <w:color w:val="000000" w:themeColor="text1"/>
                 <w:sz w:val="20"/>
                 <w:szCs w:val="20"/>
-                <w:u w:val="none"/>
               </w:rPr>
               <w:t>₹ 41,581</w:t>
             </w:r>
@@ -5967,6 +4449,7 @@
       <w:tr>
         <w:trPr>
           <w:trHeight w:val="360"/>
+          <w:jc w:val="center"/>
         </w:trPr>
         <w:tc>
           <w:tcPr>
@@ -5979,23 +4462,12 @@
             <w:vAlign w:val="center"/>
           </w:tcPr>
           <w:p>
-            <w:pPr>
-              <w:spacing w:before="0" w:beforeAutospacing="off" w:after="0" w:afterAutospacing="off"/>
-              <w:jc w:val="left"/>
-            </w:pPr>
             <w:r>
               <w:rPr>
-                <w:rFonts w:ascii="Bookman Old Style" w:hAnsi="Bookman Old Style" w:eastAsia="Bookman Old Style" w:cs="Bookman Old Style"/>
-                <w:b w:val="0"/>
-                <w:bCs w:val="0"/>
-                <w:i w:val="0"/>
-                <w:iCs w:val="0"/>
-                <w:strike w:val="0"/>
-                <w:dstrike w:val="0"/>
-                <w:color w:val="000000" w:themeColor="text1" w:themeTint="FF" w:themeShade="FF"/>
+                <w:rFonts w:ascii="Bookman Old Style" w:eastAsia="Bookman Old Style" w:hAnsi="Bookman Old Style" w:cs="Bookman Old Style"/>
+                <w:color w:val="000000" w:themeColor="text1"/>
                 <w:sz w:val="20"/>
                 <w:szCs w:val="20"/>
-                <w:u w:val="none"/>
               </w:rPr>
               <w:t>Basic Salary</w:t>
             </w:r>
@@ -6013,22 +4485,14 @@
           </w:tcPr>
           <w:p>
             <w:pPr>
-              <w:spacing w:before="0" w:beforeAutospacing="off" w:after="0" w:afterAutospacing="off"/>
               <w:jc w:val="right"/>
             </w:pPr>
             <w:r>
               <w:rPr>
-                <w:rFonts w:ascii="Bookman Old Style" w:hAnsi="Bookman Old Style" w:eastAsia="Bookman Old Style" w:cs="Bookman Old Style"/>
-                <w:b w:val="0"/>
-                <w:bCs w:val="0"/>
-                <w:i w:val="0"/>
-                <w:iCs w:val="0"/>
-                <w:strike w:val="0"/>
-                <w:dstrike w:val="0"/>
-                <w:color w:val="000000" w:themeColor="text1" w:themeTint="FF" w:themeShade="FF"/>
+                <w:rFonts w:ascii="Bookman Old Style" w:eastAsia="Bookman Old Style" w:hAnsi="Bookman Old Style" w:cs="Bookman Old Style"/>
+                <w:color w:val="000000" w:themeColor="text1"/>
                 <w:sz w:val="20"/>
                 <w:szCs w:val="20"/>
-                <w:u w:val="none"/>
               </w:rPr>
               <w:t>₹ 22,917</w:t>
             </w:r>
@@ -6043,7 +4507,6 @@
               <w:left w:w="15" w:type="dxa"/>
               <w:right w:w="15" w:type="dxa"/>
             </w:tcMar>
-            <w:vAlign w:val="top"/>
           </w:tcPr>
           <w:p/>
         </w:tc>
@@ -6051,6 +4514,7 @@
       <w:tr>
         <w:trPr>
           <w:trHeight w:val="360"/>
+          <w:jc w:val="center"/>
         </w:trPr>
         <w:tc>
           <w:tcPr>
@@ -6063,23 +4527,12 @@
             <w:vAlign w:val="center"/>
           </w:tcPr>
           <w:p>
-            <w:pPr>
-              <w:spacing w:before="0" w:beforeAutospacing="off" w:after="0" w:afterAutospacing="off"/>
-              <w:jc w:val="left"/>
-            </w:pPr>
             <w:r>
               <w:rPr>
-                <w:rFonts w:ascii="Bookman Old Style" w:hAnsi="Bookman Old Style" w:eastAsia="Bookman Old Style" w:cs="Bookman Old Style"/>
-                <w:b w:val="0"/>
-                <w:bCs w:val="0"/>
-                <w:i w:val="0"/>
-                <w:iCs w:val="0"/>
-                <w:strike w:val="0"/>
-                <w:dstrike w:val="0"/>
-                <w:color w:val="000000" w:themeColor="text1" w:themeTint="FF" w:themeShade="FF"/>
+                <w:rFonts w:ascii="Bookman Old Style" w:eastAsia="Bookman Old Style" w:hAnsi="Bookman Old Style" w:cs="Bookman Old Style"/>
+                <w:color w:val="000000" w:themeColor="text1"/>
                 <w:sz w:val="20"/>
                 <w:szCs w:val="20"/>
-                <w:u w:val="none"/>
               </w:rPr>
               <w:t>House Rent Allowance</w:t>
             </w:r>
@@ -6097,22 +4550,14 @@
           </w:tcPr>
           <w:p>
             <w:pPr>
-              <w:spacing w:before="0" w:beforeAutospacing="off" w:after="0" w:afterAutospacing="off"/>
               <w:jc w:val="right"/>
             </w:pPr>
             <w:r>
               <w:rPr>
-                <w:rFonts w:ascii="Bookman Old Style" w:hAnsi="Bookman Old Style" w:eastAsia="Bookman Old Style" w:cs="Bookman Old Style"/>
-                <w:b w:val="0"/>
-                <w:bCs w:val="0"/>
-                <w:i w:val="0"/>
-                <w:iCs w:val="0"/>
-                <w:strike w:val="0"/>
-                <w:dstrike w:val="0"/>
-                <w:color w:val="000000" w:themeColor="text1" w:themeTint="FF" w:themeShade="FF"/>
+                <w:rFonts w:ascii="Bookman Old Style" w:eastAsia="Bookman Old Style" w:hAnsi="Bookman Old Style" w:cs="Bookman Old Style"/>
+                <w:color w:val="000000" w:themeColor="text1"/>
                 <w:sz w:val="20"/>
                 <w:szCs w:val="20"/>
-                <w:u w:val="none"/>
               </w:rPr>
               <w:t>₹ 11,458</w:t>
             </w:r>
@@ -6127,7 +4572,6 @@
               <w:left w:w="15" w:type="dxa"/>
               <w:right w:w="15" w:type="dxa"/>
             </w:tcMar>
-            <w:vAlign w:val="top"/>
           </w:tcPr>
           <w:p/>
         </w:tc>
@@ -6135,6 +4579,7 @@
       <w:tr>
         <w:trPr>
           <w:trHeight w:val="360"/>
+          <w:jc w:val="center"/>
         </w:trPr>
         <w:tc>
           <w:tcPr>
@@ -6147,23 +4592,12 @@
             <w:vAlign w:val="center"/>
           </w:tcPr>
           <w:p>
-            <w:pPr>
-              <w:spacing w:before="0" w:beforeAutospacing="off" w:after="0" w:afterAutospacing="off"/>
-              <w:jc w:val="left"/>
-            </w:pPr>
             <w:r>
               <w:rPr>
-                <w:rFonts w:ascii="Bookman Old Style" w:hAnsi="Bookman Old Style" w:eastAsia="Bookman Old Style" w:cs="Bookman Old Style"/>
-                <w:b w:val="0"/>
-                <w:bCs w:val="0"/>
-                <w:i w:val="0"/>
-                <w:iCs w:val="0"/>
-                <w:strike w:val="0"/>
-                <w:dstrike w:val="0"/>
-                <w:color w:val="000000" w:themeColor="text1" w:themeTint="FF" w:themeShade="FF"/>
+                <w:rFonts w:ascii="Bookman Old Style" w:eastAsia="Bookman Old Style" w:hAnsi="Bookman Old Style" w:cs="Bookman Old Style"/>
+                <w:color w:val="000000" w:themeColor="text1"/>
                 <w:sz w:val="20"/>
                 <w:szCs w:val="20"/>
-                <w:u w:val="none"/>
               </w:rPr>
               <w:t>Leave Travel Allowance</w:t>
             </w:r>
@@ -6181,22 +4615,14 @@
           </w:tcPr>
           <w:p>
             <w:pPr>
-              <w:spacing w:before="0" w:beforeAutospacing="off" w:after="0" w:afterAutospacing="off"/>
               <w:jc w:val="right"/>
             </w:pPr>
             <w:r>
               <w:rPr>
-                <w:rFonts w:ascii="Bookman Old Style" w:hAnsi="Bookman Old Style" w:eastAsia="Bookman Old Style" w:cs="Bookman Old Style"/>
-                <w:b w:val="0"/>
-                <w:bCs w:val="0"/>
-                <w:i w:val="0"/>
-                <w:iCs w:val="0"/>
-                <w:strike w:val="0"/>
-                <w:dstrike w:val="0"/>
-                <w:color w:val="000000" w:themeColor="text1" w:themeTint="FF" w:themeShade="FF"/>
+                <w:rFonts w:ascii="Bookman Old Style" w:eastAsia="Bookman Old Style" w:hAnsi="Bookman Old Style" w:cs="Bookman Old Style"/>
+                <w:color w:val="000000" w:themeColor="text1"/>
                 <w:sz w:val="20"/>
                 <w:szCs w:val="20"/>
-                <w:u w:val="none"/>
               </w:rPr>
               <w:t>₹ 2,500</w:t>
             </w:r>
@@ -6211,7 +4637,6 @@
               <w:left w:w="15" w:type="dxa"/>
               <w:right w:w="15" w:type="dxa"/>
             </w:tcMar>
-            <w:vAlign w:val="top"/>
           </w:tcPr>
           <w:p/>
         </w:tc>
@@ -6219,6 +4644,7 @@
       <w:tr>
         <w:trPr>
           <w:trHeight w:val="360"/>
+          <w:jc w:val="center"/>
         </w:trPr>
         <w:tc>
           <w:tcPr>
@@ -6231,23 +4657,12 @@
             <w:vAlign w:val="center"/>
           </w:tcPr>
           <w:p>
-            <w:pPr>
-              <w:spacing w:before="0" w:beforeAutospacing="off" w:after="0" w:afterAutospacing="off"/>
-              <w:jc w:val="left"/>
-            </w:pPr>
             <w:r>
               <w:rPr>
-                <w:rFonts w:ascii="Bookman Old Style" w:hAnsi="Bookman Old Style" w:eastAsia="Bookman Old Style" w:cs="Bookman Old Style"/>
-                <w:b w:val="0"/>
-                <w:bCs w:val="0"/>
-                <w:i w:val="0"/>
-                <w:iCs w:val="0"/>
-                <w:strike w:val="0"/>
-                <w:dstrike w:val="0"/>
-                <w:color w:val="000000" w:themeColor="text1" w:themeTint="FF" w:themeShade="FF"/>
+                <w:rFonts w:ascii="Bookman Old Style" w:eastAsia="Bookman Old Style" w:hAnsi="Bookman Old Style" w:cs="Bookman Old Style"/>
+                <w:color w:val="000000" w:themeColor="text1"/>
                 <w:sz w:val="20"/>
                 <w:szCs w:val="20"/>
-                <w:u w:val="none"/>
               </w:rPr>
               <w:t>Telephone &amp; Internet Allowance</w:t>
             </w:r>
@@ -6265,22 +4680,14 @@
           </w:tcPr>
           <w:p>
             <w:pPr>
-              <w:spacing w:before="0" w:beforeAutospacing="off" w:after="0" w:afterAutospacing="off"/>
               <w:jc w:val="right"/>
             </w:pPr>
             <w:r>
               <w:rPr>
-                <w:rFonts w:ascii="Bookman Old Style" w:hAnsi="Bookman Old Style" w:eastAsia="Bookman Old Style" w:cs="Bookman Old Style"/>
-                <w:b w:val="0"/>
-                <w:bCs w:val="0"/>
-                <w:i w:val="0"/>
-                <w:iCs w:val="0"/>
-                <w:strike w:val="0"/>
-                <w:dstrike w:val="0"/>
-                <w:color w:val="000000" w:themeColor="text1" w:themeTint="FF" w:themeShade="FF"/>
+                <w:rFonts w:ascii="Bookman Old Style" w:eastAsia="Bookman Old Style" w:hAnsi="Bookman Old Style" w:cs="Bookman Old Style"/>
+                <w:color w:val="000000" w:themeColor="text1"/>
                 <w:sz w:val="20"/>
                 <w:szCs w:val="20"/>
-                <w:u w:val="none"/>
               </w:rPr>
               <w:t>₹ 1,500</w:t>
             </w:r>
@@ -6295,7 +4702,6 @@
               <w:left w:w="15" w:type="dxa"/>
               <w:right w:w="15" w:type="dxa"/>
             </w:tcMar>
-            <w:vAlign w:val="top"/>
           </w:tcPr>
           <w:p/>
         </w:tc>
@@ -6303,6 +4709,7 @@
       <w:tr>
         <w:trPr>
           <w:trHeight w:val="360"/>
+          <w:jc w:val="center"/>
         </w:trPr>
         <w:tc>
           <w:tcPr>
@@ -6315,23 +4722,12 @@
             <w:vAlign w:val="center"/>
           </w:tcPr>
           <w:p>
-            <w:pPr>
-              <w:spacing w:before="0" w:beforeAutospacing="off" w:after="0" w:afterAutospacing="off"/>
-              <w:jc w:val="left"/>
-            </w:pPr>
             <w:r>
               <w:rPr>
-                <w:rFonts w:ascii="Bookman Old Style" w:hAnsi="Bookman Old Style" w:eastAsia="Bookman Old Style" w:cs="Bookman Old Style"/>
-                <w:b w:val="0"/>
-                <w:bCs w:val="0"/>
-                <w:i w:val="0"/>
-                <w:iCs w:val="0"/>
-                <w:strike w:val="0"/>
-                <w:dstrike w:val="0"/>
-                <w:color w:val="000000" w:themeColor="text1" w:themeTint="FF" w:themeShade="FF"/>
+                <w:rFonts w:ascii="Bookman Old Style" w:eastAsia="Bookman Old Style" w:hAnsi="Bookman Old Style" w:cs="Bookman Old Style"/>
+                <w:color w:val="000000" w:themeColor="text1"/>
                 <w:sz w:val="20"/>
                 <w:szCs w:val="20"/>
-                <w:u w:val="none"/>
               </w:rPr>
               <w:t>Other Allowance</w:t>
             </w:r>
@@ -6349,22 +4745,14 @@
           </w:tcPr>
           <w:p>
             <w:pPr>
-              <w:spacing w:before="0" w:beforeAutospacing="off" w:after="0" w:afterAutospacing="off"/>
               <w:jc w:val="right"/>
             </w:pPr>
             <w:r>
               <w:rPr>
-                <w:rFonts w:ascii="Bookman Old Style" w:hAnsi="Bookman Old Style" w:eastAsia="Bookman Old Style" w:cs="Bookman Old Style"/>
-                <w:b w:val="0"/>
-                <w:bCs w:val="0"/>
-                <w:i w:val="0"/>
-                <w:iCs w:val="0"/>
-                <w:strike w:val="0"/>
-                <w:dstrike w:val="0"/>
-                <w:color w:val="000000" w:themeColor="text1" w:themeTint="FF" w:themeShade="FF"/>
+                <w:rFonts w:ascii="Bookman Old Style" w:eastAsia="Bookman Old Style" w:hAnsi="Bookman Old Style" w:cs="Bookman Old Style"/>
+                <w:color w:val="000000" w:themeColor="text1"/>
                 <w:sz w:val="20"/>
                 <w:szCs w:val="20"/>
-                <w:u w:val="none"/>
               </w:rPr>
               <w:t>₹ 3,206</w:t>
             </w:r>
@@ -6379,7 +4767,6 @@
               <w:left w:w="15" w:type="dxa"/>
               <w:right w:w="15" w:type="dxa"/>
             </w:tcMar>
-            <w:vAlign w:val="top"/>
           </w:tcPr>
           <w:p/>
         </w:tc>
@@ -6387,6 +4774,7 @@
       <w:tr>
         <w:trPr>
           <w:trHeight w:val="1080"/>
+          <w:jc w:val="center"/>
         </w:trPr>
         <w:tc>
           <w:tcPr>
@@ -6400,23 +4788,14 @@
             <w:vAlign w:val="center"/>
           </w:tcPr>
           <w:p>
-            <w:pPr>
-              <w:spacing w:before="0" w:beforeAutospacing="off" w:after="0" w:afterAutospacing="off"/>
-              <w:jc w:val="left"/>
-            </w:pPr>
             <w:r>
               <w:rPr>
-                <w:rFonts w:ascii="Bookman Old Style" w:hAnsi="Bookman Old Style" w:eastAsia="Bookman Old Style" w:cs="Bookman Old Style"/>
-                <w:b w:val="1"/>
-                <w:bCs w:val="1"/>
-                <w:i w:val="0"/>
-                <w:iCs w:val="0"/>
-                <w:strike w:val="0"/>
-                <w:dstrike w:val="0"/>
-                <w:color w:val="000000" w:themeColor="text1" w:themeTint="FF" w:themeShade="FF"/>
+                <w:rFonts w:ascii="Bookman Old Style" w:eastAsia="Bookman Old Style" w:hAnsi="Bookman Old Style" w:cs="Bookman Old Style"/>
+                <w:b/>
+                <w:bCs/>
+                <w:color w:val="000000" w:themeColor="text1"/>
                 <w:sz w:val="20"/>
                 <w:szCs w:val="20"/>
-                <w:u w:val="none"/>
               </w:rPr>
               <w:t>Statutory Deductions (D)</w:t>
             </w:r>
@@ -6440,7 +4819,7 @@
             <w:tcW w:w="2265" w:type="dxa"/>
             <w:vMerge w:val="restart"/>
             <w:tcBorders>
-              <w:left w:val="single" w:sz="4"/>
+              <w:left w:val="single" w:sz="4" w:space="0" w:color="auto"/>
             </w:tcBorders>
             <w:shd w:val="clear" w:color="auto" w:fill="D9E1F2"/>
             <w:tcMar>
@@ -6448,26 +4827,19 @@
               <w:left w:w="15" w:type="dxa"/>
               <w:right w:w="15" w:type="dxa"/>
             </w:tcMar>
-            <w:vAlign w:val="top"/>
           </w:tcPr>
           <w:p>
             <w:pPr>
-              <w:spacing w:before="0" w:beforeAutospacing="off" w:after="0" w:afterAutospacing="off"/>
               <w:jc w:val="right"/>
             </w:pPr>
             <w:r>
               <w:rPr>
-                <w:rFonts w:ascii="Bookman Old Style" w:hAnsi="Bookman Old Style" w:eastAsia="Bookman Old Style" w:cs="Bookman Old Style"/>
-                <w:b w:val="1"/>
-                <w:bCs w:val="1"/>
-                <w:i w:val="0"/>
-                <w:iCs w:val="0"/>
-                <w:strike w:val="0"/>
-                <w:dstrike w:val="0"/>
-                <w:color w:val="000000" w:themeColor="text1" w:themeTint="FF" w:themeShade="FF"/>
+                <w:rFonts w:ascii="Bookman Old Style" w:eastAsia="Bookman Old Style" w:hAnsi="Bookman Old Style" w:cs="Bookman Old Style"/>
+                <w:b/>
+                <w:bCs/>
+                <w:color w:val="000000" w:themeColor="text1"/>
                 <w:sz w:val="20"/>
                 <w:szCs w:val="20"/>
-                <w:u w:val="none"/>
               </w:rPr>
               <w:t>₹ 1,800</w:t>
             </w:r>
@@ -6477,6 +4849,7 @@
       <w:tr>
         <w:trPr>
           <w:trHeight w:val="360"/>
+          <w:jc w:val="center"/>
         </w:trPr>
         <w:tc>
           <w:tcPr>
@@ -6489,23 +4862,12 @@
             <w:vAlign w:val="center"/>
           </w:tcPr>
           <w:p>
-            <w:pPr>
-              <w:spacing w:before="0" w:beforeAutospacing="off" w:after="0" w:afterAutospacing="off"/>
-              <w:jc w:val="left"/>
-            </w:pPr>
             <w:r>
               <w:rPr>
-                <w:rFonts w:ascii="Bookman Old Style" w:hAnsi="Bookman Old Style" w:eastAsia="Bookman Old Style" w:cs="Bookman Old Style"/>
-                <w:b w:val="0"/>
-                <w:bCs w:val="0"/>
-                <w:i w:val="0"/>
-                <w:iCs w:val="0"/>
-                <w:strike w:val="0"/>
-                <w:dstrike w:val="0"/>
-                <w:color w:val="000000" w:themeColor="text1" w:themeTint="FF" w:themeShade="FF"/>
+                <w:rFonts w:ascii="Bookman Old Style" w:eastAsia="Bookman Old Style" w:hAnsi="Bookman Old Style" w:cs="Bookman Old Style"/>
+                <w:color w:val="000000" w:themeColor="text1"/>
                 <w:sz w:val="20"/>
                 <w:szCs w:val="20"/>
-                <w:u w:val="none"/>
               </w:rPr>
               <w:t>Provident Fund (Employee Part)</w:t>
             </w:r>
@@ -6523,22 +4885,14 @@
           </w:tcPr>
           <w:p>
             <w:pPr>
-              <w:spacing w:before="0" w:beforeAutospacing="off" w:after="0" w:afterAutospacing="off"/>
               <w:jc w:val="right"/>
             </w:pPr>
             <w:r>
               <w:rPr>
-                <w:rFonts w:ascii="Bookman Old Style" w:hAnsi="Bookman Old Style" w:eastAsia="Bookman Old Style" w:cs="Bookman Old Style"/>
-                <w:b w:val="0"/>
-                <w:bCs w:val="0"/>
-                <w:i w:val="0"/>
-                <w:iCs w:val="0"/>
-                <w:strike w:val="0"/>
-                <w:dstrike w:val="0"/>
-                <w:color w:val="000000" w:themeColor="text1" w:themeTint="FF" w:themeShade="FF"/>
+                <w:rFonts w:ascii="Bookman Old Style" w:eastAsia="Bookman Old Style" w:hAnsi="Bookman Old Style" w:cs="Bookman Old Style"/>
+                <w:color w:val="000000" w:themeColor="text1"/>
                 <w:sz w:val="20"/>
                 <w:szCs w:val="20"/>
-                <w:u w:val="none"/>
               </w:rPr>
               <w:t>₹ 1,800</w:t>
             </w:r>
@@ -6549,12 +4903,9 @@
             <w:tcW w:w="2265" w:type="dxa"/>
             <w:vMerge/>
             <w:tcBorders>
-              <w:top w:sz="0"/>
-              <w:left w:val="single" w:sz="0"/>
-              <w:bottom w:sz="0"/>
-              <w:right w:val="single" w:sz="0"/>
+              <w:left w:val="single" w:sz="0" w:space="0" w:color="auto"/>
+              <w:right w:val="single" w:sz="0" w:space="0" w:color="auto"/>
             </w:tcBorders>
-            <w:tcMar/>
             <w:vAlign w:val="center"/>
           </w:tcPr>
           <w:p/>
@@ -6563,6 +4914,7 @@
       <w:tr>
         <w:trPr>
           <w:trHeight w:val="360"/>
+          <w:jc w:val="center"/>
         </w:trPr>
         <w:tc>
           <w:tcPr>
@@ -6575,23 +4927,12 @@
             <w:vAlign w:val="center"/>
           </w:tcPr>
           <w:p>
-            <w:pPr>
-              <w:spacing w:before="0" w:beforeAutospacing="off" w:after="0" w:afterAutospacing="off"/>
-              <w:jc w:val="left"/>
-            </w:pPr>
             <w:r>
               <w:rPr>
-                <w:rFonts w:ascii="Bookman Old Style" w:hAnsi="Bookman Old Style" w:eastAsia="Bookman Old Style" w:cs="Bookman Old Style"/>
-                <w:b w:val="0"/>
-                <w:bCs w:val="0"/>
-                <w:i w:val="0"/>
-                <w:iCs w:val="0"/>
-                <w:strike w:val="0"/>
-                <w:dstrike w:val="0"/>
-                <w:color w:val="000000" w:themeColor="text1" w:themeTint="FF" w:themeShade="FF"/>
+                <w:rFonts w:ascii="Bookman Old Style" w:eastAsia="Bookman Old Style" w:hAnsi="Bookman Old Style" w:cs="Bookman Old Style"/>
+                <w:color w:val="000000" w:themeColor="text1"/>
                 <w:sz w:val="20"/>
                 <w:szCs w:val="20"/>
-                <w:u w:val="none"/>
               </w:rPr>
               <w:t>Professional Tax</w:t>
             </w:r>
@@ -6609,22 +4950,14 @@
           </w:tcPr>
           <w:p>
             <w:pPr>
-              <w:spacing w:before="0" w:beforeAutospacing="off" w:after="0" w:afterAutospacing="off"/>
               <w:jc w:val="right"/>
             </w:pPr>
             <w:r>
               <w:rPr>
-                <w:rFonts w:ascii="Bookman Old Style" w:hAnsi="Bookman Old Style" w:eastAsia="Bookman Old Style" w:cs="Bookman Old Style"/>
-                <w:b w:val="0"/>
-                <w:bCs w:val="0"/>
-                <w:i w:val="0"/>
-                <w:iCs w:val="0"/>
-                <w:strike w:val="0"/>
-                <w:dstrike w:val="0"/>
-                <w:color w:val="000000" w:themeColor="text1" w:themeTint="FF" w:themeShade="FF"/>
+                <w:rFonts w:ascii="Bookman Old Style" w:eastAsia="Bookman Old Style" w:hAnsi="Bookman Old Style" w:cs="Bookman Old Style"/>
+                <w:color w:val="000000" w:themeColor="text1"/>
                 <w:sz w:val="20"/>
                 <w:szCs w:val="20"/>
-                <w:u w:val="none"/>
               </w:rPr>
               <w:t>₹ 0</w:t>
             </w:r>
@@ -6635,12 +4968,9 @@
             <w:tcW w:w="2265" w:type="dxa"/>
             <w:vMerge/>
             <w:tcBorders>
-              <w:top w:sz="0"/>
-              <w:left w:val="single" w:sz="0"/>
-              <w:bottom w:sz="0"/>
-              <w:right w:val="single" w:sz="0"/>
+              <w:left w:val="single" w:sz="0" w:space="0" w:color="auto"/>
+              <w:right w:val="single" w:sz="0" w:space="0" w:color="auto"/>
             </w:tcBorders>
-            <w:tcMar/>
             <w:vAlign w:val="center"/>
           </w:tcPr>
           <w:p/>
@@ -6649,13 +4979,14 @@
       <w:tr>
         <w:trPr>
           <w:trHeight w:val="360"/>
+          <w:jc w:val="center"/>
         </w:trPr>
         <w:tc>
           <w:tcPr>
             <w:tcW w:w="6330" w:type="dxa"/>
             <w:gridSpan w:val="2"/>
             <w:tcBorders>
-              <w:top w:val="single" w:sz="4"/>
+              <w:top w:val="single" w:sz="4" w:space="0" w:color="auto"/>
             </w:tcBorders>
             <w:shd w:val="clear" w:color="auto" w:fill="FFE699"/>
             <w:tcMar>
@@ -6666,23 +4997,14 @@
             <w:vAlign w:val="center"/>
           </w:tcPr>
           <w:p>
-            <w:pPr>
-              <w:spacing w:before="0" w:beforeAutospacing="off" w:after="0" w:afterAutospacing="off"/>
-              <w:jc w:val="left"/>
-            </w:pPr>
             <w:r>
               <w:rPr>
-                <w:rFonts w:ascii="Bookman Old Style" w:hAnsi="Bookman Old Style" w:eastAsia="Bookman Old Style" w:cs="Bookman Old Style"/>
-                <w:b w:val="1"/>
-                <w:bCs w:val="1"/>
-                <w:i w:val="0"/>
-                <w:iCs w:val="0"/>
-                <w:strike w:val="0"/>
-                <w:dstrike w:val="0"/>
-                <w:color w:val="000000" w:themeColor="text1" w:themeTint="FF" w:themeShade="FF"/>
+                <w:rFonts w:ascii="Bookman Old Style" w:eastAsia="Bookman Old Style" w:hAnsi="Bookman Old Style" w:cs="Bookman Old Style"/>
+                <w:b/>
+                <w:bCs/>
+                <w:color w:val="000000" w:themeColor="text1"/>
                 <w:sz w:val="20"/>
                 <w:szCs w:val="20"/>
-                <w:u w:val="none"/>
               </w:rPr>
               <w:t>Net Salary (E ) = (C ) - (D)</w:t>
             </w:r>
@@ -6697,26 +5019,19 @@
               <w:left w:w="15" w:type="dxa"/>
               <w:right w:w="15" w:type="dxa"/>
             </w:tcMar>
-            <w:vAlign w:val="top"/>
           </w:tcPr>
           <w:p>
             <w:pPr>
-              <w:spacing w:before="0" w:beforeAutospacing="off" w:after="0" w:afterAutospacing="off"/>
               <w:jc w:val="right"/>
             </w:pPr>
             <w:r>
               <w:rPr>
-                <w:rFonts w:ascii="Bookman Old Style" w:hAnsi="Bookman Old Style" w:eastAsia="Bookman Old Style" w:cs="Bookman Old Style"/>
-                <w:b w:val="1"/>
-                <w:bCs w:val="1"/>
-                <w:i w:val="0"/>
-                <w:iCs w:val="0"/>
-                <w:strike w:val="0"/>
-                <w:dstrike w:val="0"/>
-                <w:color w:val="000000" w:themeColor="text1" w:themeTint="FF" w:themeShade="FF"/>
+                <w:rFonts w:ascii="Bookman Old Style" w:eastAsia="Bookman Old Style" w:hAnsi="Bookman Old Style" w:cs="Bookman Old Style"/>
+                <w:b/>
+                <w:bCs/>
+                <w:color w:val="000000" w:themeColor="text1"/>
                 <w:sz w:val="20"/>
                 <w:szCs w:val="20"/>
-                <w:u w:val="none"/>
               </w:rPr>
               <w:t>₹ 39,781</w:t>
             </w:r>
@@ -6728,7 +5043,7 @@
       <w:pPr>
         <w:pStyle w:val="Heading1"/>
         <w:spacing w:before="8"/>
-        <w:ind w:left="0" w:firstLine="0"/>
+        <w:ind w:left="0"/>
         <w:rPr>
           <w:sz w:val="22"/>
           <w:szCs w:val="22"/>
@@ -6740,7 +5055,7 @@
       <w:pPr>
         <w:pStyle w:val="Heading1"/>
         <w:spacing w:before="8"/>
-        <w:ind w:left="0" w:firstLine="0"/>
+        <w:ind w:left="0"/>
         <w:rPr>
           <w:sz w:val="22"/>
           <w:szCs w:val="22"/>
@@ -6752,7 +5067,6 @@
       <w:pPr>
         <w:pStyle w:val="Heading1"/>
         <w:spacing w:before="8"/>
-        <w:ind w:firstLine="0"/>
         <w:rPr>
           <w:sz w:val="22"/>
           <w:szCs w:val="22"/>
@@ -6762,7 +5076,6 @@
         <w:rPr>
           <w:sz w:val="22"/>
           <w:szCs w:val="22"/>
-          <w:u w:val="none"/>
         </w:rPr>
         <w:t xml:space="preserve">    </w:t>
       </w:r>
@@ -6771,7 +5084,6 @@
       <w:pPr>
         <w:pStyle w:val="Heading1"/>
         <w:spacing w:before="8"/>
-        <w:ind w:firstLine="0"/>
         <w:rPr>
           <w:sz w:val="22"/>
           <w:szCs w:val="22"/>
@@ -6783,7 +5095,6 @@
       <w:pPr>
         <w:pStyle w:val="Heading1"/>
         <w:spacing w:before="8"/>
-        <w:ind w:firstLine="0"/>
         <w:rPr>
           <w:sz w:val="22"/>
           <w:szCs w:val="22"/>
@@ -6795,14 +5106,12 @@
       <w:pPr>
         <w:pStyle w:val="Heading1"/>
         <w:spacing w:before="8"/>
-        <w:ind w:firstLine="0"/>
       </w:pPr>
     </w:p>
     <w:p>
       <w:pPr>
         <w:pStyle w:val="Heading1"/>
         <w:spacing w:before="8"/>
-        <w:ind w:firstLine="0"/>
         <w:rPr>
           <w:sz w:val="22"/>
           <w:szCs w:val="22"/>
@@ -6814,7 +5123,6 @@
       <w:pPr>
         <w:pStyle w:val="Heading1"/>
         <w:spacing w:before="8"/>
-        <w:ind w:firstLine="0"/>
         <w:rPr>
           <w:sz w:val="22"/>
           <w:szCs w:val="22"/>
@@ -6826,7 +5134,7 @@
       <w:pPr>
         <w:pStyle w:val="Heading1"/>
         <w:spacing w:before="8"/>
-        <w:ind w:firstLine="0"/>
+        <w:ind w:left="0"/>
         <w:rPr>
           <w:sz w:val="22"/>
           <w:szCs w:val="22"/>
@@ -6838,19 +5146,26 @@
       <w:pPr>
         <w:pStyle w:val="Heading1"/>
         <w:spacing w:before="8"/>
-        <w:ind w:firstLine="0"/>
+        <w:ind w:left="720"/>
+        <w:rPr>
+          <w:sz w:val="22"/>
+          <w:szCs w:val="22"/>
+        </w:rPr>
+      </w:pPr>
+      <w:r>
         <w:rPr>
           <w:sz w:val="22"/>
           <w:szCs w:val="22"/>
           <w:u w:val="thick"/>
         </w:rPr>
-      </w:pPr>
+        <w:t>Kindly Note:</w:t>
+      </w:r>
     </w:p>
     <w:p>
       <w:pPr>
         <w:pStyle w:val="Heading1"/>
         <w:spacing w:before="8"/>
-        <w:ind w:firstLine="0"/>
+        <w:ind w:left="720"/>
         <w:rPr>
           <w:sz w:val="22"/>
           <w:szCs w:val="22"/>
@@ -6861,157 +5176,289 @@
     <w:p>
       <w:pPr>
         <w:pStyle w:val="Heading1"/>
-        <w:spacing w:before="8"/>
-        <w:ind w:firstLine="0"/>
+        <w:ind w:left="720"/>
+        <w:rPr>
+          <w:b w:val="0"/>
+          <w:bCs w:val="0"/>
+        </w:rPr>
+      </w:pPr>
+      <w:r>
+        <w:rPr>
+          <w:b w:val="0"/>
+          <w:bCs w:val="0"/>
+        </w:rPr>
+        <w:t>The company is responsible for deducting taxes, Health Insurance</w:t>
+      </w:r>
+      <w:r>
+        <w:rPr>
+          <w:b w:val="0"/>
+          <w:bCs w:val="0"/>
+        </w:rPr>
+        <w:t>,</w:t>
+      </w:r>
+      <w:r>
+        <w:rPr>
+          <w:b w:val="0"/>
+          <w:bCs w:val="0"/>
+        </w:rPr>
+        <w:t xml:space="preserve"> PF &amp; any other govt. liability that is binding </w:t>
+      </w:r>
+      <w:r>
+        <w:rPr>
+          <w:b w:val="0"/>
+          <w:bCs w:val="0"/>
+        </w:rPr>
+        <w:t xml:space="preserve">by </w:t>
+      </w:r>
+      <w:r>
+        <w:rPr>
+          <w:b w:val="0"/>
+          <w:bCs w:val="0"/>
+        </w:rPr>
+        <w:t>the law. The salary paid to you will be calculated by deducting any such payments from your gross salary.</w:t>
+      </w:r>
+    </w:p>
+    <w:p>
+      <w:pPr>
+        <w:pStyle w:val="BodyText"/>
+        <w:spacing w:before="1"/>
+        <w:ind w:left="1440"/>
         <w:rPr>
           <w:sz w:val="22"/>
           <w:szCs w:val="22"/>
-          <w:u w:val="thick"/>
-        </w:rPr>
-      </w:pPr>
-    </w:p>
-    <w:p>
-      <w:pPr>
-        <w:pStyle w:val="Heading1"/>
-        <w:spacing w:before="8"/>
-        <w:ind w:firstLine="720"/>
-        <w:rPr>
-          <w:sz w:val="22"/>
-          <w:szCs w:val="22"/>
-          <w:u w:val="thick"/>
-        </w:rPr>
-      </w:pPr>
-    </w:p>
-    <w:p>
-      <w:pPr>
-        <w:pStyle w:val="Heading1"/>
-        <w:spacing w:before="8"/>
-        <w:ind w:left="720" w:firstLine="0"/>
-        <w:rPr>
-          <w:sz w:val="22"/>
-          <w:szCs w:val="22"/>
-        </w:rPr>
-      </w:pPr>
-      <w:r>
-        <w:rPr>
-          <w:sz w:val="22"/>
-          <w:szCs w:val="22"/>
-          <w:u w:val="thick"/>
-        </w:rPr>
-        <w:t>Kindly</w:t>
-      </w:r>
-      <w:r>
-        <w:rPr>
-          <w:sz w:val="22"/>
-          <w:szCs w:val="22"/>
-          <w:u w:val="thick"/>
-        </w:rPr>
-        <w:t xml:space="preserve"> </w:t>
-      </w:r>
-      <w:r>
-        <w:rPr>
-          <w:sz w:val="22"/>
-          <w:szCs w:val="22"/>
-          <w:u w:val="thick"/>
-        </w:rPr>
-        <w:t>Note:</w:t>
-      </w:r>
-    </w:p>
-    <w:p>
-      <w:pPr>
-        <w:pStyle w:val="Heading1"/>
-        <w:spacing w:before="8"/>
-        <w:ind w:left="720" w:firstLine="0"/>
-        <w:rPr>
-          <w:sz w:val="22"/>
-          <w:szCs w:val="22"/>
-          <w:u w:val="thick"/>
-        </w:rPr>
-      </w:pPr>
-    </w:p>
-    <w:p>
-      <w:pPr>
-        <w:pStyle w:val="Heading1"/>
+        </w:rPr>
+      </w:pPr>
+    </w:p>
+    <w:p>
+      <w:pPr>
+        <w:pStyle w:val="BodyText"/>
+        <w:ind w:left="731"/>
+        <w:jc w:val="both"/>
+        <w:rPr>
+          <w:b/>
+          <w:bCs/>
+        </w:rPr>
+      </w:pPr>
+    </w:p>
+    <w:p>
+      <w:pPr>
+        <w:pStyle w:val="BodyText"/>
+        <w:ind w:left="731"/>
+        <w:jc w:val="both"/>
+        <w:rPr>
+          <w:b/>
+          <w:bCs/>
+        </w:rPr>
+      </w:pPr>
+    </w:p>
+    <w:p>
+      <w:pPr>
+        <w:pStyle w:val="BodyText"/>
+        <w:ind w:left="731"/>
+        <w:jc w:val="both"/>
+        <w:rPr>
+          <w:b/>
+          <w:bCs/>
+        </w:rPr>
+      </w:pPr>
+    </w:p>
+    <w:p>
+      <w:pPr>
+        <w:pStyle w:val="BodyText"/>
         <w:ind w:left="720"/>
-        <w:rPr>
-          <w:b w:val="0"/>
-          <w:bCs w:val="0"/>
-          <w:noProof w:val="0"/>
-          <w:lang w:val="en-US"/>
-        </w:rPr>
-      </w:pPr>
-      <w:r>
-        <w:rPr>
-          <w:b w:val="0"/>
-          <w:bCs w:val="0"/>
-          <w:noProof w:val="0"/>
-          <w:lang w:val="en-US"/>
-        </w:rPr>
-        <w:t xml:space="preserve">The company </w:t>
-      </w:r>
-      <w:r>
-        <w:rPr>
-          <w:b w:val="0"/>
-          <w:bCs w:val="0"/>
-          <w:noProof w:val="0"/>
-          <w:lang w:val="en-US"/>
-        </w:rPr>
-        <w:t>is responsible for</w:t>
-      </w:r>
-      <w:r>
-        <w:rPr>
-          <w:b w:val="0"/>
-          <w:bCs w:val="0"/>
-          <w:noProof w:val="0"/>
-          <w:lang w:val="en-US"/>
-        </w:rPr>
-        <w:t xml:space="preserve"> deducting taxes, Health Insurance</w:t>
-      </w:r>
-      <w:r>
-        <w:rPr>
-          <w:b w:val="0"/>
-          <w:bCs w:val="0"/>
-          <w:noProof w:val="0"/>
-          <w:lang w:val="en-US"/>
-        </w:rPr>
-        <w:t>,</w:t>
-      </w:r>
-      <w:r>
-        <w:rPr>
-          <w:b w:val="0"/>
-          <w:bCs w:val="0"/>
-          <w:noProof w:val="0"/>
-          <w:lang w:val="en-US"/>
-        </w:rPr>
-        <w:t xml:space="preserve"> PF &amp; any other govt. liability that is binding </w:t>
-      </w:r>
-      <w:r>
-        <w:rPr>
-          <w:b w:val="0"/>
-          <w:bCs w:val="0"/>
-          <w:noProof w:val="0"/>
-          <w:lang w:val="en-US"/>
-        </w:rPr>
-        <w:t xml:space="preserve">by </w:t>
-      </w:r>
-      <w:r>
-        <w:rPr>
-          <w:b w:val="0"/>
-          <w:bCs w:val="0"/>
-          <w:noProof w:val="0"/>
-          <w:lang w:val="en-US"/>
-        </w:rPr>
-        <w:t>the law. The salary paid to you will be calculated by deducting any such payments from your gross salary.</w:t>
+        <w:jc w:val="both"/>
+        <w:rPr>
+          <w:b/>
+          <w:bCs/>
+        </w:rPr>
+      </w:pPr>
+      <w:r>
+        <w:rPr>
+          <w:b/>
+          <w:bCs/>
+        </w:rPr>
+        <w:t>For InTimeTec VisionSoft Private Limited </w:t>
+      </w:r>
+    </w:p>
+    <w:p>
+      <w:pPr>
+        <w:pStyle w:val="BodyText"/>
+        <w:ind w:left="731"/>
+        <w:jc w:val="both"/>
+      </w:pPr>
+      <w:r>
+        <w:rPr>
+          <w:b/>
+          <w:bCs/>
+        </w:rPr>
+        <w:t> </w:t>
+      </w:r>
+    </w:p>
+    <w:p>
+      <w:pPr>
+        <w:pStyle w:val="BodyText"/>
+        <w:ind w:left="731"/>
+        <w:jc w:val="both"/>
+        <w:rPr>
+          <w:b/>
+          <w:bCs/>
+        </w:rPr>
+      </w:pPr>
+    </w:p>
+    <w:p>
+      <w:pPr>
+        <w:pStyle w:val="BodyText"/>
+        <w:ind w:left="731"/>
+        <w:jc w:val="both"/>
+        <w:rPr>
+          <w:b/>
+        </w:rPr>
+      </w:pPr>
+      <w:r>
+        <w:rPr>
+          <w:b/>
+          <w:bCs/>
+        </w:rPr>
+        <w:t>________________</w:t>
+      </w:r>
+      <w:r>
+        <w:rPr>
+          <w:b/>
+        </w:rPr>
+        <w:t> </w:t>
+      </w:r>
+    </w:p>
+    <w:p>
+      <w:pPr>
+        <w:pStyle w:val="BodyText"/>
+        <w:ind w:left="709" w:right="5633"/>
+        <w:rPr>
+          <w:b/>
+          <w:bCs/>
+          <w:highlight w:val="yellow"/>
+        </w:rPr>
+      </w:pPr>
+      <w:r>
+        <w:rPr>
+          <w:b/>
+          <w:bCs/>
+        </w:rPr>
+        <w:t xml:space="preserve">Name: </w:t>
+      </w:r>
+      <w:r>
+        <w:t>{HR Name}</w:t>
       </w:r>
     </w:p>
     <w:p>
       <w:pPr>
         <w:pStyle w:val="BodyText"/>
         <w:spacing w:before="1"/>
-        <w:ind w:left="1440"/>
-        <w:rPr>
-          <w:sz w:val="22"/>
-          <w:szCs w:val="22"/>
+        <w:ind w:left="709"/>
+        <w:rPr>
+          <w:b/>
+          <w:bCs/>
+        </w:rPr>
+      </w:pPr>
+      <w:r>
+        <w:rPr>
+          <w:b/>
+          <w:bCs/>
+        </w:rPr>
+        <w:t xml:space="preserve">Designation: </w:t>
+      </w:r>
+      <w:r>
+        <w:t>{HR Designation}</w:t>
+      </w:r>
+    </w:p>
+    <w:p>
+      <w:pPr>
+        <w:pStyle w:val="BodyText"/>
+        <w:ind w:left="731" w:right="880"/>
+        <w:jc w:val="both"/>
+        <w:rPr>
+          <w:b/>
+        </w:rPr>
+      </w:pPr>
+      <w:r>
+        <w:rPr>
+          <w:b/>
+        </w:rPr>
+        <w:t> </w:t>
+      </w:r>
+    </w:p>
+    <w:p>
+      <w:pPr>
+        <w:pStyle w:val="BodyText"/>
+        <w:ind w:left="731" w:right="880"/>
+        <w:jc w:val="both"/>
+        <w:rPr>
+          <w:b/>
+          <w:bCs/>
+        </w:rPr>
+      </w:pPr>
+      <w:r>
+        <w:rPr>
+          <w:b/>
+          <w:bCs/>
+        </w:rPr>
+        <w:t xml:space="preserve">I hereby acknowledge that I have read, understood, and agree to abide by all the terms and conditions set forth in this Appointment Letter and Employment Agreement. I undertake to report for duty on </w:t>
+      </w:r>
+      <w:r>
+        <w:rPr>
+          <w:b/>
+          <w:bCs/>
+        </w:rPr>
+        <w:t>{Date of Joining}</w:t>
+      </w:r>
+      <w:r>
+        <w:rPr>
+          <w:b/>
+          <w:bCs/>
+        </w:rPr>
+        <w:t>. </w:t>
+      </w:r>
+    </w:p>
+    <w:p>
+      <w:pPr>
+        <w:pStyle w:val="BodyText"/>
+        <w:ind w:left="720"/>
+        <w:jc w:val="both"/>
+        <w:rPr>
+          <w:b/>
+          <w:bCs/>
+        </w:rPr>
+      </w:pPr>
+    </w:p>
+    <w:p>
+      <w:pPr>
+        <w:pStyle w:val="BodyText"/>
+        <w:ind w:left="720"/>
+        <w:jc w:val="both"/>
+        <w:rPr>
+          <w:b/>
+          <w:bCs/>
+        </w:rPr>
+      </w:pPr>
+    </w:p>
+    <w:p>
+      <w:pPr>
+        <w:pStyle w:val="BodyText"/>
+        <w:ind w:left="720"/>
+        <w:jc w:val="both"/>
+        <w:rPr>
+          <w:b/>
+          <w:bCs/>
+        </w:rPr>
+      </w:pPr>
+    </w:p>
+    <w:p>
+      <w:pPr>
+        <w:pStyle w:val="BodyText"/>
+        <w:ind w:left="720"/>
+        <w:jc w:val="both"/>
+        <w:rPr>
+          <w:b/>
+          <w:bCs/>
         </w:rPr>
       </w:pPr>
     </w:p>
@@ -7021,10 +5468,22 @@
         <w:ind w:left="731"/>
         <w:jc w:val="both"/>
         <w:rPr>
-          <w:b w:val="1"/>
-          <w:bCs w:val="1"/>
-        </w:rPr>
-      </w:pPr>
+          <w:b/>
+        </w:rPr>
+      </w:pPr>
+      <w:r>
+        <w:rPr>
+          <w:b/>
+          <w:bCs/>
+        </w:rPr>
+        <w:t>Signature: ____________________</w:t>
+      </w:r>
+      <w:r>
+        <w:rPr>
+          <w:b/>
+        </w:rPr>
+        <w:t> </w:t>
+      </w:r>
     </w:p>
     <w:p>
       <w:pPr>
@@ -7032,10 +5491,20 @@
         <w:ind w:left="731"/>
         <w:jc w:val="both"/>
         <w:rPr>
-          <w:b w:val="1"/>
-          <w:bCs w:val="1"/>
-        </w:rPr>
-      </w:pPr>
+          <w:b/>
+          <w:bCs/>
+        </w:rPr>
+      </w:pPr>
+      <w:r>
+        <w:rPr>
+          <w:b/>
+          <w:bCs/>
+        </w:rPr>
+        <w:t xml:space="preserve">Name: </w:t>
+      </w:r>
+      <w:r>
+        <w:t>{Name}</w:t>
+      </w:r>
     </w:p>
     <w:p>
       <w:pPr>
@@ -7043,374 +5512,14 @@
         <w:ind w:left="731"/>
         <w:jc w:val="both"/>
         <w:rPr>
-          <w:b w:val="1"/>
-          <w:bCs w:val="1"/>
-        </w:rPr>
-      </w:pPr>
-    </w:p>
-    <w:p>
-      <w:pPr>
-        <w:pStyle w:val="BodyText"/>
-        <w:ind w:left="720"/>
-        <w:jc w:val="both"/>
-        <w:rPr>
-          <w:b w:val="1"/>
-          <w:bCs w:val="1"/>
-        </w:rPr>
-      </w:pPr>
-      <w:r>
-        <w:rPr>
-          <w:b w:val="1"/>
-          <w:bCs w:val="1"/>
-        </w:rPr>
-        <w:t xml:space="preserve">For </w:t>
-      </w:r>
-      <w:r>
-        <w:rPr>
-          <w:b w:val="1"/>
-          <w:bCs w:val="1"/>
-        </w:rPr>
-        <w:t>InTimeTec</w:t>
-      </w:r>
-      <w:r>
-        <w:rPr>
-          <w:b w:val="1"/>
-          <w:bCs w:val="1"/>
-        </w:rPr>
-        <w:t xml:space="preserve"> </w:t>
-      </w:r>
-      <w:r>
-        <w:rPr>
-          <w:b w:val="1"/>
-          <w:bCs w:val="1"/>
-        </w:rPr>
-        <w:t>VisionSoft</w:t>
-      </w:r>
-      <w:r>
-        <w:rPr>
-          <w:b w:val="1"/>
-          <w:bCs w:val="1"/>
-        </w:rPr>
-        <w:t xml:space="preserve"> Private Limited</w:t>
-      </w:r>
-      <w:r>
-        <w:rPr>
-          <w:b w:val="1"/>
-          <w:bCs w:val="1"/>
-        </w:rPr>
-        <w:t> </w:t>
-      </w:r>
-      <w:proofErr w:type="spellStart"/>
-      <w:proofErr w:type="spellEnd"/>
-      <w:proofErr w:type="spellStart"/>
-      <w:proofErr w:type="spellEnd"/>
-    </w:p>
-    <w:p>
-      <w:pPr>
-        <w:pStyle w:val="BodyText"/>
-        <w:ind w:left="731"/>
-        <w:jc w:val="both"/>
-      </w:pPr>
-      <w:r>
-        <w:rPr>
-          <w:b w:val="1"/>
-          <w:bCs w:val="1"/>
-        </w:rPr>
-        <w:t> </w:t>
-      </w:r>
-    </w:p>
-    <w:p>
-      <w:pPr>
-        <w:pStyle w:val="BodyText"/>
-        <w:ind w:left="731"/>
-        <w:jc w:val="both"/>
-        <w:rPr>
-          <w:b w:val="1"/>
-          <w:bCs w:val="1"/>
-        </w:rPr>
-      </w:pPr>
-    </w:p>
-    <w:p>
-      <w:pPr>
-        <w:pStyle w:val="BodyText"/>
-        <w:ind w:left="731"/>
-        <w:jc w:val="both"/>
-        <w:rPr>
-          <w:b/>
-        </w:rPr>
-      </w:pPr>
-      <w:r>
-        <w:rPr>
-          <w:b/>
-          <w:bCs/>
-        </w:rPr>
-        <w:t>________________</w:t>
-      </w:r>
-      <w:r>
-        <w:rPr>
-          <w:b/>
-        </w:rPr>
-        <w:t> </w:t>
-      </w:r>
-    </w:p>
-    <w:p>
-      <w:pPr>
-        <w:pStyle w:val="BodyText"/>
-        <w:spacing w:after="0" w:afterAutospacing="off"/>
-        <w:ind w:left="709" w:right="5633"/>
-        <w:rPr>
-          <w:b w:val="1"/>
-          <w:bCs w:val="1"/>
-          <w:highlight w:val="yellow"/>
-        </w:rPr>
-      </w:pPr>
-      <w:r>
-        <w:rPr>
-          <w:b w:val="1"/>
-          <w:bCs w:val="1"/>
-        </w:rPr>
-        <w:t xml:space="preserve">Name: </w:t>
-      </w:r>
-      <w:r>
-        <w:rPr>
-          <w:rFonts w:ascii="Times New Roman" w:hAnsi="Times New Roman" w:eastAsia="Times New Roman" w:cs="Times New Roman"/>
-          <w:noProof w:val="0"/>
-          <w:sz w:val="24"/>
-          <w:szCs w:val="24"/>
-          <w:lang w:val="en-US"/>
-        </w:rPr>
-        <w:t>{HR Name}</w:t>
-      </w:r>
-    </w:p>
-    <w:p>
-      <w:pPr>
-        <w:pStyle w:val="BodyText"/>
-        <w:spacing w:before="1" w:beforeAutospacing="off" w:after="0" w:afterAutospacing="off"/>
-        <w:ind w:left="709" w:right="0"/>
-        <w:rPr>
-          <w:b w:val="1"/>
-          <w:bCs w:val="1"/>
-        </w:rPr>
-      </w:pPr>
-      <w:r>
-        <w:rPr>
-          <w:b w:val="1"/>
-          <w:bCs w:val="1"/>
-        </w:rPr>
-        <w:t xml:space="preserve">Designation: </w:t>
-      </w:r>
-      <w:r>
-        <w:rPr>
-          <w:rFonts w:ascii="Times New Roman" w:hAnsi="Times New Roman" w:eastAsia="Times New Roman" w:cs="Times New Roman"/>
-          <w:noProof w:val="0"/>
-          <w:sz w:val="24"/>
-          <w:szCs w:val="24"/>
-          <w:lang w:val="en-US"/>
-        </w:rPr>
-        <w:t>{HR Designation}</w:t>
-      </w:r>
-    </w:p>
-    <w:p>
-      <w:pPr>
-        <w:pStyle w:val="BodyText"/>
-        <w:ind w:left="731" w:right="880"/>
-        <w:jc w:val="both"/>
-        <w:rPr>
-          <w:b/>
-        </w:rPr>
-      </w:pPr>
-      <w:r>
-        <w:rPr>
-          <w:b/>
-        </w:rPr>
-        <w:t> </w:t>
-      </w:r>
-    </w:p>
-    <w:p>
-      <w:pPr>
-        <w:pStyle w:val="BodyText"/>
-        <w:ind w:left="731" w:right="880"/>
-        <w:jc w:val="both"/>
-        <w:rPr>
-          <w:b w:val="1"/>
-          <w:bCs w:val="1"/>
-        </w:rPr>
-      </w:pPr>
-      <w:r>
-        <w:rPr>
-          <w:b w:val="1"/>
-          <w:bCs w:val="1"/>
-        </w:rPr>
-        <w:t xml:space="preserve">I hereby acknowledge that I have read, understood, and </w:t>
-      </w:r>
-      <w:r>
-        <w:rPr>
-          <w:b w:val="1"/>
-          <w:bCs w:val="1"/>
-        </w:rPr>
-        <w:t>agree</w:t>
-      </w:r>
-      <w:r>
-        <w:rPr>
-          <w:b w:val="1"/>
-          <w:bCs w:val="1"/>
-        </w:rPr>
-        <w:t xml:space="preserve"> to abide by all the terms and conditions </w:t>
-      </w:r>
-      <w:r>
-        <w:rPr>
-          <w:b w:val="1"/>
-          <w:bCs w:val="1"/>
-        </w:rPr>
-        <w:t>set forth in</w:t>
-      </w:r>
-      <w:r>
-        <w:rPr>
-          <w:b w:val="1"/>
-          <w:bCs w:val="1"/>
-        </w:rPr>
-        <w:t xml:space="preserve"> this Appointment Letter and </w:t>
-      </w:r>
-      <w:r>
-        <w:rPr>
-          <w:b w:val="1"/>
-          <w:bCs w:val="1"/>
-        </w:rPr>
-        <w:t>Employment</w:t>
-      </w:r>
-      <w:r>
-        <w:rPr>
-          <w:b w:val="1"/>
-          <w:bCs w:val="1"/>
-        </w:rPr>
-        <w:t xml:space="preserve"> Agreement. I undertake to report for duty on </w:t>
-      </w:r>
-      <w:r>
-        <w:rPr>
-          <w:rFonts w:ascii="Times New Roman" w:hAnsi="Times New Roman" w:eastAsia="Times New Roman" w:cs="Times New Roman"/>
-          <w:b w:val="1"/>
-          <w:bCs w:val="1"/>
-          <w:noProof w:val="0"/>
-          <w:sz w:val="24"/>
-          <w:szCs w:val="24"/>
-          <w:lang w:val="en-US"/>
-        </w:rPr>
-        <w:t>{Date of Joining}</w:t>
-      </w:r>
-      <w:r>
-        <w:rPr>
-          <w:b w:val="1"/>
-          <w:bCs w:val="1"/>
-        </w:rPr>
-        <w:t>. </w:t>
-      </w:r>
-    </w:p>
-    <w:p>
-      <w:pPr>
-        <w:pStyle w:val="BodyText"/>
-        <w:ind w:left="720"/>
-        <w:jc w:val="both"/>
-        <w:rPr>
-          <w:b w:val="1"/>
-          <w:bCs w:val="1"/>
-        </w:rPr>
-      </w:pPr>
-    </w:p>
-    <w:p>
-      <w:pPr>
-        <w:pStyle w:val="BodyText"/>
-        <w:ind w:left="720"/>
-        <w:jc w:val="both"/>
-        <w:rPr>
-          <w:b w:val="1"/>
-          <w:bCs w:val="1"/>
-        </w:rPr>
-      </w:pPr>
-    </w:p>
-    <w:p>
-      <w:pPr>
-        <w:pStyle w:val="BodyText"/>
-        <w:ind w:left="720"/>
-        <w:jc w:val="both"/>
-        <w:rPr>
-          <w:b w:val="1"/>
-          <w:bCs w:val="1"/>
-        </w:rPr>
-      </w:pPr>
-    </w:p>
-    <w:p>
-      <w:pPr>
-        <w:pStyle w:val="BodyText"/>
-        <w:ind w:left="720"/>
-        <w:jc w:val="both"/>
-        <w:rPr>
-          <w:b w:val="1"/>
-          <w:bCs w:val="1"/>
-        </w:rPr>
-      </w:pPr>
-    </w:p>
-    <w:p>
-      <w:pPr>
-        <w:pStyle w:val="BodyText"/>
-        <w:ind w:left="731"/>
-        <w:jc w:val="both"/>
-        <w:rPr>
-          <w:b/>
-        </w:rPr>
-      </w:pPr>
-      <w:r>
-        <w:rPr>
-          <w:b/>
-          <w:bCs/>
-        </w:rPr>
-        <w:t>Signature: ____________________</w:t>
-      </w:r>
-      <w:r>
-        <w:rPr>
-          <w:b/>
-        </w:rPr>
-        <w:t> </w:t>
-      </w:r>
-    </w:p>
-    <w:p>
-      <w:pPr>
-        <w:pStyle w:val="BodyText"/>
-        <w:ind w:left="731"/>
-        <w:jc w:val="both"/>
-        <w:rPr>
-          <w:b w:val="1"/>
-          <w:bCs w:val="1"/>
-        </w:rPr>
-      </w:pPr>
-      <w:r>
-        <w:rPr>
-          <w:b w:val="1"/>
-          <w:bCs w:val="1"/>
-        </w:rPr>
-        <w:t xml:space="preserve">Name: </w:t>
-      </w:r>
-      <w:r>
-        <w:rPr>
-          <w:b w:val="0"/>
-          <w:bCs w:val="0"/>
-        </w:rPr>
-        <w:t>{Name}</w:t>
-      </w:r>
-    </w:p>
-    <w:p>
-      <w:pPr>
-        <w:pStyle w:val="BodyText"/>
-        <w:ind w:left="731"/>
-        <w:jc w:val="both"/>
-        <w:rPr>
           <w:b/>
         </w:rPr>
       </w:pPr>
     </w:p>
     <w:sectPr>
-      <w:headerReference w:type="default" r:id="rId14"/>
-      <w:footerReference w:type="default" r:id="rId15"/>
-      <w:pgSz w:w="11910" w:h="16860" w:orient="portrait"/>
+      <w:headerReference w:type="default" r:id="rId12"/>
+      <w:footerReference w:type="default" r:id="rId13"/>
+      <w:pgSz w:w="11910" w:h="16860"/>
       <w:pgMar w:top="2660" w:right="540" w:bottom="960" w:left="320" w:header="319" w:footer="760" w:gutter="0"/>
       <w:cols w:space="720"/>
     </w:sectPr>
@@ -7441,7 +5550,7 @@
 </file>
 
 <file path=word/footer1.xml><?xml version="1.0" encoding="utf-8"?>
-<w:ftr xmlns:wpc="http://schemas.microsoft.com/office/word/2010/wordprocessingCanvas" xmlns:cx="http://schemas.microsoft.com/office/drawing/2014/chartex" xmlns:cx1="http://schemas.microsoft.com/office/drawing/2015/9/8/chartex" xmlns:cx2="http://schemas.microsoft.com/office/drawing/2015/10/21/chartex" xmlns:cx3="http://schemas.microsoft.com/office/drawing/2016/5/9/chartex" xmlns:cx4="http://schemas.microsoft.com/office/drawing/2016/5/10/chartex" xmlns:cx5="http://schemas.microsoft.com/office/drawing/2016/5/11/chartex" xmlns:cx6="http://schemas.microsoft.com/office/drawing/2016/5/12/chartex" xmlns:cx7="http://schemas.microsoft.com/office/drawing/2016/5/13/chartex" xmlns:cx8="http://schemas.microsoft.com/office/drawing/2016/5/14/chartex" xmlns:mc="http://schemas.openxmlformats.org/markup-compatibility/2006" xmlns:aink="http://schemas.microsoft.com/office/drawing/2016/ink" xmlns:am3d="http://schemas.microsoft.com/office/drawing/2017/model3d" xmlns:o="urn:schemas-microsoft-com:office:office" xmlns:oel="http://schemas.microsoft.com/office/2019/extlst" xmlns:r="http://schemas.openxmlformats.org/officeDocument/2006/relationships" xmlns:m="http://schemas.openxmlformats.org/officeDocument/2006/math" xmlns:v="urn:schemas-microsoft-com:vml" xmlns:wp14="http://schemas.microsoft.com/office/word/2010/wordprocessingDrawing" xmlns:wp="http://schemas.openxmlformats.org/drawingml/2006/wordprocessingDrawing" xmlns:w10="urn:schemas-microsoft-com:office:word" xmlns:w="http://schemas.openxmlformats.org/wordprocessingml/2006/main" xmlns:w14="http://schemas.microsoft.com/office/word/2010/wordml" xmlns:w15="http://schemas.microsoft.com/office/word/2012/wordml" xmlns:w16cex="http://schemas.microsoft.com/office/word/2018/wordml/cex" xmlns:w16cid="http://schemas.microsoft.com/office/word/2016/wordml/cid" xmlns:w16="http://schemas.microsoft.com/office/word/2018/wordml" xmlns:w16du="http://schemas.microsoft.com/office/word/2023/wordml/word16du" xmlns:w16sdtdh="http://schemas.microsoft.com/office/word/2020/wordml/sdtdatahash" xmlns:w16sdtfl="http://schemas.microsoft.com/office/word/2024/wordml/sdtformatlock" xmlns:w16se="http://schemas.microsoft.com/office/word/2015/wordml/symex" xmlns:wpg="http://schemas.microsoft.com/office/word/2010/wordprocessingGroup" xmlns:wpi="http://schemas.microsoft.com/office/word/2010/wordprocessingInk" xmlns:wne="http://schemas.microsoft.com/office/word/2006/wordml" xmlns:wps="http://schemas.microsoft.com/office/word/2010/wordprocessingShape" xmlns:a="http://schemas.openxmlformats.org/drawingml/2006/main" xmlns:a14="http://schemas.microsoft.com/office/drawing/2010/main" mc:Ignorable="w14 w15 w16se w16cid w16 w16cex w16sdtdh w16sdtfl w16du wp14">
+<w:ftr xmlns:wpc="http://schemas.microsoft.com/office/word/2010/wordprocessingCanvas" xmlns:cx="http://schemas.microsoft.com/office/drawing/2014/chartex" xmlns:cx1="http://schemas.microsoft.com/office/drawing/2015/9/8/chartex" xmlns:cx2="http://schemas.microsoft.com/office/drawing/2015/10/21/chartex" xmlns:cx3="http://schemas.microsoft.com/office/drawing/2016/5/9/chartex" xmlns:cx4="http://schemas.microsoft.com/office/drawing/2016/5/10/chartex" xmlns:cx5="http://schemas.microsoft.com/office/drawing/2016/5/11/chartex" xmlns:cx6="http://schemas.microsoft.com/office/drawing/2016/5/12/chartex" xmlns:cx7="http://schemas.microsoft.com/office/drawing/2016/5/13/chartex" xmlns:cx8="http://schemas.microsoft.com/office/drawing/2016/5/14/chartex" xmlns:mc="http://schemas.openxmlformats.org/markup-compatibility/2006" xmlns:aink="http://schemas.microsoft.com/office/drawing/2016/ink" xmlns:am3d="http://schemas.microsoft.com/office/drawing/2017/model3d" xmlns:o="urn:schemas-microsoft-com:office:office" xmlns:oel="http://schemas.microsoft.com/office/2019/extlst" xmlns:r="http://schemas.openxmlformats.org/officeDocument/2006/relationships" xmlns:m="http://schemas.openxmlformats.org/officeDocument/2006/math" xmlns:v="urn:schemas-microsoft-com:vml" xmlns:wp14="http://schemas.microsoft.com/office/word/2010/wordprocessingDrawing" xmlns:wp="http://schemas.openxmlformats.org/drawingml/2006/wordprocessingDrawing" xmlns:w10="urn:schemas-microsoft-com:office:word" xmlns:w="http://schemas.openxmlformats.org/wordprocessingml/2006/main" xmlns:w14="http://schemas.microsoft.com/office/word/2010/wordml" xmlns:w15="http://schemas.microsoft.com/office/word/2012/wordml" xmlns:w16cex="http://schemas.microsoft.com/office/word/2018/wordml/cex" xmlns:w16cid="http://schemas.microsoft.com/office/word/2016/wordml/cid" xmlns:w16="http://schemas.microsoft.com/office/word/2018/wordml" xmlns:w16du="http://schemas.microsoft.com/office/word/2023/wordml/word16du" xmlns:w16sdtdh="http://schemas.microsoft.com/office/word/2020/wordml/sdtdatahash" xmlns:w16sdtfl="http://schemas.microsoft.com/office/word/2024/wordml/sdtformatlock" xmlns:w16se="http://schemas.microsoft.com/office/word/2015/wordml/symex" xmlns:wpg="http://schemas.microsoft.com/office/word/2010/wordprocessingGroup" xmlns:wpi="http://schemas.microsoft.com/office/word/2010/wordprocessingInk" xmlns:wne="http://schemas.microsoft.com/office/word/2006/wordml" xmlns:wps="http://schemas.microsoft.com/office/word/2010/wordprocessingShape" mc:Ignorable="w14 w15 w16se w16cid w16 w16cex w16sdtdh w16sdtfl w16du wp14">
   <w:p>
     <w:pPr>
       <w:pStyle w:val="BodyText"/>
@@ -7540,11 +5649,11 @@
         </mc:Choice>
         <mc:Fallback>
           <w:pict>
-            <v:shapetype id="_x0000_t202" coordsize="21600,21600" o:spt="202" path="m,l,21600r21600,l21600,xe" w14:anchorId="67842202">
+            <v:shapetype w14:anchorId="67842202" id="_x0000_t202" coordsize="21600,21600" o:spt="202" path="m,l,21600r21600,l21600,xe">
               <v:stroke joinstyle="miter"/>
               <v:path gradientshapeok="t" o:connecttype="rect"/>
             </v:shapetype>
-            <v:shape id="Text Box 947911230" style="position:absolute;margin-left:151.5pt;margin-top:793.95pt;width:291.95pt;height:14.2pt;z-index:-251658238;visibility:visible;mso-wrap-style:square;mso-width-percent:0;mso-height-percent:0;mso-wrap-distance-left:9pt;mso-wrap-distance-top:0;mso-wrap-distance-right:9pt;mso-wrap-distance-bottom:0;mso-position-horizontal:absolute;mso-position-horizontal-relative:page;mso-position-vertical:absolute;mso-position-vertical-relative:page;mso-width-percent:0;mso-height-percent:0;mso-width-relative:page;mso-height-relative:page;v-text-anchor:top" o:spid="_x0000_s1027" filled="f" stroked="f" type="#_x0000_t202" o:gfxdata="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">
+            <v:shape id="Text Box 947911230" o:spid="_x0000_s1026" type="#_x0000_t202" style="position:absolute;margin-left:151.5pt;margin-top:793.95pt;width:291.95pt;height:14.2pt;z-index:-251658238;visibility:visible;mso-wrap-style:square;mso-width-percent:0;mso-height-percent:0;mso-wrap-distance-left:9pt;mso-wrap-distance-top:0;mso-wrap-distance-right:9pt;mso-wrap-distance-bottom:0;mso-position-horizontal:absolute;mso-position-horizontal-relative:page;mso-position-vertical:absolute;mso-position-vertical-relative:page;mso-width-percent:0;mso-height-percent:0;mso-width-relative:page;mso-height-relative:page;v-text-anchor:top" o:gfxdata="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" filled="f" stroked="f">
               <v:textbox inset="0,0,0,0">
                 <w:txbxContent>
                   <w:p>
@@ -7591,50 +5700,42 @@
 </file>
 
 <file path=word/header1.xml><?xml version="1.0" encoding="utf-8"?>
-<w:hdr xmlns:wpc="http://schemas.microsoft.com/office/word/2010/wordprocessingCanvas" xmlns:cx="http://schemas.microsoft.com/office/drawing/2014/chartex" xmlns:cx1="http://schemas.microsoft.com/office/drawing/2015/9/8/chartex" xmlns:cx2="http://schemas.microsoft.com/office/drawing/2015/10/21/chartex" xmlns:cx3="http://schemas.microsoft.com/office/drawing/2016/5/9/chartex" xmlns:cx4="http://schemas.microsoft.com/office/drawing/2016/5/10/chartex" xmlns:cx5="http://schemas.microsoft.com/office/drawing/2016/5/11/chartex" xmlns:cx6="http://schemas.microsoft.com/office/drawing/2016/5/12/chartex" xmlns:cx7="http://schemas.microsoft.com/office/drawing/2016/5/13/chartex" xmlns:cx8="http://schemas.microsoft.com/office/drawing/2016/5/14/chartex" xmlns:mc="http://schemas.openxmlformats.org/markup-compatibility/2006" xmlns:aink="http://schemas.microsoft.com/office/drawing/2016/ink" xmlns:am3d="http://schemas.microsoft.com/office/drawing/2017/model3d" xmlns:o="urn:schemas-microsoft-com:office:office" xmlns:oel="http://schemas.microsoft.com/office/2019/extlst" xmlns:r="http://schemas.openxmlformats.org/officeDocument/2006/relationships" xmlns:m="http://schemas.openxmlformats.org/officeDocument/2006/math" xmlns:v="urn:schemas-microsoft-com:vml" xmlns:wp14="http://schemas.microsoft.com/office/word/2010/wordprocessingDrawing" xmlns:wp="http://schemas.openxmlformats.org/drawingml/2006/wordprocessingDrawing" xmlns:w10="urn:schemas-microsoft-com:office:word" xmlns:w="http://schemas.openxmlformats.org/wordprocessingml/2006/main" xmlns:w14="http://schemas.microsoft.com/office/word/2010/wordml" xmlns:w15="http://schemas.microsoft.com/office/word/2012/wordml" xmlns:w16cex="http://schemas.microsoft.com/office/word/2018/wordml/cex" xmlns:w16cid="http://schemas.microsoft.com/office/word/2016/wordml/cid" xmlns:w16="http://schemas.microsoft.com/office/word/2018/wordml" xmlns:w16du="http://schemas.microsoft.com/office/word/2023/wordml/word16du" xmlns:w16sdtdh="http://schemas.microsoft.com/office/word/2020/wordml/sdtdatahash" xmlns:w16sdtfl="http://schemas.microsoft.com/office/word/2024/wordml/sdtformatlock" xmlns:w16se="http://schemas.microsoft.com/office/word/2015/wordml/symex" xmlns:wpg="http://schemas.microsoft.com/office/word/2010/wordprocessingGroup" xmlns:wpi="http://schemas.microsoft.com/office/word/2010/wordprocessingInk" xmlns:wne="http://schemas.microsoft.com/office/word/2006/wordml" xmlns:wps="http://schemas.microsoft.com/office/word/2010/wordprocessingShape" xmlns:a="http://schemas.openxmlformats.org/drawingml/2006/main" xmlns:pic="http://schemas.openxmlformats.org/drawingml/2006/picture" xmlns:a14="http://schemas.microsoft.com/office/drawing/2010/main" mc:Ignorable="w14 w15 w16se w16cid w16 w16cex w16sdtdh w16sdtfl w16du wp14">
+<w:hdr xmlns:wpc="http://schemas.microsoft.com/office/word/2010/wordprocessingCanvas" xmlns:cx="http://schemas.microsoft.com/office/drawing/2014/chartex" xmlns:cx1="http://schemas.microsoft.com/office/drawing/2015/9/8/chartex" xmlns:cx2="http://schemas.microsoft.com/office/drawing/2015/10/21/chartex" xmlns:cx3="http://schemas.microsoft.com/office/drawing/2016/5/9/chartex" xmlns:cx4="http://schemas.microsoft.com/office/drawing/2016/5/10/chartex" xmlns:cx5="http://schemas.microsoft.com/office/drawing/2016/5/11/chartex" xmlns:cx6="http://schemas.microsoft.com/office/drawing/2016/5/12/chartex" xmlns:cx7="http://schemas.microsoft.com/office/drawing/2016/5/13/chartex" xmlns:cx8="http://schemas.microsoft.com/office/drawing/2016/5/14/chartex" xmlns:mc="http://schemas.openxmlformats.org/markup-compatibility/2006" xmlns:aink="http://schemas.microsoft.com/office/drawing/2016/ink" xmlns:am3d="http://schemas.microsoft.com/office/drawing/2017/model3d" xmlns:o="urn:schemas-microsoft-com:office:office" xmlns:oel="http://schemas.microsoft.com/office/2019/extlst" xmlns:r="http://schemas.openxmlformats.org/officeDocument/2006/relationships" xmlns:m="http://schemas.openxmlformats.org/officeDocument/2006/math" xmlns:v="urn:schemas-microsoft-com:vml" xmlns:wp14="http://schemas.microsoft.com/office/word/2010/wordprocessingDrawing" xmlns:wp="http://schemas.openxmlformats.org/drawingml/2006/wordprocessingDrawing" xmlns:w10="urn:schemas-microsoft-com:office:word" xmlns:w="http://schemas.openxmlformats.org/wordprocessingml/2006/main" xmlns:w14="http://schemas.microsoft.com/office/word/2010/wordml" xmlns:w15="http://schemas.microsoft.com/office/word/2012/wordml" xmlns:w16cex="http://schemas.microsoft.com/office/word/2018/wordml/cex" xmlns:w16cid="http://schemas.microsoft.com/office/word/2016/wordml/cid" xmlns:w16="http://schemas.microsoft.com/office/word/2018/wordml" xmlns:w16du="http://schemas.microsoft.com/office/word/2023/wordml/word16du" xmlns:w16sdtdh="http://schemas.microsoft.com/office/word/2020/wordml/sdtdatahash" xmlns:w16sdtfl="http://schemas.microsoft.com/office/word/2024/wordml/sdtformatlock" xmlns:w16se="http://schemas.microsoft.com/office/word/2015/wordml/symex" xmlns:wpg="http://schemas.microsoft.com/office/word/2010/wordprocessingGroup" xmlns:wpi="http://schemas.microsoft.com/office/word/2010/wordprocessingInk" xmlns:wne="http://schemas.microsoft.com/office/word/2006/wordml" xmlns:wps="http://schemas.microsoft.com/office/word/2010/wordprocessingShape" mc:Ignorable="w14 w15 w16se w16cid w16 w16cex w16sdtdh w16sdtfl w16du wp14">
   <w:p>
     <w:pPr>
-      <w:widowControl w:val="0"/>
       <w:tabs>
-        <w:tab w:val="center" w:leader="none" w:pos="4680"/>
-        <w:tab w:val="right" w:leader="none" w:pos="9360"/>
+        <w:tab w:val="center" w:pos="4680"/>
+        <w:tab w:val="right" w:pos="9360"/>
       </w:tabs>
-      <w:spacing w:after="0" w:line="240" w:lineRule="auto"/>
       <w:ind w:left="1723" w:hanging="283"/>
       <w:jc w:val="center"/>
       <w:rPr>
-        <w:rFonts w:ascii="Times New Roman" w:hAnsi="Times New Roman" w:eastAsia="Times New Roman" w:cs="Times New Roman"/>
-        <w:b w:val="0"/>
-        <w:bCs w:val="0"/>
-        <w:i w:val="0"/>
-        <w:iCs w:val="0"/>
-        <w:caps w:val="0"/>
-        <w:smallCaps w:val="0"/>
-        <w:noProof w:val="0"/>
-        <w:color w:val="000000" w:themeColor="text1" w:themeTint="FF" w:themeShade="FF"/>
+        <w:color w:val="000000" w:themeColor="text1"/>
         <w:sz w:val="20"/>
         <w:szCs w:val="20"/>
-        <w:lang w:val="en-US"/>
       </w:rPr>
     </w:pPr>
     <w:r>
+      <w:rPr>
+        <w:noProof/>
+      </w:rPr>
       <w:drawing>
-        <wp:inline wp14:editId="094753BC" wp14:anchorId="55B8AB20">
+        <wp:inline distT="0" distB="0" distL="0" distR="0" wp14:anchorId="55B8AB20" wp14:editId="094753BC">
           <wp:extent cx="4362450" cy="895350"/>
           <wp:effectExtent l="0" t="0" r="0" b="0"/>
           <wp:docPr id="1876218543" name="drawing"/>
           <wp:cNvGraphicFramePr>
-            <a:graphicFrameLocks noChangeAspect="1"/>
+            <a:graphicFrameLocks xmlns:a="http://schemas.openxmlformats.org/drawingml/2006/main" noChangeAspect="1"/>
           </wp:cNvGraphicFramePr>
-          <a:graphic>
-            <a:graphicData xmlns:a="http://schemas.openxmlformats.org/drawingml/2006/main" uri="http://schemas.openxmlformats.org/drawingml/2006/picture">
+          <a:graphic xmlns:a="http://schemas.openxmlformats.org/drawingml/2006/main">
+            <a:graphicData uri="http://schemas.openxmlformats.org/drawingml/2006/picture">
               <pic:pic xmlns:pic="http://schemas.openxmlformats.org/drawingml/2006/picture">
                 <pic:nvPicPr>
                   <pic:cNvPr id="1876218543" name="Picture 1876218543"/>
                   <pic:cNvPicPr/>
                 </pic:nvPicPr>
                 <pic:blipFill>
-                  <a:blip xmlns:r="http://schemas.openxmlformats.org/officeDocument/2006/relationships" r:embed="rId897896232">
+                  <a:blip r:embed="rId1">
                     <a:extLst>
                       <a:ext uri="{28A0092B-C50C-407E-A947-70E740481C1C}">
                         <a14:useLocalDpi xmlns:a14="http://schemas.microsoft.com/office/drawing/2010/main"/>
@@ -7667,43 +5768,25 @@
   <w:p>
     <w:pPr>
       <w:pStyle w:val="Header"/>
-      <w:widowControl w:val="0"/>
       <w:tabs>
-        <w:tab w:val="center" w:leader="none" w:pos="4680"/>
-        <w:tab w:val="right" w:leader="none" w:pos="9360"/>
+        <w:tab w:val="center" w:pos="4680"/>
+        <w:tab w:val="right" w:pos="9360"/>
       </w:tabs>
-      <w:spacing w:after="0" w:line="240" w:lineRule="auto"/>
       <w:ind w:left="567" w:hanging="283"/>
       <w:jc w:val="center"/>
       <w:rPr>
-        <w:rFonts w:ascii="Times New Roman" w:hAnsi="Times New Roman" w:eastAsia="Times New Roman" w:cs="Times New Roman"/>
-        <w:b w:val="0"/>
-        <w:bCs w:val="0"/>
-        <w:i w:val="0"/>
-        <w:iCs w:val="0"/>
-        <w:caps w:val="0"/>
-        <w:smallCaps w:val="0"/>
-        <w:noProof w:val="0"/>
-        <w:color w:val="000000" w:themeColor="text1" w:themeTint="FF" w:themeShade="FF"/>
+        <w:color w:val="000000" w:themeColor="text1"/>
         <w:sz w:val="20"/>
         <w:szCs w:val="20"/>
-        <w:lang w:val="en-US"/>
       </w:rPr>
     </w:pPr>
     <w:r>
       <w:rPr>
-        <w:rFonts w:ascii="Times New Roman" w:hAnsi="Times New Roman" w:eastAsia="Times New Roman" w:cs="Times New Roman"/>
-        <w:b w:val="1"/>
-        <w:bCs w:val="1"/>
-        <w:i w:val="0"/>
-        <w:iCs w:val="0"/>
-        <w:caps w:val="0"/>
-        <w:smallCaps w:val="0"/>
-        <w:noProof w:val="0"/>
-        <w:color w:val="000000" w:themeColor="text1" w:themeTint="FF" w:themeShade="FF"/>
+        <w:b/>
+        <w:bCs/>
+        <w:color w:val="000000" w:themeColor="text1"/>
         <w:sz w:val="20"/>
         <w:szCs w:val="20"/>
-        <w:lang w:val="en-US"/>
       </w:rPr>
       <w:t>CIN U72200RJ2009PTC028316</w:t>
     </w:r>
@@ -7711,43 +5794,25 @@
   <w:p>
     <w:pPr>
       <w:pStyle w:val="Header"/>
-      <w:widowControl w:val="0"/>
       <w:tabs>
-        <w:tab w:val="center" w:leader="none" w:pos="4680"/>
-        <w:tab w:val="right" w:leader="none" w:pos="9360"/>
+        <w:tab w:val="center" w:pos="4680"/>
+        <w:tab w:val="right" w:pos="9360"/>
       </w:tabs>
-      <w:spacing w:after="0" w:line="240" w:lineRule="auto"/>
       <w:ind w:left="567" w:hanging="283"/>
       <w:jc w:val="center"/>
       <w:rPr>
-        <w:rFonts w:ascii="Times New Roman" w:hAnsi="Times New Roman" w:eastAsia="Times New Roman" w:cs="Times New Roman"/>
-        <w:b w:val="0"/>
-        <w:bCs w:val="0"/>
-        <w:i w:val="0"/>
-        <w:iCs w:val="0"/>
-        <w:caps w:val="0"/>
-        <w:smallCaps w:val="0"/>
-        <w:noProof w:val="0"/>
-        <w:color w:val="000000" w:themeColor="text1" w:themeTint="FF" w:themeShade="FF"/>
+        <w:color w:val="000000" w:themeColor="text1"/>
         <w:sz w:val="36"/>
         <w:szCs w:val="36"/>
-        <w:lang w:val="en-US"/>
       </w:rPr>
     </w:pPr>
     <w:r>
       <w:rPr>
-        <w:rFonts w:ascii="Times New Roman" w:hAnsi="Times New Roman" w:eastAsia="Times New Roman" w:cs="Times New Roman"/>
-        <w:b w:val="1"/>
-        <w:bCs w:val="1"/>
-        <w:i w:val="0"/>
-        <w:iCs w:val="0"/>
-        <w:caps w:val="0"/>
-        <w:smallCaps w:val="0"/>
-        <w:noProof w:val="0"/>
-        <w:color w:val="000000" w:themeColor="text1" w:themeTint="FF" w:themeShade="FF"/>
+        <w:b/>
+        <w:bCs/>
+        <w:color w:val="000000" w:themeColor="text1"/>
         <w:sz w:val="36"/>
         <w:szCs w:val="36"/>
-        <w:lang w:val="en-US"/>
       </w:rPr>
       <w:t xml:space="preserve"> INTIMETEC VISIONSOFT PRIVATE LIMITED </w:t>
     </w:r>
@@ -7755,122 +5820,136 @@
   <w:p>
     <w:pPr>
       <w:pStyle w:val="Header"/>
-      <w:widowControl w:val="0"/>
       <w:tabs>
-        <w:tab w:val="center" w:leader="none" w:pos="4680"/>
-        <w:tab w:val="right" w:leader="none" w:pos="9360"/>
+        <w:tab w:val="center" w:pos="4680"/>
+        <w:tab w:val="right" w:pos="9360"/>
       </w:tabs>
-      <w:spacing w:after="0" w:line="240" w:lineRule="auto"/>
       <w:ind w:left="567" w:hanging="283"/>
       <w:jc w:val="center"/>
       <w:rPr>
-        <w:rFonts w:ascii="Times New Roman" w:hAnsi="Times New Roman" w:eastAsia="Times New Roman" w:cs="Times New Roman"/>
-        <w:b w:val="0"/>
-        <w:bCs w:val="0"/>
-        <w:i w:val="0"/>
-        <w:iCs w:val="0"/>
-        <w:caps w:val="0"/>
-        <w:smallCaps w:val="0"/>
-        <w:noProof w:val="0"/>
-        <w:color w:val="000000" w:themeColor="text1" w:themeTint="FF" w:themeShade="FF"/>
+        <w:color w:val="000000" w:themeColor="text1"/>
         <w:sz w:val="20"/>
         <w:szCs w:val="20"/>
-        <w:lang w:val="en-US"/>
       </w:rPr>
     </w:pPr>
     <w:r>
       <w:rPr>
-        <w:rFonts w:ascii="Times New Roman" w:hAnsi="Times New Roman" w:eastAsia="Times New Roman" w:cs="Times New Roman"/>
-        <w:b w:val="0"/>
-        <w:bCs w:val="0"/>
-        <w:i w:val="0"/>
-        <w:iCs w:val="0"/>
-        <w:caps w:val="0"/>
-        <w:smallCaps w:val="0"/>
-        <w:noProof w:val="0"/>
-        <w:color w:val="000000" w:themeColor="text1" w:themeTint="FF" w:themeShade="FF"/>
+        <w:color w:val="000000" w:themeColor="text1"/>
         <w:sz w:val="20"/>
         <w:szCs w:val="20"/>
-        <w:lang w:val="en-US"/>
       </w:rPr>
-      <w:t xml:space="preserve"> Registered office: Plot no. ½, Kanakpura Industrial Area, Kanakpura, Sirsi Road, Jaipur-302034</w:t>
+      <w:t xml:space="preserve"> Registered office: Plot no. ½, </w:t>
+    </w:r>
+    <w:proofErr w:type="spellStart"/>
+    <w:r>
+      <w:rPr>
+        <w:color w:val="000000" w:themeColor="text1"/>
+        <w:sz w:val="20"/>
+        <w:szCs w:val="20"/>
+      </w:rPr>
+      <w:t>Kanakpura</w:t>
+    </w:r>
+    <w:proofErr w:type="spellEnd"/>
+    <w:r>
+      <w:rPr>
+        <w:color w:val="000000" w:themeColor="text1"/>
+        <w:sz w:val="20"/>
+        <w:szCs w:val="20"/>
+      </w:rPr>
+      <w:t xml:space="preserve"> Industrial Area, </w:t>
+    </w:r>
+    <w:proofErr w:type="spellStart"/>
+    <w:r>
+      <w:rPr>
+        <w:color w:val="000000" w:themeColor="text1"/>
+        <w:sz w:val="20"/>
+        <w:szCs w:val="20"/>
+      </w:rPr>
+      <w:t>Kanakpura</w:t>
+    </w:r>
+    <w:proofErr w:type="spellEnd"/>
+    <w:r>
+      <w:rPr>
+        <w:color w:val="000000" w:themeColor="text1"/>
+        <w:sz w:val="20"/>
+        <w:szCs w:val="20"/>
+      </w:rPr>
+      <w:t xml:space="preserve">, </w:t>
+    </w:r>
+    <w:proofErr w:type="spellStart"/>
+    <w:r>
+      <w:rPr>
+        <w:color w:val="000000" w:themeColor="text1"/>
+        <w:sz w:val="20"/>
+        <w:szCs w:val="20"/>
+      </w:rPr>
+      <w:t>Sirsi</w:t>
+    </w:r>
+    <w:proofErr w:type="spellEnd"/>
+    <w:r>
+      <w:rPr>
+        <w:color w:val="000000" w:themeColor="text1"/>
+        <w:sz w:val="20"/>
+        <w:szCs w:val="20"/>
+      </w:rPr>
+      <w:t xml:space="preserve"> Road, Jaipur-302034</w:t>
     </w:r>
   </w:p>
   <w:p>
     <w:pPr>
       <w:pStyle w:val="Header"/>
-      <w:widowControl w:val="0"/>
       <w:tabs>
-        <w:tab w:val="center" w:leader="none" w:pos="4680"/>
-        <w:tab w:val="right" w:leader="none" w:pos="9360"/>
+        <w:tab w:val="center" w:pos="4680"/>
+        <w:tab w:val="right" w:pos="9360"/>
       </w:tabs>
-      <w:spacing w:after="0" w:line="240" w:lineRule="auto"/>
       <w:ind w:left="-630" w:right="-990" w:hanging="283"/>
       <w:jc w:val="center"/>
       <w:rPr>
-        <w:rFonts w:ascii="Times New Roman" w:hAnsi="Times New Roman" w:eastAsia="Times New Roman" w:cs="Times New Roman"/>
-        <w:b w:val="0"/>
-        <w:bCs w:val="0"/>
-        <w:i w:val="0"/>
-        <w:iCs w:val="0"/>
-        <w:caps w:val="0"/>
-        <w:smallCaps w:val="0"/>
-        <w:noProof w:val="0"/>
-        <w:color w:val="000000" w:themeColor="text1" w:themeTint="FF" w:themeShade="FF"/>
+        <w:color w:val="000000" w:themeColor="text1"/>
         <w:sz w:val="20"/>
         <w:szCs w:val="20"/>
-        <w:lang w:val="en-US"/>
       </w:rPr>
     </w:pPr>
     <w:r>
       <w:rPr>
-        <w:rFonts w:ascii="Times New Roman" w:hAnsi="Times New Roman" w:eastAsia="Times New Roman" w:cs="Times New Roman"/>
-        <w:b w:val="0"/>
-        <w:bCs w:val="0"/>
-        <w:i w:val="0"/>
-        <w:iCs w:val="0"/>
-        <w:caps w:val="0"/>
-        <w:smallCaps w:val="0"/>
-        <w:noProof w:val="0"/>
-        <w:color w:val="000000" w:themeColor="text1" w:themeTint="FF" w:themeShade="FF"/>
+        <w:color w:val="000000" w:themeColor="text1"/>
         <w:sz w:val="20"/>
         <w:szCs w:val="20"/>
-        <w:lang w:val="en-US"/>
       </w:rPr>
-      <w:t>Branch Office: 3rd Floor, Site No.271, Sri Ganesha Complex, Hosur Main Road, Madiwala, BTM 1</w:t>
+      <w:t xml:space="preserve">Branch Office: 3rd Floor, Site No.271, Sri Ganesha Complex, Hosur Main Road, </w:t>
+    </w:r>
+    <w:proofErr w:type="spellStart"/>
+    <w:r>
+      <w:rPr>
+        <w:color w:val="000000" w:themeColor="text1"/>
+        <w:sz w:val="20"/>
+        <w:szCs w:val="20"/>
+      </w:rPr>
+      <w:t>Madiwala</w:t>
+    </w:r>
+    <w:proofErr w:type="spellEnd"/>
+    <w:r>
+      <w:rPr>
+        <w:color w:val="000000" w:themeColor="text1"/>
+        <w:sz w:val="20"/>
+        <w:szCs w:val="20"/>
+      </w:rPr>
+      <w:t>, BTM 1</w:t>
     </w:r>
     <w:r>
       <w:rPr>
-        <w:rFonts w:ascii="Times New Roman" w:hAnsi="Times New Roman" w:eastAsia="Times New Roman" w:cs="Times New Roman"/>
-        <w:b w:val="0"/>
-        <w:bCs w:val="0"/>
-        <w:i w:val="0"/>
-        <w:iCs w:val="0"/>
-        <w:caps w:val="0"/>
-        <w:smallCaps w:val="0"/>
-        <w:noProof w:val="0"/>
-        <w:color w:val="000000" w:themeColor="text1" w:themeTint="FF" w:themeShade="FF"/>
+        <w:color w:val="000000" w:themeColor="text1"/>
         <w:sz w:val="20"/>
         <w:szCs w:val="20"/>
         <w:vertAlign w:val="superscript"/>
-        <w:lang w:val="en-US"/>
       </w:rPr>
       <w:t>st</w:t>
     </w:r>
     <w:r>
       <w:rPr>
-        <w:rFonts w:ascii="Times New Roman" w:hAnsi="Times New Roman" w:eastAsia="Times New Roman" w:cs="Times New Roman"/>
-        <w:b w:val="0"/>
-        <w:bCs w:val="0"/>
-        <w:i w:val="0"/>
-        <w:iCs w:val="0"/>
-        <w:caps w:val="0"/>
-        <w:smallCaps w:val="0"/>
-        <w:noProof w:val="0"/>
-        <w:color w:val="000000" w:themeColor="text1" w:themeTint="FF" w:themeShade="FF"/>
+        <w:color w:val="000000" w:themeColor="text1"/>
         <w:sz w:val="20"/>
         <w:szCs w:val="20"/>
-        <w:lang w:val="en-US"/>
       </w:rPr>
       <w:t xml:space="preserve"> Stage, Bangalore -560068</w:t>
     </w:r>
@@ -7878,113 +5957,55 @@
   <w:p>
     <w:pPr>
       <w:pStyle w:val="Header"/>
-      <w:widowControl w:val="0"/>
       <w:tabs>
-        <w:tab w:val="center" w:leader="none" w:pos="4680"/>
-        <w:tab w:val="right" w:leader="none" w:pos="9360"/>
+        <w:tab w:val="center" w:pos="4680"/>
+        <w:tab w:val="right" w:pos="9360"/>
       </w:tabs>
-      <w:spacing w:after="0" w:line="240" w:lineRule="auto"/>
       <w:ind w:left="567" w:hanging="283"/>
       <w:jc w:val="center"/>
       <w:rPr>
-        <w:rFonts w:ascii="Times New Roman" w:hAnsi="Times New Roman" w:eastAsia="Times New Roman" w:cs="Times New Roman"/>
-        <w:b w:val="0"/>
-        <w:bCs w:val="0"/>
-        <w:i w:val="0"/>
-        <w:iCs w:val="0"/>
-        <w:caps w:val="0"/>
-        <w:smallCaps w:val="0"/>
-        <w:noProof w:val="0"/>
-        <w:color w:val="000000" w:themeColor="text1" w:themeTint="FF" w:themeShade="FF"/>
+        <w:color w:val="000000" w:themeColor="text1"/>
         <w:sz w:val="20"/>
         <w:szCs w:val="20"/>
-        <w:lang w:val="en-US"/>
       </w:rPr>
     </w:pPr>
     <w:r>
       <w:rPr>
-        <w:rFonts w:ascii="Times New Roman" w:hAnsi="Times New Roman" w:eastAsia="Times New Roman" w:cs="Times New Roman"/>
-        <w:b w:val="0"/>
-        <w:bCs w:val="0"/>
-        <w:i w:val="0"/>
-        <w:iCs w:val="0"/>
-        <w:caps w:val="0"/>
-        <w:smallCaps w:val="0"/>
-        <w:noProof w:val="0"/>
-        <w:color w:val="000000" w:themeColor="text1" w:themeTint="FF" w:themeShade="FF"/>
+        <w:color w:val="000000" w:themeColor="text1"/>
         <w:sz w:val="20"/>
         <w:szCs w:val="20"/>
-        <w:lang w:val="en-US"/>
       </w:rPr>
       <w:t xml:space="preserve">E-Mail: </w:t>
     </w:r>
-    <w:hyperlink r:id="R89f70db44877474d">
+    <w:hyperlink r:id="rId2">
       <w:r>
         <w:rPr>
           <w:rStyle w:val="Hyperlink"/>
-          <w:b w:val="0"/>
-          <w:bCs w:val="0"/>
-          <w:i w:val="0"/>
-          <w:iCs w:val="0"/>
-          <w:caps w:val="0"/>
-          <w:smallCaps w:val="0"/>
-          <w:strike w:val="0"/>
-          <w:dstrike w:val="0"/>
-          <w:noProof w:val="0"/>
-          <w:lang w:val="en-US"/>
         </w:rPr>
         <w:t>info@intimetec.com</w:t>
       </w:r>
     </w:hyperlink>
     <w:r>
       <w:rPr>
-        <w:rFonts w:ascii="Times New Roman" w:hAnsi="Times New Roman" w:eastAsia="Times New Roman" w:cs="Times New Roman"/>
-        <w:b w:val="0"/>
-        <w:bCs w:val="0"/>
-        <w:i w:val="0"/>
-        <w:iCs w:val="0"/>
-        <w:caps w:val="0"/>
-        <w:smallCaps w:val="0"/>
-        <w:noProof w:val="0"/>
-        <w:color w:val="000000" w:themeColor="text1" w:themeTint="FF" w:themeShade="FF"/>
+        <w:color w:val="000000" w:themeColor="text1"/>
         <w:sz w:val="20"/>
         <w:szCs w:val="20"/>
-        <w:lang w:val="en-US"/>
       </w:rPr>
       <w:t xml:space="preserve">, Website: </w:t>
     </w:r>
-    <w:hyperlink r:id="Rc34e5cbc1b784ac5">
+    <w:hyperlink r:id="rId3">
       <w:r>
         <w:rPr>
           <w:rStyle w:val="Hyperlink"/>
-          <w:b w:val="0"/>
-          <w:bCs w:val="0"/>
-          <w:i w:val="0"/>
-          <w:iCs w:val="0"/>
-          <w:caps w:val="0"/>
-          <w:smallCaps w:val="0"/>
-          <w:strike w:val="0"/>
-          <w:dstrike w:val="0"/>
-          <w:noProof w:val="0"/>
-          <w:lang w:val="en-US"/>
         </w:rPr>
         <w:t>www.intimetec.com</w:t>
       </w:r>
     </w:hyperlink>
     <w:r>
       <w:rPr>
-        <w:rFonts w:ascii="Times New Roman" w:hAnsi="Times New Roman" w:eastAsia="Times New Roman" w:cs="Times New Roman"/>
-        <w:b w:val="0"/>
-        <w:bCs w:val="0"/>
-        <w:i w:val="0"/>
-        <w:iCs w:val="0"/>
-        <w:caps w:val="0"/>
-        <w:smallCaps w:val="0"/>
-        <w:noProof w:val="0"/>
-        <w:color w:val="000000" w:themeColor="text1" w:themeTint="FF" w:themeShade="FF"/>
+        <w:color w:val="000000" w:themeColor="text1"/>
         <w:sz w:val="20"/>
         <w:szCs w:val="20"/>
-        <w:lang w:val="en-US"/>
       </w:rPr>
       <w:t>, Contact No: +91 8041613817</w:t>
     </w:r>
@@ -8476,7 +6497,7 @@
   <w:docDefaults>
     <w:rPrDefault>
       <w:rPr>
-        <w:rFonts w:asciiTheme="minorHAnsi" w:hAnsiTheme="minorHAnsi" w:eastAsiaTheme="minorHAnsi" w:cstheme="minorBidi"/>
+        <w:rFonts w:asciiTheme="minorHAnsi" w:eastAsiaTheme="minorHAnsi" w:hAnsiTheme="minorHAnsi" w:cstheme="minorBidi"/>
         <w:sz w:val="22"/>
         <w:szCs w:val="22"/>
         <w:lang w:val="en-US" w:eastAsia="en-US" w:bidi="ar-SA"/>
@@ -8493,14 +6514,14 @@
   <w:latentStyles w:defLockedState="0" w:defUIPriority="99" w:defSemiHidden="0" w:defUnhideWhenUsed="0" w:defQFormat="0" w:count="376">
     <w:lsdException w:name="Normal" w:uiPriority="0" w:qFormat="1"/>
     <w:lsdException w:name="heading 1" w:uiPriority="9" w:qFormat="1"/>
-    <w:lsdException w:name="heading 2" w:uiPriority="9" w:semiHidden="1" w:unhideWhenUsed="1" w:qFormat="1"/>
-    <w:lsdException w:name="heading 3" w:uiPriority="9" w:semiHidden="1" w:unhideWhenUsed="1" w:qFormat="1"/>
-    <w:lsdException w:name="heading 4" w:uiPriority="9" w:semiHidden="1" w:unhideWhenUsed="1" w:qFormat="1"/>
-    <w:lsdException w:name="heading 5" w:uiPriority="9" w:semiHidden="1" w:unhideWhenUsed="1" w:qFormat="1"/>
-    <w:lsdException w:name="heading 6" w:uiPriority="9" w:semiHidden="1" w:unhideWhenUsed="1" w:qFormat="1"/>
-    <w:lsdException w:name="heading 7" w:uiPriority="9" w:semiHidden="1" w:unhideWhenUsed="1" w:qFormat="1"/>
-    <w:lsdException w:name="heading 8" w:uiPriority="9" w:semiHidden="1" w:unhideWhenUsed="1" w:qFormat="1"/>
-    <w:lsdException w:name="heading 9" w:uiPriority="9" w:semiHidden="1" w:unhideWhenUsed="1" w:qFormat="1"/>
+    <w:lsdException w:name="heading 2" w:semiHidden="1" w:uiPriority="9" w:unhideWhenUsed="1" w:qFormat="1"/>
+    <w:lsdException w:name="heading 3" w:semiHidden="1" w:uiPriority="9" w:unhideWhenUsed="1" w:qFormat="1"/>
+    <w:lsdException w:name="heading 4" w:semiHidden="1" w:uiPriority="9" w:unhideWhenUsed="1" w:qFormat="1"/>
+    <w:lsdException w:name="heading 5" w:semiHidden="1" w:uiPriority="9" w:unhideWhenUsed="1" w:qFormat="1"/>
+    <w:lsdException w:name="heading 6" w:semiHidden="1" w:uiPriority="9" w:unhideWhenUsed="1" w:qFormat="1"/>
+    <w:lsdException w:name="heading 7" w:semiHidden="1" w:uiPriority="9" w:unhideWhenUsed="1" w:qFormat="1"/>
+    <w:lsdException w:name="heading 8" w:semiHidden="1" w:uiPriority="9" w:unhideWhenUsed="1" w:qFormat="1"/>
+    <w:lsdException w:name="heading 9" w:semiHidden="1" w:uiPriority="9" w:unhideWhenUsed="1" w:qFormat="1"/>
     <w:lsdException w:name="index 1" w:semiHidden="1" w:unhideWhenUsed="1"/>
     <w:lsdException w:name="index 2" w:semiHidden="1" w:unhideWhenUsed="1"/>
     <w:lsdException w:name="index 3" w:semiHidden="1" w:unhideWhenUsed="1"/>
@@ -8510,22 +6531,22 @@
     <w:lsdException w:name="index 7" w:semiHidden="1" w:unhideWhenUsed="1"/>
     <w:lsdException w:name="index 8" w:semiHidden="1" w:unhideWhenUsed="1"/>
     <w:lsdException w:name="index 9" w:semiHidden="1" w:unhideWhenUsed="1"/>
-    <w:lsdException w:name="toc 1" w:uiPriority="39" w:semiHidden="1" w:unhideWhenUsed="1"/>
-    <w:lsdException w:name="toc 2" w:uiPriority="39" w:semiHidden="1" w:unhideWhenUsed="1"/>
-    <w:lsdException w:name="toc 3" w:uiPriority="39" w:semiHidden="1" w:unhideWhenUsed="1"/>
-    <w:lsdException w:name="toc 4" w:uiPriority="39" w:semiHidden="1" w:unhideWhenUsed="1"/>
-    <w:lsdException w:name="toc 5" w:uiPriority="39" w:semiHidden="1" w:unhideWhenUsed="1"/>
-    <w:lsdException w:name="toc 6" w:uiPriority="39" w:semiHidden="1" w:unhideWhenUsed="1"/>
-    <w:lsdException w:name="toc 7" w:uiPriority="39" w:semiHidden="1" w:unhideWhenUsed="1"/>
-    <w:lsdException w:name="toc 8" w:uiPriority="39" w:semiHidden="1" w:unhideWhenUsed="1"/>
-    <w:lsdException w:name="toc 9" w:uiPriority="39" w:semiHidden="1" w:unhideWhenUsed="1"/>
+    <w:lsdException w:name="toc 1" w:semiHidden="1" w:uiPriority="39" w:unhideWhenUsed="1"/>
+    <w:lsdException w:name="toc 2" w:semiHidden="1" w:uiPriority="39" w:unhideWhenUsed="1"/>
+    <w:lsdException w:name="toc 3" w:semiHidden="1" w:uiPriority="39" w:unhideWhenUsed="1"/>
+    <w:lsdException w:name="toc 4" w:semiHidden="1" w:uiPriority="39" w:unhideWhenUsed="1"/>
+    <w:lsdException w:name="toc 5" w:semiHidden="1" w:uiPriority="39" w:unhideWhenUsed="1"/>
+    <w:lsdException w:name="toc 6" w:semiHidden="1" w:uiPriority="39" w:unhideWhenUsed="1"/>
+    <w:lsdException w:name="toc 7" w:semiHidden="1" w:uiPriority="39" w:unhideWhenUsed="1"/>
+    <w:lsdException w:name="toc 8" w:semiHidden="1" w:uiPriority="39" w:unhideWhenUsed="1"/>
+    <w:lsdException w:name="toc 9" w:semiHidden="1" w:uiPriority="39" w:unhideWhenUsed="1"/>
     <w:lsdException w:name="Normal Indent" w:semiHidden="1" w:unhideWhenUsed="1"/>
     <w:lsdException w:name="footnote text" w:semiHidden="1" w:unhideWhenUsed="1"/>
     <w:lsdException w:name="annotation text" w:semiHidden="1" w:unhideWhenUsed="1"/>
     <w:lsdException w:name="header" w:semiHidden="1" w:unhideWhenUsed="1"/>
     <w:lsdException w:name="footer" w:semiHidden="1" w:unhideWhenUsed="1"/>
     <w:lsdException w:name="index heading" w:semiHidden="1" w:unhideWhenUsed="1"/>
-    <w:lsdException w:name="caption" w:uiPriority="35" w:semiHidden="1" w:unhideWhenUsed="1" w:qFormat="1"/>
+    <w:lsdException w:name="caption" w:semiHidden="1" w:uiPriority="35" w:unhideWhenUsed="1" w:qFormat="1"/>
     <w:lsdException w:name="table of figures" w:semiHidden="1" w:unhideWhenUsed="1"/>
     <w:lsdException w:name="envelope address" w:semiHidden="1" w:unhideWhenUsed="1"/>
     <w:lsdException w:name="envelope return" w:semiHidden="1" w:unhideWhenUsed="1"/>
@@ -8556,7 +6577,7 @@
     <w:lsdException w:name="Title" w:uiPriority="10" w:qFormat="1"/>
     <w:lsdException w:name="Closing" w:semiHidden="1" w:unhideWhenUsed="1"/>
     <w:lsdException w:name="Signature" w:semiHidden="1" w:unhideWhenUsed="1"/>
-    <w:lsdException w:name="Default Paragraph Font" w:uiPriority="1" w:semiHidden="1" w:unhideWhenUsed="1"/>
+    <w:lsdException w:name="Default Paragraph Font" w:semiHidden="1" w:uiPriority="1" w:unhideWhenUsed="1"/>
     <w:lsdException w:name="Body Text" w:semiHidden="1" w:unhideWhenUsed="1"/>
     <w:lsdException w:name="Body Text Indent" w:semiHidden="1" w:unhideWhenUsed="1"/>
     <w:lsdException w:name="List Continue" w:semiHidden="1" w:unhideWhenUsed="1"/>
@@ -8756,8 +6777,8 @@
     <w:lsdException w:name="Subtle Reference" w:uiPriority="31" w:qFormat="1"/>
     <w:lsdException w:name="Intense Reference" w:uiPriority="32" w:qFormat="1"/>
     <w:lsdException w:name="Book Title" w:uiPriority="33" w:qFormat="1"/>
-    <w:lsdException w:name="Bibliography" w:uiPriority="37" w:semiHidden="1" w:unhideWhenUsed="1"/>
-    <w:lsdException w:name="TOC Heading" w:uiPriority="39" w:semiHidden="1" w:unhideWhenUsed="1" w:qFormat="1"/>
+    <w:lsdException w:name="Bibliography" w:semiHidden="1" w:uiPriority="37" w:unhideWhenUsed="1"/>
+    <w:lsdException w:name="TOC Heading" w:semiHidden="1" w:uiPriority="39" w:unhideWhenUsed="1" w:qFormat="1"/>
     <w:lsdException w:name="Plain Table 1" w:uiPriority="41"/>
     <w:lsdException w:name="Plain Table 2" w:uiPriority="42"/>
     <w:lsdException w:name="Plain Table 3" w:uiPriority="43"/>
@@ -8868,11 +6889,11 @@
     <w:lsdException w:name="Unresolved Mention" w:semiHidden="1" w:unhideWhenUsed="1"/>
     <w:lsdException w:name="Smart Link" w:semiHidden="1" w:unhideWhenUsed="1"/>
   </w:latentStyles>
-  <w:style w:type="paragraph" w:styleId="Normal" w:default="1">
+  <w:style w:type="paragraph" w:default="1" w:styleId="Normal">
     <w:name w:val="Normal"/>
     <w:qFormat/>
     <w:rPr>
-      <w:rFonts w:ascii="Times New Roman" w:hAnsi="Times New Roman" w:eastAsia="Times New Roman" w:cs="Times New Roman"/>
+      <w:rFonts w:ascii="Times New Roman" w:eastAsia="Times New Roman" w:hAnsi="Times New Roman" w:cs="Times New Roman"/>
     </w:rPr>
   </w:style>
   <w:style w:type="paragraph" w:styleId="Heading1">
@@ -8891,12 +6912,13 @@
       <w:szCs w:val="24"/>
     </w:rPr>
   </w:style>
-  <w:style w:type="character" w:styleId="DefaultParagraphFont" w:default="1">
+  <w:style w:type="character" w:default="1" w:styleId="DefaultParagraphFont">
     <w:name w:val="Default Paragraph Font"/>
     <w:uiPriority w:val="1"/>
+    <w:semiHidden/>
     <w:unhideWhenUsed/>
   </w:style>
-  <w:style w:type="table" w:styleId="TableNormal" w:default="1">
+  <w:style w:type="table" w:default="1" w:styleId="TableNormal">
     <w:name w:val="Normal Table"/>
     <w:uiPriority w:val="99"/>
     <w:semiHidden/>
@@ -8911,7 +6933,7 @@
       </w:tblCellMar>
     </w:tblPr>
   </w:style>
-  <w:style w:type="numbering" w:styleId="NoList" w:default="1">
+  <w:style w:type="numbering" w:default="1" w:styleId="NoList">
     <w:name w:val="No List"/>
     <w:uiPriority w:val="99"/>
     <w:semiHidden/>
@@ -8933,7 +6955,7 @@
     <w:uiPriority w:val="1"/>
     <w:qFormat/>
   </w:style>
-  <w:style w:type="paragraph" w:styleId="TableParagraph" w:customStyle="1">
+  <w:style w:type="paragraph" w:customStyle="1" w:styleId="TableParagraph">
     <w:name w:val="Table Paragraph"/>
     <w:basedOn w:val="Normal"/>
     <w:uiPriority w:val="1"/>
@@ -8966,14 +6988,14 @@
       <w:szCs w:val="20"/>
     </w:rPr>
   </w:style>
-  <w:style w:type="character" w:styleId="CommentTextChar" w:customStyle="1">
+  <w:style w:type="character" w:customStyle="1" w:styleId="CommentTextChar">
     <w:name w:val="Comment Text Char"/>
     <w:basedOn w:val="DefaultParagraphFont"/>
     <w:link w:val="CommentText"/>
     <w:uiPriority w:val="99"/>
     <w:rsid w:val="00781710"/>
     <w:rPr>
-      <w:rFonts w:ascii="Times New Roman" w:hAnsi="Times New Roman" w:eastAsia="Times New Roman" w:cs="Times New Roman"/>
+      <w:rFonts w:ascii="Times New Roman" w:eastAsia="Times New Roman" w:hAnsi="Times New Roman" w:cs="Times New Roman"/>
       <w:sz w:val="20"/>
       <w:szCs w:val="20"/>
     </w:rPr>
@@ -8992,7 +7014,7 @@
       <w:bCs/>
     </w:rPr>
   </w:style>
-  <w:style w:type="character" w:styleId="CommentSubjectChar" w:customStyle="1">
+  <w:style w:type="character" w:customStyle="1" w:styleId="CommentSubjectChar">
     <w:name w:val="Comment Subject Char"/>
     <w:basedOn w:val="CommentTextChar"/>
     <w:link w:val="CommentSubject"/>
@@ -9000,7 +7022,7 @@
     <w:semiHidden/>
     <w:rsid w:val="00781710"/>
     <w:rPr>
-      <w:rFonts w:ascii="Times New Roman" w:hAnsi="Times New Roman" w:eastAsia="Times New Roman" w:cs="Times New Roman"/>
+      <w:rFonts w:ascii="Times New Roman" w:eastAsia="Times New Roman" w:hAnsi="Times New Roman" w:cs="Times New Roman"/>
       <w:b/>
       <w:bCs/>
       <w:sz w:val="20"/>
@@ -9044,14 +7066,14 @@
       </w:tabs>
     </w:pPr>
   </w:style>
-  <w:style w:type="character" w:styleId="HeaderChar" w:customStyle="1">
+  <w:style w:type="character" w:customStyle="1" w:styleId="HeaderChar">
     <w:name w:val="Header Char"/>
     <w:basedOn w:val="DefaultParagraphFont"/>
     <w:link w:val="Header"/>
     <w:uiPriority w:val="99"/>
     <w:rsid w:val="00AB62D0"/>
     <w:rPr>
-      <w:rFonts w:ascii="Times New Roman" w:hAnsi="Times New Roman" w:eastAsia="Times New Roman" w:cs="Times New Roman"/>
+      <w:rFonts w:ascii="Times New Roman" w:eastAsia="Times New Roman" w:hAnsi="Times New Roman" w:cs="Times New Roman"/>
     </w:rPr>
   </w:style>
   <w:style w:type="paragraph" w:styleId="Footer">
@@ -9068,14 +7090,14 @@
       </w:tabs>
     </w:pPr>
   </w:style>
-  <w:style w:type="character" w:styleId="FooterChar" w:customStyle="1">
+  <w:style w:type="character" w:customStyle="1" w:styleId="FooterChar">
     <w:name w:val="Footer Char"/>
     <w:basedOn w:val="DefaultParagraphFont"/>
     <w:link w:val="Footer"/>
     <w:uiPriority w:val="99"/>
     <w:rsid w:val="00AB62D0"/>
     <w:rPr>
-      <w:rFonts w:ascii="Times New Roman" w:hAnsi="Times New Roman" w:eastAsia="Times New Roman" w:cs="Times New Roman"/>
+      <w:rFonts w:ascii="Times New Roman" w:eastAsia="Times New Roman" w:hAnsi="Times New Roman" w:cs="Times New Roman"/>
     </w:rPr>
   </w:style>
   <w:style w:type="paragraph" w:styleId="Revision">
@@ -9090,7 +7112,7 @@
       <w:autoSpaceDN/>
     </w:pPr>
     <w:rPr>
-      <w:rFonts w:ascii="Times New Roman" w:hAnsi="Times New Roman" w:eastAsia="Times New Roman" w:cs="Times New Roman"/>
+      <w:rFonts w:ascii="Times New Roman" w:eastAsia="Times New Roman" w:hAnsi="Times New Roman" w:cs="Times New Roman"/>
     </w:rPr>
   </w:style>
   <w:style w:type="character" w:styleId="Strong">
@@ -9104,40 +7126,27 @@
       <w:bCs/>
     </w:rPr>
   </w:style>
-  <w:style xmlns:w="http://schemas.openxmlformats.org/wordprocessingml/2006/main" w:type="table" w:styleId="TableGrid">
-    <w:name xmlns:w="http://schemas.openxmlformats.org/wordprocessingml/2006/main" w:val="Table Grid"/>
-    <w:basedOn xmlns:w="http://schemas.openxmlformats.org/wordprocessingml/2006/main" w:val="TableNormal"/>
-    <w:uiPriority xmlns:w="http://schemas.openxmlformats.org/wordprocessingml/2006/main" w:val="59"/>
-    <w:rsid xmlns:w="http://schemas.openxmlformats.org/wordprocessingml/2006/main" w:val="00FB4123"/>
-    <w:pPr xmlns:w="http://schemas.openxmlformats.org/wordprocessingml/2006/main">
-      <w:spacing w:after="0" w:line="240" w:lineRule="auto"/>
-    </w:pPr>
-    <w:tblPr xmlns:w="http://schemas.openxmlformats.org/wordprocessingml/2006/main">
-      <w:tblInd w:w="0" w:type="dxa"/>
+  <w:style w:type="table" w:styleId="TableGrid">
+    <w:name w:val="Table Grid"/>
+    <w:basedOn w:val="TableNormal"/>
+    <w:uiPriority w:val="59"/>
+    <w:rsid w:val="00FB4123"/>
+    <w:tblPr>
       <w:tblBorders>
-        <w:top w:val="single" w:color="000000" w:themeColor="text1" w:sz="4" w:space="0"/>
-        <w:left w:val="single" w:color="000000" w:themeColor="text1" w:sz="4" w:space="0"/>
-        <w:bottom w:val="single" w:color="000000" w:themeColor="text1" w:sz="4" w:space="0"/>
-        <w:right w:val="single" w:color="000000" w:themeColor="text1" w:sz="4" w:space="0"/>
-        <w:insideH w:val="single" w:color="000000" w:themeColor="text1" w:sz="4" w:space="0"/>
-        <w:insideV w:val="single" w:color="000000" w:themeColor="text1" w:sz="4" w:space="0"/>
+        <w:top w:val="single" w:sz="4" w:space="0" w:color="000000" w:themeColor="text1"/>
+        <w:left w:val="single" w:sz="4" w:space="0" w:color="000000" w:themeColor="text1"/>
+        <w:bottom w:val="single" w:sz="4" w:space="0" w:color="000000" w:themeColor="text1"/>
+        <w:right w:val="single" w:sz="4" w:space="0" w:color="000000" w:themeColor="text1"/>
+        <w:insideH w:val="single" w:sz="4" w:space="0" w:color="000000" w:themeColor="text1"/>
+        <w:insideV w:val="single" w:sz="4" w:space="0" w:color="000000" w:themeColor="text1"/>
       </w:tblBorders>
-      <w:tblCellMar>
-        <w:top w:w="0" w:type="dxa"/>
-        <w:left w:w="108" w:type="dxa"/>
-        <w:bottom w:w="0" w:type="dxa"/>
-        <w:right w:w="108" w:type="dxa"/>
-      </w:tblCellMar>
     </w:tblPr>
   </w:style>
   <w:style w:type="paragraph" w:styleId="NoSpacing">
+    <w:name w:val="No Spacing"/>
     <w:uiPriority w:val="1"/>
-    <w:name w:val="No Spacing"/>
     <w:qFormat/>
     <w:rsid w:val="19A50209"/>
-    <w:pPr>
-      <w:spacing w:after="0" w:line="240" w:lineRule="auto"/>
-    </w:pPr>
   </w:style>
 </w:styles>
 </file>
@@ -9426,6 +7435,30 @@
 </file>
 
 <file path=customXml/item1.xml><?xml version="1.0" encoding="utf-8"?>
+<b:Sources xmlns:b="http://schemas.openxmlformats.org/officeDocument/2006/bibliography" xmlns="http://schemas.openxmlformats.org/officeDocument/2006/bibliography" SelectedStyle="\APASixthEditionOfficeOnline.xsl" StyleName="APA" Version="6"/>
+</file>
+
+<file path=customXml/item2.xml><?xml version="1.0" encoding="utf-8"?>
+<p:properties xmlns:p="http://schemas.microsoft.com/office/2006/metadata/properties" xmlns:xsi="http://www.w3.org/2001/XMLSchema-instance" xmlns:pc="http://schemas.microsoft.com/office/infopath/2007/PartnerControls">
+  <documentManagement>
+    <TaxCatchAll xmlns="7599b5d6-ae20-4aec-a97e-17c9a39d495a" xsi:nil="true"/>
+    <lcf76f155ced4ddcb4097134ff3c332f xmlns="5fde2682-b346-4622-b077-6a51fae8b6aa">
+      <Terms xmlns="http://schemas.microsoft.com/office/infopath/2007/PartnerControls"/>
+    </lcf76f155ced4ddcb4097134ff3c332f>
+    <SharedWithUsers xmlns="7599b5d6-ae20-4aec-a97e-17c9a39d495a">
+      <UserInfo>
+        <DisplayName/>
+        <AccountId xsi:nil="true"/>
+        <AccountType/>
+      </UserInfo>
+    </SharedWithUsers>
+    <_ip_UnifiedCompliancePolicyUIAction xmlns="http://schemas.microsoft.com/sharepoint/v3" xsi:nil="true"/>
+    <_ip_UnifiedCompliancePolicyProperties xmlns="http://schemas.microsoft.com/sharepoint/v3" xsi:nil="true"/>
+  </documentManagement>
+</p:properties>
+</file>
+
+<file path=customXml/item3.xml><?xml version="1.0" encoding="utf-8"?>
 <ct:contentTypeSchema xmlns:ct="http://schemas.microsoft.com/office/2006/metadata/contentType" xmlns:ma="http://schemas.microsoft.com/office/2006/metadata/properties/metaAttributes" ct:_="" ma:_="" ma:contentTypeName="Document" ma:contentTypeID="0x010100EFB70A439C4E1146B4BEACF826B484FB" ma:contentTypeVersion="20" ma:contentTypeDescription="Create a new document." ma:contentTypeScope="" ma:versionID="df813c0a3bdf2966b390f294fc314f81">
   <xsd:schema xmlns:xsd="http://www.w3.org/2001/XMLSchema" xmlns:xs="http://www.w3.org/2001/XMLSchema" xmlns:p="http://schemas.microsoft.com/office/2006/metadata/properties" xmlns:ns1="http://schemas.microsoft.com/sharepoint/v3" xmlns:ns2="5fde2682-b346-4622-b077-6a51fae8b6aa" xmlns:ns3="7599b5d6-ae20-4aec-a97e-17c9a39d495a" targetNamespace="http://schemas.microsoft.com/office/2006/metadata/properties" ma:root="true" ma:fieldsID="b1c6a563b7f488635e9d48b3e4bb41e0" ns1:_="" ns2:_="" ns3:_="">
     <xsd:import namespace="http://schemas.microsoft.com/sharepoint/v3"/>
@@ -9697,30 +7730,6 @@
 </ct:contentTypeSchema>
 </file>
 
-<file path=customXml/item2.xml><?xml version="1.0" encoding="utf-8"?>
-<p:properties xmlns:p="http://schemas.microsoft.com/office/2006/metadata/properties" xmlns:xsi="http://www.w3.org/2001/XMLSchema-instance" xmlns:pc="http://schemas.microsoft.com/office/infopath/2007/PartnerControls">
-  <documentManagement>
-    <TaxCatchAll xmlns="7599b5d6-ae20-4aec-a97e-17c9a39d495a" xsi:nil="true"/>
-    <lcf76f155ced4ddcb4097134ff3c332f xmlns="5fde2682-b346-4622-b077-6a51fae8b6aa">
-      <Terms xmlns="http://schemas.microsoft.com/office/infopath/2007/PartnerControls"/>
-    </lcf76f155ced4ddcb4097134ff3c332f>
-    <SharedWithUsers xmlns="7599b5d6-ae20-4aec-a97e-17c9a39d495a">
-      <UserInfo>
-        <DisplayName/>
-        <AccountId xsi:nil="true"/>
-        <AccountType/>
-      </UserInfo>
-    </SharedWithUsers>
-    <_ip_UnifiedCompliancePolicyUIAction xmlns="http://schemas.microsoft.com/sharepoint/v3" xsi:nil="true"/>
-    <_ip_UnifiedCompliancePolicyProperties xmlns="http://schemas.microsoft.com/sharepoint/v3" xsi:nil="true"/>
-  </documentManagement>
-</p:properties>
-</file>
-
-<file path=customXml/item3.xml><?xml version="1.0" encoding="utf-8"?>
-<b:Sources xmlns:b="http://schemas.openxmlformats.org/officeDocument/2006/bibliography" xmlns="http://schemas.openxmlformats.org/officeDocument/2006/bibliography" SelectedStyle="\APASixthEditionOfficeOnline.xsl" StyleName="APA" Version="6"/>
-</file>
-
 <file path=customXml/item4.xml><?xml version="1.0" encoding="utf-8"?>
 <?mso-contentType ?>
 <FormTemplates xmlns="http://schemas.microsoft.com/sharepoint/v3/contenttype/forms">
@@ -9731,7 +7740,11 @@
 </file>
 
 <file path=customXml/itemProps1.xml><?xml version="1.0" encoding="utf-8"?>
-<ds:datastoreItem xmlns:ds="http://schemas.openxmlformats.org/officeDocument/2006/customXml" ds:itemID="{F6806259-963C-48A9-A622-DA5E443F5CEC}"/>
+<ds:datastoreItem xmlns:ds="http://schemas.openxmlformats.org/officeDocument/2006/customXml" ds:itemID="{F3B38CCB-5D9B-41AE-B90F-85C145975EB7}">
+  <ds:schemaRefs>
+    <ds:schemaRef ds:uri="http://schemas.openxmlformats.org/officeDocument/2006/bibliography"/>
+  </ds:schemaRefs>
+</ds:datastoreItem>
 </file>
 
 <file path=customXml/itemProps2.xml><?xml version="1.0" encoding="utf-8"?>
@@ -9741,14 +7754,27 @@
     <ds:schemaRef ds:uri="http://schemas.microsoft.com/office/infopath/2007/PartnerControls"/>
     <ds:schemaRef ds:uri="7599b5d6-ae20-4aec-a97e-17c9a39d495a"/>
     <ds:schemaRef ds:uri="5fde2682-b346-4622-b077-6a51fae8b6aa"/>
+    <ds:schemaRef ds:uri="http://schemas.microsoft.com/sharepoint/v3"/>
   </ds:schemaRefs>
 </ds:datastoreItem>
 </file>
 
 <file path=customXml/itemProps3.xml><?xml version="1.0" encoding="utf-8"?>
-<ds:datastoreItem xmlns:ds="http://schemas.openxmlformats.org/officeDocument/2006/customXml" ds:itemID="{F3B38CCB-5D9B-41AE-B90F-85C145975EB7}">
+<ds:datastoreItem xmlns:ds="http://schemas.openxmlformats.org/officeDocument/2006/customXml" ds:itemID="{F6806259-963C-48A9-A622-DA5E443F5CEC}">
   <ds:schemaRefs>
-    <ds:schemaRef ds:uri="http://schemas.openxmlformats.org/officeDocument/2006/bibliography"/>
+    <ds:schemaRef ds:uri="http://schemas.microsoft.com/office/2006/metadata/contentType"/>
+    <ds:schemaRef ds:uri="http://schemas.microsoft.com/office/2006/metadata/properties/metaAttributes"/>
+    <ds:schemaRef ds:uri="http://www.w3.org/2001/XMLSchema"/>
+    <ds:schemaRef ds:uri="http://schemas.microsoft.com/office/2006/metadata/properties"/>
+    <ds:schemaRef ds:uri="http://schemas.microsoft.com/sharepoint/v3"/>
+    <ds:schemaRef ds:uri="5fde2682-b346-4622-b077-6a51fae8b6aa"/>
+    <ds:schemaRef ds:uri="7599b5d6-ae20-4aec-a97e-17c9a39d495a"/>
+    <ds:schemaRef ds:uri="http://schemas.microsoft.com/office/2006/documentManagement/types"/>
+    <ds:schemaRef ds:uri="http://schemas.microsoft.com/office/infopath/2007/PartnerControls"/>
+    <ds:schemaRef ds:uri="http://schemas.openxmlformats.org/package/2006/metadata/core-properties"/>
+    <ds:schemaRef ds:uri="http://purl.org/dc/elements/1.1/"/>
+    <ds:schemaRef ds:uri="http://purl.org/dc/terms/"/>
+    <ds:schemaRef ds:uri="http://schemas.microsoft.com/internal/obd"/>
   </ds:schemaRefs>
 </ds:datastoreItem>
 </file>

--- a/samples/Appointment Letter and Employment Agreement - Jaipur.docx
+++ b/samples/Appointment Letter and Employment Agreement - Jaipur.docx
@@ -138,17 +138,7 @@
           <w:sz w:val="24"/>
           <w:szCs w:val="24"/>
         </w:rPr>
-        <w:t>Name</w:t>
-      </w:r>
-      <w:r>
-        <w:rPr>
-          <w:rFonts w:ascii="Times New Roman" w:eastAsia="Times New Roman" w:hAnsi="Times New Roman" w:cs="Times New Roman"/>
-          <w:b/>
-          <w:bCs/>
-          <w:sz w:val="24"/>
-          <w:szCs w:val="24"/>
-        </w:rPr>
-        <w:t xml:space="preserve">: </w:t>
+        <w:t xml:space="preserve">Name: </w:t>
       </w:r>
       <w:r>
         <w:rPr>
@@ -1094,6 +1084,7 @@
           <w:szCs w:val="24"/>
         </w:rPr>
       </w:pPr>
+      <w:proofErr w:type="gramStart"/>
       <w:r>
         <w:rPr>
           <w:sz w:val="24"/>
@@ -1101,6 +1092,7 @@
         </w:rPr>
         <w:t>therefore</w:t>
       </w:r>
+      <w:proofErr w:type="gramEnd"/>
       <w:r>
         <w:rPr>
           <w:sz w:val="24"/>
@@ -1745,7 +1737,15 @@
         <w:t>a</w:t>
       </w:r>
       <w:r>
-        <w:t xml:space="preserve">greement, You shall not: (i) divert or attempt to divert from the </w:t>
+        <w:t xml:space="preserve">greement, </w:t>
+      </w:r>
+      <w:proofErr w:type="gramStart"/>
+      <w:r>
+        <w:t>You</w:t>
+      </w:r>
+      <w:proofErr w:type="gramEnd"/>
+      <w:r>
+        <w:t xml:space="preserve"> shall not: (i) divert or attempt to divert from the </w:t>
       </w:r>
       <w:r>
         <w:t xml:space="preserve">Company </w:t>
@@ -1994,7 +1994,15 @@
           <w:b w:val="0"/>
           <w:bCs w:val="0"/>
         </w:rPr>
-        <w:t xml:space="preserve"> as trainee during your training period and as salary</w:t>
+        <w:t xml:space="preserve"> as trainee during your training period and as </w:t>
+      </w:r>
+      <w:proofErr w:type="gramStart"/>
+      <w:r>
+        <w:rPr>
+          <w:b w:val="0"/>
+          <w:bCs w:val="0"/>
+        </w:rPr>
+        <w:t>salary</w:t>
       </w:r>
       <w:r>
         <w:rPr>
@@ -2010,7 +2018,17 @@
           <w:sz w:val="22"/>
           <w:szCs w:val="22"/>
         </w:rPr>
-        <w:t xml:space="preserve"> (Cost to Company) starting from the period you got confirmed as an employee in the compan</w:t>
+        <w:t xml:space="preserve"> (</w:t>
+      </w:r>
+      <w:proofErr w:type="gramEnd"/>
+      <w:r>
+        <w:rPr>
+          <w:b w:val="0"/>
+          <w:bCs w:val="0"/>
+          <w:sz w:val="22"/>
+          <w:szCs w:val="22"/>
+        </w:rPr>
+        <w:t>Cost to Company) starting from the period you got confirmed as an employee in the compan</w:t>
       </w:r>
       <w:r>
         <w:rPr>
@@ -2267,7 +2285,15 @@
         </w:rPr>
       </w:pPr>
       <w:r>
-        <w:t>Notwithstanding the foregoing, the Company reserves the right to terminate your  employment with immediate effect and without any notice or payment in lieu thereof if you are found to have engaged in dishonest, fraudulent, suspicious, or unethical conduct, including but not limited to misconduct, theft of Company property, providing incorrect information for/during background verification or false representations made</w:t>
+        <w:t xml:space="preserve">Notwithstanding the foregoing, the Company reserves the right to terminate </w:t>
+      </w:r>
+      <w:proofErr w:type="gramStart"/>
+      <w:r>
+        <w:t>your  employment</w:t>
+      </w:r>
+      <w:proofErr w:type="gramEnd"/>
+      <w:r>
+        <w:t xml:space="preserve"> with immediate effect and without any notice or payment in lieu thereof if you are found to have engaged in dishonest, fraudulent, suspicious, or unethical conduct, including but not limited to misconduct, theft of Company property, providing incorrect information for/during background verification or false representations made</w:t>
       </w:r>
       <w:r>
         <w:t xml:space="preserve"> by you.</w:t>
@@ -3544,16 +3570,6 @@
     </w:p>
     <w:p>
       <w:pPr>
-        <w:pStyle w:val="Heading1"/>
-        <w:ind w:left="0"/>
-        <w:jc w:val="both"/>
-        <w:rPr>
-          <w:highlight w:val="yellow"/>
-        </w:rPr>
-      </w:pPr>
-    </w:p>
-    <w:p>
-      <w:pPr>
         <w:spacing w:before="90"/>
         <w:jc w:val="center"/>
         <w:rPr>
@@ -3709,7 +3725,6 @@
     <w:p>
       <w:pPr>
         <w:spacing w:before="90"/>
-        <w:jc w:val="center"/>
         <w:rPr>
           <w:b/>
           <w:bCs/>
@@ -3721,38 +3736,6 @@
       <w:pPr>
         <w:spacing w:before="90"/>
         <w:jc w:val="center"/>
-        <w:rPr>
-          <w:b/>
-          <w:bCs/>
-          <w:u w:val="thick"/>
-        </w:rPr>
-      </w:pPr>
-    </w:p>
-    <w:p>
-      <w:pPr>
-        <w:spacing w:before="90"/>
-        <w:jc w:val="center"/>
-        <w:rPr>
-          <w:b/>
-          <w:bCs/>
-          <w:u w:val="thick"/>
-        </w:rPr>
-      </w:pPr>
-    </w:p>
-    <w:p>
-      <w:pPr>
-        <w:spacing w:before="90"/>
-        <w:jc w:val="center"/>
-        <w:rPr>
-          <w:b/>
-          <w:bCs/>
-          <w:u w:val="thick"/>
-        </w:rPr>
-      </w:pPr>
-    </w:p>
-    <w:p>
-      <w:pPr>
-        <w:spacing w:before="90"/>
         <w:rPr>
           <w:b/>
           <w:bCs/>
@@ -5006,7 +4989,55 @@
                 <w:sz w:val="20"/>
                 <w:szCs w:val="20"/>
               </w:rPr>
-              <w:t>Net Salary (E ) = (C ) - (D)</w:t>
+              <w:t>Net Salary (</w:t>
+            </w:r>
+            <w:proofErr w:type="gramStart"/>
+            <w:r>
+              <w:rPr>
+                <w:rFonts w:ascii="Bookman Old Style" w:eastAsia="Bookman Old Style" w:hAnsi="Bookman Old Style" w:cs="Bookman Old Style"/>
+                <w:b/>
+                <w:bCs/>
+                <w:color w:val="000000" w:themeColor="text1"/>
+                <w:sz w:val="20"/>
+                <w:szCs w:val="20"/>
+              </w:rPr>
+              <w:t>E )</w:t>
+            </w:r>
+            <w:proofErr w:type="gramEnd"/>
+            <w:r>
+              <w:rPr>
+                <w:rFonts w:ascii="Bookman Old Style" w:eastAsia="Bookman Old Style" w:hAnsi="Bookman Old Style" w:cs="Bookman Old Style"/>
+                <w:b/>
+                <w:bCs/>
+                <w:color w:val="000000" w:themeColor="text1"/>
+                <w:sz w:val="20"/>
+                <w:szCs w:val="20"/>
+              </w:rPr>
+              <w:t xml:space="preserve"> = (</w:t>
+            </w:r>
+            <w:proofErr w:type="gramStart"/>
+            <w:r>
+              <w:rPr>
+                <w:rFonts w:ascii="Bookman Old Style" w:eastAsia="Bookman Old Style" w:hAnsi="Bookman Old Style" w:cs="Bookman Old Style"/>
+                <w:b/>
+                <w:bCs/>
+                <w:color w:val="000000" w:themeColor="text1"/>
+                <w:sz w:val="20"/>
+                <w:szCs w:val="20"/>
+              </w:rPr>
+              <w:t>C )</w:t>
+            </w:r>
+            <w:proofErr w:type="gramEnd"/>
+            <w:r>
+              <w:rPr>
+                <w:rFonts w:ascii="Bookman Old Style" w:eastAsia="Bookman Old Style" w:hAnsi="Bookman Old Style" w:cs="Bookman Old Style"/>
+                <w:b/>
+                <w:bCs/>
+                <w:color w:val="000000" w:themeColor="text1"/>
+                <w:sz w:val="20"/>
+                <w:szCs w:val="20"/>
+              </w:rPr>
+              <w:t xml:space="preserve"> - (D)</w:t>
             </w:r>
           </w:p>
         </w:tc>
@@ -7435,30 +7466,15 @@
 </file>
 
 <file path=customXml/item1.xml><?xml version="1.0" encoding="utf-8"?>
-<b:Sources xmlns:b="http://schemas.openxmlformats.org/officeDocument/2006/bibliography" xmlns="http://schemas.openxmlformats.org/officeDocument/2006/bibliography" SelectedStyle="\APASixthEditionOfficeOnline.xsl" StyleName="APA" Version="6"/>
+<?mso-contentType ?>
+<FormTemplates xmlns="http://schemas.microsoft.com/sharepoint/v3/contenttype/forms">
+  <Display>DocumentLibraryForm</Display>
+  <Edit>DocumentLibraryForm</Edit>
+  <New>DocumentLibraryForm</New>
+</FormTemplates>
 </file>
 
 <file path=customXml/item2.xml><?xml version="1.0" encoding="utf-8"?>
-<p:properties xmlns:p="http://schemas.microsoft.com/office/2006/metadata/properties" xmlns:xsi="http://www.w3.org/2001/XMLSchema-instance" xmlns:pc="http://schemas.microsoft.com/office/infopath/2007/PartnerControls">
-  <documentManagement>
-    <TaxCatchAll xmlns="7599b5d6-ae20-4aec-a97e-17c9a39d495a" xsi:nil="true"/>
-    <lcf76f155ced4ddcb4097134ff3c332f xmlns="5fde2682-b346-4622-b077-6a51fae8b6aa">
-      <Terms xmlns="http://schemas.microsoft.com/office/infopath/2007/PartnerControls"/>
-    </lcf76f155ced4ddcb4097134ff3c332f>
-    <SharedWithUsers xmlns="7599b5d6-ae20-4aec-a97e-17c9a39d495a">
-      <UserInfo>
-        <DisplayName/>
-        <AccountId xsi:nil="true"/>
-        <AccountType/>
-      </UserInfo>
-    </SharedWithUsers>
-    <_ip_UnifiedCompliancePolicyUIAction xmlns="http://schemas.microsoft.com/sharepoint/v3" xsi:nil="true"/>
-    <_ip_UnifiedCompliancePolicyProperties xmlns="http://schemas.microsoft.com/sharepoint/v3" xsi:nil="true"/>
-  </documentManagement>
-</p:properties>
-</file>
-
-<file path=customXml/item3.xml><?xml version="1.0" encoding="utf-8"?>
 <ct:contentTypeSchema xmlns:ct="http://schemas.microsoft.com/office/2006/metadata/contentType" xmlns:ma="http://schemas.microsoft.com/office/2006/metadata/properties/metaAttributes" ct:_="" ma:_="" ma:contentTypeName="Document" ma:contentTypeID="0x010100EFB70A439C4E1146B4BEACF826B484FB" ma:contentTypeVersion="20" ma:contentTypeDescription="Create a new document." ma:contentTypeScope="" ma:versionID="df813c0a3bdf2966b390f294fc314f81">
   <xsd:schema xmlns:xsd="http://www.w3.org/2001/XMLSchema" xmlns:xs="http://www.w3.org/2001/XMLSchema" xmlns:p="http://schemas.microsoft.com/office/2006/metadata/properties" xmlns:ns1="http://schemas.microsoft.com/sharepoint/v3" xmlns:ns2="5fde2682-b346-4622-b077-6a51fae8b6aa" xmlns:ns3="7599b5d6-ae20-4aec-a97e-17c9a39d495a" targetNamespace="http://schemas.microsoft.com/office/2006/metadata/properties" ma:root="true" ma:fieldsID="b1c6a563b7f488635e9d48b3e4bb41e0" ns1:_="" ns2:_="" ns3:_="">
     <xsd:import namespace="http://schemas.microsoft.com/sharepoint/v3"/>
@@ -7730,36 +7746,39 @@
 </ct:contentTypeSchema>
 </file>
 
+<file path=customXml/item3.xml><?xml version="1.0" encoding="utf-8"?>
+<p:properties xmlns:p="http://schemas.microsoft.com/office/2006/metadata/properties" xmlns:xsi="http://www.w3.org/2001/XMLSchema-instance" xmlns:pc="http://schemas.microsoft.com/office/infopath/2007/PartnerControls">
+  <documentManagement>
+    <TaxCatchAll xmlns="7599b5d6-ae20-4aec-a97e-17c9a39d495a" xsi:nil="true"/>
+    <lcf76f155ced4ddcb4097134ff3c332f xmlns="5fde2682-b346-4622-b077-6a51fae8b6aa">
+      <Terms xmlns="http://schemas.microsoft.com/office/infopath/2007/PartnerControls"/>
+    </lcf76f155ced4ddcb4097134ff3c332f>
+    <SharedWithUsers xmlns="7599b5d6-ae20-4aec-a97e-17c9a39d495a">
+      <UserInfo>
+        <DisplayName/>
+        <AccountId xsi:nil="true"/>
+        <AccountType/>
+      </UserInfo>
+    </SharedWithUsers>
+    <_ip_UnifiedCompliancePolicyUIAction xmlns="http://schemas.microsoft.com/sharepoint/v3" xsi:nil="true"/>
+    <_ip_UnifiedCompliancePolicyProperties xmlns="http://schemas.microsoft.com/sharepoint/v3" xsi:nil="true"/>
+  </documentManagement>
+</p:properties>
+</file>
+
 <file path=customXml/item4.xml><?xml version="1.0" encoding="utf-8"?>
-<?mso-contentType ?>
-<FormTemplates xmlns="http://schemas.microsoft.com/sharepoint/v3/contenttype/forms">
-  <Display>DocumentLibraryForm</Display>
-  <Edit>DocumentLibraryForm</Edit>
-  <New>DocumentLibraryForm</New>
-</FormTemplates>
+<b:Sources xmlns:b="http://schemas.openxmlformats.org/officeDocument/2006/bibliography" xmlns="http://schemas.openxmlformats.org/officeDocument/2006/bibliography" SelectedStyle="\APASixthEditionOfficeOnline.xsl" StyleName="APA" Version="6"/>
 </file>
 
 <file path=customXml/itemProps1.xml><?xml version="1.0" encoding="utf-8"?>
-<ds:datastoreItem xmlns:ds="http://schemas.openxmlformats.org/officeDocument/2006/customXml" ds:itemID="{F3B38CCB-5D9B-41AE-B90F-85C145975EB7}">
+<ds:datastoreItem xmlns:ds="http://schemas.openxmlformats.org/officeDocument/2006/customXml" ds:itemID="{3CA397C3-9387-41D0-BDDA-DD10E687A044}">
   <ds:schemaRefs>
-    <ds:schemaRef ds:uri="http://schemas.openxmlformats.org/officeDocument/2006/bibliography"/>
+    <ds:schemaRef ds:uri="http://schemas.microsoft.com/sharepoint/v3/contenttype/forms"/>
   </ds:schemaRefs>
 </ds:datastoreItem>
 </file>
 
 <file path=customXml/itemProps2.xml><?xml version="1.0" encoding="utf-8"?>
-<ds:datastoreItem xmlns:ds="http://schemas.openxmlformats.org/officeDocument/2006/customXml" ds:itemID="{611CF45A-1675-4B5D-AB3F-549FD18162B0}">
-  <ds:schemaRefs>
-    <ds:schemaRef ds:uri="http://schemas.microsoft.com/office/2006/metadata/properties"/>
-    <ds:schemaRef ds:uri="http://schemas.microsoft.com/office/infopath/2007/PartnerControls"/>
-    <ds:schemaRef ds:uri="7599b5d6-ae20-4aec-a97e-17c9a39d495a"/>
-    <ds:schemaRef ds:uri="5fde2682-b346-4622-b077-6a51fae8b6aa"/>
-    <ds:schemaRef ds:uri="http://schemas.microsoft.com/sharepoint/v3"/>
-  </ds:schemaRefs>
-</ds:datastoreItem>
-</file>
-
-<file path=customXml/itemProps3.xml><?xml version="1.0" encoding="utf-8"?>
 <ds:datastoreItem xmlns:ds="http://schemas.openxmlformats.org/officeDocument/2006/customXml" ds:itemID="{F6806259-963C-48A9-A622-DA5E443F5CEC}">
   <ds:schemaRefs>
     <ds:schemaRef ds:uri="http://schemas.microsoft.com/office/2006/metadata/contentType"/>
@@ -7779,10 +7798,22 @@
 </ds:datastoreItem>
 </file>
 
+<file path=customXml/itemProps3.xml><?xml version="1.0" encoding="utf-8"?>
+<ds:datastoreItem xmlns:ds="http://schemas.openxmlformats.org/officeDocument/2006/customXml" ds:itemID="{611CF45A-1675-4B5D-AB3F-549FD18162B0}">
+  <ds:schemaRefs>
+    <ds:schemaRef ds:uri="http://schemas.microsoft.com/office/2006/metadata/properties"/>
+    <ds:schemaRef ds:uri="http://schemas.microsoft.com/office/infopath/2007/PartnerControls"/>
+    <ds:schemaRef ds:uri="7599b5d6-ae20-4aec-a97e-17c9a39d495a"/>
+    <ds:schemaRef ds:uri="5fde2682-b346-4622-b077-6a51fae8b6aa"/>
+    <ds:schemaRef ds:uri="http://schemas.microsoft.com/sharepoint/v3"/>
+  </ds:schemaRefs>
+</ds:datastoreItem>
+</file>
+
 <file path=customXml/itemProps4.xml><?xml version="1.0" encoding="utf-8"?>
-<ds:datastoreItem xmlns:ds="http://schemas.openxmlformats.org/officeDocument/2006/customXml" ds:itemID="{3CA397C3-9387-41D0-BDDA-DD10E687A044}">
+<ds:datastoreItem xmlns:ds="http://schemas.openxmlformats.org/officeDocument/2006/customXml" ds:itemID="{F3B38CCB-5D9B-41AE-B90F-85C145975EB7}">
   <ds:schemaRefs>
-    <ds:schemaRef ds:uri="http://schemas.microsoft.com/sharepoint/v3/contenttype/forms"/>
+    <ds:schemaRef ds:uri="http://schemas.openxmlformats.org/officeDocument/2006/bibliography"/>
   </ds:schemaRefs>
 </ds:datastoreItem>
 </file>
--- a/samples/Appointment Letter and Employment Agreement - Jaipur.docx
+++ b/samples/Appointment Letter and Employment Agreement - Jaipur.docx
@@ -434,7 +434,31 @@
           <w:sz w:val="24"/>
           <w:szCs w:val="24"/>
         </w:rPr>
-        <w:t xml:space="preserve"> with InTimeTec Vision</w:t>
+        <w:t xml:space="preserve"> with </w:t>
+      </w:r>
+      <w:proofErr w:type="spellStart"/>
+      <w:r>
+        <w:rPr>
+          <w:sz w:val="24"/>
+          <w:szCs w:val="24"/>
+        </w:rPr>
+        <w:t>InTimeTec</w:t>
+      </w:r>
+      <w:proofErr w:type="spellEnd"/>
+      <w:r>
+        <w:rPr>
+          <w:sz w:val="24"/>
+          <w:szCs w:val="24"/>
+        </w:rPr>
+        <w:t xml:space="preserve"> </w:t>
+      </w:r>
+      <w:proofErr w:type="spellStart"/>
+      <w:r>
+        <w:rPr>
+          <w:sz w:val="24"/>
+          <w:szCs w:val="24"/>
+        </w:rPr>
+        <w:t>Vision</w:t>
       </w:r>
       <w:r>
         <w:rPr>
@@ -448,7 +472,15 @@
           <w:sz w:val="24"/>
           <w:szCs w:val="24"/>
         </w:rPr>
-        <w:t xml:space="preserve">oft Pvt. Ltd. </w:t>
+        <w:t>oft</w:t>
+      </w:r>
+      <w:proofErr w:type="spellEnd"/>
+      <w:r>
+        <w:rPr>
+          <w:sz w:val="24"/>
+          <w:szCs w:val="24"/>
+        </w:rPr>
+        <w:t xml:space="preserve"> Pvt. Ltd. </w:t>
       </w:r>
       <w:r>
         <w:rPr>
@@ -723,7 +755,39 @@
           <w:sz w:val="24"/>
           <w:szCs w:val="24"/>
         </w:rPr>
-        <w:t xml:space="preserve">ining InTimeTec Visionsoft Pvt. Ltd. is </w:t>
+        <w:t xml:space="preserve">ining </w:t>
+      </w:r>
+      <w:proofErr w:type="spellStart"/>
+      <w:r>
+        <w:rPr>
+          <w:sz w:val="24"/>
+          <w:szCs w:val="24"/>
+        </w:rPr>
+        <w:t>InTimeTec</w:t>
+      </w:r>
+      <w:proofErr w:type="spellEnd"/>
+      <w:r>
+        <w:rPr>
+          <w:sz w:val="24"/>
+          <w:szCs w:val="24"/>
+        </w:rPr>
+        <w:t xml:space="preserve"> </w:t>
+      </w:r>
+      <w:proofErr w:type="spellStart"/>
+      <w:r>
+        <w:rPr>
+          <w:sz w:val="24"/>
+          <w:szCs w:val="24"/>
+        </w:rPr>
+        <w:t>Visionsoft</w:t>
+      </w:r>
+      <w:proofErr w:type="spellEnd"/>
+      <w:r>
+        <w:rPr>
+          <w:sz w:val="24"/>
+          <w:szCs w:val="24"/>
+        </w:rPr>
+        <w:t xml:space="preserve"> Pvt. Ltd. is </w:t>
       </w:r>
       <w:r>
         <w:rPr>
@@ -1111,33 +1175,10 @@
           <w:u w:val="thick"/>
         </w:rPr>
       </w:pPr>
-    </w:p>
-    <w:p>
-      <w:pPr>
-        <w:pStyle w:val="Heading1"/>
-        <w:spacing w:before="216"/>
-        <w:ind w:left="172" w:firstLine="537"/>
-        <w:jc w:val="both"/>
+      <w:r>
         <w:rPr>
           <w:u w:val="thick"/>
         </w:rPr>
-      </w:pPr>
-    </w:p>
-    <w:p>
-      <w:pPr>
-        <w:pStyle w:val="Heading1"/>
-        <w:spacing w:before="216"/>
-        <w:ind w:left="172" w:firstLine="537"/>
-        <w:jc w:val="both"/>
-        <w:rPr>
-          <w:u w:val="thick"/>
-        </w:rPr>
-      </w:pPr>
-      <w:r>
-        <w:rPr>
-          <w:u w:val="thick"/>
-        </w:rPr>
-        <w:lastRenderedPageBreak/>
         <w:t>Place</w:t>
       </w:r>
       <w:r>
@@ -1215,6 +1256,7 @@
         <w:jc w:val="both"/>
       </w:pPr>
       <w:r>
+        <w:lastRenderedPageBreak/>
         <w:t>You shall be based in</w:t>
       </w:r>
       <w:r>
@@ -1745,7 +1787,15 @@
       </w:r>
       <w:proofErr w:type="gramEnd"/>
       <w:r>
-        <w:t xml:space="preserve"> shall not: (i) divert or attempt to divert from the </w:t>
+        <w:t xml:space="preserve"> shall not: (</w:t>
+      </w:r>
+      <w:proofErr w:type="spellStart"/>
+      <w:r>
+        <w:t>i</w:t>
+      </w:r>
+      <w:proofErr w:type="spellEnd"/>
+      <w:r>
+        <w:t xml:space="preserve">) divert or attempt to divert from the </w:t>
       </w:r>
       <w:r>
         <w:t xml:space="preserve">Company </w:t>
@@ -1841,7 +1891,6 @@
           <w:bCs/>
           <w:u w:val="single"/>
         </w:rPr>
-        <w:lastRenderedPageBreak/>
         <w:t>Non-Disparagement</w:t>
       </w:r>
       <w:r>
@@ -1870,6 +1919,7 @@
         <w:jc w:val="both"/>
       </w:pPr>
       <w:r>
+        <w:lastRenderedPageBreak/>
         <w:t>During and after your engagement with the Company, regardless of the manner, timing, or reason for the termination of such engagement, you shall not, directly or indirectly, make or publish any oral or written statements that are false, negative, disparaging, or adverse concerning the Company or any of its subsidiaries or affiliates, or any of their respective clients, businesses, current or former officers, directors, employees, or shareholders. This restriction includes, without limitation, statements made through social media platforms, public forums, or communications with third parties. The Company agrees to be bound by the same standards with respect to any statements made about you. Nothing in this clause shall restrict either party from making truthful statements or disclosures that are required by law or expressly agreed upon in writing by both parties</w:t>
       </w:r>
     </w:p>
@@ -2371,31 +2421,12 @@
           <w:bCs w:val="0"/>
         </w:rPr>
       </w:pPr>
-    </w:p>
-    <w:p>
-      <w:pPr>
-        <w:pStyle w:val="Heading1"/>
-        <w:ind w:left="709" w:right="700"/>
-        <w:jc w:val="both"/>
+      <w:r>
         <w:rPr>
           <w:b w:val="0"/>
           <w:bCs w:val="0"/>
         </w:rPr>
-      </w:pPr>
-      <w:r>
-        <w:rPr>
-          <w:b w:val="0"/>
-          <w:bCs w:val="0"/>
-        </w:rPr>
-        <w:t xml:space="preserve">December. The holidays are determined by the Company based on the office location of the Company </w:t>
-      </w:r>
-      <w:r>
-        <w:rPr>
-          <w:b w:val="0"/>
-          <w:bCs w:val="0"/>
-        </w:rPr>
-        <w:lastRenderedPageBreak/>
-        <w:t>to which you are assigned or based.</w:t>
+        <w:t>December. The holidays are determined by the Company based on the office location of the Company to which you are assigned or based.</w:t>
       </w:r>
     </w:p>
     <w:p>
@@ -2437,6 +2468,7 @@
         <w:t xml:space="preserve"> </w:t>
       </w:r>
       <w:r>
+        <w:lastRenderedPageBreak/>
         <w:t>Further</w:t>
       </w:r>
       <w:r>
@@ -2866,7 +2898,15 @@
         <w:t>ervices</w:t>
       </w:r>
       <w:r>
-        <w:t xml:space="preserve"> to the Company or it’s clients.</w:t>
+        <w:t xml:space="preserve"> to the Company or </w:t>
+      </w:r>
+      <w:proofErr w:type="spellStart"/>
+      <w:r>
+        <w:t>it’s</w:t>
+      </w:r>
+      <w:proofErr w:type="spellEnd"/>
+      <w:r>
+        <w:t xml:space="preserve"> clients.</w:t>
       </w:r>
       <w:r>
         <w:t xml:space="preserve"> You represent and warrant that you will not execute any instrument or grant or transfer any rights, titles and interests inconsistent with the terms and conditions of this Agreement. You further represent that such obligations and contractual arrangements that have a bearing on your employment with the Company have been disclosed to the Company.</w:t>
@@ -2967,14 +3007,6 @@
         <w:ind w:firstLine="709"/>
         <w:jc w:val="both"/>
       </w:pPr>
-    </w:p>
-    <w:p>
-      <w:pPr>
-        <w:pStyle w:val="BodyText"/>
-        <w:spacing w:before="6"/>
-        <w:ind w:firstLine="709"/>
-        <w:jc w:val="both"/>
-      </w:pPr>
       <w:r>
         <w:t xml:space="preserve">If to the Employee: Attention: </w:t>
       </w:r>
@@ -3025,7 +3057,11 @@
         <w:t>,</w:t>
       </w:r>
       <w:r>
-        <w:t xml:space="preserve"> if delivered personally or by mail to the address as provided in this Clause, or if delivered by electronic mail to the email address as provided in this Clause, </w:t>
+        <w:t xml:space="preserve"> if delivered personally or by mail to the address </w:t>
+      </w:r>
+      <w:r>
+        <w:lastRenderedPageBreak/>
+        <w:t xml:space="preserve">as provided in this Clause, or if delivered by electronic mail to the email address as provided in this Clause, </w:t>
       </w:r>
       <w:r>
         <w:t xml:space="preserve">shall </w:t>
@@ -3264,6 +3300,7 @@
       <w:r>
         <w:t xml:space="preserve">We look forward to having you in the </w:t>
       </w:r>
+      <w:proofErr w:type="spellStart"/>
       <w:r>
         <w:rPr>
           <w:b/>
@@ -3271,6 +3308,7 @@
         </w:rPr>
         <w:t>InTimeTec</w:t>
       </w:r>
+      <w:proofErr w:type="spellEnd"/>
       <w:r>
         <w:rPr>
           <w:b/>
@@ -3279,6 +3317,7 @@
         </w:rPr>
         <w:t xml:space="preserve"> </w:t>
       </w:r>
+      <w:proofErr w:type="spellStart"/>
       <w:r>
         <w:rPr>
           <w:b/>
@@ -3298,7 +3337,15 @@
           <w:b/>
           <w:bCs/>
         </w:rPr>
-        <w:t xml:space="preserve">oft </w:t>
+        <w:t>oft</w:t>
+      </w:r>
+      <w:proofErr w:type="spellEnd"/>
+      <w:r>
+        <w:rPr>
+          <w:b/>
+          <w:bCs/>
+        </w:rPr>
+        <w:t xml:space="preserve"> </w:t>
       </w:r>
       <w:r>
         <w:t>family.</w:t>
@@ -3337,11 +3384,7 @@
         <w:t>y</w:t>
       </w:r>
       <w:r>
-        <w:t xml:space="preserve">ou confirm that all information provided by you to us is accurate and complete to </w:t>
-      </w:r>
-      <w:r>
-        <w:lastRenderedPageBreak/>
-        <w:t xml:space="preserve">the best of your </w:t>
+        <w:t xml:space="preserve">ou confirm that all information provided by you to us is accurate and complete to the best of your </w:t>
       </w:r>
       <w:r>
         <w:t>knowledge and</w:t>
@@ -3365,14 +3408,32 @@
     <w:p>
       <w:pPr>
         <w:pStyle w:val="BodyText"/>
-        <w:spacing w:before="7"/>
-        <w:jc w:val="both"/>
-      </w:pPr>
-    </w:p>
-    <w:p>
-      <w:pPr>
-        <w:pStyle w:val="BodyText"/>
-        <w:spacing w:before="7"/>
+        <w:spacing w:before="90"/>
+        <w:ind w:left="709" w:right="702"/>
+        <w:jc w:val="both"/>
+      </w:pPr>
+    </w:p>
+    <w:p>
+      <w:pPr>
+        <w:pStyle w:val="BodyText"/>
+        <w:spacing w:before="90"/>
+        <w:ind w:left="709" w:right="702"/>
+        <w:jc w:val="both"/>
+      </w:pPr>
+    </w:p>
+    <w:p>
+      <w:pPr>
+        <w:pStyle w:val="BodyText"/>
+        <w:spacing w:before="90"/>
+        <w:ind w:left="709" w:right="702"/>
+        <w:jc w:val="both"/>
+      </w:pPr>
+    </w:p>
+    <w:p>
+      <w:pPr>
+        <w:pStyle w:val="BodyText"/>
+        <w:spacing w:before="90"/>
+        <w:ind w:left="709" w:right="702"/>
         <w:jc w:val="both"/>
       </w:pPr>
     </w:p>
@@ -3703,7 +3764,6 @@
     <w:p>
       <w:pPr>
         <w:spacing w:before="90"/>
-        <w:jc w:val="center"/>
         <w:rPr>
           <w:b/>
           <w:bCs/>
@@ -3725,6 +3785,7 @@
     <w:p>
       <w:pPr>
         <w:spacing w:before="90"/>
+        <w:jc w:val="center"/>
         <w:rPr>
           <w:b/>
           <w:bCs/>
@@ -3742,17 +3803,6 @@
           <w:u w:val="thick"/>
         </w:rPr>
       </w:pPr>
-    </w:p>
-    <w:p>
-      <w:pPr>
-        <w:spacing w:before="90"/>
-        <w:jc w:val="center"/>
-        <w:rPr>
-          <w:b/>
-          <w:bCs/>
-          <w:u w:val="thick"/>
-        </w:rPr>
-      </w:pPr>
       <w:r>
         <w:rPr>
           <w:b/>
@@ -3774,7 +3824,7 @@
       </w:r>
       <w:r>
         <w:rPr>
-          <w:rFonts w:asciiTheme="minorHAnsi" w:eastAsiaTheme="minorEastAsia" w:hAnsiTheme="minorHAnsi" w:cstheme="minorBidi"/>
+          <w:rFonts w:eastAsiaTheme="minorEastAsia"/>
         </w:rPr>
         <w:t xml:space="preserve">Dear </w:t>
       </w:r>
@@ -3782,14 +3832,12 @@
         <w:rPr>
           <w:b/>
           <w:bCs/>
-          <w:sz w:val="22"/>
-          <w:szCs w:val="22"/>
         </w:rPr>
         <w:t>{Name}</w:t>
       </w:r>
       <w:r>
         <w:rPr>
-          <w:rFonts w:asciiTheme="minorHAnsi" w:eastAsiaTheme="minorEastAsia" w:hAnsiTheme="minorHAnsi" w:cstheme="minorBidi"/>
+          <w:rFonts w:eastAsiaTheme="minorEastAsia"/>
         </w:rPr>
         <w:t>,</w:t>
       </w:r>
@@ -3798,10 +3846,14 @@
       <w:pPr>
         <w:spacing w:before="90"/>
         <w:ind w:firstLine="630"/>
-      </w:pPr>
-      <w:r>
-        <w:rPr>
-          <w:rFonts w:asciiTheme="minorHAnsi" w:eastAsiaTheme="minorEastAsia" w:hAnsiTheme="minorHAnsi" w:cstheme="minorBidi"/>
+        <w:rPr>
+          <w:sz w:val="24"/>
+          <w:szCs w:val="24"/>
+        </w:rPr>
+      </w:pPr>
+      <w:r>
+        <w:rPr>
+          <w:rFonts w:eastAsiaTheme="minorEastAsia"/>
           <w:sz w:val="24"/>
           <w:szCs w:val="24"/>
         </w:rPr>
@@ -3809,24 +3861,24 @@
       </w:r>
       <w:r>
         <w:rPr>
-          <w:rFonts w:asciiTheme="minorHAnsi" w:eastAsiaTheme="minorEastAsia" w:hAnsiTheme="minorHAnsi" w:cstheme="minorBidi"/>
-          <w:sz w:val="24"/>
-          <w:szCs w:val="24"/>
-        </w:rPr>
-        <w:t xml:space="preserve"> </w:t>
-      </w:r>
-      <w:r>
-        <w:rPr>
-          <w:rFonts w:asciiTheme="minorHAnsi" w:eastAsiaTheme="minorEastAsia" w:hAnsiTheme="minorHAnsi" w:cstheme="minorBidi"/>
+          <w:rFonts w:eastAsiaTheme="minorEastAsia"/>
           <w:sz w:val="24"/>
           <w:szCs w:val="24"/>
         </w:rPr>
         <w:t>Your monthly salary details &amp; total cost to company is as follows</w:t>
       </w:r>
       <w:r>
+        <w:rPr>
+          <w:sz w:val="24"/>
+          <w:szCs w:val="24"/>
+        </w:rPr>
         <w:t>:</w:t>
       </w:r>
       <w:r>
+        <w:rPr>
+          <w:sz w:val="24"/>
+          <w:szCs w:val="24"/>
+        </w:rPr>
         <w:br/>
       </w:r>
     </w:p>
@@ -3877,6 +3929,7 @@
                 <w:bCs/>
                 <w:color w:val="000000" w:themeColor="text1"/>
               </w:rPr>
+              <w:lastRenderedPageBreak/>
               <w:t>Proposed Breakup</w:t>
             </w:r>
           </w:p>
@@ -5064,7 +5117,29 @@
                 <w:sz w:val="20"/>
                 <w:szCs w:val="20"/>
               </w:rPr>
-              <w:t>₹ 39,781</w:t>
+              <w:t>₹ 39,</w:t>
+            </w:r>
+            <w:r>
+              <w:rPr>
+                <w:rFonts w:ascii="Bookman Old Style" w:eastAsia="Bookman Old Style" w:hAnsi="Bookman Old Style" w:cs="Bookman Old Style"/>
+                <w:b/>
+                <w:bCs/>
+                <w:color w:val="000000" w:themeColor="text1"/>
+                <w:sz w:val="20"/>
+                <w:szCs w:val="20"/>
+              </w:rPr>
+              <w:t>7</w:t>
+            </w:r>
+            <w:r>
+              <w:rPr>
+                <w:rFonts w:ascii="Bookman Old Style" w:eastAsia="Bookman Old Style" w:hAnsi="Bookman Old Style" w:cs="Bookman Old Style"/>
+                <w:b/>
+                <w:bCs/>
+                <w:color w:val="000000" w:themeColor="text1"/>
+                <w:sz w:val="20"/>
+                <w:szCs w:val="20"/>
+              </w:rPr>
+              <w:t>81</w:t>
             </w:r>
           </w:p>
         </w:tc>
@@ -5115,6 +5190,7 @@
       <w:pPr>
         <w:pStyle w:val="Heading1"/>
         <w:spacing w:before="8"/>
+        <w:ind w:left="720"/>
         <w:rPr>
           <w:sz w:val="22"/>
           <w:szCs w:val="22"/>
@@ -5126,23 +5202,26 @@
       <w:pPr>
         <w:pStyle w:val="Heading1"/>
         <w:spacing w:before="8"/>
+        <w:ind w:left="720"/>
+        <w:rPr>
+          <w:sz w:val="22"/>
+          <w:szCs w:val="22"/>
+        </w:rPr>
+      </w:pPr>
+      <w:r>
         <w:rPr>
           <w:sz w:val="22"/>
           <w:szCs w:val="22"/>
           <w:u w:val="thick"/>
         </w:rPr>
-      </w:pPr>
+        <w:t>Kindly Note:</w:t>
+      </w:r>
     </w:p>
     <w:p>
       <w:pPr>
         <w:pStyle w:val="Heading1"/>
         <w:spacing w:before="8"/>
-      </w:pPr>
-    </w:p>
-    <w:p>
-      <w:pPr>
-        <w:pStyle w:val="Heading1"/>
-        <w:spacing w:before="8"/>
+        <w:ind w:left="720"/>
         <w:rPr>
           <w:sz w:val="22"/>
           <w:szCs w:val="22"/>
@@ -5153,123 +5232,144 @@
     <w:p>
       <w:pPr>
         <w:pStyle w:val="Heading1"/>
-        <w:spacing w:before="8"/>
+        <w:ind w:left="720"/>
+        <w:rPr>
+          <w:b w:val="0"/>
+          <w:bCs w:val="0"/>
+        </w:rPr>
+      </w:pPr>
+      <w:r>
+        <w:rPr>
+          <w:b w:val="0"/>
+          <w:bCs w:val="0"/>
+        </w:rPr>
+        <w:t>The company is responsible for deducting taxes, Health Insurance</w:t>
+      </w:r>
+      <w:r>
+        <w:rPr>
+          <w:b w:val="0"/>
+          <w:bCs w:val="0"/>
+        </w:rPr>
+        <w:t>,</w:t>
+      </w:r>
+      <w:r>
+        <w:rPr>
+          <w:b w:val="0"/>
+          <w:bCs w:val="0"/>
+        </w:rPr>
+        <w:t xml:space="preserve"> PF &amp; any other govt. liability that is binding </w:t>
+      </w:r>
+      <w:r>
+        <w:rPr>
+          <w:b w:val="0"/>
+          <w:bCs w:val="0"/>
+        </w:rPr>
+        <w:t xml:space="preserve">by </w:t>
+      </w:r>
+      <w:r>
+        <w:rPr>
+          <w:b w:val="0"/>
+          <w:bCs w:val="0"/>
+        </w:rPr>
+        <w:t>the law. The salary paid to you will be calculated by deducting any such payments from your gross salary.</w:t>
+      </w:r>
+    </w:p>
+    <w:p>
+      <w:pPr>
+        <w:pStyle w:val="BodyText"/>
+        <w:spacing w:before="1"/>
+        <w:ind w:left="1440"/>
         <w:rPr>
           <w:sz w:val="22"/>
           <w:szCs w:val="22"/>
-          <w:u w:val="thick"/>
-        </w:rPr>
-      </w:pPr>
-    </w:p>
-    <w:p>
-      <w:pPr>
-        <w:pStyle w:val="Heading1"/>
-        <w:spacing w:before="8"/>
-        <w:ind w:left="0"/>
-        <w:rPr>
-          <w:sz w:val="22"/>
-          <w:szCs w:val="22"/>
-          <w:u w:val="thick"/>
-        </w:rPr>
-      </w:pPr>
-    </w:p>
-    <w:p>
-      <w:pPr>
-        <w:pStyle w:val="Heading1"/>
-        <w:spacing w:before="8"/>
+        </w:rPr>
+      </w:pPr>
+    </w:p>
+    <w:p>
+      <w:pPr>
+        <w:pStyle w:val="BodyText"/>
+        <w:ind w:left="731"/>
+        <w:jc w:val="both"/>
+        <w:rPr>
+          <w:b/>
+          <w:bCs/>
+        </w:rPr>
+      </w:pPr>
+    </w:p>
+    <w:p>
+      <w:pPr>
+        <w:pStyle w:val="BodyText"/>
+        <w:ind w:left="731"/>
+        <w:jc w:val="both"/>
+        <w:rPr>
+          <w:b/>
+          <w:bCs/>
+        </w:rPr>
+      </w:pPr>
+    </w:p>
+    <w:p>
+      <w:pPr>
+        <w:pStyle w:val="BodyText"/>
         <w:ind w:left="720"/>
-        <w:rPr>
-          <w:sz w:val="22"/>
-          <w:szCs w:val="22"/>
-        </w:rPr>
-      </w:pPr>
-      <w:r>
-        <w:rPr>
-          <w:sz w:val="22"/>
-          <w:szCs w:val="22"/>
-          <w:u w:val="thick"/>
-        </w:rPr>
-        <w:t>Kindly Note:</w:t>
-      </w:r>
-    </w:p>
-    <w:p>
-      <w:pPr>
-        <w:pStyle w:val="Heading1"/>
-        <w:spacing w:before="8"/>
-        <w:ind w:left="720"/>
-        <w:rPr>
-          <w:sz w:val="22"/>
-          <w:szCs w:val="22"/>
-          <w:u w:val="thick"/>
-        </w:rPr>
-      </w:pPr>
-    </w:p>
-    <w:p>
-      <w:pPr>
-        <w:pStyle w:val="Heading1"/>
-        <w:ind w:left="720"/>
-        <w:rPr>
-          <w:b w:val="0"/>
-          <w:bCs w:val="0"/>
-        </w:rPr>
-      </w:pPr>
-      <w:r>
-        <w:rPr>
-          <w:b w:val="0"/>
-          <w:bCs w:val="0"/>
-        </w:rPr>
-        <w:t>The company is responsible for deducting taxes, Health Insurance</w:t>
-      </w:r>
-      <w:r>
-        <w:rPr>
-          <w:b w:val="0"/>
-          <w:bCs w:val="0"/>
-        </w:rPr>
-        <w:t>,</w:t>
-      </w:r>
-      <w:r>
-        <w:rPr>
-          <w:b w:val="0"/>
-          <w:bCs w:val="0"/>
-        </w:rPr>
-        <w:t xml:space="preserve"> PF &amp; any other govt. liability that is binding </w:t>
-      </w:r>
-      <w:r>
-        <w:rPr>
-          <w:b w:val="0"/>
-          <w:bCs w:val="0"/>
-        </w:rPr>
-        <w:t xml:space="preserve">by </w:t>
-      </w:r>
-      <w:r>
-        <w:rPr>
-          <w:b w:val="0"/>
-          <w:bCs w:val="0"/>
-        </w:rPr>
-        <w:t>the law. The salary paid to you will be calculated by deducting any such payments from your gross salary.</w:t>
-      </w:r>
-    </w:p>
-    <w:p>
-      <w:pPr>
-        <w:pStyle w:val="BodyText"/>
-        <w:spacing w:before="1"/>
-        <w:ind w:left="1440"/>
-        <w:rPr>
-          <w:sz w:val="22"/>
-          <w:szCs w:val="22"/>
-        </w:rPr>
-      </w:pPr>
+        <w:jc w:val="both"/>
+        <w:rPr>
+          <w:b/>
+          <w:bCs/>
+        </w:rPr>
+      </w:pPr>
+      <w:r>
+        <w:rPr>
+          <w:b/>
+          <w:bCs/>
+        </w:rPr>
+        <w:t xml:space="preserve">For </w:t>
+      </w:r>
+      <w:proofErr w:type="spellStart"/>
+      <w:r>
+        <w:rPr>
+          <w:b/>
+          <w:bCs/>
+        </w:rPr>
+        <w:t>InTimeTec</w:t>
+      </w:r>
+      <w:proofErr w:type="spellEnd"/>
+      <w:r>
+        <w:rPr>
+          <w:b/>
+          <w:bCs/>
+        </w:rPr>
+        <w:t xml:space="preserve"> </w:t>
+      </w:r>
+      <w:proofErr w:type="spellStart"/>
+      <w:r>
+        <w:rPr>
+          <w:b/>
+          <w:bCs/>
+        </w:rPr>
+        <w:t>VisionSoft</w:t>
+      </w:r>
+      <w:proofErr w:type="spellEnd"/>
+      <w:r>
+        <w:rPr>
+          <w:b/>
+          <w:bCs/>
+        </w:rPr>
+        <w:t xml:space="preserve"> Private Limited </w:t>
+      </w:r>
     </w:p>
     <w:p>
       <w:pPr>
         <w:pStyle w:val="BodyText"/>
         <w:ind w:left="731"/>
         <w:jc w:val="both"/>
-        <w:rPr>
-          <w:b/>
-          <w:bCs/>
-        </w:rPr>
-      </w:pPr>
+      </w:pPr>
+      <w:r>
+        <w:rPr>
+          <w:b/>
+          <w:bCs/>
+        </w:rPr>
+        <w:t> </w:t>
+      </w:r>
     </w:p>
     <w:p>
       <w:pPr>
@@ -5289,38 +5389,18 @@
         <w:jc w:val="both"/>
         <w:rPr>
           <w:b/>
-          <w:bCs/>
-        </w:rPr>
-      </w:pPr>
-    </w:p>
-    <w:p>
-      <w:pPr>
-        <w:pStyle w:val="BodyText"/>
-        <w:ind w:left="720"/>
-        <w:jc w:val="both"/>
-        <w:rPr>
-          <w:b/>
-          <w:bCs/>
-        </w:rPr>
-      </w:pPr>
-      <w:r>
-        <w:rPr>
-          <w:b/>
-          <w:bCs/>
-        </w:rPr>
-        <w:t>For InTimeTec VisionSoft Private Limited </w:t>
-      </w:r>
-    </w:p>
-    <w:p>
-      <w:pPr>
-        <w:pStyle w:val="BodyText"/>
-        <w:ind w:left="731"/>
-        <w:jc w:val="both"/>
-      </w:pPr>
-      <w:r>
-        <w:rPr>
-          <w:b/>
-          <w:bCs/>
+        </w:rPr>
+      </w:pPr>
+      <w:r>
+        <w:rPr>
+          <w:b/>
+          <w:bCs/>
+        </w:rPr>
+        <w:t>________________</w:t>
+      </w:r>
+      <w:r>
+        <w:rPr>
+          <w:b/>
         </w:rPr>
         <w:t> </w:t>
       </w:r>
@@ -5328,40 +5408,6 @@
     <w:p>
       <w:pPr>
         <w:pStyle w:val="BodyText"/>
-        <w:ind w:left="731"/>
-        <w:jc w:val="both"/>
-        <w:rPr>
-          <w:b/>
-          <w:bCs/>
-        </w:rPr>
-      </w:pPr>
-    </w:p>
-    <w:p>
-      <w:pPr>
-        <w:pStyle w:val="BodyText"/>
-        <w:ind w:left="731"/>
-        <w:jc w:val="both"/>
-        <w:rPr>
-          <w:b/>
-        </w:rPr>
-      </w:pPr>
-      <w:r>
-        <w:rPr>
-          <w:b/>
-          <w:bCs/>
-        </w:rPr>
-        <w:t>________________</w:t>
-      </w:r>
-      <w:r>
-        <w:rPr>
-          <w:b/>
-        </w:rPr>
-        <w:t> </w:t>
-      </w:r>
-    </w:p>
-    <w:p>
-      <w:pPr>
-        <w:pStyle w:val="BodyText"/>
         <w:ind w:left="709" w:right="5633"/>
         <w:rPr>
           <w:b/>
@@ -5374,6 +5420,7 @@
           <w:b/>
           <w:bCs/>
         </w:rPr>
+        <w:lastRenderedPageBreak/>
         <w:t xml:space="preserve">Name: </w:t>
       </w:r>
       <w:r>
@@ -7475,6 +7522,30 @@
 </file>
 
 <file path=customXml/item2.xml><?xml version="1.0" encoding="utf-8"?>
+<b:Sources xmlns:b="http://schemas.openxmlformats.org/officeDocument/2006/bibliography" xmlns="http://schemas.openxmlformats.org/officeDocument/2006/bibliography" SelectedStyle="\APASixthEditionOfficeOnline.xsl" StyleName="APA" Version="6"/>
+</file>
+
+<file path=customXml/item3.xml><?xml version="1.0" encoding="utf-8"?>
+<p:properties xmlns:p="http://schemas.microsoft.com/office/2006/metadata/properties" xmlns:xsi="http://www.w3.org/2001/XMLSchema-instance" xmlns:pc="http://schemas.microsoft.com/office/infopath/2007/PartnerControls">
+  <documentManagement>
+    <TaxCatchAll xmlns="7599b5d6-ae20-4aec-a97e-17c9a39d495a" xsi:nil="true"/>
+    <lcf76f155ced4ddcb4097134ff3c332f xmlns="5fde2682-b346-4622-b077-6a51fae8b6aa">
+      <Terms xmlns="http://schemas.microsoft.com/office/infopath/2007/PartnerControls"/>
+    </lcf76f155ced4ddcb4097134ff3c332f>
+    <SharedWithUsers xmlns="7599b5d6-ae20-4aec-a97e-17c9a39d495a">
+      <UserInfo>
+        <DisplayName/>
+        <AccountId xsi:nil="true"/>
+        <AccountType/>
+      </UserInfo>
+    </SharedWithUsers>
+    <_ip_UnifiedCompliancePolicyUIAction xmlns="http://schemas.microsoft.com/sharepoint/v3" xsi:nil="true"/>
+    <_ip_UnifiedCompliancePolicyProperties xmlns="http://schemas.microsoft.com/sharepoint/v3" xsi:nil="true"/>
+  </documentManagement>
+</p:properties>
+</file>
+
+<file path=customXml/item4.xml><?xml version="1.0" encoding="utf-8"?>
 <ct:contentTypeSchema xmlns:ct="http://schemas.microsoft.com/office/2006/metadata/contentType" xmlns:ma="http://schemas.microsoft.com/office/2006/metadata/properties/metaAttributes" ct:_="" ma:_="" ma:contentTypeName="Document" ma:contentTypeID="0x010100EFB70A439C4E1146B4BEACF826B484FB" ma:contentTypeVersion="20" ma:contentTypeDescription="Create a new document." ma:contentTypeScope="" ma:versionID="df813c0a3bdf2966b390f294fc314f81">
   <xsd:schema xmlns:xsd="http://www.w3.org/2001/XMLSchema" xmlns:xs="http://www.w3.org/2001/XMLSchema" xmlns:p="http://schemas.microsoft.com/office/2006/metadata/properties" xmlns:ns1="http://schemas.microsoft.com/sharepoint/v3" xmlns:ns2="5fde2682-b346-4622-b077-6a51fae8b6aa" xmlns:ns3="7599b5d6-ae20-4aec-a97e-17c9a39d495a" targetNamespace="http://schemas.microsoft.com/office/2006/metadata/properties" ma:root="true" ma:fieldsID="b1c6a563b7f488635e9d48b3e4bb41e0" ns1:_="" ns2:_="" ns3:_="">
     <xsd:import namespace="http://schemas.microsoft.com/sharepoint/v3"/>
@@ -7746,30 +7817,6 @@
 </ct:contentTypeSchema>
 </file>
 
-<file path=customXml/item3.xml><?xml version="1.0" encoding="utf-8"?>
-<p:properties xmlns:p="http://schemas.microsoft.com/office/2006/metadata/properties" xmlns:xsi="http://www.w3.org/2001/XMLSchema-instance" xmlns:pc="http://schemas.microsoft.com/office/infopath/2007/PartnerControls">
-  <documentManagement>
-    <TaxCatchAll xmlns="7599b5d6-ae20-4aec-a97e-17c9a39d495a" xsi:nil="true"/>
-    <lcf76f155ced4ddcb4097134ff3c332f xmlns="5fde2682-b346-4622-b077-6a51fae8b6aa">
-      <Terms xmlns="http://schemas.microsoft.com/office/infopath/2007/PartnerControls"/>
-    </lcf76f155ced4ddcb4097134ff3c332f>
-    <SharedWithUsers xmlns="7599b5d6-ae20-4aec-a97e-17c9a39d495a">
-      <UserInfo>
-        <DisplayName/>
-        <AccountId xsi:nil="true"/>
-        <AccountType/>
-      </UserInfo>
-    </SharedWithUsers>
-    <_ip_UnifiedCompliancePolicyUIAction xmlns="http://schemas.microsoft.com/sharepoint/v3" xsi:nil="true"/>
-    <_ip_UnifiedCompliancePolicyProperties xmlns="http://schemas.microsoft.com/sharepoint/v3" xsi:nil="true"/>
-  </documentManagement>
-</p:properties>
-</file>
-
-<file path=customXml/item4.xml><?xml version="1.0" encoding="utf-8"?>
-<b:Sources xmlns:b="http://schemas.openxmlformats.org/officeDocument/2006/bibliography" xmlns="http://schemas.openxmlformats.org/officeDocument/2006/bibliography" SelectedStyle="\APASixthEditionOfficeOnline.xsl" StyleName="APA" Version="6"/>
-</file>
-
 <file path=customXml/itemProps1.xml><?xml version="1.0" encoding="utf-8"?>
 <ds:datastoreItem xmlns:ds="http://schemas.openxmlformats.org/officeDocument/2006/customXml" ds:itemID="{3CA397C3-9387-41D0-BDDA-DD10E687A044}">
   <ds:schemaRefs>
@@ -7779,6 +7826,26 @@
 </file>
 
 <file path=customXml/itemProps2.xml><?xml version="1.0" encoding="utf-8"?>
+<ds:datastoreItem xmlns:ds="http://schemas.openxmlformats.org/officeDocument/2006/customXml" ds:itemID="{F3B38CCB-5D9B-41AE-B90F-85C145975EB7}">
+  <ds:schemaRefs>
+    <ds:schemaRef ds:uri="http://schemas.openxmlformats.org/officeDocument/2006/bibliography"/>
+  </ds:schemaRefs>
+</ds:datastoreItem>
+</file>
+
+<file path=customXml/itemProps3.xml><?xml version="1.0" encoding="utf-8"?>
+<ds:datastoreItem xmlns:ds="http://schemas.openxmlformats.org/officeDocument/2006/customXml" ds:itemID="{611CF45A-1675-4B5D-AB3F-549FD18162B0}">
+  <ds:schemaRefs>
+    <ds:schemaRef ds:uri="http://schemas.microsoft.com/office/2006/metadata/properties"/>
+    <ds:schemaRef ds:uri="http://schemas.microsoft.com/office/infopath/2007/PartnerControls"/>
+    <ds:schemaRef ds:uri="7599b5d6-ae20-4aec-a97e-17c9a39d495a"/>
+    <ds:schemaRef ds:uri="5fde2682-b346-4622-b077-6a51fae8b6aa"/>
+    <ds:schemaRef ds:uri="http://schemas.microsoft.com/sharepoint/v3"/>
+  </ds:schemaRefs>
+</ds:datastoreItem>
+</file>
+
+<file path=customXml/itemProps4.xml><?xml version="1.0" encoding="utf-8"?>
 <ds:datastoreItem xmlns:ds="http://schemas.openxmlformats.org/officeDocument/2006/customXml" ds:itemID="{F6806259-963C-48A9-A622-DA5E443F5CEC}">
   <ds:schemaRefs>
     <ds:schemaRef ds:uri="http://schemas.microsoft.com/office/2006/metadata/contentType"/>
@@ -7796,24 +7863,4 @@
     <ds:schemaRef ds:uri="http://schemas.microsoft.com/internal/obd"/>
   </ds:schemaRefs>
 </ds:datastoreItem>
-</file>
-
-<file path=customXml/itemProps3.xml><?xml version="1.0" encoding="utf-8"?>
-<ds:datastoreItem xmlns:ds="http://schemas.openxmlformats.org/officeDocument/2006/customXml" ds:itemID="{611CF45A-1675-4B5D-AB3F-549FD18162B0}">
-  <ds:schemaRefs>
-    <ds:schemaRef ds:uri="http://schemas.microsoft.com/office/2006/metadata/properties"/>
-    <ds:schemaRef ds:uri="http://schemas.microsoft.com/office/infopath/2007/PartnerControls"/>
-    <ds:schemaRef ds:uri="7599b5d6-ae20-4aec-a97e-17c9a39d495a"/>
-    <ds:schemaRef ds:uri="5fde2682-b346-4622-b077-6a51fae8b6aa"/>
-    <ds:schemaRef ds:uri="http://schemas.microsoft.com/sharepoint/v3"/>
-  </ds:schemaRefs>
-</ds:datastoreItem>
-</file>
-
-<file path=customXml/itemProps4.xml><?xml version="1.0" encoding="utf-8"?>
-<ds:datastoreItem xmlns:ds="http://schemas.openxmlformats.org/officeDocument/2006/customXml" ds:itemID="{F3B38CCB-5D9B-41AE-B90F-85C145975EB7}">
-  <ds:schemaRefs>
-    <ds:schemaRef ds:uri="http://schemas.openxmlformats.org/officeDocument/2006/bibliography"/>
-  </ds:schemaRefs>
-</ds:datastoreItem>
 </file>